--- a/de/index.docx
+++ b/de/index.docx
@@ -23,7 +23,7 @@
         <w:pStyle w:val="Date"/>
       </w:pPr>
       <w:r>
-        <w:t xml:space="preserve">12. August 2026</w:t>
+        <w:t xml:space="preserve">14. August 2026</w:t>
       </w:r>
     </w:p>
     <w:p>
@@ -1913,7 +1913,7 @@
     </w:p>
     <w:bookmarkEnd w:id="44"/>
     <w:bookmarkEnd w:id="45"/>
-    <w:bookmarkStart w:id="50" w:name="datenmodell"/>
+    <w:bookmarkStart w:id="51" w:name="datenmodell"/>
     <w:p>
       <w:pPr>
         <w:pStyle w:val="berschrift1"/>
@@ -1922,7 +1922,7 @@
         <w:t xml:space="preserve">Datenmodell</w:t>
       </w:r>
     </w:p>
-    <w:bookmarkStart w:id="49" w:name="sec-linked-data"/>
+    <w:bookmarkStart w:id="50" w:name="sec-linked-data"/>
     <w:p>
       <w:pPr>
         <w:pStyle w:val="berschrift2"/>
@@ -2031,118 +2031,6 @@
       </w:r>
       <w:r>
         <w:t xml:space="preserve">.</w:t>
-      </w:r>
-    </w:p>
-    <w:p>
-      <w:pPr>
-        <w:pStyle w:val="CaptionedFigure"/>
-      </w:pPr>
-      <w:r>
-        <w:drawing>
-          <wp:inline>
-            <wp:extent cx="6299200" cy="2428889"/>
-            <wp:effectExtent b="0" l="0" r="0" t="0"/>
-            <wp:docPr descr="UML-Diagramm des Datenmodells." title="" id="47" name="Picture"/>
-            <a:graphic>
-              <a:graphicData uri="http://schemas.openxmlformats.org/drawingml/2006/picture">
-                <pic:pic>
-                  <pic:nvPicPr>
-                    <pic:cNvPr descr="../assets/img/uml.png" id="48" name="Picture"/>
-                    <pic:cNvPicPr>
-                      <a:picLocks noChangeArrowheads="1" noChangeAspect="1"/>
-                    </pic:cNvPicPr>
-                  </pic:nvPicPr>
-                  <pic:blipFill>
-                    <a:blip r:embed="rId46"/>
-                    <a:stretch>
-                      <a:fillRect/>
-                    </a:stretch>
-                  </pic:blipFill>
-                  <pic:spPr bwMode="auto">
-                    <a:xfrm>
-                      <a:off x="0" y="0"/>
-                      <a:ext cx="6299200" cy="2428889"/>
-                    </a:xfrm>
-                    <a:prstGeom prst="rect">
-                      <a:avLst/>
-                    </a:prstGeom>
-                    <a:noFill/>
-                    <a:ln w="9525">
-                      <a:noFill/>
-                      <a:headEnd/>
-                      <a:tailEnd/>
-                    </a:ln>
-                  </pic:spPr>
-                </pic:pic>
-              </a:graphicData>
-            </a:graphic>
-          </wp:inline>
-        </w:drawing>
-      </w:r>
-    </w:p>
-    <w:p>
-      <w:pPr>
-        <w:pStyle w:val="ImageCaption"/>
-      </w:pPr>
-      <w:r>
-        <w:t xml:space="preserve">UML-Diagramm des Datenmodells.</w:t>
-      </w:r>
-    </w:p>
-    <w:p>
-      <w:pPr>
-        <w:pStyle w:val="Textkrper"/>
-      </w:pPr>
-      <w:r>
-        <w:t xml:space="preserve">TBC.</w:t>
-      </w:r>
-    </w:p>
-    <w:bookmarkEnd w:id="49"/>
-    <w:bookmarkEnd w:id="50"/>
-    <w:bookmarkStart w:id="62" w:name="klassen"/>
-    <w:p>
-      <w:pPr>
-        <w:pStyle w:val="berschrift1"/>
-      </w:pPr>
-      <w:r>
-        <w:t xml:space="preserve">Klassen</w:t>
-      </w:r>
-    </w:p>
-    <w:bookmarkStart w:id="52" w:name="sec-direktzahlungskultur"/>
-    <w:p>
-      <w:pPr>
-        <w:pStyle w:val="berschrift2"/>
-      </w:pPr>
-      <w:r>
-        <w:t xml:space="preserve">Direktzahlungskultur</w:t>
-      </w:r>
-    </w:p>
-    <w:p>
-      <w:pPr>
-        <w:pStyle w:val="FirstParagraph"/>
-      </w:pPr>
-      <w:r>
-        <w:t xml:space="preserve">Beschreibt eine Liste der «Kulturen», die gemäss Direktzahlungsverordnung (DZV) im Bereich Landwirtschaft relevant sind. Diese «Kulturen» werden für den Direktzahlungsvollzug verwendet. Sie entsprechen den Hauptkulturen.</w:t>
-      </w:r>
-    </w:p>
-    <w:p>
-      <w:pPr>
-        <w:pStyle w:val="Textkrper"/>
-      </w:pPr>
-      <w:r>
-        <w:rPr>
-          <w:b/>
-          <w:bCs/>
-        </w:rPr>
-        <w:t xml:space="preserve">Zielklasse:</w:t>
-      </w:r>
-      <w:r>
-        <w:t xml:space="preserve"> </w:t>
-      </w:r>
-      <w:r>
-        <w:rPr>
-          <w:rStyle w:val="VerbatimChar"/>
-        </w:rPr>
-        <w:t xml:space="preserve">:DirectPaymentCrop</w:t>
       </w:r>
     </w:p>
     <w:tbl>
@@ -2158,7 +2046,55 @@
       <w:tr>
         <w:tc>
           <w:tcPr/>
-          <w:bookmarkStart w:id="51" w:name="tbl-direktzahlungskultur"/>
+          <w:bookmarkStart w:id="49" w:name="fig-uml"/>
+          <w:p>
+            <w:pPr>
+              <w:pStyle w:val="Compact"/>
+              <w:jc w:val="center"/>
+            </w:pPr>
+            <w:r>
+              <w:drawing>
+                <wp:inline>
+                  <wp:extent cx="6299200" cy="1568513"/>
+                  <wp:effectExtent b="0" l="0" r="0" t="0"/>
+                  <wp:docPr descr="" title="" id="47" name="Picture"/>
+                  <a:graphic>
+                    <a:graphicData uri="http://schemas.openxmlformats.org/drawingml/2006/picture">
+                      <pic:pic>
+                        <pic:nvPicPr>
+                          <pic:cNvPr descr="../assets/img/uml.png" id="48" name="Picture"/>
+                          <pic:cNvPicPr>
+                            <a:picLocks noChangeArrowheads="1" noChangeAspect="1"/>
+                          </pic:cNvPicPr>
+                        </pic:nvPicPr>
+                        <pic:blipFill>
+                          <a:blip r:embed="rId46"/>
+                          <a:stretch>
+                            <a:fillRect/>
+                          </a:stretch>
+                        </pic:blipFill>
+                        <pic:spPr bwMode="auto">
+                          <a:xfrm>
+                            <a:off x="0" y="0"/>
+                            <a:ext cx="6299200" cy="1568513"/>
+                          </a:xfrm>
+                          <a:prstGeom prst="rect">
+                            <a:avLst/>
+                          </a:prstGeom>
+                          <a:noFill/>
+                          <a:ln w="9525">
+                            <a:noFill/>
+                            <a:headEnd/>
+                            <a:tailEnd/>
+                          </a:ln>
+                        </pic:spPr>
+                      </pic:pic>
+                    </a:graphicData>
+                  </a:graphic>
+                </wp:inline>
+              </w:drawing>
+            </w:r>
+          </w:p>
           <w:p>
             <w:pPr>
               <w:jc w:val="center"/>
@@ -2169,7 +2105,97 @@
               <w:pStyle w:val="ImageCaption"/>
             </w:pPr>
             <w:r>
-              <w:t xml:space="preserve">Tabelle 3: Direktzahlungskultur Eigenschaften</w:t>
+              <w:t xml:space="preserve">Abbildung 1: UML-Diagramm des Datenmodells von eCH-0265. Dieses Diagramm wurde automatisch mithilfe von SHACL PLAY!</w:t>
+            </w:r>
+            <w:r>
+              <w:t xml:space="preserve"> </w:t>
+            </w:r>
+            <w:r>
+              <w:t xml:space="preserve">(</w:t>
+            </w:r>
+            <w:hyperlink w:anchor="ref-francart2020shacl">
+              <w:r>
+                <w:rPr>
+                  <w:rStyle w:val="Hyperlink"/>
+                </w:rPr>
+                <w:t xml:space="preserve">Francart 2020</w:t>
+              </w:r>
+            </w:hyperlink>
+            <w:r>
+              <w:t xml:space="preserve">)</w:t>
+            </w:r>
+            <w:r>
+              <w:t xml:space="preserve"> </w:t>
+            </w:r>
+            <w:r>
+              <w:t xml:space="preserve">aus den SHACL-Spezifikationen generiert.</w:t>
+            </w:r>
+          </w:p>
+          <w:bookmarkEnd w:id="49"/>
+        </w:tc>
+      </w:tr>
+    </w:tbl>
+    <w:p>
+      <w:pPr>
+        <w:pStyle w:val="Textkrper"/>
+      </w:pPr>
+      <w:r>
+        <w:t xml:space="preserve">TBC.</w:t>
+      </w:r>
+    </w:p>
+    <w:bookmarkEnd w:id="50"/>
+    <w:bookmarkEnd w:id="51"/>
+    <w:bookmarkStart w:id="69" w:name="klassen"/>
+    <w:p>
+      <w:pPr>
+        <w:pStyle w:val="berschrift1"/>
+      </w:pPr>
+      <w:r>
+        <w:t xml:space="preserve">Klassen</w:t>
+      </w:r>
+    </w:p>
+    <w:bookmarkStart w:id="53" w:name="sec-agronomische-kulturkategorie"/>
+    <w:p>
+      <w:pPr>
+        <w:pStyle w:val="berschrift2"/>
+      </w:pPr>
+      <w:r>
+        <w:t xml:space="preserve">Agronomische Kulturkategorie</w:t>
+      </w:r>
+    </w:p>
+    <w:p>
+      <w:pPr>
+        <w:pStyle w:val="FirstParagraph"/>
+      </w:pPr>
+      <w:r>
+        <w:t xml:space="preserve">Unterste Hierarchieebene, welche die eigentlichen Kulturen mit spezifischen agronomischen Eigenschaften für die Suisse-Bilanz beinhaltet.</w:t>
+      </w:r>
+    </w:p>
+    <w:tbl>
+      <w:tblPr>
+        <w:tblStyle w:val="Table"/>
+        <w:tblW w:type="pct" w:w="5000"/>
+        <w:tblLayout w:type="fixed"/>
+        <w:tblLook w:firstRow="0" w:lastRow="0" w:firstColumn="0" w:lastColumn="0" w:noHBand="0" w:noVBand="0" w:val="0000"/>
+      </w:tblPr>
+      <w:tblGrid>
+        <w:gridCol w:w="7920"/>
+      </w:tblGrid>
+      <w:tr>
+        <w:tc>
+          <w:tcPr/>
+          <w:bookmarkStart w:id="52" w:name="tbl-agronomische-kulturkategorie"/>
+          <w:p>
+            <w:pPr>
+              <w:jc w:val="center"/>
+            </w:pPr>
+            <w:pPr>
+              <w:jc w:val="left"/>
+              <w:spacing w:before="200"/>
+              <w:pStyle w:val="ImageCaption"/>
+            </w:pPr>
+            <w:r>
+              <w:t xml:space="preserve">Tabelle 3: Agronomische Kulturkategorie Eigenschaften</w:t>
             </w:r>
           </w:p>
           <w:tbl>
@@ -2256,10 +2282,7 @@
                       <w:b/>
                       <w:bCs/>
                     </w:rPr>
-                    <w:t xml:space="preserve">LNF-Code</w:t>
-                  </w:r>
-                  <w:r>
-                    <w:t xml:space="preserve">: Auch Kulturcode genannt, ist der allgemein gebräuchliche Identifikator für Direktzahlungskulturen in der Schweiz.</w:t>
+                    <w:t xml:space="preserve">Identifikator</w:t>
                   </w:r>
                 </w:p>
               </w:tc>
@@ -2320,6 +2343,70 @@
                   </w:pPr>
                   <w:r>
                     <w:t xml:space="preserve">1..1</w:t>
+                  </w:r>
+                </w:p>
+              </w:tc>
+            </w:tr>
+            <w:tr>
+              <w:tc>
+                <w:tcPr/>
+                <w:p>
+                  <w:pPr>
+                    <w:pStyle w:val="Compact"/>
+                    <w:jc w:val="left"/>
+                    <w:jc w:val="center"/>
+                  </w:pPr>
+                  <w:r>
+                    <w:rPr>
+                      <w:b/>
+                      <w:bCs/>
+                    </w:rPr>
+                    <w:t xml:space="preserve">Konzeptschema</w:t>
+                  </w:r>
+                </w:p>
+              </w:tc>
+              <w:tc>
+                <w:tcPr/>
+                <w:p>
+                  <w:pPr>
+                    <w:pStyle w:val="Compact"/>
+                    <w:jc w:val="left"/>
+                    <w:jc w:val="center"/>
+                  </w:pPr>
+                  <w:r>
+                    <w:rPr>
+                      <w:rStyle w:val="VerbatimChar"/>
+                    </w:rPr>
+                    <w:t xml:space="preserve">skos:inScheme</w:t>
+                  </w:r>
+                </w:p>
+              </w:tc>
+              <w:tc>
+                <w:tcPr/>
+                <w:p>
+                  <w:pPr>
+                    <w:pStyle w:val="Compact"/>
+                    <w:jc w:val="left"/>
+                    <w:jc w:val="center"/>
+                  </w:pPr>
+                  <w:r>
+                    <w:rPr>
+                      <w:rStyle w:val="VerbatimChar"/>
+                    </w:rPr>
+                    <w:t xml:space="preserve">sh:IRI</w:t>
+                  </w:r>
+                </w:p>
+              </w:tc>
+              <w:tc>
+                <w:tcPr/>
+                <w:p>
+                  <w:pPr>
+                    <w:pStyle w:val="Compact"/>
+                    <w:jc w:val="right"/>
+                    <w:jc w:val="center"/>
+                  </w:pPr>
+                  <w:r>
+                    <w:t xml:space="preserve">1..*</w:t>
                   </w:r>
                 </w:p>
               </w:tc>
@@ -2340,9 +2427,6 @@
                     </w:rPr>
                     <w:t xml:space="preserve">Name</w:t>
                   </w:r>
-                  <w:r>
-                    <w:t xml:space="preserve">: Die offizielle Bezeichnung dieser Direktzahlungskultur, abgegelichen mit der Landwirtschaftlichen Begriffsverordnung (LBV).</w:t>
-                  </w:r>
                 </w:p>
               </w:tc>
               <w:tc>
@@ -2420,10 +2504,7 @@
                       <w:b/>
                       <w:bCs/>
                     </w:rPr>
-                    <w:t xml:space="preserve">Kulturgruppe</w:t>
-                  </w:r>
-                  <w:r>
-                    <w:t xml:space="preserve">: Eine Kategorie für die Kultur, oft definiert in der LBV.</w:t>
+                    <w:t xml:space="preserve">Unterkategorie</w:t>
                   </w:r>
                 </w:p>
               </w:tc>
@@ -2439,7 +2520,139 @@
                     <w:rPr>
                       <w:rStyle w:val="VerbatimChar"/>
                     </w:rPr>
-                    <w:t xml:space="preserve">:cultivationGroup</w:t>
+                    <w:t xml:space="preserve">eCH-0265:cultivationSubCategory</w:t>
+                  </w:r>
+                </w:p>
+              </w:tc>
+              <w:tc>
+                <w:tcPr/>
+                <w:p>
+                  <w:pPr>
+                    <w:pStyle w:val="Compact"/>
+                    <w:jc w:val="left"/>
+                    <w:jc w:val="center"/>
+                  </w:pPr>
+                  <w:hyperlink w:anchor="X6f4964e4a62db8140bc4a081f9ca5a90ae9384b">
+                    <w:r>
+                      <w:rPr>
+                        <w:rStyle w:val="Hyperlink"/>
+                      </w:rPr>
+                      <w:t xml:space="preserve">eCH-0265:NutrientBalanceCropSubCategory</w:t>
+                    </w:r>
+                  </w:hyperlink>
+                </w:p>
+              </w:tc>
+              <w:tc>
+                <w:tcPr/>
+                <w:p>
+                  <w:pPr>
+                    <w:pStyle w:val="Compact"/>
+                    <w:jc w:val="right"/>
+                    <w:jc w:val="center"/>
+                  </w:pPr>
+                  <w:r>
+                    <w:t xml:space="preserve">1..1</w:t>
+                  </w:r>
+                </w:p>
+              </w:tc>
+            </w:tr>
+            <w:tr>
+              <w:tc>
+                <w:tcPr/>
+                <w:p>
+                  <w:pPr>
+                    <w:pStyle w:val="Compact"/>
+                    <w:jc w:val="left"/>
+                    <w:jc w:val="center"/>
+                  </w:pPr>
+                  <w:r>
+                    <w:rPr>
+                      <w:b/>
+                      <w:bCs/>
+                    </w:rPr>
+                    <w:t xml:space="preserve">Kategorie</w:t>
+                  </w:r>
+                </w:p>
+              </w:tc>
+              <w:tc>
+                <w:tcPr/>
+                <w:p>
+                  <w:pPr>
+                    <w:pStyle w:val="Compact"/>
+                    <w:jc w:val="left"/>
+                    <w:jc w:val="center"/>
+                  </w:pPr>
+                  <w:r>
+                    <w:rPr>
+                      <w:rStyle w:val="VerbatimChar"/>
+                    </w:rPr>
+                    <w:t xml:space="preserve">eCH-0265:cultivationCategory</w:t>
+                  </w:r>
+                </w:p>
+              </w:tc>
+              <w:tc>
+                <w:tcPr/>
+                <w:p>
+                  <w:pPr>
+                    <w:pStyle w:val="Compact"/>
+                    <w:jc w:val="left"/>
+                    <w:jc w:val="center"/>
+                  </w:pPr>
+                  <w:hyperlink w:anchor="X34f5987c51703074c0f8334c195c9069d9747b3">
+                    <w:r>
+                      <w:rPr>
+                        <w:rStyle w:val="Hyperlink"/>
+                      </w:rPr>
+                      <w:t xml:space="preserve">eCH-0265:NutrientBalanceCropCategory</w:t>
+                    </w:r>
+                  </w:hyperlink>
+                </w:p>
+              </w:tc>
+              <w:tc>
+                <w:tcPr/>
+                <w:p>
+                  <w:pPr>
+                    <w:pStyle w:val="Compact"/>
+                    <w:jc w:val="right"/>
+                    <w:jc w:val="center"/>
+                  </w:pPr>
+                  <w:r>
+                    <w:t xml:space="preserve">1..1</w:t>
+                  </w:r>
+                </w:p>
+              </w:tc>
+            </w:tr>
+            <w:tr>
+              <w:tc>
+                <w:tcPr/>
+                <w:p>
+                  <w:pPr>
+                    <w:pStyle w:val="Compact"/>
+                    <w:jc w:val="left"/>
+                    <w:jc w:val="center"/>
+                  </w:pPr>
+                  <w:r>
+                    <w:rPr>
+                      <w:b/>
+                      <w:bCs/>
+                    </w:rPr>
+                    <w:t xml:space="preserve">Kultivierungstyp</w:t>
+                  </w:r>
+                </w:p>
+              </w:tc>
+              <w:tc>
+                <w:tcPr/>
+                <w:p>
+                  <w:pPr>
+                    <w:pStyle w:val="Compact"/>
+                    <w:jc w:val="left"/>
+                    <w:jc w:val="center"/>
+                  </w:pPr>
+                  <w:r>
+                    <w:rPr>
+                      <w:rStyle w:val="VerbatimChar"/>
+                    </w:rPr>
+                    <w:t xml:space="preserve">skos:exactMatch</w:t>
                   </w:r>
                 </w:p>
               </w:tc>
@@ -2456,231 +2669,9 @@
                       <w:rPr>
                         <w:rStyle w:val="Hyperlink"/>
                       </w:rPr>
-                      <w:t xml:space="preserve">:CultivationType</w:t>
+                      <w:t xml:space="preserve">eCH-0265:CultivationType</w:t>
                     </w:r>
                   </w:hyperlink>
-                  <w:r>
-                    <w:t xml:space="preserve"> </w:t>
-                  </w:r>
-                  <w:r>
-                    <w:t xml:space="preserve">oder</w:t>
-                  </w:r>
-                  <w:r>
-                    <w:t xml:space="preserve"> </w:t>
-                  </w:r>
-                  <w:r>
-                    <w:rPr>
-                      <w:rStyle w:val="VerbatimChar"/>
-                    </w:rPr>
-                    <w:t xml:space="preserve">sh:IRI</w:t>
-                  </w:r>
-                </w:p>
-              </w:tc>
-              <w:tc>
-                <w:tcPr/>
-                <w:p>
-                  <w:pPr>
-                    <w:pStyle w:val="Compact"/>
-                    <w:jc w:val="right"/>
-                    <w:jc w:val="center"/>
-                  </w:pPr>
-                  <w:r>
-                    <w:t xml:space="preserve">0..1</w:t>
-                  </w:r>
-                </w:p>
-              </w:tc>
-            </w:tr>
-            <w:tr>
-              <w:tc>
-                <w:tcPr/>
-                <w:p>
-                  <w:pPr>
-                    <w:pStyle w:val="Compact"/>
-                    <w:jc w:val="left"/>
-                    <w:jc w:val="center"/>
-                  </w:pPr>
-                  <w:r>
-                    <w:rPr>
-                      <w:b/>
-                      <w:bCs/>
-                    </w:rPr>
-                    <w:t xml:space="preserve">Gültig von</w:t>
-                  </w:r>
-                  <w:r>
-                    <w:t xml:space="preserve">: Ab welchem Jahr wurde diese Direktzahlungskultur offiziell verwendet?</w:t>
-                  </w:r>
-                </w:p>
-              </w:tc>
-              <w:tc>
-                <w:tcPr/>
-                <w:p>
-                  <w:pPr>
-                    <w:pStyle w:val="Compact"/>
-                    <w:jc w:val="left"/>
-                    <w:jc w:val="center"/>
-                  </w:pPr>
-                  <w:r>
-                    <w:rPr>
-                      <w:rStyle w:val="VerbatimChar"/>
-                    </w:rPr>
-                    <w:t xml:space="preserve">schema:validFrom</w:t>
-                  </w:r>
-                </w:p>
-              </w:tc>
-              <w:tc>
-                <w:tcPr/>
-                <w:p>
-                  <w:pPr>
-                    <w:pStyle w:val="Compact"/>
-                    <w:jc w:val="left"/>
-                    <w:jc w:val="center"/>
-                  </w:pPr>
-                  <w:r>
-                    <w:rPr>
-                      <w:rStyle w:val="VerbatimChar"/>
-                    </w:rPr>
-                    <w:t xml:space="preserve">xsd:integer</w:t>
-                  </w:r>
-                  <w:r>
-                    <w:t xml:space="preserve"> </w:t>
-                  </w:r>
-                  <w:r>
-                    <w:t xml:space="preserve">oder</w:t>
-                  </w:r>
-                  <w:r>
-                    <w:t xml:space="preserve"> </w:t>
-                  </w:r>
-                  <w:r>
-                    <w:rPr>
-                      <w:rStyle w:val="VerbatimChar"/>
-                    </w:rPr>
-                    <w:t xml:space="preserve">sh:Literal</w:t>
-                  </w:r>
-                </w:p>
-              </w:tc>
-              <w:tc>
-                <w:tcPr/>
-                <w:p>
-                  <w:pPr>
-                    <w:pStyle w:val="Compact"/>
-                    <w:jc w:val="right"/>
-                    <w:jc w:val="center"/>
-                  </w:pPr>
-                  <w:r>
-                    <w:t xml:space="preserve">0..1</w:t>
-                  </w:r>
-                </w:p>
-              </w:tc>
-            </w:tr>
-            <w:tr>
-              <w:tc>
-                <w:tcPr/>
-                <w:p>
-                  <w:pPr>
-                    <w:pStyle w:val="Compact"/>
-                    <w:jc w:val="left"/>
-                    <w:jc w:val="center"/>
-                  </w:pPr>
-                  <w:r>
-                    <w:rPr>
-                      <w:b/>
-                      <w:bCs/>
-                    </w:rPr>
-                    <w:t xml:space="preserve">Gültig bis</w:t>
-                  </w:r>
-                  <w:r>
-                    <w:t xml:space="preserve">: Bis in welchem Jahr wurde diese Direktzahlungskultur offiziell verwendet?</w:t>
-                  </w:r>
-                </w:p>
-              </w:tc>
-              <w:tc>
-                <w:tcPr/>
-                <w:p>
-                  <w:pPr>
-                    <w:pStyle w:val="Compact"/>
-                    <w:jc w:val="left"/>
-                    <w:jc w:val="center"/>
-                  </w:pPr>
-                  <w:r>
-                    <w:rPr>
-                      <w:rStyle w:val="VerbatimChar"/>
-                    </w:rPr>
-                    <w:t xml:space="preserve">schema:validTo</w:t>
-                  </w:r>
-                </w:p>
-              </w:tc>
-              <w:tc>
-                <w:tcPr/>
-                <w:p>
-                  <w:pPr>
-                    <w:pStyle w:val="Compact"/>
-                  </w:pPr>
-                </w:p>
-              </w:tc>
-              <w:tc>
-                <w:tcPr/>
-                <w:p>
-                  <w:pPr>
-                    <w:pStyle w:val="Compact"/>
-                    <w:jc w:val="right"/>
-                    <w:jc w:val="center"/>
-                  </w:pPr>
-                  <w:r>
-                    <w:t xml:space="preserve">0..1</w:t>
-                  </w:r>
-                </w:p>
-              </w:tc>
-            </w:tr>
-            <w:tr>
-              <w:tc>
-                <w:tcPr/>
-                <w:p>
-                  <w:pPr>
-                    <w:pStyle w:val="Compact"/>
-                    <w:jc w:val="left"/>
-                    <w:jc w:val="center"/>
-                  </w:pPr>
-                  <w:r>
-                    <w:rPr>
-                      <w:b/>
-                      <w:bCs/>
-                    </w:rPr>
-                    <w:t xml:space="preserve">Kultivierungstyp</w:t>
-                  </w:r>
-                </w:p>
-              </w:tc>
-              <w:tc>
-                <w:tcPr/>
-                <w:p>
-                  <w:pPr>
-                    <w:pStyle w:val="Compact"/>
-                    <w:jc w:val="left"/>
-                    <w:jc w:val="center"/>
-                  </w:pPr>
-                  <w:r>
-                    <w:rPr>
-                      <w:rStyle w:val="VerbatimChar"/>
-                    </w:rPr>
-                    <w:t xml:space="preserve">:cultivationType</w:t>
-                  </w:r>
-                </w:p>
-              </w:tc>
-              <w:tc>
-                <w:tcPr/>
-                <w:p>
-                  <w:pPr>
-                    <w:pStyle w:val="Compact"/>
-                    <w:jc w:val="left"/>
-                    <w:jc w:val="center"/>
-                  </w:pPr>
-                  <w:hyperlink w:anchor="sec-nutzungstyp">
-                    <w:r>
-                      <w:rPr>
-                        <w:rStyle w:val="Hyperlink"/>
-                      </w:rPr>
-                      <w:t xml:space="preserve">:CultivationType</w:t>
-                    </w:r>
-                  </w:hyperlink>
                 </w:p>
               </w:tc>
               <w:tc>
@@ -2698,19 +2689,19 @@
               </w:tc>
             </w:tr>
           </w:tbl>
-          <w:bookmarkEnd w:id="51"/>
+          <w:bookmarkEnd w:id="52"/>
           <w:p/>
         </w:tc>
       </w:tr>
     </w:tbl>
-    <w:bookmarkEnd w:id="52"/>
-    <w:bookmarkStart w:id="54" w:name="sec-kultur-der-n-hrstoffbilanz"/>
+    <w:bookmarkEnd w:id="53"/>
+    <w:bookmarkStart w:id="55" w:name="sec-direktzahlungskultur"/>
     <w:p>
       <w:pPr>
         <w:pStyle w:val="berschrift2"/>
       </w:pPr>
       <w:r>
-        <w:t xml:space="preserve">Kultur der Nährstoffbilanz</w:t>
+        <w:t xml:space="preserve">Direktzahlungskultur</w:t>
       </w:r>
     </w:p>
     <w:p>
@@ -2718,20 +2709,7 @@
         <w:pStyle w:val="FirstParagraph"/>
       </w:pPr>
       <w:r>
-        <w:rPr>
-          <w:b/>
-          <w:bCs/>
-        </w:rPr>
-        <w:t xml:space="preserve">Zielklasse:</w:t>
-      </w:r>
-      <w:r>
-        <w:t xml:space="preserve"> </w:t>
-      </w:r>
-      <w:r>
-        <w:rPr>
-          <w:rStyle w:val="VerbatimChar"/>
-        </w:rPr>
-        <w:t xml:space="preserve">:NutrientBalanceCrop</w:t>
+        <w:t xml:space="preserve">Beschreibt eine Liste der «Kulturen», die gemäss Direktzahlungsverordnung (DZV) im Bereich Landwirtschaft relevant sind. Diese «Kulturen» werden für den Direktzahlungsvollzug verwendet. Sie entsprechen den Hauptkulturen.</w:t>
       </w:r>
     </w:p>
     <w:tbl>
@@ -2747,7 +2725,7 @@
       <w:tr>
         <w:tc>
           <w:tcPr/>
-          <w:bookmarkStart w:id="53" w:name="tbl-kultur-der-n-hrstoffbilanz"/>
+          <w:bookmarkStart w:id="54" w:name="tbl-direktzahlungskultur"/>
           <w:p>
             <w:pPr>
               <w:jc w:val="center"/>
@@ -2758,7 +2736,7 @@
               <w:pStyle w:val="ImageCaption"/>
             </w:pPr>
             <w:r>
-              <w:t xml:space="preserve">Tabelle 4: Kultur der Nährstoffbilanz Eigenschaften</w:t>
+              <w:t xml:space="preserve">Tabelle 4: Direktzahlungskultur Eigenschaften</w:t>
             </w:r>
           </w:p>
           <w:tbl>
@@ -2837,6 +2815,133 @@
                 <w:p>
                   <w:pPr>
                     <w:pStyle w:val="Compact"/>
+                  </w:pPr>
+                </w:p>
+              </w:tc>
+              <w:tc>
+                <w:tcPr/>
+                <w:p>
+                  <w:pPr>
+                    <w:pStyle w:val="Compact"/>
+                    <w:jc w:val="left"/>
+                    <w:jc w:val="center"/>
+                  </w:pPr>
+                  <w:r>
+                    <w:rPr>
+                      <w:rStyle w:val="VerbatimChar"/>
+                    </w:rPr>
+                    <w:t xml:space="preserve">skos:broader</w:t>
+                  </w:r>
+                </w:p>
+              </w:tc>
+              <w:tc>
+                <w:tcPr/>
+                <w:p>
+                  <w:pPr>
+                    <w:pStyle w:val="Compact"/>
+                    <w:jc w:val="left"/>
+                    <w:jc w:val="center"/>
+                  </w:pPr>
+                  <w:hyperlink w:anchor="sec-fl-chenkategorie-direktzahlung">
+                    <w:r>
+                      <w:rPr>
+                        <w:rStyle w:val="Hyperlink"/>
+                      </w:rPr>
+                      <w:t xml:space="preserve">eCH-0265:DirectPaymentAreaCategory</w:t>
+                    </w:r>
+                  </w:hyperlink>
+                  <w:r>
+                    <w:t xml:space="preserve"> </w:t>
+                  </w:r>
+                  <w:r>
+                    <w:t xml:space="preserve">oder</w:t>
+                  </w:r>
+                  <w:r>
+                    <w:t xml:space="preserve"> </w:t>
+                  </w:r>
+                  <w:r>
+                    <w:rPr>
+                      <w:rStyle w:val="VerbatimChar"/>
+                    </w:rPr>
+                    <w:t xml:space="preserve">sh:IRI</w:t>
+                  </w:r>
+                </w:p>
+              </w:tc>
+              <w:tc>
+                <w:tcPr/>
+                <w:p>
+                  <w:pPr>
+                    <w:pStyle w:val="Compact"/>
+                    <w:jc w:val="right"/>
+                    <w:jc w:val="center"/>
+                  </w:pPr>
+                  <w:r>
+                    <w:t xml:space="preserve">0..1</w:t>
+                  </w:r>
+                </w:p>
+              </w:tc>
+            </w:tr>
+            <w:tr>
+              <w:tc>
+                <w:tcPr/>
+                <w:p>
+                  <w:pPr>
+                    <w:pStyle w:val="Compact"/>
+                  </w:pPr>
+                </w:p>
+              </w:tc>
+              <w:tc>
+                <w:tcPr/>
+                <w:p>
+                  <w:pPr>
+                    <w:pStyle w:val="Compact"/>
+                    <w:jc w:val="left"/>
+                    <w:jc w:val="center"/>
+                  </w:pPr>
+                  <w:r>
+                    <w:rPr>
+                      <w:rStyle w:val="VerbatimChar"/>
+                    </w:rPr>
+                    <w:t xml:space="preserve">skos:inScheme</w:t>
+                  </w:r>
+                </w:p>
+              </w:tc>
+              <w:tc>
+                <w:tcPr/>
+                <w:p>
+                  <w:pPr>
+                    <w:pStyle w:val="Compact"/>
+                    <w:jc w:val="left"/>
+                    <w:jc w:val="center"/>
+                  </w:pPr>
+                  <w:r>
+                    <w:rPr>
+                      <w:rStyle w:val="VerbatimChar"/>
+                    </w:rPr>
+                    <w:t xml:space="preserve">sh:IRI</w:t>
+                  </w:r>
+                </w:p>
+              </w:tc>
+              <w:tc>
+                <w:tcPr/>
+                <w:p>
+                  <w:pPr>
+                    <w:pStyle w:val="Compact"/>
+                    <w:jc w:val="right"/>
+                    <w:jc w:val="center"/>
+                  </w:pPr>
+                  <w:r>
+                    <w:t xml:space="preserve">1..1</w:t>
+                  </w:r>
+                </w:p>
+              </w:tc>
+            </w:tr>
+            <w:tr>
+              <w:tc>
+                <w:tcPr/>
+                <w:p>
+                  <w:pPr>
+                    <w:pStyle w:val="Compact"/>
                     <w:jc w:val="left"/>
                     <w:jc w:val="center"/>
                   </w:pPr>
@@ -2845,7 +2950,92 @@
                       <w:b/>
                       <w:bCs/>
                     </w:rPr>
-                    <w:t xml:space="preserve">Identifikator</w:t>
+                    <w:t xml:space="preserve">Name</w:t>
+                  </w:r>
+                  <w:r>
+                    <w:t xml:space="preserve">: Die offizielle Bezeichnung dieser Direktzahlungskultur, abgeglichen mit der Landwirtschaftlichen Begriffsverordnung (LBV).</w:t>
+                  </w:r>
+                </w:p>
+              </w:tc>
+              <w:tc>
+                <w:tcPr/>
+                <w:p>
+                  <w:pPr>
+                    <w:pStyle w:val="Compact"/>
+                    <w:jc w:val="left"/>
+                    <w:jc w:val="center"/>
+                  </w:pPr>
+                  <w:r>
+                    <w:rPr>
+                      <w:rStyle w:val="VerbatimChar"/>
+                    </w:rPr>
+                    <w:t xml:space="preserve">schema:name</w:t>
+                  </w:r>
+                </w:p>
+              </w:tc>
+              <w:tc>
+                <w:tcPr/>
+                <w:p>
+                  <w:pPr>
+                    <w:pStyle w:val="Compact"/>
+                    <w:jc w:val="left"/>
+                    <w:jc w:val="center"/>
+                  </w:pPr>
+                  <w:r>
+                    <w:rPr>
+                      <w:rStyle w:val="VerbatimChar"/>
+                    </w:rPr>
+                    <w:t xml:space="preserve">rdf:langString</w:t>
+                  </w:r>
+                  <w:r>
+                    <w:t xml:space="preserve"> </w:t>
+                  </w:r>
+                  <w:r>
+                    <w:t xml:space="preserve">oder</w:t>
+                  </w:r>
+                  <w:r>
+                    <w:t xml:space="preserve"> </w:t>
+                  </w:r>
+                  <w:r>
+                    <w:rPr>
+                      <w:rStyle w:val="VerbatimChar"/>
+                    </w:rPr>
+                    <w:t xml:space="preserve">sh:Literal</w:t>
+                  </w:r>
+                </w:p>
+              </w:tc>
+              <w:tc>
+                <w:tcPr/>
+                <w:p>
+                  <w:pPr>
+                    <w:pStyle w:val="Compact"/>
+                    <w:jc w:val="right"/>
+                    <w:jc w:val="center"/>
+                  </w:pPr>
+                  <w:r>
+                    <w:t xml:space="preserve">1..*</w:t>
+                  </w:r>
+                </w:p>
+              </w:tc>
+            </w:tr>
+            <w:tr>
+              <w:tc>
+                <w:tcPr/>
+                <w:p>
+                  <w:pPr>
+                    <w:pStyle w:val="Compact"/>
+                    <w:jc w:val="left"/>
+                    <w:jc w:val="center"/>
+                  </w:pPr>
+                  <w:r>
+                    <w:rPr>
+                      <w:b/>
+                      <w:bCs/>
+                    </w:rPr>
+                    <w:t xml:space="preserve">LNF-Code</w:t>
+                  </w:r>
+                  <w:r>
+                    <w:t xml:space="preserve">: Auch Kulturcode genannt, ist der allgemein gebräuchliche Identifikator für Direktzahlungskulturen in der Schweiz.</w:t>
                   </w:r>
                 </w:p>
               </w:tc>
@@ -2924,7 +3114,10 @@
                       <w:b/>
                       <w:bCs/>
                     </w:rPr>
-                    <w:t xml:space="preserve">Bezeichnung</w:t>
+                    <w:t xml:space="preserve">Gültig von</w:t>
+                  </w:r>
+                  <w:r>
+                    <w:t xml:space="preserve">: Ab welchem Jahr wurde diese Direktzahlungskultur offiziell verwendet?</w:t>
                   </w:r>
                 </w:p>
               </w:tc>
@@ -2940,7 +3133,7 @@
                     <w:rPr>
                       <w:rStyle w:val="VerbatimChar"/>
                     </w:rPr>
-                    <w:t xml:space="preserve">schema:name</w:t>
+                    <w:t xml:space="preserve">schema:validFrom</w:t>
                   </w:r>
                 </w:p>
               </w:tc>
@@ -2956,7 +3149,7 @@
                     <w:rPr>
                       <w:rStyle w:val="VerbatimChar"/>
                     </w:rPr>
-                    <w:t xml:space="preserve">rdf:langString</w:t>
+                    <w:t xml:space="preserve">xsd:integer</w:t>
                   </w:r>
                   <w:r>
                     <w:t xml:space="preserve"> </w:t>
@@ -2984,7 +3177,7 @@
                     <w:jc w:val="center"/>
                   </w:pPr>
                   <w:r>
-                    <w:t xml:space="preserve">1..1</w:t>
+                    <w:t xml:space="preserve">0..1</w:t>
                   </w:r>
                 </w:p>
               </w:tc>
@@ -3003,7 +3196,10 @@
                       <w:b/>
                       <w:bCs/>
                     </w:rPr>
-                    <w:t xml:space="preserve">Kulturkategorie</w:t>
+                    <w:t xml:space="preserve">Gültig bis</w:t>
+                  </w:r>
+                  <w:r>
+                    <w:t xml:space="preserve">: Bis in welchem Jahr wurde diese Direktzahlungskultur offiziell verwendet?</w:t>
                   </w:r>
                 </w:p>
               </w:tc>
@@ -3019,7 +3215,86 @@
                     <w:rPr>
                       <w:rStyle w:val="VerbatimChar"/>
                     </w:rPr>
-                    <w:t xml:space="preserve">:cultivationCategory</w:t>
+                    <w:t xml:space="preserve">schema:validTo</w:t>
+                  </w:r>
+                </w:p>
+              </w:tc>
+              <w:tc>
+                <w:tcPr/>
+                <w:p>
+                  <w:pPr>
+                    <w:pStyle w:val="Compact"/>
+                    <w:jc w:val="left"/>
+                    <w:jc w:val="center"/>
+                  </w:pPr>
+                  <w:r>
+                    <w:rPr>
+                      <w:rStyle w:val="VerbatimChar"/>
+                    </w:rPr>
+                    <w:t xml:space="preserve">xsd:integer</w:t>
+                  </w:r>
+                  <w:r>
+                    <w:t xml:space="preserve"> </w:t>
+                  </w:r>
+                  <w:r>
+                    <w:t xml:space="preserve">oder</w:t>
+                  </w:r>
+                  <w:r>
+                    <w:t xml:space="preserve"> </w:t>
+                  </w:r>
+                  <w:r>
+                    <w:rPr>
+                      <w:rStyle w:val="VerbatimChar"/>
+                    </w:rPr>
+                    <w:t xml:space="preserve">sh:Literal</w:t>
+                  </w:r>
+                </w:p>
+              </w:tc>
+              <w:tc>
+                <w:tcPr/>
+                <w:p>
+                  <w:pPr>
+                    <w:pStyle w:val="Compact"/>
+                    <w:jc w:val="right"/>
+                    <w:jc w:val="center"/>
+                  </w:pPr>
+                  <w:r>
+                    <w:t xml:space="preserve">0..1</w:t>
+                  </w:r>
+                </w:p>
+              </w:tc>
+            </w:tr>
+            <w:tr>
+              <w:tc>
+                <w:tcPr/>
+                <w:p>
+                  <w:pPr>
+                    <w:pStyle w:val="Compact"/>
+                    <w:jc w:val="left"/>
+                    <w:jc w:val="center"/>
+                  </w:pPr>
+                  <w:r>
+                    <w:rPr>
+                      <w:b/>
+                      <w:bCs/>
+                    </w:rPr>
+                    <w:t xml:space="preserve">Kultivierungstyp</w:t>
+                  </w:r>
+                </w:p>
+              </w:tc>
+              <w:tc>
+                <w:tcPr/>
+                <w:p>
+                  <w:pPr>
+                    <w:pStyle w:val="Compact"/>
+                    <w:jc w:val="left"/>
+                    <w:jc w:val="center"/>
+                  </w:pPr>
+                  <w:r>
+                    <w:rPr>
+                      <w:rStyle w:val="VerbatimChar"/>
+                    </w:rPr>
+                    <w:t xml:space="preserve">skos:exactMatch</w:t>
                   </w:r>
                 </w:p>
               </w:tc>
@@ -3036,18 +3311,171 @@
                       <w:rPr>
                         <w:rStyle w:val="Hyperlink"/>
                       </w:rPr>
-                      <w:t xml:space="preserve">:CultivationType</w:t>
+                      <w:t xml:space="preserve">eCH-0265:CultivationType</w:t>
                     </w:r>
                   </w:hyperlink>
-                  <w:r>
-                    <w:t xml:space="preserve"> </w:t>
-                  </w:r>
-                  <w:r>
-                    <w:t xml:space="preserve">oder</w:t>
-                  </w:r>
-                  <w:r>
-                    <w:t xml:space="preserve"> </w:t>
-                  </w:r>
+                </w:p>
+              </w:tc>
+              <w:tc>
+                <w:tcPr/>
+                <w:p>
+                  <w:pPr>
+                    <w:pStyle w:val="Compact"/>
+                    <w:jc w:val="right"/>
+                    <w:jc w:val="center"/>
+                  </w:pPr>
+                  <w:r>
+                    <w:t xml:space="preserve">0..1</w:t>
+                  </w:r>
+                </w:p>
+              </w:tc>
+            </w:tr>
+          </w:tbl>
+          <w:bookmarkEnd w:id="54"/>
+          <w:p/>
+        </w:tc>
+      </w:tr>
+    </w:tbl>
+    <w:bookmarkEnd w:id="55"/>
+    <w:bookmarkStart w:id="57" w:name="sec-fl-chenkategorie-direktzahlung"/>
+    <w:p>
+      <w:pPr>
+        <w:pStyle w:val="berschrift2"/>
+      </w:pPr>
+      <w:r>
+        <w:t xml:space="preserve">Flächenkategorie Direktzahlung</w:t>
+      </w:r>
+    </w:p>
+    <w:tbl>
+      <w:tblPr>
+        <w:tblStyle w:val="Table"/>
+        <w:tblW w:type="pct" w:w="5000"/>
+        <w:tblLayout w:type="fixed"/>
+        <w:tblLook w:firstRow="0" w:lastRow="0" w:firstColumn="0" w:lastColumn="0" w:noHBand="0" w:noVBand="0" w:val="0000"/>
+      </w:tblPr>
+      <w:tblGrid>
+        <w:gridCol w:w="7920"/>
+      </w:tblGrid>
+      <w:tr>
+        <w:tc>
+          <w:tcPr/>
+          <w:bookmarkStart w:id="56" w:name="tbl-fl-chenkategorie-direktzahlung"/>
+          <w:p>
+            <w:pPr>
+              <w:jc w:val="center"/>
+            </w:pPr>
+            <w:pPr>
+              <w:jc w:val="left"/>
+              <w:spacing w:before="200"/>
+              <w:pStyle w:val="ImageCaption"/>
+            </w:pPr>
+            <w:r>
+              <w:t xml:space="preserve">Tabelle 5: Flächenkategorie Direktzahlung Eigenschaften</w:t>
+            </w:r>
+          </w:p>
+          <w:tbl>
+            <w:tblPr>
+              <w:tblStyle w:val="Table"/>
+              <w:tblW w:type="pct" w:w="5000"/>
+              <w:tblLayout w:type="fixed"/>
+              <w:tblLook w:firstRow="1" w:lastRow="0" w:firstColumn="0" w:lastColumn="0" w:noHBand="0" w:noVBand="0" w:val="0020"/>
+            </w:tblPr>
+            <w:tblGrid>
+              <w:gridCol w:w="1980"/>
+              <w:gridCol w:w="1980"/>
+              <w:gridCol w:w="1980"/>
+              <w:gridCol w:w="1980"/>
+            </w:tblGrid>
+            <w:tr>
+              <w:trPr>
+                <w:tblHeader w:val="on"/>
+              </w:trPr>
+              <w:tc>
+                <w:tcPr/>
+                <w:p>
+                  <w:pPr>
+                    <w:pStyle w:val="Compact"/>
+                    <w:jc w:val="left"/>
+                    <w:jc w:val="center"/>
+                  </w:pPr>
+                  <w:r>
+                    <w:t xml:space="preserve">Beschreibung</w:t>
+                  </w:r>
+                </w:p>
+              </w:tc>
+              <w:tc>
+                <w:tcPr/>
+                <w:p>
+                  <w:pPr>
+                    <w:pStyle w:val="Compact"/>
+                    <w:jc w:val="left"/>
+                    <w:jc w:val="center"/>
+                  </w:pPr>
+                  <w:r>
+                    <w:t xml:space="preserve">Pfad</w:t>
+                  </w:r>
+                </w:p>
+              </w:tc>
+              <w:tc>
+                <w:tcPr/>
+                <w:p>
+                  <w:pPr>
+                    <w:pStyle w:val="Compact"/>
+                    <w:jc w:val="left"/>
+                    <w:jc w:val="center"/>
+                  </w:pPr>
+                  <w:r>
+                    <w:t xml:space="preserve">Typ</w:t>
+                  </w:r>
+                </w:p>
+              </w:tc>
+              <w:tc>
+                <w:tcPr/>
+                <w:p>
+                  <w:pPr>
+                    <w:pStyle w:val="Compact"/>
+                    <w:jc w:val="right"/>
+                    <w:jc w:val="center"/>
+                  </w:pPr>
+                  <w:r>
+                    <w:t xml:space="preserve">Kardinalität</w:t>
+                  </w:r>
+                </w:p>
+              </w:tc>
+            </w:tr>
+            <w:tr>
+              <w:tc>
+                <w:tcPr/>
+                <w:p>
+                  <w:pPr>
+                    <w:pStyle w:val="Compact"/>
+                  </w:pPr>
+                </w:p>
+              </w:tc>
+              <w:tc>
+                <w:tcPr/>
+                <w:p>
+                  <w:pPr>
+                    <w:pStyle w:val="Compact"/>
+                    <w:jc w:val="left"/>
+                    <w:jc w:val="center"/>
+                  </w:pPr>
+                  <w:r>
+                    <w:rPr>
+                      <w:rStyle w:val="VerbatimChar"/>
+                    </w:rPr>
+                    <w:t xml:space="preserve">skos:topConceptOf</w:t>
+                  </w:r>
+                </w:p>
+              </w:tc>
+              <w:tc>
+                <w:tcPr/>
+                <w:p>
+                  <w:pPr>
+                    <w:pStyle w:val="Compact"/>
+                    <w:jc w:val="left"/>
+                    <w:jc w:val="center"/>
+                  </w:pPr>
                   <w:r>
                     <w:rPr>
                       <w:rStyle w:val="VerbatimChar"/>
@@ -3076,6 +3504,61 @@
                 <w:p>
                   <w:pPr>
                     <w:pStyle w:val="Compact"/>
+                  </w:pPr>
+                </w:p>
+              </w:tc>
+              <w:tc>
+                <w:tcPr/>
+                <w:p>
+                  <w:pPr>
+                    <w:pStyle w:val="Compact"/>
+                    <w:jc w:val="left"/>
+                    <w:jc w:val="center"/>
+                  </w:pPr>
+                  <w:r>
+                    <w:rPr>
+                      <w:rStyle w:val="VerbatimChar"/>
+                    </w:rPr>
+                    <w:t xml:space="preserve">skos:inScheme</w:t>
+                  </w:r>
+                </w:p>
+              </w:tc>
+              <w:tc>
+                <w:tcPr/>
+                <w:p>
+                  <w:pPr>
+                    <w:pStyle w:val="Compact"/>
+                    <w:jc w:val="left"/>
+                    <w:jc w:val="center"/>
+                  </w:pPr>
+                  <w:r>
+                    <w:rPr>
+                      <w:rStyle w:val="VerbatimChar"/>
+                    </w:rPr>
+                    <w:t xml:space="preserve">sh:IRI</w:t>
+                  </w:r>
+                </w:p>
+              </w:tc>
+              <w:tc>
+                <w:tcPr/>
+                <w:p>
+                  <w:pPr>
+                    <w:pStyle w:val="Compact"/>
+                    <w:jc w:val="right"/>
+                    <w:jc w:val="center"/>
+                  </w:pPr>
+                  <w:r>
+                    <w:t xml:space="preserve">1..1</w:t>
+                  </w:r>
+                </w:p>
+              </w:tc>
+            </w:tr>
+            <w:tr>
+              <w:tc>
+                <w:tcPr/>
+                <w:p>
+                  <w:pPr>
+                    <w:pStyle w:val="Compact"/>
                     <w:jc w:val="left"/>
                     <w:jc w:val="center"/>
                   </w:pPr>
@@ -3084,7 +3567,7 @@
                       <w:b/>
                       <w:bCs/>
                     </w:rPr>
-                    <w:t xml:space="preserve">Kultur-Unterkategorie</w:t>
+                    <w:t xml:space="preserve">Name</w:t>
                   </w:r>
                 </w:p>
               </w:tc>
@@ -3100,7 +3583,86 @@
                     <w:rPr>
                       <w:rStyle w:val="VerbatimChar"/>
                     </w:rPr>
-                    <w:t xml:space="preserve">:cultivationSubCategory</w:t>
+                    <w:t xml:space="preserve">schema:name</w:t>
+                  </w:r>
+                </w:p>
+              </w:tc>
+              <w:tc>
+                <w:tcPr/>
+                <w:p>
+                  <w:pPr>
+                    <w:pStyle w:val="Compact"/>
+                    <w:jc w:val="left"/>
+                    <w:jc w:val="center"/>
+                  </w:pPr>
+                  <w:r>
+                    <w:rPr>
+                      <w:rStyle w:val="VerbatimChar"/>
+                    </w:rPr>
+                    <w:t xml:space="preserve">rdf:langString</w:t>
+                  </w:r>
+                  <w:r>
+                    <w:t xml:space="preserve"> </w:t>
+                  </w:r>
+                  <w:r>
+                    <w:t xml:space="preserve">oder</w:t>
+                  </w:r>
+                  <w:r>
+                    <w:t xml:space="preserve"> </w:t>
+                  </w:r>
+                  <w:r>
+                    <w:rPr>
+                      <w:rStyle w:val="VerbatimChar"/>
+                    </w:rPr>
+                    <w:t xml:space="preserve">sh:Literal</w:t>
+                  </w:r>
+                </w:p>
+              </w:tc>
+              <w:tc>
+                <w:tcPr/>
+                <w:p>
+                  <w:pPr>
+                    <w:pStyle w:val="Compact"/>
+                    <w:jc w:val="right"/>
+                    <w:jc w:val="center"/>
+                  </w:pPr>
+                  <w:r>
+                    <w:t xml:space="preserve">1..*</w:t>
+                  </w:r>
+                </w:p>
+              </w:tc>
+            </w:tr>
+            <w:tr>
+              <w:tc>
+                <w:tcPr/>
+                <w:p>
+                  <w:pPr>
+                    <w:pStyle w:val="Compact"/>
+                    <w:jc w:val="left"/>
+                    <w:jc w:val="center"/>
+                  </w:pPr>
+                  <w:r>
+                    <w:rPr>
+                      <w:b/>
+                      <w:bCs/>
+                    </w:rPr>
+                    <w:t xml:space="preserve">Kultivierungstyp</w:t>
+                  </w:r>
+                </w:p>
+              </w:tc>
+              <w:tc>
+                <w:tcPr/>
+                <w:p>
+                  <w:pPr>
+                    <w:pStyle w:val="Compact"/>
+                    <w:jc w:val="left"/>
+                    <w:jc w:val="center"/>
+                  </w:pPr>
+                  <w:r>
+                    <w:rPr>
+                      <w:rStyle w:val="VerbatimChar"/>
+                    </w:rPr>
+                    <w:t xml:space="preserve">skos:exactMatch</w:t>
                   </w:r>
                 </w:p>
               </w:tc>
@@ -3117,418 +3679,9 @@
                       <w:rPr>
                         <w:rStyle w:val="Hyperlink"/>
                       </w:rPr>
-                      <w:t xml:space="preserve">:CultivationType</w:t>
+                      <w:t xml:space="preserve">eCH-0265:CultivationType</w:t>
                     </w:r>
                   </w:hyperlink>
-                  <w:r>
-                    <w:t xml:space="preserve"> </w:t>
-                  </w:r>
-                  <w:r>
-                    <w:t xml:space="preserve">oder</w:t>
-                  </w:r>
-                  <w:r>
-                    <w:t xml:space="preserve"> </w:t>
-                  </w:r>
-                  <w:r>
-                    <w:rPr>
-                      <w:rStyle w:val="VerbatimChar"/>
-                    </w:rPr>
-                    <w:t xml:space="preserve">sh:IRI</w:t>
-                  </w:r>
-                </w:p>
-              </w:tc>
-              <w:tc>
-                <w:tcPr/>
-                <w:p>
-                  <w:pPr>
-                    <w:pStyle w:val="Compact"/>
-                    <w:jc w:val="right"/>
-                    <w:jc w:val="center"/>
-                  </w:pPr>
-                  <w:r>
-                    <w:t xml:space="preserve">1..1</w:t>
-                  </w:r>
-                </w:p>
-              </w:tc>
-            </w:tr>
-            <w:tr>
-              <w:tc>
-                <w:tcPr/>
-                <w:p>
-                  <w:pPr>
-                    <w:pStyle w:val="Compact"/>
-                    <w:jc w:val="left"/>
-                    <w:jc w:val="center"/>
-                  </w:pPr>
-                  <w:r>
-                    <w:rPr>
-                      <w:b/>
-                      <w:bCs/>
-                    </w:rPr>
-                    <w:t xml:space="preserve">N</w:t>
-                  </w:r>
-                  <w:r>
-                    <w:t xml:space="preserve">: Stickstoff, kg/ha</w:t>
-                  </w:r>
-                </w:p>
-              </w:tc>
-              <w:tc>
-                <w:tcPr/>
-                <w:p>
-                  <w:pPr>
-                    <w:pStyle w:val="Compact"/>
-                    <w:jc w:val="left"/>
-                    <w:jc w:val="center"/>
-                  </w:pPr>
-                  <w:r>
-                    <w:rPr>
-                      <w:rStyle w:val="VerbatimChar"/>
-                    </w:rPr>
-                    <w:t xml:space="preserve">:N2</w:t>
-                  </w:r>
-                </w:p>
-              </w:tc>
-              <w:tc>
-                <w:tcPr/>
-                <w:p>
-                  <w:pPr>
-                    <w:pStyle w:val="Compact"/>
-                    <w:jc w:val="left"/>
-                    <w:jc w:val="center"/>
-                  </w:pPr>
-                  <w:r>
-                    <w:rPr>
-                      <w:rStyle w:val="VerbatimChar"/>
-                    </w:rPr>
-                    <w:t xml:space="preserve">xsd:decimal</w:t>
-                  </w:r>
-                  <w:r>
-                    <w:t xml:space="preserve"> </w:t>
-                  </w:r>
-                  <w:r>
-                    <w:t xml:space="preserve">oder</w:t>
-                  </w:r>
-                  <w:r>
-                    <w:t xml:space="preserve"> </w:t>
-                  </w:r>
-                  <w:r>
-                    <w:rPr>
-                      <w:rStyle w:val="VerbatimChar"/>
-                    </w:rPr>
-                    <w:t xml:space="preserve">sh:Literal</w:t>
-                  </w:r>
-                </w:p>
-              </w:tc>
-              <w:tc>
-                <w:tcPr/>
-                <w:p>
-                  <w:pPr>
-                    <w:pStyle w:val="Compact"/>
-                    <w:jc w:val="right"/>
-                    <w:jc w:val="center"/>
-                  </w:pPr>
-                  <w:r>
-                    <w:t xml:space="preserve">0..1</w:t>
-                  </w:r>
-                </w:p>
-              </w:tc>
-            </w:tr>
-            <w:tr>
-              <w:tc>
-                <w:tcPr/>
-                <w:p>
-                  <w:pPr>
-                    <w:pStyle w:val="Compact"/>
-                    <w:jc w:val="left"/>
-                    <w:jc w:val="center"/>
-                  </w:pPr>
-                  <w:r>
-                    <w:rPr>
-                      <w:b/>
-                      <w:bCs/>
-                    </w:rPr>
-                    <w:t xml:space="preserve">P₂O₅</w:t>
-                  </w:r>
-                  <w:r>
-                    <w:t xml:space="preserve">: Phosphor, kg/dt</w:t>
-                  </w:r>
-                </w:p>
-              </w:tc>
-              <w:tc>
-                <w:tcPr/>
-                <w:p>
-                  <w:pPr>
-                    <w:pStyle w:val="Compact"/>
-                    <w:jc w:val="left"/>
-                    <w:jc w:val="center"/>
-                  </w:pPr>
-                  <w:r>
-                    <w:rPr>
-                      <w:rStyle w:val="VerbatimChar"/>
-                    </w:rPr>
-                    <w:t xml:space="preserve">:P2O5</w:t>
-                  </w:r>
-                </w:p>
-              </w:tc>
-              <w:tc>
-                <w:tcPr/>
-                <w:p>
-                  <w:pPr>
-                    <w:pStyle w:val="Compact"/>
-                    <w:jc w:val="left"/>
-                    <w:jc w:val="center"/>
-                  </w:pPr>
-                  <w:r>
-                    <w:rPr>
-                      <w:rStyle w:val="VerbatimChar"/>
-                    </w:rPr>
-                    <w:t xml:space="preserve">xsd:decimal</w:t>
-                  </w:r>
-                  <w:r>
-                    <w:t xml:space="preserve"> </w:t>
-                  </w:r>
-                  <w:r>
-                    <w:t xml:space="preserve">oder</w:t>
-                  </w:r>
-                  <w:r>
-                    <w:t xml:space="preserve"> </w:t>
-                  </w:r>
-                  <w:r>
-                    <w:rPr>
-                      <w:rStyle w:val="VerbatimChar"/>
-                    </w:rPr>
-                    <w:t xml:space="preserve">sh:Literal</w:t>
-                  </w:r>
-                </w:p>
-              </w:tc>
-              <w:tc>
-                <w:tcPr/>
-                <w:p>
-                  <w:pPr>
-                    <w:pStyle w:val="Compact"/>
-                    <w:jc w:val="right"/>
-                    <w:jc w:val="center"/>
-                  </w:pPr>
-                  <w:r>
-                    <w:t xml:space="preserve">0..1</w:t>
-                  </w:r>
-                </w:p>
-              </w:tc>
-            </w:tr>
-            <w:tr>
-              <w:tc>
-                <w:tcPr/>
-                <w:p>
-                  <w:pPr>
-                    <w:pStyle w:val="Compact"/>
-                    <w:jc w:val="left"/>
-                    <w:jc w:val="center"/>
-                  </w:pPr>
-                  <w:r>
-                    <w:rPr>
-                      <w:b/>
-                      <w:bCs/>
-                    </w:rPr>
-                    <w:t xml:space="preserve">K₂O</w:t>
-                  </w:r>
-                  <w:r>
-                    <w:t xml:space="preserve">: Kalium, kg/dt</w:t>
-                  </w:r>
-                </w:p>
-              </w:tc>
-              <w:tc>
-                <w:tcPr/>
-                <w:p>
-                  <w:pPr>
-                    <w:pStyle w:val="Compact"/>
-                    <w:jc w:val="left"/>
-                    <w:jc w:val="center"/>
-                  </w:pPr>
-                  <w:r>
-                    <w:rPr>
-                      <w:rStyle w:val="VerbatimChar"/>
-                    </w:rPr>
-                    <w:t xml:space="preserve">:K2O</w:t>
-                  </w:r>
-                </w:p>
-              </w:tc>
-              <w:tc>
-                <w:tcPr/>
-                <w:p>
-                  <w:pPr>
-                    <w:pStyle w:val="Compact"/>
-                    <w:jc w:val="left"/>
-                    <w:jc w:val="center"/>
-                  </w:pPr>
-                  <w:r>
-                    <w:rPr>
-                      <w:rStyle w:val="VerbatimChar"/>
-                    </w:rPr>
-                    <w:t xml:space="preserve">xsd:decimal</w:t>
-                  </w:r>
-                  <w:r>
-                    <w:t xml:space="preserve"> </w:t>
-                  </w:r>
-                  <w:r>
-                    <w:t xml:space="preserve">oder</w:t>
-                  </w:r>
-                  <w:r>
-                    <w:t xml:space="preserve"> </w:t>
-                  </w:r>
-                  <w:r>
-                    <w:rPr>
-                      <w:rStyle w:val="VerbatimChar"/>
-                    </w:rPr>
-                    <w:t xml:space="preserve">sh:Literal</w:t>
-                  </w:r>
-                </w:p>
-              </w:tc>
-              <w:tc>
-                <w:tcPr/>
-                <w:p>
-                  <w:pPr>
-                    <w:pStyle w:val="Compact"/>
-                    <w:jc w:val="right"/>
-                    <w:jc w:val="center"/>
-                  </w:pPr>
-                  <w:r>
-                    <w:t xml:space="preserve">0..1</w:t>
-                  </w:r>
-                </w:p>
-              </w:tc>
-            </w:tr>
-            <w:tr>
-              <w:tc>
-                <w:tcPr/>
-                <w:p>
-                  <w:pPr>
-                    <w:pStyle w:val="Compact"/>
-                    <w:jc w:val="left"/>
-                    <w:jc w:val="center"/>
-                  </w:pPr>
-                  <w:r>
-                    <w:rPr>
-                      <w:b/>
-                      <w:bCs/>
-                    </w:rPr>
-                    <w:t xml:space="preserve">Mg</w:t>
-                  </w:r>
-                  <w:r>
-                    <w:t xml:space="preserve">: Magnesium, kg/dt</w:t>
-                  </w:r>
-                </w:p>
-              </w:tc>
-              <w:tc>
-                <w:tcPr/>
-                <w:p>
-                  <w:pPr>
-                    <w:pStyle w:val="Compact"/>
-                    <w:jc w:val="left"/>
-                    <w:jc w:val="center"/>
-                  </w:pPr>
-                  <w:r>
-                    <w:rPr>
-                      <w:rStyle w:val="VerbatimChar"/>
-                    </w:rPr>
-                    <w:t xml:space="preserve">:Mg</w:t>
-                  </w:r>
-                </w:p>
-              </w:tc>
-              <w:tc>
-                <w:tcPr/>
-                <w:p>
-                  <w:pPr>
-                    <w:pStyle w:val="Compact"/>
-                    <w:jc w:val="left"/>
-                    <w:jc w:val="center"/>
-                  </w:pPr>
-                  <w:r>
-                    <w:rPr>
-                      <w:rStyle w:val="VerbatimChar"/>
-                    </w:rPr>
-                    <w:t xml:space="preserve">xsd:decimal</w:t>
-                  </w:r>
-                  <w:r>
-                    <w:t xml:space="preserve"> </w:t>
-                  </w:r>
-                  <w:r>
-                    <w:t xml:space="preserve">oder</w:t>
-                  </w:r>
-                  <w:r>
-                    <w:t xml:space="preserve"> </w:t>
-                  </w:r>
-                  <w:r>
-                    <w:rPr>
-                      <w:rStyle w:val="VerbatimChar"/>
-                    </w:rPr>
-                    <w:t xml:space="preserve">sh:Literal</w:t>
-                  </w:r>
-                </w:p>
-              </w:tc>
-              <w:tc>
-                <w:tcPr/>
-                <w:p>
-                  <w:pPr>
-                    <w:pStyle w:val="Compact"/>
-                    <w:jc w:val="right"/>
-                    <w:jc w:val="center"/>
-                  </w:pPr>
-                  <w:r>
-                    <w:t xml:space="preserve">0..1</w:t>
-                  </w:r>
-                </w:p>
-              </w:tc>
-            </w:tr>
-            <w:tr>
-              <w:tc>
-                <w:tcPr/>
-                <w:p>
-                  <w:pPr>
-                    <w:pStyle w:val="Compact"/>
-                    <w:jc w:val="left"/>
-                    <w:jc w:val="center"/>
-                  </w:pPr>
-                  <w:r>
-                    <w:rPr>
-                      <w:b/>
-                      <w:bCs/>
-                    </w:rPr>
-                    <w:t xml:space="preserve">Kultivierungstyp</w:t>
-                  </w:r>
-                </w:p>
-              </w:tc>
-              <w:tc>
-                <w:tcPr/>
-                <w:p>
-                  <w:pPr>
-                    <w:pStyle w:val="Compact"/>
-                    <w:jc w:val="left"/>
-                    <w:jc w:val="center"/>
-                  </w:pPr>
-                  <w:r>
-                    <w:rPr>
-                      <w:rStyle w:val="VerbatimChar"/>
-                    </w:rPr>
-                    <w:t xml:space="preserve">:cultivationType</w:t>
-                  </w:r>
-                </w:p>
-              </w:tc>
-              <w:tc>
-                <w:tcPr/>
-                <w:p>
-                  <w:pPr>
-                    <w:pStyle w:val="Compact"/>
-                    <w:jc w:val="left"/>
-                    <w:jc w:val="center"/>
-                  </w:pPr>
-                  <w:hyperlink w:anchor="sec-nutzungstyp">
-                    <w:r>
-                      <w:rPr>
-                        <w:rStyle w:val="Hyperlink"/>
-                      </w:rPr>
-                      <w:t xml:space="preserve">:CultivationType</w:t>
-                    </w:r>
-                  </w:hyperlink>
                 </w:p>
               </w:tc>
               <w:tc>
@@ -3546,13 +3699,13 @@
               </w:tc>
             </w:tr>
           </w:tbl>
-          <w:bookmarkEnd w:id="53"/>
+          <w:bookmarkEnd w:id="56"/>
           <w:p/>
         </w:tc>
       </w:tr>
     </w:tbl>
-    <w:bookmarkEnd w:id="54"/>
-    <w:bookmarkStart w:id="58" w:name="sec-nutzungstyp"/>
+    <w:bookmarkEnd w:id="57"/>
+    <w:bookmarkStart w:id="61" w:name="sec-nutzungstyp"/>
     <w:p>
       <w:pPr>
         <w:pStyle w:val="berschrift2"/>
@@ -3571,7 +3724,7 @@
       <w:r>
         <w:t xml:space="preserve"> </w:t>
       </w:r>
-      <w:hyperlink r:id="rId55">
+      <w:hyperlink r:id="rId58">
         <w:r>
           <w:rPr>
             <w:rStyle w:val="Hyperlink"/>
@@ -3602,7 +3755,7 @@
       <w:r>
         <w:t xml:space="preserve"> </w:t>
       </w:r>
-      <w:hyperlink r:id="rId56">
+      <w:hyperlink r:id="rId59">
         <w:r>
           <w:rPr>
             <w:rStyle w:val="Hyperlink"/>
@@ -3631,27 +3784,6 @@
         <w:t xml:space="preserve">verwendet.</w:t>
       </w:r>
     </w:p>
-    <w:p>
-      <w:pPr>
-        <w:pStyle w:val="Textkrper"/>
-      </w:pPr>
-      <w:r>
-        <w:rPr>
-          <w:b/>
-          <w:bCs/>
-        </w:rPr>
-        <w:t xml:space="preserve">Zielklasse:</w:t>
-      </w:r>
-      <w:r>
-        <w:t xml:space="preserve"> </w:t>
-      </w:r>
-      <w:r>
-        <w:rPr>
-          <w:rStyle w:val="VerbatimChar"/>
-        </w:rPr>
-        <w:t xml:space="preserve">:CultivationType</w:t>
-      </w:r>
-    </w:p>
     <w:tbl>
       <w:tblPr>
         <w:tblStyle w:val="Table"/>
@@ -3665,7 +3797,7 @@
       <w:tr>
         <w:tc>
           <w:tcPr/>
-          <w:bookmarkStart w:id="57" w:name="tbl-nutzungstyp"/>
+          <w:bookmarkStart w:id="60" w:name="tbl-nutzungstyp"/>
           <w:p>
             <w:pPr>
               <w:jc w:val="center"/>
@@ -3676,7 +3808,7 @@
               <w:pStyle w:val="ImageCaption"/>
             </w:pPr>
             <w:r>
-              <w:t xml:space="preserve">Tabelle 5: Nutzungstyp Eigenschaften</w:t>
+              <w:t xml:space="preserve">Tabelle 6: Nutzungstyp Eigenschaften</w:t>
             </w:r>
           </w:p>
           <w:tbl>
@@ -3992,70 +4124,6 @@
                 <w:p>
                   <w:pPr>
                     <w:pStyle w:val="Compact"/>
-                    <w:jc w:val="left"/>
-                    <w:jc w:val="center"/>
-                  </w:pPr>
-                  <w:r>
-                    <w:rPr>
-                      <w:b/>
-                      <w:bCs/>
-                    </w:rPr>
-                    <w:t xml:space="preserve">Bild</w:t>
-                  </w:r>
-                </w:p>
-              </w:tc>
-              <w:tc>
-                <w:tcPr/>
-                <w:p>
-                  <w:pPr>
-                    <w:pStyle w:val="Compact"/>
-                    <w:jc w:val="left"/>
-                    <w:jc w:val="center"/>
-                  </w:pPr>
-                  <w:r>
-                    <w:rPr>
-                      <w:rStyle w:val="VerbatimChar"/>
-                    </w:rPr>
-                    <w:t xml:space="preserve">schema:image</w:t>
-                  </w:r>
-                </w:p>
-              </w:tc>
-              <w:tc>
-                <w:tcPr/>
-                <w:p>
-                  <w:pPr>
-                    <w:pStyle w:val="Compact"/>
-                    <w:jc w:val="left"/>
-                    <w:jc w:val="center"/>
-                  </w:pPr>
-                  <w:r>
-                    <w:rPr>
-                      <w:rStyle w:val="VerbatimChar"/>
-                    </w:rPr>
-                    <w:t xml:space="preserve">sh:IRI</w:t>
-                  </w:r>
-                </w:p>
-              </w:tc>
-              <w:tc>
-                <w:tcPr/>
-                <w:p>
-                  <w:pPr>
-                    <w:pStyle w:val="Compact"/>
-                    <w:jc w:val="right"/>
-                    <w:jc w:val="center"/>
-                  </w:pPr>
-                  <w:r>
-                    <w:t xml:space="preserve">0..*</w:t>
-                  </w:r>
-                </w:p>
-              </w:tc>
-            </w:tr>
-            <w:tr>
-              <w:tc>
-                <w:tcPr/>
-                <w:p>
-                  <w:pPr>
-                    <w:pStyle w:val="Compact"/>
                   </w:pPr>
                 </w:p>
               </w:tc>
@@ -4072,155 +4140,6 @@
                       <w:rStyle w:val="VerbatimChar"/>
                     </w:rPr>
                     <w:t xml:space="preserve">rdfs:subClassOf</w:t>
-                  </w:r>
-                </w:p>
-              </w:tc>
-              <w:tc>
-                <w:tcPr/>
-                <w:p>
-                  <w:pPr>
-                    <w:pStyle w:val="Compact"/>
-                    <w:jc w:val="left"/>
-                    <w:jc w:val="center"/>
-                  </w:pPr>
-                  <w:r>
-                    <w:rPr>
-                      <w:rStyle w:val="VerbatimChar"/>
-                    </w:rPr>
-                    <w:t xml:space="preserve">sh:IRI</w:t>
-                  </w:r>
-                </w:p>
-              </w:tc>
-              <w:tc>
-                <w:tcPr/>
-                <w:p>
-                  <w:pPr>
-                    <w:pStyle w:val="Compact"/>
-                    <w:jc w:val="right"/>
-                    <w:jc w:val="center"/>
-                  </w:pPr>
-                  <w:r>
-                    <w:t xml:space="preserve">0..*</w:t>
-                  </w:r>
-                </w:p>
-              </w:tc>
-            </w:tr>
-            <w:tr>
-              <w:tc>
-                <w:tcPr/>
-                <w:p>
-                  <w:pPr>
-                    <w:pStyle w:val="Compact"/>
-                  </w:pPr>
-                </w:p>
-              </w:tc>
-              <w:tc>
-                <w:tcPr/>
-                <w:p>
-                  <w:pPr>
-                    <w:pStyle w:val="Compact"/>
-                    <w:jc w:val="left"/>
-                    <w:jc w:val="center"/>
-                  </w:pPr>
-                  <w:r>
-                    <w:rPr>
-                      <w:rStyle w:val="VerbatimChar"/>
-                    </w:rPr>
-                    <w:t xml:space="preserve">owl:intersectionOf</w:t>
-                  </w:r>
-                </w:p>
-              </w:tc>
-              <w:tc>
-                <w:tcPr/>
-                <w:p>
-                  <w:pPr>
-                    <w:pStyle w:val="Compact"/>
-                  </w:pPr>
-                </w:p>
-              </w:tc>
-              <w:tc>
-                <w:tcPr/>
-                <w:p>
-                  <w:pPr>
-                    <w:pStyle w:val="Compact"/>
-                    <w:jc w:val="right"/>
-                    <w:jc w:val="center"/>
-                  </w:pPr>
-                  <w:r>
-                    <w:t xml:space="preserve">0..*</w:t>
-                  </w:r>
-                </w:p>
-              </w:tc>
-            </w:tr>
-            <w:tr>
-              <w:tc>
-                <w:tcPr/>
-                <w:p>
-                  <w:pPr>
-                    <w:pStyle w:val="Compact"/>
-                  </w:pPr>
-                </w:p>
-              </w:tc>
-              <w:tc>
-                <w:tcPr/>
-                <w:p>
-                  <w:pPr>
-                    <w:pStyle w:val="Compact"/>
-                    <w:jc w:val="left"/>
-                    <w:jc w:val="center"/>
-                  </w:pPr>
-                  <w:r>
-                    <w:rPr>
-                      <w:rStyle w:val="VerbatimChar"/>
-                    </w:rPr>
-                    <w:t xml:space="preserve">owl:unionOf</w:t>
-                  </w:r>
-                </w:p>
-              </w:tc>
-              <w:tc>
-                <w:tcPr/>
-                <w:p>
-                  <w:pPr>
-                    <w:pStyle w:val="Compact"/>
-                  </w:pPr>
-                </w:p>
-              </w:tc>
-              <w:tc>
-                <w:tcPr/>
-                <w:p>
-                  <w:pPr>
-                    <w:pStyle w:val="Compact"/>
-                    <w:jc w:val="right"/>
-                    <w:jc w:val="center"/>
-                  </w:pPr>
-                  <w:r>
-                    <w:t xml:space="preserve">0..*</w:t>
-                  </w:r>
-                </w:p>
-              </w:tc>
-            </w:tr>
-            <w:tr>
-              <w:tc>
-                <w:tcPr/>
-                <w:p>
-                  <w:pPr>
-                    <w:pStyle w:val="Compact"/>
-                  </w:pPr>
-                </w:p>
-              </w:tc>
-              <w:tc>
-                <w:tcPr/>
-                <w:p>
-                  <w:pPr>
-                    <w:pStyle w:val="Compact"/>
-                    <w:jc w:val="left"/>
-                    <w:jc w:val="center"/>
-                  </w:pPr>
-                  <w:r>
-                    <w:rPr>
-                      <w:rStyle w:val="VerbatimChar"/>
-                    </w:rPr>
-                    <w:t xml:space="preserve">owl:disjointWith</w:t>
                   </w:r>
                 </w:p>
               </w:tc>
@@ -4237,7 +4156,64 @@
                       <w:rPr>
                         <w:rStyle w:val="Hyperlink"/>
                       </w:rPr>
-                      <w:t xml:space="preserve">:CultivationType</w:t>
+                      <w:t xml:space="preserve">eCH-0265:CultivationType</w:t>
+                    </w:r>
+                  </w:hyperlink>
+                </w:p>
+              </w:tc>
+              <w:tc>
+                <w:tcPr/>
+                <w:p>
+                  <w:pPr>
+                    <w:pStyle w:val="Compact"/>
+                    <w:jc w:val="right"/>
+                    <w:jc w:val="center"/>
+                  </w:pPr>
+                  <w:r>
+                    <w:t xml:space="preserve">0..*</w:t>
+                  </w:r>
+                </w:p>
+              </w:tc>
+            </w:tr>
+            <w:tr>
+              <w:tc>
+                <w:tcPr/>
+                <w:p>
+                  <w:pPr>
+                    <w:pStyle w:val="Compact"/>
+                  </w:pPr>
+                </w:p>
+              </w:tc>
+              <w:tc>
+                <w:tcPr/>
+                <w:p>
+                  <w:pPr>
+                    <w:pStyle w:val="Compact"/>
+                    <w:jc w:val="left"/>
+                    <w:jc w:val="center"/>
+                  </w:pPr>
+                  <w:r>
+                    <w:rPr>
+                      <w:rStyle w:val="VerbatimChar"/>
+                    </w:rPr>
+                    <w:t xml:space="preserve">owl:disjointWith</w:t>
+                  </w:r>
+                </w:p>
+              </w:tc>
+              <w:tc>
+                <w:tcPr/>
+                <w:p>
+                  <w:pPr>
+                    <w:pStyle w:val="Compact"/>
+                    <w:jc w:val="left"/>
+                    <w:jc w:val="center"/>
+                  </w:pPr>
+                  <w:hyperlink w:anchor="sec-nutzungstyp">
+                    <w:r>
+                      <w:rPr>
+                        <w:rStyle w:val="Hyperlink"/>
+                      </w:rPr>
+                      <w:t xml:space="preserve">eCH-0265:CultivationType</w:t>
                     </w:r>
                   </w:hyperlink>
                   <w:r>
@@ -4271,148 +4247,20 @@
                 </w:p>
               </w:tc>
             </w:tr>
-            <w:tr>
-              <w:tc>
-                <w:tcPr/>
-                <w:p>
-                  <w:pPr>
-                    <w:pStyle w:val="Compact"/>
-                    <w:jc w:val="left"/>
-                    <w:jc w:val="center"/>
-                  </w:pPr>
-                  <w:r>
-                    <w:rPr>
-                      <w:b/>
-                      <w:bCs/>
-                    </w:rPr>
-                    <w:t xml:space="preserve">Botanische Pflanze</w:t>
-                  </w:r>
-                </w:p>
-              </w:tc>
-              <w:tc>
-                <w:tcPr/>
-                <w:p>
-                  <w:pPr>
-                    <w:pStyle w:val="Compact"/>
-                    <w:jc w:val="left"/>
-                    <w:jc w:val="center"/>
-                  </w:pPr>
-                  <w:r>
-                    <w:rPr>
-                      <w:rStyle w:val="VerbatimChar"/>
-                    </w:rPr>
-                    <w:t xml:space="preserve">:botanicalPlant</w:t>
-                  </w:r>
-                </w:p>
-              </w:tc>
-              <w:tc>
-                <w:tcPr/>
-                <w:p>
-                  <w:pPr>
-                    <w:pStyle w:val="Compact"/>
-                    <w:jc w:val="left"/>
-                    <w:jc w:val="center"/>
-                  </w:pPr>
-                  <w:r>
-                    <w:rPr>
-                      <w:rStyle w:val="VerbatimChar"/>
-                    </w:rPr>
-                    <w:t xml:space="preserve">sh:IRI</w:t>
-                  </w:r>
-                </w:p>
-              </w:tc>
-              <w:tc>
-                <w:tcPr/>
-                <w:p>
-                  <w:pPr>
-                    <w:pStyle w:val="Compact"/>
-                    <w:jc w:val="right"/>
-                    <w:jc w:val="center"/>
-                  </w:pPr>
-                  <w:r>
-                    <w:t xml:space="preserve">0..1</w:t>
-                  </w:r>
-                </w:p>
-              </w:tc>
-            </w:tr>
-            <w:tr>
-              <w:tc>
-                <w:tcPr/>
-                <w:p>
-                  <w:pPr>
-                    <w:pStyle w:val="Compact"/>
-                    <w:jc w:val="left"/>
-                    <w:jc w:val="center"/>
-                  </w:pPr>
-                  <w:r>
-                    <w:rPr>
-                      <w:b/>
-                      <w:bCs/>
-                    </w:rPr>
-                    <w:t xml:space="preserve">Anbauintensität</w:t>
-                  </w:r>
-                </w:p>
-              </w:tc>
-              <w:tc>
-                <w:tcPr/>
-                <w:p>
-                  <w:pPr>
-                    <w:pStyle w:val="Compact"/>
-                    <w:jc w:val="left"/>
-                    <w:jc w:val="center"/>
-                  </w:pPr>
-                  <w:r>
-                    <w:rPr>
-                      <w:rStyle w:val="VerbatimChar"/>
-                    </w:rPr>
-                    <w:t xml:space="preserve">:managementIntensity</w:t>
-                  </w:r>
-                </w:p>
-              </w:tc>
-              <w:tc>
-                <w:tcPr/>
-                <w:p>
-                  <w:pPr>
-                    <w:pStyle w:val="Compact"/>
-                    <w:jc w:val="left"/>
-                    <w:jc w:val="center"/>
-                  </w:pPr>
-                  <w:r>
-                    <w:rPr>
-                      <w:rStyle w:val="VerbatimChar"/>
-                    </w:rPr>
-                    <w:t xml:space="preserve">sh:IRI</w:t>
-                  </w:r>
-                </w:p>
-              </w:tc>
-              <w:tc>
-                <w:tcPr/>
-                <w:p>
-                  <w:pPr>
-                    <w:pStyle w:val="Compact"/>
-                    <w:jc w:val="right"/>
-                    <w:jc w:val="center"/>
-                  </w:pPr>
-                  <w:r>
-                    <w:t xml:space="preserve">0..1</w:t>
-                  </w:r>
-                </w:p>
-              </w:tc>
-            </w:tr>
           </w:tbl>
-          <w:bookmarkEnd w:id="57"/>
+          <w:bookmarkEnd w:id="60"/>
           <w:p/>
         </w:tc>
       </w:tr>
     </w:tbl>
-    <w:bookmarkEnd w:id="58"/>
-    <w:bookmarkStart w:id="61" w:name="sec-pflanzenschutzmittel-kultur"/>
+    <w:bookmarkEnd w:id="61"/>
+    <w:bookmarkStart w:id="63" w:name="X34f5987c51703074c0f8334c195c9069d9747b3"/>
     <w:p>
       <w:pPr>
         <w:pStyle w:val="berschrift2"/>
       </w:pPr>
       <w:r>
-        <w:t xml:space="preserve">Pflanzenschutzmittel-Kultur</w:t>
+        <w:t xml:space="preserve">Nährstoffbilanz-Kultivierungskategorie</w:t>
       </w:r>
     </w:p>
     <w:p>
@@ -4420,75 +4268,7 @@
         <w:pStyle w:val="FirstParagraph"/>
       </w:pPr>
       <w:r>
-        <w:t xml:space="preserve">Kultur, wie sie im</w:t>
-      </w:r>
-      <w:r>
-        <w:t xml:space="preserve"> </w:t>
-      </w:r>
-      <w:hyperlink r:id="rId59">
-        <w:r>
-          <w:rPr>
-            <w:rStyle w:val="Hyperlink"/>
-          </w:rPr>
-          <w:t xml:space="preserve">Pflanzenschutzmittelverzeichnis</w:t>
-        </w:r>
-      </w:hyperlink>
-      <w:r>
-        <w:t xml:space="preserve"> </w:t>
-      </w:r>
-      <w:r>
-        <w:t xml:space="preserve">modelliert ist. Diese Kulturen sind über die Attribute</w:t>
-      </w:r>
-      <w:r>
-        <w:t xml:space="preserve"> </w:t>
-      </w:r>
-      <w:r>
-        <w:rPr>
-          <w:rStyle w:val="VerbatimChar"/>
-        </w:rPr>
-        <w:t xml:space="preserve">schema:isPartOf</w:t>
-      </w:r>
-      <w:r>
-        <w:t xml:space="preserve"> </w:t>
-      </w:r>
-      <w:r>
-        <w:t xml:space="preserve">sowie</w:t>
-      </w:r>
-      <w:r>
-        <w:t xml:space="preserve"> </w:t>
-      </w:r>
-      <w:r>
-        <w:rPr>
-          <w:rStyle w:val="VerbatimChar"/>
-        </w:rPr>
-        <w:t xml:space="preserve">schema:hasPart</w:t>
-      </w:r>
-      <w:r>
-        <w:t xml:space="preserve"> </w:t>
-      </w:r>
-      <w:r>
-        <w:t xml:space="preserve">hierarchisch organisiert.</w:t>
-      </w:r>
-    </w:p>
-    <w:p>
-      <w:pPr>
-        <w:pStyle w:val="Textkrper"/>
-      </w:pPr>
-      <w:r>
-        <w:rPr>
-          <w:b/>
-          <w:bCs/>
-        </w:rPr>
-        <w:t xml:space="preserve">Zielklasse:</w:t>
-      </w:r>
-      <w:r>
-        <w:t xml:space="preserve"> </w:t>
-      </w:r>
-      <w:r>
-        <w:rPr>
-          <w:rStyle w:val="VerbatimChar"/>
-        </w:rPr>
-        <w:t xml:space="preserve">:PlantProtectionCrop</w:t>
+        <w:t xml:space="preserve">Oberste Hierarchieebene der Kulturen im Nährstoffbilanz-Berechnungsservice, dient der reinen Strukturierung.</w:t>
       </w:r>
     </w:p>
     <w:tbl>
@@ -4504,7 +4284,7 @@
       <w:tr>
         <w:tc>
           <w:tcPr/>
-          <w:bookmarkStart w:id="60" w:name="tbl-pflanzenschutzmittel-kultur"/>
+          <w:bookmarkStart w:id="62" w:name="Xbc2698ecd855df5c39c1c410e9c789fcf6069e1"/>
           <w:p>
             <w:pPr>
               <w:jc w:val="center"/>
@@ -4515,7 +4295,7 @@
               <w:pStyle w:val="ImageCaption"/>
             </w:pPr>
             <w:r>
-              <w:t xml:space="preserve">Tabelle 6: Pflanzenschutzmittel-Kultur Eigenschaften</w:t>
+              <w:t xml:space="preserve">Tabelle 7: Nährstoffbilanz-Kultivierungskategorie Eigenschaften</w:t>
             </w:r>
           </w:p>
           <w:tbl>
@@ -4681,10 +4461,135 @@
                       <w:b/>
                       <w:bCs/>
                     </w:rPr>
+                    <w:t xml:space="preserve">Konzeptschema</w:t>
+                  </w:r>
+                </w:p>
+              </w:tc>
+              <w:tc>
+                <w:tcPr/>
+                <w:p>
+                  <w:pPr>
+                    <w:pStyle w:val="Compact"/>
+                    <w:jc w:val="left"/>
+                    <w:jc w:val="center"/>
+                  </w:pPr>
+                  <w:r>
+                    <w:rPr>
+                      <w:rStyle w:val="VerbatimChar"/>
+                    </w:rPr>
+                    <w:t xml:space="preserve">skos:inScheme</w:t>
+                  </w:r>
+                </w:p>
+              </w:tc>
+              <w:tc>
+                <w:tcPr/>
+                <w:p>
+                  <w:pPr>
+                    <w:pStyle w:val="Compact"/>
+                    <w:jc w:val="left"/>
+                    <w:jc w:val="center"/>
+                  </w:pPr>
+                  <w:r>
+                    <w:rPr>
+                      <w:rStyle w:val="VerbatimChar"/>
+                    </w:rPr>
+                    <w:t xml:space="preserve">sh:IRI</w:t>
+                  </w:r>
+                </w:p>
+              </w:tc>
+              <w:tc>
+                <w:tcPr/>
+                <w:p>
+                  <w:pPr>
+                    <w:pStyle w:val="Compact"/>
+                    <w:jc w:val="right"/>
+                    <w:jc w:val="center"/>
+                  </w:pPr>
+                  <w:r>
+                    <w:t xml:space="preserve">1..*</w:t>
+                  </w:r>
+                </w:p>
+              </w:tc>
+            </w:tr>
+            <w:tr>
+              <w:tc>
+                <w:tcPr/>
+                <w:p>
+                  <w:pPr>
+                    <w:pStyle w:val="Compact"/>
+                    <w:jc w:val="left"/>
+                    <w:jc w:val="center"/>
+                  </w:pPr>
+                  <w:r>
+                    <w:rPr>
+                      <w:b/>
+                      <w:bCs/>
+                    </w:rPr>
+                    <w:t xml:space="preserve">Oberstes Konzept von</w:t>
+                  </w:r>
+                </w:p>
+              </w:tc>
+              <w:tc>
+                <w:tcPr/>
+                <w:p>
+                  <w:pPr>
+                    <w:pStyle w:val="Compact"/>
+                    <w:jc w:val="left"/>
+                    <w:jc w:val="center"/>
+                  </w:pPr>
+                  <w:r>
+                    <w:rPr>
+                      <w:rStyle w:val="VerbatimChar"/>
+                    </w:rPr>
+                    <w:t xml:space="preserve">skos:topConceptOf</w:t>
+                  </w:r>
+                </w:p>
+              </w:tc>
+              <w:tc>
+                <w:tcPr/>
+                <w:p>
+                  <w:pPr>
+                    <w:pStyle w:val="Compact"/>
+                    <w:jc w:val="left"/>
+                    <w:jc w:val="center"/>
+                  </w:pPr>
+                  <w:r>
+                    <w:rPr>
+                      <w:rStyle w:val="VerbatimChar"/>
+                    </w:rPr>
+                    <w:t xml:space="preserve">sh:IRI</w:t>
+                  </w:r>
+                </w:p>
+              </w:tc>
+              <w:tc>
+                <w:tcPr/>
+                <w:p>
+                  <w:pPr>
+                    <w:pStyle w:val="Compact"/>
+                    <w:jc w:val="right"/>
+                    <w:jc w:val="center"/>
+                  </w:pPr>
+                  <w:r>
+                    <w:t xml:space="preserve">1..1</w:t>
+                  </w:r>
+                </w:p>
+              </w:tc>
+            </w:tr>
+            <w:tr>
+              <w:tc>
+                <w:tcPr/>
+                <w:p>
+                  <w:pPr>
+                    <w:pStyle w:val="Compact"/>
+                    <w:jc w:val="left"/>
+                    <w:jc w:val="center"/>
+                  </w:pPr>
+                  <w:r>
+                    <w:rPr>
+                      <w:b/>
+                      <w:bCs/>
+                    </w:rPr>
                     <w:t xml:space="preserve">Name</w:t>
-                  </w:r>
-                  <w:r>
-                    <w:t xml:space="preserve">: Der in Infofito eingetragene Name dieser Kultur.</w:t>
                   </w:r>
                 </w:p>
               </w:tc>
@@ -4716,71 +4621,7 @@
                     <w:rPr>
                       <w:rStyle w:val="VerbatimChar"/>
                     </w:rPr>
-                    <w:t xml:space="preserve">sh:Literal</w:t>
-                  </w:r>
-                </w:p>
-              </w:tc>
-              <w:tc>
-                <w:tcPr/>
-                <w:p>
-                  <w:pPr>
-                    <w:pStyle w:val="Compact"/>
-                    <w:jc w:val="right"/>
-                    <w:jc w:val="center"/>
-                  </w:pPr>
-                  <w:r>
-                    <w:t xml:space="preserve">2..4</w:t>
-                  </w:r>
-                </w:p>
-              </w:tc>
-            </w:tr>
-            <w:tr>
-              <w:tc>
-                <w:tcPr/>
-                <w:p>
-                  <w:pPr>
-                    <w:pStyle w:val="Compact"/>
-                    <w:jc w:val="left"/>
-                    <w:jc w:val="center"/>
-                  </w:pPr>
-                  <w:r>
-                    <w:rPr>
-                      <w:b/>
-                      <w:bCs/>
-                    </w:rPr>
-                    <w:t xml:space="preserve">Version</w:t>
-                  </w:r>
-                </w:p>
-              </w:tc>
-              <w:tc>
-                <w:tcPr/>
-                <w:p>
-                  <w:pPr>
-                    <w:pStyle w:val="Compact"/>
-                    <w:jc w:val="left"/>
-                    <w:jc w:val="center"/>
-                  </w:pPr>
-                  <w:r>
-                    <w:rPr>
-                      <w:rStyle w:val="VerbatimChar"/>
-                    </w:rPr>
-                    <w:t xml:space="preserve">schema:version</w:t>
-                  </w:r>
-                </w:p>
-              </w:tc>
-              <w:tc>
-                <w:tcPr/>
-                <w:p>
-                  <w:pPr>
-                    <w:pStyle w:val="Compact"/>
-                    <w:jc w:val="left"/>
-                    <w:jc w:val="center"/>
-                  </w:pPr>
-                  <w:r>
-                    <w:rPr>
-                      <w:rStyle w:val="VerbatimChar"/>
-                    </w:rPr>
-                    <w:t xml:space="preserve">xsd:integer</w:t>
+                    <w:t xml:space="preserve">rdf:langString</w:t>
                   </w:r>
                   <w:r>
                     <w:t xml:space="preserve"> </w:t>
@@ -4808,169 +4649,7 @@
                     <w:jc w:val="center"/>
                   </w:pPr>
                   <w:r>
-                    <w:t xml:space="preserve">1..1</w:t>
-                  </w:r>
-                </w:p>
-              </w:tc>
-            </w:tr>
-            <w:tr>
-              <w:tc>
-                <w:tcPr/>
-                <w:p>
-                  <w:pPr>
-                    <w:pStyle w:val="Compact"/>
-                    <w:jc w:val="left"/>
-                    <w:jc w:val="center"/>
-                  </w:pPr>
-                  <w:r>
-                    <w:rPr>
-                      <w:b/>
-                      <w:bCs/>
-                    </w:rPr>
-                    <w:t xml:space="preserve">Überkultur</w:t>
-                  </w:r>
-                </w:p>
-              </w:tc>
-              <w:tc>
-                <w:tcPr/>
-                <w:p>
-                  <w:pPr>
-                    <w:pStyle w:val="Compact"/>
-                    <w:jc w:val="left"/>
-                    <w:jc w:val="center"/>
-                  </w:pPr>
-                  <w:r>
-                    <w:rPr>
-                      <w:rStyle w:val="VerbatimChar"/>
-                    </w:rPr>
-                    <w:t xml:space="preserve">schema:isPartOf</w:t>
-                  </w:r>
-                </w:p>
-              </w:tc>
-              <w:tc>
-                <w:tcPr/>
-                <w:p>
-                  <w:pPr>
-                    <w:pStyle w:val="Compact"/>
-                    <w:jc w:val="left"/>
-                    <w:jc w:val="center"/>
-                  </w:pPr>
-                  <w:hyperlink w:anchor="sec-pflanzenschutzmittel-kultur">
-                    <w:r>
-                      <w:rPr>
-                        <w:rStyle w:val="Hyperlink"/>
-                      </w:rPr>
-                      <w:t xml:space="preserve">:PlantProtectionCrop</w:t>
-                    </w:r>
-                  </w:hyperlink>
-                  <w:r>
-                    <w:t xml:space="preserve"> </w:t>
-                  </w:r>
-                  <w:r>
-                    <w:t xml:space="preserve">oder</w:t>
-                  </w:r>
-                  <w:r>
-                    <w:t xml:space="preserve"> </w:t>
-                  </w:r>
-                  <w:r>
-                    <w:rPr>
-                      <w:rStyle w:val="VerbatimChar"/>
-                    </w:rPr>
-                    <w:t xml:space="preserve">sh:IRI</w:t>
-                  </w:r>
-                </w:p>
-              </w:tc>
-              <w:tc>
-                <w:tcPr/>
-                <w:p>
-                  <w:pPr>
-                    <w:pStyle w:val="Compact"/>
-                    <w:jc w:val="right"/>
-                    <w:jc w:val="center"/>
-                  </w:pPr>
-                  <w:r>
-                    <w:t xml:space="preserve">0..2</w:t>
-                  </w:r>
-                </w:p>
-              </w:tc>
-            </w:tr>
-            <w:tr>
-              <w:tc>
-                <w:tcPr/>
-                <w:p>
-                  <w:pPr>
-                    <w:pStyle w:val="Compact"/>
-                    <w:jc w:val="left"/>
-                    <w:jc w:val="center"/>
-                  </w:pPr>
-                  <w:r>
-                    <w:rPr>
-                      <w:b/>
-                      <w:bCs/>
-                    </w:rPr>
-                    <w:t xml:space="preserve">Unterkultur</w:t>
-                  </w:r>
-                </w:p>
-              </w:tc>
-              <w:tc>
-                <w:tcPr/>
-                <w:p>
-                  <w:pPr>
-                    <w:pStyle w:val="Compact"/>
-                    <w:jc w:val="left"/>
-                    <w:jc w:val="center"/>
-                  </w:pPr>
-                  <w:r>
-                    <w:rPr>
-                      <w:rStyle w:val="VerbatimChar"/>
-                    </w:rPr>
-                    <w:t xml:space="preserve">schema:hasPart</w:t>
-                  </w:r>
-                </w:p>
-              </w:tc>
-              <w:tc>
-                <w:tcPr/>
-                <w:p>
-                  <w:pPr>
-                    <w:pStyle w:val="Compact"/>
-                    <w:jc w:val="left"/>
-                    <w:jc w:val="center"/>
-                  </w:pPr>
-                  <w:hyperlink w:anchor="sec-pflanzenschutzmittel-kultur">
-                    <w:r>
-                      <w:rPr>
-                        <w:rStyle w:val="Hyperlink"/>
-                      </w:rPr>
-                      <w:t xml:space="preserve">:PlantProtectionCrop</w:t>
-                    </w:r>
-                  </w:hyperlink>
-                  <w:r>
-                    <w:t xml:space="preserve"> </w:t>
-                  </w:r>
-                  <w:r>
-                    <w:t xml:space="preserve">oder</w:t>
-                  </w:r>
-                  <w:r>
-                    <w:t xml:space="preserve"> </w:t>
-                  </w:r>
-                  <w:r>
-                    <w:rPr>
-                      <w:rStyle w:val="VerbatimChar"/>
-                    </w:rPr>
-                    <w:t xml:space="preserve">sh:IRI</w:t>
-                  </w:r>
-                </w:p>
-              </w:tc>
-              <w:tc>
-                <w:tcPr/>
-                <w:p>
-                  <w:pPr>
-                    <w:pStyle w:val="Compact"/>
-                    <w:jc w:val="right"/>
-                    <w:jc w:val="center"/>
-                  </w:pPr>
-                  <w:r>
-                    <w:t xml:space="preserve">0..*</w:t>
+                    <w:t xml:space="preserve">1..*</w:t>
                   </w:r>
                 </w:p>
               </w:tc>
@@ -5005,7 +4684,7 @@
                     <w:rPr>
                       <w:rStyle w:val="VerbatimChar"/>
                     </w:rPr>
-                    <w:t xml:space="preserve">:cultivationType</w:t>
+                    <w:t xml:space="preserve">skos:exactMatch</w:t>
                   </w:r>
                 </w:p>
               </w:tc>
@@ -5022,7 +4701,7 @@
                       <w:rPr>
                         <w:rStyle w:val="Hyperlink"/>
                       </w:rPr>
-                      <w:t xml:space="preserve">:CultivationType</w:t>
+                      <w:t xml:space="preserve">eCH-0265:CultivationType</w:t>
                     </w:r>
                   </w:hyperlink>
                 </w:p>
@@ -5042,20 +4721,19 @@
               </w:tc>
             </w:tr>
           </w:tbl>
-          <w:bookmarkEnd w:id="60"/>
+          <w:bookmarkEnd w:id="62"/>
           <w:p/>
         </w:tc>
       </w:tr>
     </w:tbl>
-    <w:bookmarkEnd w:id="61"/>
-    <w:bookmarkEnd w:id="62"/>
-    <w:bookmarkStart w:id="75" w:name="instruktionen-zur-datenintegration"/>
+    <w:bookmarkEnd w:id="63"/>
+    <w:bookmarkStart w:id="65" w:name="X6f4964e4a62db8140bc4a081f9ca5a90ae9384b"/>
     <w:p>
       <w:pPr>
-        <w:pStyle w:val="berschrift1"/>
-      </w:pPr>
-      <w:r>
-        <w:t xml:space="preserve">Instruktionen zur Datenintegration</w:t>
+        <w:pStyle w:val="berschrift2"/>
+      </w:pPr>
+      <w:r>
+        <w:t xml:space="preserve">Nährstoffbilanz-Kultivierungsunterkategorie</w:t>
       </w:r>
     </w:p>
     <w:p>
@@ -5063,678 +4741,7 @@
         <w:pStyle w:val="FirstParagraph"/>
       </w:pPr>
       <w:r>
-        <w:t xml:space="preserve">Die diesem Dokument zugrundeliegenden Master- und Referenzdaten sind als</w:t>
-      </w:r>
-      <w:r>
-        <w:t xml:space="preserve"> </w:t>
-      </w:r>
-      <w:r>
-        <w:rPr>
-          <w:i/>
-          <w:iCs/>
-        </w:rPr>
-        <w:t xml:space="preserve">Linked Data</w:t>
-      </w:r>
-      <w:r>
-        <w:t xml:space="preserve"> </w:t>
-      </w:r>
-      <w:r>
-        <w:t xml:space="preserve">verfügbar.</w:t>
-      </w:r>
-    </w:p>
-    <w:p>
-      <w:pPr>
-        <w:pStyle w:val="Textkrper"/>
-      </w:pPr>
-      <w:r>
-        <w:t xml:space="preserve">Die technologische Basis dafür bildet das</w:t>
-      </w:r>
-      <w:r>
-        <w:t xml:space="preserve"> </w:t>
-      </w:r>
-      <w:hyperlink r:id="rId63">
-        <w:r>
-          <w:rPr>
-            <w:rStyle w:val="Hyperlink"/>
-          </w:rPr>
-          <w:t xml:space="preserve">Resource Description Framework (RDF)</w:t>
-        </w:r>
-      </w:hyperlink>
-      <w:r>
-        <w:t xml:space="preserve">, ein zentraler Standard des World Wide Web Consortiums (W3C) zur Modellierung von Datenstrukturen im Web.</w:t>
-      </w:r>
-      <w:r>
-        <w:t xml:space="preserve"> </w:t>
-      </w:r>
-      <w:r>
-        <w:t xml:space="preserve">In RDF werden Informationen nicht in klassischen Tabellen, sondern als vernetzte Graphen abgebildet.</w:t>
-      </w:r>
-      <w:r>
-        <w:t xml:space="preserve"> </w:t>
-      </w:r>
-      <w:r>
-        <w:t xml:space="preserve">Jede Aussage besteht dabei aus einem sogenannten Triple (Subjekt, Prädikat, Objekt).</w:t>
-      </w:r>
-      <w:r>
-        <w:t xml:space="preserve"> </w:t>
-      </w:r>
-      <w:r>
-        <w:t xml:space="preserve">Diese Struktur ermöglicht eine maschinenlesbare, interoperable und systemübergreifend eindeutige Beschreibung von Ressourcen und deren Relationen zueinander.</w:t>
-      </w:r>
-    </w:p>
-    <w:p>
-      <w:pPr>
-        <w:pStyle w:val="Textkrper"/>
-      </w:pPr>
-      <w:r>
-        <w:t xml:space="preserve">Für die Speicherung und Publikation dieser RDF-Daten wird</w:t>
-      </w:r>
-      <w:r>
-        <w:t xml:space="preserve"> </w:t>
-      </w:r>
-      <w:hyperlink r:id="rId64">
-        <w:r>
-          <w:rPr>
-            <w:rStyle w:val="Hyperlink"/>
-          </w:rPr>
-          <w:t xml:space="preserve">LINDAS</w:t>
-        </w:r>
-      </w:hyperlink>
-      <w:r>
-        <w:t xml:space="preserve"> </w:t>
-      </w:r>
-      <w:r>
-        <w:t xml:space="preserve">(Linked Data Service) genutzt, der offizielle Linked-Data-Dienst der Schweizer Bundesverwaltung.</w:t>
-      </w:r>
-      <w:r>
-        <w:t xml:space="preserve"> </w:t>
-      </w:r>
-      <w:r>
-        <w:t xml:space="preserve">LINDAS fungiert als sogenannter</w:t>
-      </w:r>
-      <w:r>
-        <w:t xml:space="preserve"> </w:t>
-      </w:r>
-      <w:r>
-        <w:rPr>
-          <w:i/>
-          <w:iCs/>
-        </w:rPr>
-        <w:t xml:space="preserve">Triple Store</w:t>
-      </w:r>
-      <w:r>
-        <w:t xml:space="preserve">, einer spezialisierte Graphdatenbank, die für das effiziente Speichern und Abfragen von RDF-Triples optimiert ist und die Daten öffentlich über eine genormte Schnittstelle bereitstellt.</w:t>
-      </w:r>
-    </w:p>
-    <w:p>
-      <w:pPr>
-        <w:pStyle w:val="Textkrper"/>
-      </w:pPr>
-      <w:r>
-        <w:t xml:space="preserve">Das folgende Kapitel gibt eine minimale Anleitung, wie die Daten von LINDAS abgefragt und bezogen werden können.</w:t>
-      </w:r>
-    </w:p>
-    <w:bookmarkStart w:id="68" w:name="sec-lindas-data-integration"/>
-    <w:p>
-      <w:pPr>
-        <w:pStyle w:val="berschrift2"/>
-      </w:pPr>
-      <w:r>
-        <w:t xml:space="preserve">Bezug der Stammdaten über LINDAS</w:t>
-      </w:r>
-    </w:p>
-    <w:p>
-      <w:pPr>
-        <w:pStyle w:val="FirstParagraph"/>
-      </w:pPr>
-      <w:r>
-        <w:t xml:space="preserve">Die Kulturenstammdaten können als Linked Data mittels der Abfragesprache</w:t>
-      </w:r>
-      <w:r>
-        <w:t xml:space="preserve"> </w:t>
-      </w:r>
-      <w:hyperlink r:id="rId65">
-        <w:r>
-          <w:rPr>
-            <w:rStyle w:val="Hyperlink"/>
-          </w:rPr>
-          <w:t xml:space="preserve">SPARQL 1.1 Query Language</w:t>
-        </w:r>
-      </w:hyperlink>
-      <w:r>
-        <w:t xml:space="preserve"> </w:t>
-      </w:r>
-      <w:r>
-        <w:t xml:space="preserve">direkt aus dem LINDAS-Triplestore bezogen werden.</w:t>
-      </w:r>
-      <w:r>
-        <w:t xml:space="preserve"> </w:t>
-      </w:r>
-      <w:r>
-        <w:t xml:space="preserve">Das nachfolgende generische Beispiel zeigt eine einfache Abfrage, welche sämtliche Nutzungstypen mit deren deutschem Namen zurückgibt:</w:t>
-      </w:r>
-    </w:p>
-    <w:p>
-      <w:pPr>
-        <w:pStyle w:val="SourceCode"/>
-      </w:pPr>
-      <w:r>
-        <w:rPr>
-          <w:rStyle w:val="VerbatimChar"/>
-        </w:rPr>
-        <w:t xml:space="preserve"># Table of all cultivation types and their German name</w:t>
-      </w:r>
-      <w:r>
-        <w:br/>
-      </w:r>
-      <w:r>
-        <w:rPr>
-          <w:rStyle w:val="VerbatimChar"/>
-        </w:rPr>
-        <w:t xml:space="preserve">PREFIX : &lt;https://agriculture.ld.admin.ch/crops/&gt;</w:t>
-      </w:r>
-      <w:r>
-        <w:br/>
-      </w:r>
-      <w:r>
-        <w:rPr>
-          <w:rStyle w:val="VerbatimChar"/>
-        </w:rPr>
-        <w:t xml:space="preserve">PREFIX schema: &lt;http://schema.org/&gt;</w:t>
-      </w:r>
-      <w:r>
-        <w:br/>
-      </w:r>
-      <w:r>
-        <w:rPr>
-          <w:rStyle w:val="VerbatimChar"/>
-        </w:rPr>
-        <w:t xml:space="preserve">SELECT *</w:t>
-      </w:r>
-      <w:r>
-        <w:br/>
-      </w:r>
-      <w:r>
-        <w:rPr>
-          <w:rStyle w:val="VerbatimChar"/>
-        </w:rPr>
-        <w:t xml:space="preserve">FROM &lt;https://lindas.admin.ch/foag/ech/0265/2&gt;</w:t>
-      </w:r>
-      <w:r>
-        <w:br/>
-      </w:r>
-      <w:r>
-        <w:rPr>
-          <w:rStyle w:val="VerbatimChar"/>
-        </w:rPr>
-        <w:t xml:space="preserve">WHERE {</w:t>
-      </w:r>
-      <w:r>
-        <w:br/>
-      </w:r>
-      <w:r>
-        <w:rPr>
-          <w:rStyle w:val="VerbatimChar"/>
-        </w:rPr>
-        <w:t xml:space="preserve">  ?crop a :CultivationType ;</w:t>
-      </w:r>
-      <w:r>
-        <w:br/>
-      </w:r>
-      <w:r>
-        <w:rPr>
-          <w:rStyle w:val="VerbatimChar"/>
-        </w:rPr>
-        <w:t xml:space="preserve">    schema:name ?name .</w:t>
-      </w:r>
-      <w:r>
-        <w:br/>
-      </w:r>
-      <w:r>
-        <w:rPr>
-          <w:rStyle w:val="VerbatimChar"/>
-        </w:rPr>
-        <w:t xml:space="preserve">  FILTER(LANG(?name) = "de")</w:t>
-      </w:r>
-      <w:r>
-        <w:br/>
-      </w:r>
-      <w:r>
-        <w:rPr>
-          <w:rStyle w:val="VerbatimChar"/>
-        </w:rPr>
-        <w:t xml:space="preserve">}</w:t>
-      </w:r>
-      <w:r>
-        <w:br/>
-      </w:r>
-      <w:r>
-        <w:rPr>
-          <w:rStyle w:val="VerbatimChar"/>
-        </w:rPr>
-        <w:t xml:space="preserve">ORDER BY ?name</w:t>
-      </w:r>
-    </w:p>
-    <w:p>
-      <w:pPr>
-        <w:pStyle w:val="FirstParagraph"/>
-      </w:pPr>
-      <w:r>
-        <w:t xml:space="preserve">Auf</w:t>
-      </w:r>
-      <w:r>
-        <w:t xml:space="preserve"> </w:t>
-      </w:r>
-      <w:hyperlink r:id="rId66">
-        <w:r>
-          <w:rPr>
-            <w:rStyle w:val="Hyperlink"/>
-          </w:rPr>
-          <w:t xml:space="preserve">https://lindas.admin.ch/sparql/</w:t>
-        </w:r>
-      </w:hyperlink>
-      <w:r>
-        <w:t xml:space="preserve"> </w:t>
-      </w:r>
-      <w:r>
-        <w:t xml:space="preserve">können solche Abfragen manuell über eine graphische Benutzeroberfläche ausgeführt werden.</w:t>
-      </w:r>
-    </w:p>
-    <w:p>
-      <w:pPr>
-        <w:pStyle w:val="Textkrper"/>
-      </w:pPr>
-      <w:r>
-        <w:t xml:space="preserve">Weitere praxisnahe Abfragebeispiele stehen im</w:t>
-      </w:r>
-      <w:r>
-        <w:t xml:space="preserve"> </w:t>
-      </w:r>
-      <w:hyperlink r:id="rId67">
-        <w:r>
-          <w:rPr>
-            <w:rStyle w:val="Hyperlink"/>
-          </w:rPr>
-          <w:t xml:space="preserve">GitHub Repository unter src/sparql/queries</w:t>
-        </w:r>
-      </w:hyperlink>
-      <w:r>
-        <w:t xml:space="preserve"> </w:t>
-      </w:r>
-      <w:r>
-        <w:t xml:space="preserve">zur Verfügung.</w:t>
-      </w:r>
-    </w:p>
-    <w:p>
-      <w:pPr>
-        <w:pStyle w:val="Textkrper"/>
-      </w:pPr>
-      <w:r>
-        <w:t xml:space="preserve">Für den automatisierten Datenabruf und die Systemintegration kann der LINDAS-Endpunkt über einen HTTP-POST-Request angesprochen werden.</w:t>
-      </w:r>
-      <w:r>
-        <w:t xml:space="preserve"> </w:t>
-      </w:r>
-      <w:r>
-        <w:t xml:space="preserve">Dabei wird die SPARQL-Abfrage direkt im Body der Anfrage übermittelt.</w:t>
-      </w:r>
-      <w:r>
-        <w:t xml:space="preserve"> </w:t>
-      </w:r>
-      <w:r>
-        <w:t xml:space="preserve">Ein entsprechendes Aufrufbeispiel mit</w:t>
-      </w:r>
-      <w:r>
-        <w:t xml:space="preserve"> </w:t>
-      </w:r>
-      <w:r>
-        <w:rPr>
-          <w:rStyle w:val="VerbatimChar"/>
-        </w:rPr>
-        <w:t xml:space="preserve">curl</w:t>
-      </w:r>
-      <w:r>
-        <w:t xml:space="preserve"> </w:t>
-      </w:r>
-      <w:r>
-        <w:t xml:space="preserve">sieht folgendermassen aus:</w:t>
-      </w:r>
-    </w:p>
-    <w:p>
-      <w:pPr>
-        <w:pStyle w:val="SourceCode"/>
-      </w:pPr>
-      <w:r>
-        <w:rPr>
-          <w:rStyle w:val="ExtensionTok"/>
-        </w:rPr>
-        <w:t xml:space="preserve">curl</w:t>
-      </w:r>
-      <w:r>
-        <w:rPr>
-          <w:rStyle w:val="NormalTok"/>
-        </w:rPr>
-        <w:t xml:space="preserve"> </w:t>
-      </w:r>
-      <w:r>
-        <w:rPr>
-          <w:rStyle w:val="AttributeTok"/>
-        </w:rPr>
-        <w:t xml:space="preserve">-X</w:t>
-      </w:r>
-      <w:r>
-        <w:rPr>
-          <w:rStyle w:val="NormalTok"/>
-        </w:rPr>
-        <w:t xml:space="preserve"> POST </w:t>
-      </w:r>
-      <w:r>
-        <w:rPr>
-          <w:rStyle w:val="StringTok"/>
-        </w:rPr>
-        <w:t xml:space="preserve">"https://lindas.admin.ch/query"</w:t>
-      </w:r>
-      <w:r>
-        <w:rPr>
-          <w:rStyle w:val="NormalTok"/>
-        </w:rPr>
-        <w:t xml:space="preserve"> </w:t>
-      </w:r>
-      <w:r>
-        <w:rPr>
-          <w:rStyle w:val="DataTypeTok"/>
-        </w:rPr>
-        <w:t xml:space="preserve">\</w:t>
-      </w:r>
-      <w:r>
-        <w:br/>
-      </w:r>
-      <w:r>
-        <w:rPr>
-          <w:rStyle w:val="NormalTok"/>
-        </w:rPr>
-        <w:t xml:space="preserve">     </w:t>
-      </w:r>
-      <w:r>
-        <w:rPr>
-          <w:rStyle w:val="AttributeTok"/>
-        </w:rPr>
-        <w:t xml:space="preserve">-H</w:t>
-      </w:r>
-      <w:r>
-        <w:rPr>
-          <w:rStyle w:val="NormalTok"/>
-        </w:rPr>
-        <w:t xml:space="preserve"> </w:t>
-      </w:r>
-      <w:r>
-        <w:rPr>
-          <w:rStyle w:val="StringTok"/>
-        </w:rPr>
-        <w:t xml:space="preserve">"Content-Type: application/sparql-query"</w:t>
-      </w:r>
-      <w:r>
-        <w:rPr>
-          <w:rStyle w:val="NormalTok"/>
-        </w:rPr>
-        <w:t xml:space="preserve"> </w:t>
-      </w:r>
-      <w:r>
-        <w:rPr>
-          <w:rStyle w:val="DataTypeTok"/>
-        </w:rPr>
-        <w:t xml:space="preserve">\</w:t>
-      </w:r>
-      <w:r>
-        <w:br/>
-      </w:r>
-      <w:r>
-        <w:rPr>
-          <w:rStyle w:val="NormalTok"/>
-        </w:rPr>
-        <w:t xml:space="preserve">     </w:t>
-      </w:r>
-      <w:r>
-        <w:rPr>
-          <w:rStyle w:val="AttributeTok"/>
-        </w:rPr>
-        <w:t xml:space="preserve">-H</w:t>
-      </w:r>
-      <w:r>
-        <w:rPr>
-          <w:rStyle w:val="NormalTok"/>
-        </w:rPr>
-        <w:t xml:space="preserve"> </w:t>
-      </w:r>
-      <w:r>
-        <w:rPr>
-          <w:rStyle w:val="StringTok"/>
-        </w:rPr>
-        <w:t xml:space="preserve">"Accept: application/sparql-results+json"</w:t>
-      </w:r>
-      <w:r>
-        <w:rPr>
-          <w:rStyle w:val="NormalTok"/>
-        </w:rPr>
-        <w:t xml:space="preserve"> </w:t>
-      </w:r>
-      <w:r>
-        <w:rPr>
-          <w:rStyle w:val="DataTypeTok"/>
-        </w:rPr>
-        <w:t xml:space="preserve">\</w:t>
-      </w:r>
-      <w:r>
-        <w:br/>
-      </w:r>
-      <w:r>
-        <w:rPr>
-          <w:rStyle w:val="NormalTok"/>
-        </w:rPr>
-        <w:t xml:space="preserve">     </w:t>
-      </w:r>
-      <w:r>
-        <w:rPr>
-          <w:rStyle w:val="AttributeTok"/>
-        </w:rPr>
-        <w:t xml:space="preserve">--data-binary</w:t>
-      </w:r>
-      <w:r>
-        <w:rPr>
-          <w:rStyle w:val="NormalTok"/>
-        </w:rPr>
-        <w:t xml:space="preserve"> @query.rq </w:t>
-      </w:r>
-      <w:r>
-        <w:rPr>
-          <w:rStyle w:val="AttributeTok"/>
-        </w:rPr>
-        <w:t xml:space="preserve">-o</w:t>
-      </w:r>
-      <w:r>
-        <w:rPr>
-          <w:rStyle w:val="NormalTok"/>
-        </w:rPr>
-        <w:t xml:space="preserve"> data.json</w:t>
-      </w:r>
-    </w:p>
-    <w:p>
-      <w:pPr>
-        <w:pStyle w:val="FirstParagraph"/>
-      </w:pPr>
-      <w:r>
-        <w:t xml:space="preserve">Dieser Aufruf setzt voraus, dass eine gültige SPARQL-Abfrage in der lokalen Datei</w:t>
-      </w:r>
-      <w:r>
-        <w:t xml:space="preserve"> </w:t>
-      </w:r>
-      <w:r>
-        <w:rPr>
-          <w:rStyle w:val="VerbatimChar"/>
-        </w:rPr>
-        <w:t xml:space="preserve">query.rq</w:t>
-      </w:r>
-      <w:r>
-        <w:t xml:space="preserve"> </w:t>
-      </w:r>
-      <w:r>
-        <w:t xml:space="preserve">vorliegt.</w:t>
-      </w:r>
-      <w:r>
-        <w:t xml:space="preserve"> </w:t>
-      </w:r>
-      <w:r>
-        <w:t xml:space="preserve">Je nach Anforderung lässt sich das Rückgabeformat über den</w:t>
-      </w:r>
-      <w:r>
-        <w:t xml:space="preserve"> </w:t>
-      </w:r>
-      <w:r>
-        <w:rPr>
-          <w:rStyle w:val="VerbatimChar"/>
-        </w:rPr>
-        <w:t xml:space="preserve">Accept</w:t>
-      </w:r>
-      <w:r>
-        <w:t xml:space="preserve">-Header steuern.</w:t>
-      </w:r>
-      <w:r>
-        <w:t xml:space="preserve"> </w:t>
-      </w:r>
-      <w:r>
-        <w:t xml:space="preserve">Für</w:t>
-      </w:r>
-      <w:r>
-        <w:t xml:space="preserve"> </w:t>
-      </w:r>
-      <w:r>
-        <w:rPr>
-          <w:rStyle w:val="VerbatimChar"/>
-        </w:rPr>
-        <w:t xml:space="preserve">SELECT</w:t>
-      </w:r>
-      <w:r>
-        <w:t xml:space="preserve">-Abfragen unterstützt LINDAS standardmässig strukturierte Formate wie JSON (</w:t>
-      </w:r>
-      <w:r>
-        <w:rPr>
-          <w:rStyle w:val="VerbatimChar"/>
-        </w:rPr>
-        <w:t xml:space="preserve">application/sparql-results+json</w:t>
-      </w:r>
-      <w:r>
-        <w:t xml:space="preserve">), XML (</w:t>
-      </w:r>
-      <w:r>
-        <w:rPr>
-          <w:rStyle w:val="VerbatimChar"/>
-        </w:rPr>
-        <w:t xml:space="preserve">application/sparql-results+xml</w:t>
-      </w:r>
-      <w:r>
-        <w:t xml:space="preserve">) und CSV (</w:t>
-      </w:r>
-      <w:r>
-        <w:rPr>
-          <w:rStyle w:val="VerbatimChar"/>
-        </w:rPr>
-        <w:t xml:space="preserve">text/csv</w:t>
-      </w:r>
-      <w:r>
-        <w:t xml:space="preserve">).</w:t>
-      </w:r>
-    </w:p>
-    <w:bookmarkEnd w:id="68"/>
-    <w:bookmarkStart w:id="74" w:name="sec-mapping-tables"/>
-    <w:p>
-      <w:pPr>
-        <w:pStyle w:val="berschrift2"/>
-      </w:pPr>
-      <w:r>
-        <w:t xml:space="preserve">Bezug von Mapping-Tabellen</w:t>
-      </w:r>
-    </w:p>
-    <w:p>
-      <w:pPr>
-        <w:pStyle w:val="FirstParagraph"/>
-      </w:pPr>
-      <w:r>
-        <w:t xml:space="preserve">Um die Beziehungen zwischen den Kulturen der unterschiedlichen Systeme aufzuzeigen, werden Mapping-Tabellen bereitgestellt. Diese dienen als «Übersetzung» zwischen dem Direktzahlungssystem (AGIS), dem Nährstoffbilanz-Berechnungsservice (NAEBI) und dem Pflanzenschutzmittelverzeichnis (PSM).</w:t>
-      </w:r>
-    </w:p>
-    <w:p>
-      <w:pPr>
-        <w:pStyle w:val="Textkrper"/>
-      </w:pPr>
-      <w:r>
-        <w:t xml:space="preserve">Die Relationen der Kulturen zueinander werden durch Beziehungen des</w:t>
-      </w:r>
-      <w:r>
-        <w:t xml:space="preserve"> </w:t>
-      </w:r>
-      <w:r>
-        <w:rPr>
-          <w:i/>
-          <w:iCs/>
-        </w:rPr>
-        <w:t xml:space="preserve">Simple Knowledge Organization System</w:t>
-      </w:r>
-      <w:r>
-        <w:t xml:space="preserve"> </w:t>
-      </w:r>
-      <w:r>
-        <w:t xml:space="preserve">(SKOS) klassifiziert:</w:t>
-      </w:r>
-    </w:p>
-    <w:p>
-      <w:pPr>
-        <w:pStyle w:val="Compact"/>
-        <w:numPr>
-          <w:ilvl w:val="0"/>
-          <w:numId w:val="1003"/>
-        </w:numPr>
-      </w:pPr>
-      <w:r>
-        <w:rPr>
-          <w:rStyle w:val="VerbatimChar"/>
-        </w:rPr>
-        <w:t xml:space="preserve">skos:exactMatch</w:t>
-      </w:r>
-      <w:r>
-        <w:t xml:space="preserve">: Verknüpft zwei Konzepte (d.h. Kulturen aus zwei Systemen) bei denen genau dasselbe gemeint ist.</w:t>
-      </w:r>
-    </w:p>
-    <w:p>
-      <w:pPr>
-        <w:pStyle w:val="Compact"/>
-        <w:numPr>
-          <w:ilvl w:val="0"/>
-          <w:numId w:val="1003"/>
-        </w:numPr>
-      </w:pPr>
-      <w:r>
-        <w:rPr>
-          <w:rStyle w:val="VerbatimChar"/>
-        </w:rPr>
-        <w:t xml:space="preserve">skos:narrowMatch</w:t>
-      </w:r>
-      <w:r>
-        <w:t xml:space="preserve"> </w:t>
-      </w:r>
-      <w:r>
-        <w:t xml:space="preserve">und</w:t>
-      </w:r>
-      <w:r>
-        <w:t xml:space="preserve"> </w:t>
-      </w:r>
-      <w:r>
-        <w:rPr>
-          <w:rStyle w:val="VerbatimChar"/>
-        </w:rPr>
-        <w:t xml:space="preserve">skos:broadMatch</w:t>
-      </w:r>
-      <w:r>
-        <w:t xml:space="preserve">: Beschreiben eine hierarchische Zuordnung zwischen zwei Konzepten, wobei die beiden Beziehungen zueinander invers sind.</w:t>
+        <w:t xml:space="preserve">Mittlere Hierarchieebene der Kulturen im Nährstoffbilanz-Berechnungsservice.</w:t>
       </w:r>
     </w:p>
     <w:tbl>
@@ -5750,7 +4757,7 @@
       <w:tr>
         <w:tc>
           <w:tcPr/>
-          <w:bookmarkStart w:id="69" w:name="tbl-mapping-example"/>
+          <w:bookmarkStart w:id="64" w:name="X8ea649f607316f16dd080b89c0a559d6c9b71d4"/>
           <w:p>
             <w:pPr>
               <w:jc w:val="center"/>
@@ -5761,7 +4768,1705 @@
               <w:pStyle w:val="ImageCaption"/>
             </w:pPr>
             <w:r>
-              <w:t xml:space="preserve">Tabelle 7: Beispiele der Mapping-Relationen</w:t>
+              <w:t xml:space="preserve">Tabelle 8: Nährstoffbilanz-Kultivierungsunterkategorie Eigenschaften</w:t>
+            </w:r>
+          </w:p>
+          <w:tbl>
+            <w:tblPr>
+              <w:tblStyle w:val="Table"/>
+              <w:tblW w:type="pct" w:w="5000"/>
+              <w:tblLayout w:type="fixed"/>
+              <w:tblLook w:firstRow="1" w:lastRow="0" w:firstColumn="0" w:lastColumn="0" w:noHBand="0" w:noVBand="0" w:val="0020"/>
+            </w:tblPr>
+            <w:tblGrid>
+              <w:gridCol w:w="1980"/>
+              <w:gridCol w:w="1980"/>
+              <w:gridCol w:w="1980"/>
+              <w:gridCol w:w="1980"/>
+            </w:tblGrid>
+            <w:tr>
+              <w:trPr>
+                <w:tblHeader w:val="on"/>
+              </w:trPr>
+              <w:tc>
+                <w:tcPr/>
+                <w:p>
+                  <w:pPr>
+                    <w:pStyle w:val="Compact"/>
+                    <w:jc w:val="left"/>
+                    <w:jc w:val="center"/>
+                  </w:pPr>
+                  <w:r>
+                    <w:t xml:space="preserve">Beschreibung</w:t>
+                  </w:r>
+                </w:p>
+              </w:tc>
+              <w:tc>
+                <w:tcPr/>
+                <w:p>
+                  <w:pPr>
+                    <w:pStyle w:val="Compact"/>
+                    <w:jc w:val="left"/>
+                    <w:jc w:val="center"/>
+                  </w:pPr>
+                  <w:r>
+                    <w:t xml:space="preserve">Pfad</w:t>
+                  </w:r>
+                </w:p>
+              </w:tc>
+              <w:tc>
+                <w:tcPr/>
+                <w:p>
+                  <w:pPr>
+                    <w:pStyle w:val="Compact"/>
+                    <w:jc w:val="left"/>
+                    <w:jc w:val="center"/>
+                  </w:pPr>
+                  <w:r>
+                    <w:t xml:space="preserve">Typ</w:t>
+                  </w:r>
+                </w:p>
+              </w:tc>
+              <w:tc>
+                <w:tcPr/>
+                <w:p>
+                  <w:pPr>
+                    <w:pStyle w:val="Compact"/>
+                    <w:jc w:val="right"/>
+                    <w:jc w:val="center"/>
+                  </w:pPr>
+                  <w:r>
+                    <w:t xml:space="preserve">Kardinalität</w:t>
+                  </w:r>
+                </w:p>
+              </w:tc>
+            </w:tr>
+            <w:tr>
+              <w:tc>
+                <w:tcPr/>
+                <w:p>
+                  <w:pPr>
+                    <w:pStyle w:val="Compact"/>
+                    <w:jc w:val="left"/>
+                    <w:jc w:val="center"/>
+                  </w:pPr>
+                  <w:r>
+                    <w:rPr>
+                      <w:b/>
+                      <w:bCs/>
+                    </w:rPr>
+                    <w:t xml:space="preserve">Identifikator</w:t>
+                  </w:r>
+                </w:p>
+              </w:tc>
+              <w:tc>
+                <w:tcPr/>
+                <w:p>
+                  <w:pPr>
+                    <w:pStyle w:val="Compact"/>
+                    <w:jc w:val="left"/>
+                    <w:jc w:val="center"/>
+                  </w:pPr>
+                  <w:r>
+                    <w:rPr>
+                      <w:rStyle w:val="VerbatimChar"/>
+                    </w:rPr>
+                    <w:t xml:space="preserve">schema:identifier</w:t>
+                  </w:r>
+                </w:p>
+              </w:tc>
+              <w:tc>
+                <w:tcPr/>
+                <w:p>
+                  <w:pPr>
+                    <w:pStyle w:val="Compact"/>
+                    <w:jc w:val="left"/>
+                    <w:jc w:val="center"/>
+                  </w:pPr>
+                  <w:r>
+                    <w:rPr>
+                      <w:rStyle w:val="VerbatimChar"/>
+                    </w:rPr>
+                    <w:t xml:space="preserve">xsd:string</w:t>
+                  </w:r>
+                  <w:r>
+                    <w:t xml:space="preserve"> </w:t>
+                  </w:r>
+                  <w:r>
+                    <w:t xml:space="preserve">oder</w:t>
+                  </w:r>
+                  <w:r>
+                    <w:t xml:space="preserve"> </w:t>
+                  </w:r>
+                  <w:r>
+                    <w:rPr>
+                      <w:rStyle w:val="VerbatimChar"/>
+                    </w:rPr>
+                    <w:t xml:space="preserve">sh:Literal</w:t>
+                  </w:r>
+                </w:p>
+              </w:tc>
+              <w:tc>
+                <w:tcPr/>
+                <w:p>
+                  <w:pPr>
+                    <w:pStyle w:val="Compact"/>
+                    <w:jc w:val="right"/>
+                    <w:jc w:val="center"/>
+                  </w:pPr>
+                  <w:r>
+                    <w:t xml:space="preserve">1..1</w:t>
+                  </w:r>
+                </w:p>
+              </w:tc>
+            </w:tr>
+            <w:tr>
+              <w:tc>
+                <w:tcPr/>
+                <w:p>
+                  <w:pPr>
+                    <w:pStyle w:val="Compact"/>
+                    <w:jc w:val="left"/>
+                    <w:jc w:val="center"/>
+                  </w:pPr>
+                  <w:r>
+                    <w:rPr>
+                      <w:b/>
+                      <w:bCs/>
+                    </w:rPr>
+                    <w:t xml:space="preserve">Konzeptschema</w:t>
+                  </w:r>
+                </w:p>
+              </w:tc>
+              <w:tc>
+                <w:tcPr/>
+                <w:p>
+                  <w:pPr>
+                    <w:pStyle w:val="Compact"/>
+                    <w:jc w:val="left"/>
+                    <w:jc w:val="center"/>
+                  </w:pPr>
+                  <w:r>
+                    <w:rPr>
+                      <w:rStyle w:val="VerbatimChar"/>
+                    </w:rPr>
+                    <w:t xml:space="preserve">skos:inScheme</w:t>
+                  </w:r>
+                </w:p>
+              </w:tc>
+              <w:tc>
+                <w:tcPr/>
+                <w:p>
+                  <w:pPr>
+                    <w:pStyle w:val="Compact"/>
+                    <w:jc w:val="left"/>
+                    <w:jc w:val="center"/>
+                  </w:pPr>
+                  <w:r>
+                    <w:rPr>
+                      <w:rStyle w:val="VerbatimChar"/>
+                    </w:rPr>
+                    <w:t xml:space="preserve">sh:IRI</w:t>
+                  </w:r>
+                </w:p>
+              </w:tc>
+              <w:tc>
+                <w:tcPr/>
+                <w:p>
+                  <w:pPr>
+                    <w:pStyle w:val="Compact"/>
+                    <w:jc w:val="right"/>
+                    <w:jc w:val="center"/>
+                  </w:pPr>
+                  <w:r>
+                    <w:t xml:space="preserve">1..*</w:t>
+                  </w:r>
+                </w:p>
+              </w:tc>
+            </w:tr>
+            <w:tr>
+              <w:tc>
+                <w:tcPr/>
+                <w:p>
+                  <w:pPr>
+                    <w:pStyle w:val="Compact"/>
+                    <w:jc w:val="left"/>
+                    <w:jc w:val="center"/>
+                  </w:pPr>
+                  <w:r>
+                    <w:rPr>
+                      <w:b/>
+                      <w:bCs/>
+                    </w:rPr>
+                    <w:t xml:space="preserve">Name</w:t>
+                  </w:r>
+                </w:p>
+              </w:tc>
+              <w:tc>
+                <w:tcPr/>
+                <w:p>
+                  <w:pPr>
+                    <w:pStyle w:val="Compact"/>
+                    <w:jc w:val="left"/>
+                    <w:jc w:val="center"/>
+                  </w:pPr>
+                  <w:r>
+                    <w:rPr>
+                      <w:rStyle w:val="VerbatimChar"/>
+                    </w:rPr>
+                    <w:t xml:space="preserve">schema:name</w:t>
+                  </w:r>
+                </w:p>
+              </w:tc>
+              <w:tc>
+                <w:tcPr/>
+                <w:p>
+                  <w:pPr>
+                    <w:pStyle w:val="Compact"/>
+                    <w:jc w:val="left"/>
+                    <w:jc w:val="center"/>
+                  </w:pPr>
+                  <w:r>
+                    <w:rPr>
+                      <w:rStyle w:val="VerbatimChar"/>
+                    </w:rPr>
+                    <w:t xml:space="preserve">rdf:langString</w:t>
+                  </w:r>
+                  <w:r>
+                    <w:t xml:space="preserve"> </w:t>
+                  </w:r>
+                  <w:r>
+                    <w:t xml:space="preserve">oder</w:t>
+                  </w:r>
+                  <w:r>
+                    <w:t xml:space="preserve"> </w:t>
+                  </w:r>
+                  <w:r>
+                    <w:rPr>
+                      <w:rStyle w:val="VerbatimChar"/>
+                    </w:rPr>
+                    <w:t xml:space="preserve">sh:Literal</w:t>
+                  </w:r>
+                </w:p>
+              </w:tc>
+              <w:tc>
+                <w:tcPr/>
+                <w:p>
+                  <w:pPr>
+                    <w:pStyle w:val="Compact"/>
+                    <w:jc w:val="right"/>
+                    <w:jc w:val="center"/>
+                  </w:pPr>
+                  <w:r>
+                    <w:t xml:space="preserve">1..*</w:t>
+                  </w:r>
+                </w:p>
+              </w:tc>
+            </w:tr>
+            <w:tr>
+              <w:tc>
+                <w:tcPr/>
+                <w:p>
+                  <w:pPr>
+                    <w:pStyle w:val="Compact"/>
+                    <w:jc w:val="left"/>
+                    <w:jc w:val="center"/>
+                  </w:pPr>
+                  <w:r>
+                    <w:rPr>
+                      <w:b/>
+                      <w:bCs/>
+                    </w:rPr>
+                    <w:t xml:space="preserve">Kultivierungstyp</w:t>
+                  </w:r>
+                </w:p>
+              </w:tc>
+              <w:tc>
+                <w:tcPr/>
+                <w:p>
+                  <w:pPr>
+                    <w:pStyle w:val="Compact"/>
+                    <w:jc w:val="left"/>
+                    <w:jc w:val="center"/>
+                  </w:pPr>
+                  <w:r>
+                    <w:rPr>
+                      <w:rStyle w:val="VerbatimChar"/>
+                    </w:rPr>
+                    <w:t xml:space="preserve">skos:exactMatch</w:t>
+                  </w:r>
+                </w:p>
+              </w:tc>
+              <w:tc>
+                <w:tcPr/>
+                <w:p>
+                  <w:pPr>
+                    <w:pStyle w:val="Compact"/>
+                    <w:jc w:val="left"/>
+                    <w:jc w:val="center"/>
+                  </w:pPr>
+                  <w:hyperlink w:anchor="sec-nutzungstyp">
+                    <w:r>
+                      <w:rPr>
+                        <w:rStyle w:val="Hyperlink"/>
+                      </w:rPr>
+                      <w:t xml:space="preserve">eCH-0265:CultivationType</w:t>
+                    </w:r>
+                  </w:hyperlink>
+                </w:p>
+              </w:tc>
+              <w:tc>
+                <w:tcPr/>
+                <w:p>
+                  <w:pPr>
+                    <w:pStyle w:val="Compact"/>
+                    <w:jc w:val="right"/>
+                    <w:jc w:val="center"/>
+                  </w:pPr>
+                  <w:r>
+                    <w:t xml:space="preserve">0..1</w:t>
+                  </w:r>
+                </w:p>
+              </w:tc>
+            </w:tr>
+          </w:tbl>
+          <w:bookmarkEnd w:id="64"/>
+          <w:p/>
+        </w:tc>
+      </w:tr>
+    </w:tbl>
+    <w:bookmarkEnd w:id="65"/>
+    <w:bookmarkStart w:id="68" w:name="sec-pflanzenschutzmittel-kultur"/>
+    <w:p>
+      <w:pPr>
+        <w:pStyle w:val="berschrift2"/>
+      </w:pPr>
+      <w:r>
+        <w:t xml:space="preserve">Pflanzenschutzmittel-Kultur</w:t>
+      </w:r>
+    </w:p>
+    <w:p>
+      <w:pPr>
+        <w:pStyle w:val="FirstParagraph"/>
+      </w:pPr>
+      <w:r>
+        <w:t xml:space="preserve">Kultur, wie sie im</w:t>
+      </w:r>
+      <w:r>
+        <w:t xml:space="preserve"> </w:t>
+      </w:r>
+      <w:hyperlink r:id="rId66">
+        <w:r>
+          <w:rPr>
+            <w:rStyle w:val="Hyperlink"/>
+          </w:rPr>
+          <w:t xml:space="preserve">Pflanzenschutzmittelverzeichnis</w:t>
+        </w:r>
+      </w:hyperlink>
+      <w:r>
+        <w:t xml:space="preserve"> </w:t>
+      </w:r>
+      <w:r>
+        <w:t xml:space="preserve">modelliert ist. Diese Kulturen sind über die Attribute</w:t>
+      </w:r>
+      <w:r>
+        <w:t xml:space="preserve"> </w:t>
+      </w:r>
+      <w:r>
+        <w:rPr>
+          <w:rStyle w:val="VerbatimChar"/>
+        </w:rPr>
+        <w:t xml:space="preserve">schema:isPartOf</w:t>
+      </w:r>
+      <w:r>
+        <w:t xml:space="preserve"> </w:t>
+      </w:r>
+      <w:r>
+        <w:t xml:space="preserve">sowie</w:t>
+      </w:r>
+      <w:r>
+        <w:t xml:space="preserve"> </w:t>
+      </w:r>
+      <w:r>
+        <w:rPr>
+          <w:rStyle w:val="VerbatimChar"/>
+        </w:rPr>
+        <w:t xml:space="preserve">schema:hasPart</w:t>
+      </w:r>
+      <w:r>
+        <w:t xml:space="preserve"> </w:t>
+      </w:r>
+      <w:r>
+        <w:t xml:space="preserve">hierarchisch organisiert.</w:t>
+      </w:r>
+    </w:p>
+    <w:tbl>
+      <w:tblPr>
+        <w:tblStyle w:val="Table"/>
+        <w:tblW w:type="pct" w:w="5000"/>
+        <w:tblLayout w:type="fixed"/>
+        <w:tblLook w:firstRow="0" w:lastRow="0" w:firstColumn="0" w:lastColumn="0" w:noHBand="0" w:noVBand="0" w:val="0000"/>
+      </w:tblPr>
+      <w:tblGrid>
+        <w:gridCol w:w="7920"/>
+      </w:tblGrid>
+      <w:tr>
+        <w:tc>
+          <w:tcPr/>
+          <w:bookmarkStart w:id="67" w:name="tbl-pflanzenschutzmittel-kultur"/>
+          <w:p>
+            <w:pPr>
+              <w:jc w:val="center"/>
+            </w:pPr>
+            <w:pPr>
+              <w:jc w:val="left"/>
+              <w:spacing w:before="200"/>
+              <w:pStyle w:val="ImageCaption"/>
+            </w:pPr>
+            <w:r>
+              <w:t xml:space="preserve">Tabelle 9: Pflanzenschutzmittel-Kultur Eigenschaften</w:t>
+            </w:r>
+          </w:p>
+          <w:tbl>
+            <w:tblPr>
+              <w:tblStyle w:val="Table"/>
+              <w:tblW w:type="pct" w:w="5000"/>
+              <w:tblLayout w:type="fixed"/>
+              <w:tblLook w:firstRow="1" w:lastRow="0" w:firstColumn="0" w:lastColumn="0" w:noHBand="0" w:noVBand="0" w:val="0020"/>
+            </w:tblPr>
+            <w:tblGrid>
+              <w:gridCol w:w="1980"/>
+              <w:gridCol w:w="1980"/>
+              <w:gridCol w:w="1980"/>
+              <w:gridCol w:w="1980"/>
+            </w:tblGrid>
+            <w:tr>
+              <w:trPr>
+                <w:tblHeader w:val="on"/>
+              </w:trPr>
+              <w:tc>
+                <w:tcPr/>
+                <w:p>
+                  <w:pPr>
+                    <w:pStyle w:val="Compact"/>
+                    <w:jc w:val="left"/>
+                    <w:jc w:val="center"/>
+                  </w:pPr>
+                  <w:r>
+                    <w:t xml:space="preserve">Beschreibung</w:t>
+                  </w:r>
+                </w:p>
+              </w:tc>
+              <w:tc>
+                <w:tcPr/>
+                <w:p>
+                  <w:pPr>
+                    <w:pStyle w:val="Compact"/>
+                    <w:jc w:val="left"/>
+                    <w:jc w:val="center"/>
+                  </w:pPr>
+                  <w:r>
+                    <w:t xml:space="preserve">Pfad</w:t>
+                  </w:r>
+                </w:p>
+              </w:tc>
+              <w:tc>
+                <w:tcPr/>
+                <w:p>
+                  <w:pPr>
+                    <w:pStyle w:val="Compact"/>
+                    <w:jc w:val="left"/>
+                    <w:jc w:val="center"/>
+                  </w:pPr>
+                  <w:r>
+                    <w:t xml:space="preserve">Typ</w:t>
+                  </w:r>
+                </w:p>
+              </w:tc>
+              <w:tc>
+                <w:tcPr/>
+                <w:p>
+                  <w:pPr>
+                    <w:pStyle w:val="Compact"/>
+                    <w:jc w:val="right"/>
+                    <w:jc w:val="center"/>
+                  </w:pPr>
+                  <w:r>
+                    <w:t xml:space="preserve">Kardinalität</w:t>
+                  </w:r>
+                </w:p>
+              </w:tc>
+            </w:tr>
+            <w:tr>
+              <w:tc>
+                <w:tcPr/>
+                <w:p>
+                  <w:pPr>
+                    <w:pStyle w:val="Compact"/>
+                    <w:jc w:val="left"/>
+                    <w:jc w:val="center"/>
+                  </w:pPr>
+                  <w:r>
+                    <w:rPr>
+                      <w:b/>
+                      <w:bCs/>
+                    </w:rPr>
+                    <w:t xml:space="preserve">Identifikator</w:t>
+                  </w:r>
+                </w:p>
+              </w:tc>
+              <w:tc>
+                <w:tcPr/>
+                <w:p>
+                  <w:pPr>
+                    <w:pStyle w:val="Compact"/>
+                    <w:jc w:val="left"/>
+                    <w:jc w:val="center"/>
+                  </w:pPr>
+                  <w:r>
+                    <w:rPr>
+                      <w:rStyle w:val="VerbatimChar"/>
+                    </w:rPr>
+                    <w:t xml:space="preserve">schema:identifier</w:t>
+                  </w:r>
+                </w:p>
+              </w:tc>
+              <w:tc>
+                <w:tcPr/>
+                <w:p>
+                  <w:pPr>
+                    <w:pStyle w:val="Compact"/>
+                    <w:jc w:val="left"/>
+                    <w:jc w:val="center"/>
+                  </w:pPr>
+                  <w:r>
+                    <w:rPr>
+                      <w:rStyle w:val="VerbatimChar"/>
+                    </w:rPr>
+                    <w:t xml:space="preserve">xsd:string</w:t>
+                  </w:r>
+                  <w:r>
+                    <w:t xml:space="preserve"> </w:t>
+                  </w:r>
+                  <w:r>
+                    <w:t xml:space="preserve">oder</w:t>
+                  </w:r>
+                  <w:r>
+                    <w:t xml:space="preserve"> </w:t>
+                  </w:r>
+                  <w:r>
+                    <w:rPr>
+                      <w:rStyle w:val="VerbatimChar"/>
+                    </w:rPr>
+                    <w:t xml:space="preserve">sh:Literal</w:t>
+                  </w:r>
+                </w:p>
+              </w:tc>
+              <w:tc>
+                <w:tcPr/>
+                <w:p>
+                  <w:pPr>
+                    <w:pStyle w:val="Compact"/>
+                    <w:jc w:val="right"/>
+                    <w:jc w:val="center"/>
+                  </w:pPr>
+                  <w:r>
+                    <w:t xml:space="preserve">1..1</w:t>
+                  </w:r>
+                </w:p>
+              </w:tc>
+            </w:tr>
+            <w:tr>
+              <w:tc>
+                <w:tcPr/>
+                <w:p>
+                  <w:pPr>
+                    <w:pStyle w:val="Compact"/>
+                    <w:jc w:val="left"/>
+                    <w:jc w:val="center"/>
+                  </w:pPr>
+                  <w:r>
+                    <w:rPr>
+                      <w:b/>
+                      <w:bCs/>
+                    </w:rPr>
+                    <w:t xml:space="preserve">Konzeptschema</w:t>
+                  </w:r>
+                </w:p>
+              </w:tc>
+              <w:tc>
+                <w:tcPr/>
+                <w:p>
+                  <w:pPr>
+                    <w:pStyle w:val="Compact"/>
+                    <w:jc w:val="left"/>
+                    <w:jc w:val="center"/>
+                  </w:pPr>
+                  <w:r>
+                    <w:rPr>
+                      <w:rStyle w:val="VerbatimChar"/>
+                    </w:rPr>
+                    <w:t xml:space="preserve">skos:inScheme</w:t>
+                  </w:r>
+                </w:p>
+              </w:tc>
+              <w:tc>
+                <w:tcPr/>
+                <w:p>
+                  <w:pPr>
+                    <w:pStyle w:val="Compact"/>
+                    <w:jc w:val="left"/>
+                    <w:jc w:val="center"/>
+                  </w:pPr>
+                  <w:r>
+                    <w:rPr>
+                      <w:rStyle w:val="VerbatimChar"/>
+                    </w:rPr>
+                    <w:t xml:space="preserve">sh:IRI</w:t>
+                  </w:r>
+                </w:p>
+              </w:tc>
+              <w:tc>
+                <w:tcPr/>
+                <w:p>
+                  <w:pPr>
+                    <w:pStyle w:val="Compact"/>
+                    <w:jc w:val="right"/>
+                    <w:jc w:val="center"/>
+                  </w:pPr>
+                  <w:r>
+                    <w:t xml:space="preserve">1..1</w:t>
+                  </w:r>
+                </w:p>
+              </w:tc>
+            </w:tr>
+            <w:tr>
+              <w:tc>
+                <w:tcPr/>
+                <w:p>
+                  <w:pPr>
+                    <w:pStyle w:val="Compact"/>
+                    <w:jc w:val="left"/>
+                    <w:jc w:val="center"/>
+                  </w:pPr>
+                  <w:r>
+                    <w:rPr>
+                      <w:b/>
+                      <w:bCs/>
+                    </w:rPr>
+                    <w:t xml:space="preserve">Name</w:t>
+                  </w:r>
+                  <w:r>
+                    <w:t xml:space="preserve">: Der in Infofito eingetragene Name dieser Kultur.</w:t>
+                  </w:r>
+                </w:p>
+              </w:tc>
+              <w:tc>
+                <w:tcPr/>
+                <w:p>
+                  <w:pPr>
+                    <w:pStyle w:val="Compact"/>
+                    <w:jc w:val="left"/>
+                    <w:jc w:val="center"/>
+                  </w:pPr>
+                  <w:r>
+                    <w:rPr>
+                      <w:rStyle w:val="VerbatimChar"/>
+                    </w:rPr>
+                    <w:t xml:space="preserve">schema:name</w:t>
+                  </w:r>
+                </w:p>
+              </w:tc>
+              <w:tc>
+                <w:tcPr/>
+                <w:p>
+                  <w:pPr>
+                    <w:pStyle w:val="Compact"/>
+                    <w:jc w:val="left"/>
+                    <w:jc w:val="center"/>
+                  </w:pPr>
+                  <w:r>
+                    <w:rPr>
+                      <w:rStyle w:val="VerbatimChar"/>
+                    </w:rPr>
+                    <w:t xml:space="preserve">rdf:langString</w:t>
+                  </w:r>
+                  <w:r>
+                    <w:t xml:space="preserve"> </w:t>
+                  </w:r>
+                  <w:r>
+                    <w:t xml:space="preserve">oder</w:t>
+                  </w:r>
+                  <w:r>
+                    <w:t xml:space="preserve"> </w:t>
+                  </w:r>
+                  <w:r>
+                    <w:rPr>
+                      <w:rStyle w:val="VerbatimChar"/>
+                    </w:rPr>
+                    <w:t xml:space="preserve">sh:Literal</w:t>
+                  </w:r>
+                </w:p>
+              </w:tc>
+              <w:tc>
+                <w:tcPr/>
+                <w:p>
+                  <w:pPr>
+                    <w:pStyle w:val="Compact"/>
+                    <w:jc w:val="right"/>
+                    <w:jc w:val="center"/>
+                  </w:pPr>
+                  <w:r>
+                    <w:t xml:space="preserve">2..4</w:t>
+                  </w:r>
+                </w:p>
+              </w:tc>
+            </w:tr>
+            <w:tr>
+              <w:tc>
+                <w:tcPr/>
+                <w:p>
+                  <w:pPr>
+                    <w:pStyle w:val="Compact"/>
+                    <w:jc w:val="left"/>
+                    <w:jc w:val="center"/>
+                  </w:pPr>
+                  <w:r>
+                    <w:rPr>
+                      <w:b/>
+                      <w:bCs/>
+                    </w:rPr>
+                    <w:t xml:space="preserve">Version</w:t>
+                  </w:r>
+                </w:p>
+              </w:tc>
+              <w:tc>
+                <w:tcPr/>
+                <w:p>
+                  <w:pPr>
+                    <w:pStyle w:val="Compact"/>
+                    <w:jc w:val="left"/>
+                    <w:jc w:val="center"/>
+                  </w:pPr>
+                  <w:r>
+                    <w:rPr>
+                      <w:rStyle w:val="VerbatimChar"/>
+                    </w:rPr>
+                    <w:t xml:space="preserve">schema:version</w:t>
+                  </w:r>
+                </w:p>
+              </w:tc>
+              <w:tc>
+                <w:tcPr/>
+                <w:p>
+                  <w:pPr>
+                    <w:pStyle w:val="Compact"/>
+                    <w:jc w:val="left"/>
+                    <w:jc w:val="center"/>
+                  </w:pPr>
+                  <w:r>
+                    <w:rPr>
+                      <w:rStyle w:val="VerbatimChar"/>
+                    </w:rPr>
+                    <w:t xml:space="preserve">xsd:integer</w:t>
+                  </w:r>
+                  <w:r>
+                    <w:t xml:space="preserve"> </w:t>
+                  </w:r>
+                  <w:r>
+                    <w:t xml:space="preserve">oder</w:t>
+                  </w:r>
+                  <w:r>
+                    <w:t xml:space="preserve"> </w:t>
+                  </w:r>
+                  <w:r>
+                    <w:rPr>
+                      <w:rStyle w:val="VerbatimChar"/>
+                    </w:rPr>
+                    <w:t xml:space="preserve">sh:Literal</w:t>
+                  </w:r>
+                </w:p>
+              </w:tc>
+              <w:tc>
+                <w:tcPr/>
+                <w:p>
+                  <w:pPr>
+                    <w:pStyle w:val="Compact"/>
+                    <w:jc w:val="right"/>
+                    <w:jc w:val="center"/>
+                  </w:pPr>
+                  <w:r>
+                    <w:t xml:space="preserve">1..1</w:t>
+                  </w:r>
+                </w:p>
+              </w:tc>
+            </w:tr>
+            <w:tr>
+              <w:tc>
+                <w:tcPr/>
+                <w:p>
+                  <w:pPr>
+                    <w:pStyle w:val="Compact"/>
+                    <w:jc w:val="left"/>
+                    <w:jc w:val="center"/>
+                  </w:pPr>
+                  <w:r>
+                    <w:rPr>
+                      <w:b/>
+                      <w:bCs/>
+                    </w:rPr>
+                    <w:t xml:space="preserve">Überkultur</w:t>
+                  </w:r>
+                </w:p>
+              </w:tc>
+              <w:tc>
+                <w:tcPr/>
+                <w:p>
+                  <w:pPr>
+                    <w:pStyle w:val="Compact"/>
+                    <w:jc w:val="left"/>
+                    <w:jc w:val="center"/>
+                  </w:pPr>
+                  <w:r>
+                    <w:rPr>
+                      <w:rStyle w:val="VerbatimChar"/>
+                    </w:rPr>
+                    <w:t xml:space="preserve">skos:broader</w:t>
+                  </w:r>
+                </w:p>
+              </w:tc>
+              <w:tc>
+                <w:tcPr/>
+                <w:p>
+                  <w:pPr>
+                    <w:pStyle w:val="Compact"/>
+                    <w:jc w:val="left"/>
+                    <w:jc w:val="center"/>
+                  </w:pPr>
+                  <w:r>
+                    <w:rPr>
+                      <w:rStyle w:val="VerbatimChar"/>
+                    </w:rPr>
+                    <w:t xml:space="preserve">skos:Concept</w:t>
+                  </w:r>
+                  <w:r>
+                    <w:t xml:space="preserve"> </w:t>
+                  </w:r>
+                  <w:r>
+                    <w:t xml:space="preserve">oder</w:t>
+                  </w:r>
+                  <w:r>
+                    <w:t xml:space="preserve"> </w:t>
+                  </w:r>
+                  <w:r>
+                    <w:rPr>
+                      <w:rStyle w:val="VerbatimChar"/>
+                    </w:rPr>
+                    <w:t xml:space="preserve">sh:IRI</w:t>
+                  </w:r>
+                </w:p>
+              </w:tc>
+              <w:tc>
+                <w:tcPr/>
+                <w:p>
+                  <w:pPr>
+                    <w:pStyle w:val="Compact"/>
+                    <w:jc w:val="right"/>
+                    <w:jc w:val="center"/>
+                  </w:pPr>
+                  <w:r>
+                    <w:t xml:space="preserve">0..2</w:t>
+                  </w:r>
+                </w:p>
+              </w:tc>
+            </w:tr>
+            <w:tr>
+              <w:tc>
+                <w:tcPr/>
+                <w:p>
+                  <w:pPr>
+                    <w:pStyle w:val="Compact"/>
+                    <w:jc w:val="left"/>
+                    <w:jc w:val="center"/>
+                  </w:pPr>
+                  <w:r>
+                    <w:rPr>
+                      <w:b/>
+                      <w:bCs/>
+                    </w:rPr>
+                    <w:t xml:space="preserve">Kultivierungstyp</w:t>
+                  </w:r>
+                </w:p>
+              </w:tc>
+              <w:tc>
+                <w:tcPr/>
+                <w:p>
+                  <w:pPr>
+                    <w:pStyle w:val="Compact"/>
+                    <w:jc w:val="left"/>
+                    <w:jc w:val="center"/>
+                  </w:pPr>
+                  <w:r>
+                    <w:rPr>
+                      <w:rStyle w:val="VerbatimChar"/>
+                    </w:rPr>
+                    <w:t xml:space="preserve">skos:exactMatch</w:t>
+                  </w:r>
+                </w:p>
+              </w:tc>
+              <w:tc>
+                <w:tcPr/>
+                <w:p>
+                  <w:pPr>
+                    <w:pStyle w:val="Compact"/>
+                    <w:jc w:val="left"/>
+                    <w:jc w:val="center"/>
+                  </w:pPr>
+                  <w:hyperlink w:anchor="sec-nutzungstyp">
+                    <w:r>
+                      <w:rPr>
+                        <w:rStyle w:val="Hyperlink"/>
+                      </w:rPr>
+                      <w:t xml:space="preserve">eCH-0265:CultivationType</w:t>
+                    </w:r>
+                  </w:hyperlink>
+                </w:p>
+              </w:tc>
+              <w:tc>
+                <w:tcPr/>
+                <w:p>
+                  <w:pPr>
+                    <w:pStyle w:val="Compact"/>
+                    <w:jc w:val="right"/>
+                    <w:jc w:val="center"/>
+                  </w:pPr>
+                  <w:r>
+                    <w:t xml:space="preserve">0..1</w:t>
+                  </w:r>
+                </w:p>
+              </w:tc>
+            </w:tr>
+          </w:tbl>
+          <w:bookmarkEnd w:id="67"/>
+          <w:p/>
+        </w:tc>
+      </w:tr>
+    </w:tbl>
+    <w:bookmarkEnd w:id="68"/>
+    <w:bookmarkEnd w:id="69"/>
+    <w:bookmarkStart w:id="82" w:name="instruktionen-zur-datenintegration"/>
+    <w:p>
+      <w:pPr>
+        <w:pStyle w:val="berschrift1"/>
+      </w:pPr>
+      <w:r>
+        <w:t xml:space="preserve">Instruktionen zur Datenintegration</w:t>
+      </w:r>
+    </w:p>
+    <w:p>
+      <w:pPr>
+        <w:pStyle w:val="FirstParagraph"/>
+      </w:pPr>
+      <w:r>
+        <w:t xml:space="preserve">Die diesem Dokument zugrundeliegenden Master- und Referenzdaten sind als</w:t>
+      </w:r>
+      <w:r>
+        <w:t xml:space="preserve"> </w:t>
+      </w:r>
+      <w:r>
+        <w:rPr>
+          <w:i/>
+          <w:iCs/>
+        </w:rPr>
+        <w:t xml:space="preserve">Linked Data</w:t>
+      </w:r>
+      <w:r>
+        <w:t xml:space="preserve"> </w:t>
+      </w:r>
+      <w:r>
+        <w:t xml:space="preserve">verfügbar.</w:t>
+      </w:r>
+    </w:p>
+    <w:p>
+      <w:pPr>
+        <w:pStyle w:val="Textkrper"/>
+      </w:pPr>
+      <w:r>
+        <w:t xml:space="preserve">Die technologische Basis dafür bildet das</w:t>
+      </w:r>
+      <w:r>
+        <w:t xml:space="preserve"> </w:t>
+      </w:r>
+      <w:hyperlink r:id="rId70">
+        <w:r>
+          <w:rPr>
+            <w:rStyle w:val="Hyperlink"/>
+          </w:rPr>
+          <w:t xml:space="preserve">Resource Description Framework (RDF)</w:t>
+        </w:r>
+      </w:hyperlink>
+      <w:r>
+        <w:t xml:space="preserve">, ein zentraler Standard des World Wide Web Consortiums (W3C) zur Modellierung von Datenstrukturen im Web.</w:t>
+      </w:r>
+      <w:r>
+        <w:t xml:space="preserve"> </w:t>
+      </w:r>
+      <w:r>
+        <w:t xml:space="preserve">In RDF werden Informationen nicht in klassischen Tabellen, sondern als vernetzte Graphen abgebildet.</w:t>
+      </w:r>
+      <w:r>
+        <w:t xml:space="preserve"> </w:t>
+      </w:r>
+      <w:r>
+        <w:t xml:space="preserve">Jede Aussage besteht dabei aus einem sogenannten Triple (Subjekt, Prädikat, Objekt).</w:t>
+      </w:r>
+      <w:r>
+        <w:t xml:space="preserve"> </w:t>
+      </w:r>
+      <w:r>
+        <w:t xml:space="preserve">Diese Struktur ermöglicht eine maschinenlesbare, interoperable und systemübergreifend eindeutige Beschreibung von Ressourcen und deren Relationen zueinander.</w:t>
+      </w:r>
+    </w:p>
+    <w:p>
+      <w:pPr>
+        <w:pStyle w:val="Textkrper"/>
+      </w:pPr>
+      <w:r>
+        <w:t xml:space="preserve">Für die Speicherung und Publikation dieser RDF-Daten wird</w:t>
+      </w:r>
+      <w:r>
+        <w:t xml:space="preserve"> </w:t>
+      </w:r>
+      <w:hyperlink r:id="rId71">
+        <w:r>
+          <w:rPr>
+            <w:rStyle w:val="Hyperlink"/>
+          </w:rPr>
+          <w:t xml:space="preserve">LINDAS</w:t>
+        </w:r>
+      </w:hyperlink>
+      <w:r>
+        <w:t xml:space="preserve"> </w:t>
+      </w:r>
+      <w:r>
+        <w:t xml:space="preserve">(Linked Data Service) genutzt, der offizielle Linked-Data-Dienst der Schweizer Bundesverwaltung.</w:t>
+      </w:r>
+      <w:r>
+        <w:t xml:space="preserve"> </w:t>
+      </w:r>
+      <w:r>
+        <w:t xml:space="preserve">LINDAS fungiert als sogenannter</w:t>
+      </w:r>
+      <w:r>
+        <w:t xml:space="preserve"> </w:t>
+      </w:r>
+      <w:r>
+        <w:rPr>
+          <w:i/>
+          <w:iCs/>
+        </w:rPr>
+        <w:t xml:space="preserve">Triple Store</w:t>
+      </w:r>
+      <w:r>
+        <w:t xml:space="preserve">, einer spezialisierte Graphdatenbank, die für das effiziente Speichern und Abfragen von RDF-Triples optimiert ist und die Daten öffentlich über eine genormte Schnittstelle bereitstellt.</w:t>
+      </w:r>
+    </w:p>
+    <w:p>
+      <w:pPr>
+        <w:pStyle w:val="Textkrper"/>
+      </w:pPr>
+      <w:r>
+        <w:t xml:space="preserve">Das folgende Kapitel gibt eine minimale Anleitung, wie die Daten von LINDAS abgefragt und bezogen werden können.</w:t>
+      </w:r>
+    </w:p>
+    <w:bookmarkStart w:id="75" w:name="sec-lindas-data-integration"/>
+    <w:p>
+      <w:pPr>
+        <w:pStyle w:val="berschrift2"/>
+      </w:pPr>
+      <w:r>
+        <w:t xml:space="preserve">Bezug der Stammdaten über LINDAS</w:t>
+      </w:r>
+    </w:p>
+    <w:p>
+      <w:pPr>
+        <w:pStyle w:val="FirstParagraph"/>
+      </w:pPr>
+      <w:r>
+        <w:t xml:space="preserve">Die Kulturenstammdaten können als Linked Data mittels der Abfragesprache</w:t>
+      </w:r>
+      <w:r>
+        <w:t xml:space="preserve"> </w:t>
+      </w:r>
+      <w:hyperlink r:id="rId72">
+        <w:r>
+          <w:rPr>
+            <w:rStyle w:val="Hyperlink"/>
+          </w:rPr>
+          <w:t xml:space="preserve">SPARQL 1.1 Query Language</w:t>
+        </w:r>
+      </w:hyperlink>
+      <w:r>
+        <w:t xml:space="preserve"> </w:t>
+      </w:r>
+      <w:r>
+        <w:t xml:space="preserve">direkt aus dem LINDAS-Triplestore bezogen werden.</w:t>
+      </w:r>
+      <w:r>
+        <w:t xml:space="preserve"> </w:t>
+      </w:r>
+      <w:r>
+        <w:t xml:space="preserve">Das nachfolgende generische Beispiel zeigt eine einfache Abfrage, welche sämtliche Nutzungstypen mit deren deutschem Namen zurückgibt:</w:t>
+      </w:r>
+    </w:p>
+    <w:p>
+      <w:pPr>
+        <w:pStyle w:val="SourceCode"/>
+      </w:pPr>
+      <w:r>
+        <w:rPr>
+          <w:rStyle w:val="VerbatimChar"/>
+        </w:rPr>
+        <w:t xml:space="preserve"># Table of all cultivation types and their German name</w:t>
+      </w:r>
+      <w:r>
+        <w:br/>
+      </w:r>
+      <w:r>
+        <w:rPr>
+          <w:rStyle w:val="VerbatimChar"/>
+        </w:rPr>
+        <w:t xml:space="preserve">PREFIX : &lt;https://agriculture.ld.admin.ch/crops/&gt;</w:t>
+      </w:r>
+      <w:r>
+        <w:br/>
+      </w:r>
+      <w:r>
+        <w:rPr>
+          <w:rStyle w:val="VerbatimChar"/>
+        </w:rPr>
+        <w:t xml:space="preserve">PREFIX schema: &lt;http://schema.org/&gt;</w:t>
+      </w:r>
+      <w:r>
+        <w:br/>
+      </w:r>
+      <w:r>
+        <w:rPr>
+          <w:rStyle w:val="VerbatimChar"/>
+        </w:rPr>
+        <w:t xml:space="preserve">SELECT *</w:t>
+      </w:r>
+      <w:r>
+        <w:br/>
+      </w:r>
+      <w:r>
+        <w:rPr>
+          <w:rStyle w:val="VerbatimChar"/>
+        </w:rPr>
+        <w:t xml:space="preserve">FROM &lt;https://lindas.admin.ch/foag/ech/0265/2&gt;</w:t>
+      </w:r>
+      <w:r>
+        <w:br/>
+      </w:r>
+      <w:r>
+        <w:rPr>
+          <w:rStyle w:val="VerbatimChar"/>
+        </w:rPr>
+        <w:t xml:space="preserve">WHERE {</w:t>
+      </w:r>
+      <w:r>
+        <w:br/>
+      </w:r>
+      <w:r>
+        <w:rPr>
+          <w:rStyle w:val="VerbatimChar"/>
+        </w:rPr>
+        <w:t xml:space="preserve">  ?crop a :CultivationType ;</w:t>
+      </w:r>
+      <w:r>
+        <w:br/>
+      </w:r>
+      <w:r>
+        <w:rPr>
+          <w:rStyle w:val="VerbatimChar"/>
+        </w:rPr>
+        <w:t xml:space="preserve">    schema:name ?name .</w:t>
+      </w:r>
+      <w:r>
+        <w:br/>
+      </w:r>
+      <w:r>
+        <w:rPr>
+          <w:rStyle w:val="VerbatimChar"/>
+        </w:rPr>
+        <w:t xml:space="preserve">  FILTER(LANG(?name) = "de")</w:t>
+      </w:r>
+      <w:r>
+        <w:br/>
+      </w:r>
+      <w:r>
+        <w:rPr>
+          <w:rStyle w:val="VerbatimChar"/>
+        </w:rPr>
+        <w:t xml:space="preserve">}</w:t>
+      </w:r>
+      <w:r>
+        <w:br/>
+      </w:r>
+      <w:r>
+        <w:rPr>
+          <w:rStyle w:val="VerbatimChar"/>
+        </w:rPr>
+        <w:t xml:space="preserve">ORDER BY ?name</w:t>
+      </w:r>
+    </w:p>
+    <w:p>
+      <w:pPr>
+        <w:pStyle w:val="FirstParagraph"/>
+      </w:pPr>
+      <w:r>
+        <w:t xml:space="preserve">Auf</w:t>
+      </w:r>
+      <w:r>
+        <w:t xml:space="preserve"> </w:t>
+      </w:r>
+      <w:hyperlink r:id="rId73">
+        <w:r>
+          <w:rPr>
+            <w:rStyle w:val="Hyperlink"/>
+          </w:rPr>
+          <w:t xml:space="preserve">https://lindas.admin.ch/sparql/</w:t>
+        </w:r>
+      </w:hyperlink>
+      <w:r>
+        <w:t xml:space="preserve"> </w:t>
+      </w:r>
+      <w:r>
+        <w:t xml:space="preserve">können solche Abfragen manuell über eine graphische Benutzeroberfläche ausgeführt werden.</w:t>
+      </w:r>
+    </w:p>
+    <w:p>
+      <w:pPr>
+        <w:pStyle w:val="Textkrper"/>
+      </w:pPr>
+      <w:r>
+        <w:t xml:space="preserve">Weitere praxisnahe Abfragebeispiele stehen im</w:t>
+      </w:r>
+      <w:r>
+        <w:t xml:space="preserve"> </w:t>
+      </w:r>
+      <w:hyperlink r:id="rId74">
+        <w:r>
+          <w:rPr>
+            <w:rStyle w:val="Hyperlink"/>
+          </w:rPr>
+          <w:t xml:space="preserve">GitHub Repository unter src/sparql/queries</w:t>
+        </w:r>
+      </w:hyperlink>
+      <w:r>
+        <w:t xml:space="preserve"> </w:t>
+      </w:r>
+      <w:r>
+        <w:t xml:space="preserve">zur Verfügung.</w:t>
+      </w:r>
+    </w:p>
+    <w:p>
+      <w:pPr>
+        <w:pStyle w:val="Textkrper"/>
+      </w:pPr>
+      <w:r>
+        <w:t xml:space="preserve">Für den automatisierten Datenabruf und die Systemintegration kann der LINDAS-Endpunkt über einen HTTP-POST-Request angesprochen werden.</w:t>
+      </w:r>
+      <w:r>
+        <w:t xml:space="preserve"> </w:t>
+      </w:r>
+      <w:r>
+        <w:t xml:space="preserve">Dabei wird die SPARQL-Abfrage direkt im Body der Anfrage übermittelt.</w:t>
+      </w:r>
+      <w:r>
+        <w:t xml:space="preserve"> </w:t>
+      </w:r>
+      <w:r>
+        <w:t xml:space="preserve">Ein entsprechendes Aufrufbeispiel mit</w:t>
+      </w:r>
+      <w:r>
+        <w:t xml:space="preserve"> </w:t>
+      </w:r>
+      <w:r>
+        <w:rPr>
+          <w:rStyle w:val="VerbatimChar"/>
+        </w:rPr>
+        <w:t xml:space="preserve">curl</w:t>
+      </w:r>
+      <w:r>
+        <w:t xml:space="preserve"> </w:t>
+      </w:r>
+      <w:r>
+        <w:t xml:space="preserve">sieht folgendermassen aus:</w:t>
+      </w:r>
+    </w:p>
+    <w:p>
+      <w:pPr>
+        <w:pStyle w:val="SourceCode"/>
+      </w:pPr>
+      <w:r>
+        <w:rPr>
+          <w:rStyle w:val="ExtensionTok"/>
+        </w:rPr>
+        <w:t xml:space="preserve">curl</w:t>
+      </w:r>
+      <w:r>
+        <w:rPr>
+          <w:rStyle w:val="NormalTok"/>
+        </w:rPr>
+        <w:t xml:space="preserve"> </w:t>
+      </w:r>
+      <w:r>
+        <w:rPr>
+          <w:rStyle w:val="AttributeTok"/>
+        </w:rPr>
+        <w:t xml:space="preserve">-X</w:t>
+      </w:r>
+      <w:r>
+        <w:rPr>
+          <w:rStyle w:val="NormalTok"/>
+        </w:rPr>
+        <w:t xml:space="preserve"> POST </w:t>
+      </w:r>
+      <w:r>
+        <w:rPr>
+          <w:rStyle w:val="StringTok"/>
+        </w:rPr>
+        <w:t xml:space="preserve">"https://lindas.admin.ch/query"</w:t>
+      </w:r>
+      <w:r>
+        <w:rPr>
+          <w:rStyle w:val="NormalTok"/>
+        </w:rPr>
+        <w:t xml:space="preserve"> </w:t>
+      </w:r>
+      <w:r>
+        <w:rPr>
+          <w:rStyle w:val="DataTypeTok"/>
+        </w:rPr>
+        <w:t xml:space="preserve">\</w:t>
+      </w:r>
+      <w:r>
+        <w:br/>
+      </w:r>
+      <w:r>
+        <w:rPr>
+          <w:rStyle w:val="NormalTok"/>
+        </w:rPr>
+        <w:t xml:space="preserve">     </w:t>
+      </w:r>
+      <w:r>
+        <w:rPr>
+          <w:rStyle w:val="AttributeTok"/>
+        </w:rPr>
+        <w:t xml:space="preserve">-H</w:t>
+      </w:r>
+      <w:r>
+        <w:rPr>
+          <w:rStyle w:val="NormalTok"/>
+        </w:rPr>
+        <w:t xml:space="preserve"> </w:t>
+      </w:r>
+      <w:r>
+        <w:rPr>
+          <w:rStyle w:val="StringTok"/>
+        </w:rPr>
+        <w:t xml:space="preserve">"Content-Type: application/sparql-query"</w:t>
+      </w:r>
+      <w:r>
+        <w:rPr>
+          <w:rStyle w:val="NormalTok"/>
+        </w:rPr>
+        <w:t xml:space="preserve"> </w:t>
+      </w:r>
+      <w:r>
+        <w:rPr>
+          <w:rStyle w:val="DataTypeTok"/>
+        </w:rPr>
+        <w:t xml:space="preserve">\</w:t>
+      </w:r>
+      <w:r>
+        <w:br/>
+      </w:r>
+      <w:r>
+        <w:rPr>
+          <w:rStyle w:val="NormalTok"/>
+        </w:rPr>
+        <w:t xml:space="preserve">     </w:t>
+      </w:r>
+      <w:r>
+        <w:rPr>
+          <w:rStyle w:val="AttributeTok"/>
+        </w:rPr>
+        <w:t xml:space="preserve">-H</w:t>
+      </w:r>
+      <w:r>
+        <w:rPr>
+          <w:rStyle w:val="NormalTok"/>
+        </w:rPr>
+        <w:t xml:space="preserve"> </w:t>
+      </w:r>
+      <w:r>
+        <w:rPr>
+          <w:rStyle w:val="StringTok"/>
+        </w:rPr>
+        <w:t xml:space="preserve">"Accept: application/sparql-results+json"</w:t>
+      </w:r>
+      <w:r>
+        <w:rPr>
+          <w:rStyle w:val="NormalTok"/>
+        </w:rPr>
+        <w:t xml:space="preserve"> </w:t>
+      </w:r>
+      <w:r>
+        <w:rPr>
+          <w:rStyle w:val="DataTypeTok"/>
+        </w:rPr>
+        <w:t xml:space="preserve">\</w:t>
+      </w:r>
+      <w:r>
+        <w:br/>
+      </w:r>
+      <w:r>
+        <w:rPr>
+          <w:rStyle w:val="NormalTok"/>
+        </w:rPr>
+        <w:t xml:space="preserve">     </w:t>
+      </w:r>
+      <w:r>
+        <w:rPr>
+          <w:rStyle w:val="AttributeTok"/>
+        </w:rPr>
+        <w:t xml:space="preserve">--data-binary</w:t>
+      </w:r>
+      <w:r>
+        <w:rPr>
+          <w:rStyle w:val="NormalTok"/>
+        </w:rPr>
+        <w:t xml:space="preserve"> @query.rq </w:t>
+      </w:r>
+      <w:r>
+        <w:rPr>
+          <w:rStyle w:val="AttributeTok"/>
+        </w:rPr>
+        <w:t xml:space="preserve">-o</w:t>
+      </w:r>
+      <w:r>
+        <w:rPr>
+          <w:rStyle w:val="NormalTok"/>
+        </w:rPr>
+        <w:t xml:space="preserve"> data.json</w:t>
+      </w:r>
+    </w:p>
+    <w:p>
+      <w:pPr>
+        <w:pStyle w:val="FirstParagraph"/>
+      </w:pPr>
+      <w:r>
+        <w:t xml:space="preserve">Dieser Aufruf setzt voraus, dass eine gültige SPARQL-Abfrage in der lokalen Datei</w:t>
+      </w:r>
+      <w:r>
+        <w:t xml:space="preserve"> </w:t>
+      </w:r>
+      <w:r>
+        <w:rPr>
+          <w:rStyle w:val="VerbatimChar"/>
+        </w:rPr>
+        <w:t xml:space="preserve">query.rq</w:t>
+      </w:r>
+      <w:r>
+        <w:t xml:space="preserve"> </w:t>
+      </w:r>
+      <w:r>
+        <w:t xml:space="preserve">vorliegt.</w:t>
+      </w:r>
+      <w:r>
+        <w:t xml:space="preserve"> </w:t>
+      </w:r>
+      <w:r>
+        <w:t xml:space="preserve">Je nach Anforderung lässt sich das Rückgabeformat über den</w:t>
+      </w:r>
+      <w:r>
+        <w:t xml:space="preserve"> </w:t>
+      </w:r>
+      <w:r>
+        <w:rPr>
+          <w:rStyle w:val="VerbatimChar"/>
+        </w:rPr>
+        <w:t xml:space="preserve">Accept</w:t>
+      </w:r>
+      <w:r>
+        <w:t xml:space="preserve">-Header steuern.</w:t>
+      </w:r>
+      <w:r>
+        <w:t xml:space="preserve"> </w:t>
+      </w:r>
+      <w:r>
+        <w:t xml:space="preserve">Für</w:t>
+      </w:r>
+      <w:r>
+        <w:t xml:space="preserve"> </w:t>
+      </w:r>
+      <w:r>
+        <w:rPr>
+          <w:rStyle w:val="VerbatimChar"/>
+        </w:rPr>
+        <w:t xml:space="preserve">SELECT</w:t>
+      </w:r>
+      <w:r>
+        <w:t xml:space="preserve">-Abfragen unterstützt LINDAS standardmässig strukturierte Formate wie JSON (</w:t>
+      </w:r>
+      <w:r>
+        <w:rPr>
+          <w:rStyle w:val="VerbatimChar"/>
+        </w:rPr>
+        <w:t xml:space="preserve">application/sparql-results+json</w:t>
+      </w:r>
+      <w:r>
+        <w:t xml:space="preserve">), XML (</w:t>
+      </w:r>
+      <w:r>
+        <w:rPr>
+          <w:rStyle w:val="VerbatimChar"/>
+        </w:rPr>
+        <w:t xml:space="preserve">application/sparql-results+xml</w:t>
+      </w:r>
+      <w:r>
+        <w:t xml:space="preserve">) und CSV (</w:t>
+      </w:r>
+      <w:r>
+        <w:rPr>
+          <w:rStyle w:val="VerbatimChar"/>
+        </w:rPr>
+        <w:t xml:space="preserve">text/csv</w:t>
+      </w:r>
+      <w:r>
+        <w:t xml:space="preserve">).</w:t>
+      </w:r>
+    </w:p>
+    <w:bookmarkEnd w:id="75"/>
+    <w:bookmarkStart w:id="81" w:name="sec-mapping-tables"/>
+    <w:p>
+      <w:pPr>
+        <w:pStyle w:val="berschrift2"/>
+      </w:pPr>
+      <w:r>
+        <w:t xml:space="preserve">Bezug von Mapping-Tabellen</w:t>
+      </w:r>
+    </w:p>
+    <w:p>
+      <w:pPr>
+        <w:pStyle w:val="FirstParagraph"/>
+      </w:pPr>
+      <w:r>
+        <w:t xml:space="preserve">Um die Beziehungen zwischen den Kulturen der unterschiedlichen Systeme aufzuzeigen, werden Mapping-Tabellen bereitgestellt. Diese dienen als «Übersetzung» zwischen dem Direktzahlungssystem (AGIS), dem Nährstoffbilanz-Berechnungsservice (NAEBI) und dem Pflanzenschutzmittelverzeichnis (PSM).</w:t>
+      </w:r>
+    </w:p>
+    <w:p>
+      <w:pPr>
+        <w:pStyle w:val="Textkrper"/>
+      </w:pPr>
+      <w:r>
+        <w:t xml:space="preserve">Die Relationen der Kulturen zueinander werden durch Beziehungen des</w:t>
+      </w:r>
+      <w:r>
+        <w:t xml:space="preserve"> </w:t>
+      </w:r>
+      <w:r>
+        <w:rPr>
+          <w:i/>
+          <w:iCs/>
+        </w:rPr>
+        <w:t xml:space="preserve">Simple Knowledge Organization System</w:t>
+      </w:r>
+      <w:r>
+        <w:t xml:space="preserve"> </w:t>
+      </w:r>
+      <w:r>
+        <w:t xml:space="preserve">(SKOS) klassifiziert:</w:t>
+      </w:r>
+    </w:p>
+    <w:p>
+      <w:pPr>
+        <w:pStyle w:val="Compact"/>
+        <w:numPr>
+          <w:ilvl w:val="0"/>
+          <w:numId w:val="1003"/>
+        </w:numPr>
+      </w:pPr>
+      <w:r>
+        <w:rPr>
+          <w:rStyle w:val="VerbatimChar"/>
+        </w:rPr>
+        <w:t xml:space="preserve">skos:exactMatch</w:t>
+      </w:r>
+      <w:r>
+        <w:t xml:space="preserve">: Verknüpft zwei Konzepte (d.h. Kulturen aus zwei Systemen) bei denen genau dasselbe gemeint ist.</w:t>
+      </w:r>
+    </w:p>
+    <w:p>
+      <w:pPr>
+        <w:pStyle w:val="Compact"/>
+        <w:numPr>
+          <w:ilvl w:val="0"/>
+          <w:numId w:val="1003"/>
+        </w:numPr>
+      </w:pPr>
+      <w:r>
+        <w:rPr>
+          <w:rStyle w:val="VerbatimChar"/>
+        </w:rPr>
+        <w:t xml:space="preserve">skos:narrowMatch</w:t>
+      </w:r>
+      <w:r>
+        <w:t xml:space="preserve"> </w:t>
+      </w:r>
+      <w:r>
+        <w:t xml:space="preserve">und</w:t>
+      </w:r>
+      <w:r>
+        <w:t xml:space="preserve"> </w:t>
+      </w:r>
+      <w:r>
+        <w:rPr>
+          <w:rStyle w:val="VerbatimChar"/>
+        </w:rPr>
+        <w:t xml:space="preserve">skos:broadMatch</w:t>
+      </w:r>
+      <w:r>
+        <w:t xml:space="preserve">: Beschreiben eine hierarchische Zuordnung zwischen zwei Konzepten, wobei die beiden Beziehungen zueinander invers sind.</w:t>
+      </w:r>
+    </w:p>
+    <w:tbl>
+      <w:tblPr>
+        <w:tblStyle w:val="Table"/>
+        <w:tblW w:type="pct" w:w="5000"/>
+        <w:tblLayout w:type="fixed"/>
+        <w:tblLook w:firstRow="0" w:lastRow="0" w:firstColumn="0" w:lastColumn="0" w:noHBand="0" w:noVBand="0" w:val="0000"/>
+      </w:tblPr>
+      <w:tblGrid>
+        <w:gridCol w:w="7920"/>
+      </w:tblGrid>
+      <w:tr>
+        <w:tc>
+          <w:tcPr/>
+          <w:bookmarkStart w:id="76" w:name="tbl-mapping-example"/>
+          <w:p>
+            <w:pPr>
+              <w:jc w:val="center"/>
+            </w:pPr>
+            <w:pPr>
+              <w:jc w:val="left"/>
+              <w:spacing w:before="200"/>
+              <w:pStyle w:val="ImageCaption"/>
+            </w:pPr>
+            <w:r>
+              <w:t xml:space="preserve">Tabelle 10: Beispiele der Mapping-Relationen</w:t>
             </w:r>
           </w:p>
           <w:tbl>
@@ -6112,7 +6817,7 @@
               </w:tc>
             </w:tr>
           </w:tbl>
-          <w:bookmarkEnd w:id="69"/>
+          <w:bookmarkEnd w:id="76"/>
           <w:p/>
         </w:tc>
       </w:tr>
@@ -6235,18 +6940,18 @@
                 <wp:inline>
                   <wp:extent cx="152400" cy="152400"/>
                   <wp:effectExtent b="0" l="0" r="0" t="0"/>
-                  <wp:docPr descr="" title="" id="71" name="Picture"/>
+                  <wp:docPr descr="" title="" id="78" name="Picture"/>
                   <a:graphic>
                     <a:graphicData uri="http://schemas.openxmlformats.org/drawingml/2006/picture">
                       <pic:pic>
                         <pic:nvPicPr>
-                          <pic:cNvPr descr="/opt/quarto/share/formats/docx/note.png" id="72" name="Picture"/>
+                          <pic:cNvPr descr="/opt/quarto/share/formats/docx/note.png" id="79" name="Picture"/>
                           <pic:cNvPicPr>
                             <a:picLocks noChangeArrowheads="1" noChangeAspect="1"/>
                           </pic:cNvPicPr>
                         </pic:nvPicPr>
                         <pic:blipFill>
-                          <a:blip r:embed="rId70"/>
+                          <a:blip r:embed="rId77"/>
                           <a:stretch>
                             <a:fillRect/>
                           </a:stretch>
@@ -6356,7 +7061,7 @@
       <w:r>
         <w:t xml:space="preserve"> </w:t>
       </w:r>
-      <w:hyperlink r:id="rId73">
+      <w:hyperlink r:id="rId80">
         <w:r>
           <w:rPr>
             <w:rStyle w:val="Hyperlink"/>
@@ -6390,7 +7095,7 @@
       <w:r>
         <w:t xml:space="preserve"> </w:t>
       </w:r>
-      <w:hyperlink r:id="rId66">
+      <w:hyperlink r:id="rId73">
         <w:r>
           <w:rPr>
             <w:rStyle w:val="Hyperlink"/>
@@ -6419,9 +7124,9 @@
         <w:t xml:space="preserve">.</w:t>
       </w:r>
     </w:p>
-    <w:bookmarkEnd w:id="74"/>
-    <w:bookmarkEnd w:id="75"/>
-    <w:bookmarkStart w:id="76" w:name="sicherheitsaspekte"/>
+    <w:bookmarkEnd w:id="81"/>
+    <w:bookmarkEnd w:id="82"/>
+    <w:bookmarkStart w:id="83" w:name="sicherheitsaspekte"/>
     <w:p>
       <w:pPr>
         <w:pStyle w:val="berschrift1"/>
@@ -6438,8 +7143,8 @@
         <w:t xml:space="preserve">Informationen zu den ausdrücklich massgeblichen rechtlichen Grundlagen oder ein Hinweis darauf, dass bei der Umsetzung die entsprechenden rechtlichen Grundlagen zu beachten sind.</w:t>
       </w:r>
     </w:p>
-    <w:bookmarkEnd w:id="76"/>
-    <w:bookmarkStart w:id="77" w:name="haftungsausschluss"/>
+    <w:bookmarkEnd w:id="83"/>
+    <w:bookmarkStart w:id="84" w:name="haftungsausschluss"/>
     <w:p>
       <w:pPr>
         <w:pStyle w:val="berschrift1"/>
@@ -6510,8 +7215,8 @@
         <w:t xml:space="preserve">Jede Haftung für Schäden, die durch die Nutzung der eCH-Standards durch den Anwender entstehen, wird im gesetzlich zulässigen Rahmen ausgeschlossen.</w:t>
       </w:r>
     </w:p>
-    <w:bookmarkEnd w:id="77"/>
-    <w:bookmarkStart w:id="78" w:name="urheberrechte"/>
+    <w:bookmarkEnd w:id="84"/>
+    <w:bookmarkStart w:id="85" w:name="urheberrechte"/>
     <w:p>
       <w:pPr>
         <w:pStyle w:val="berschrift1"/>
@@ -6568,8 +7273,8 @@
         <w:t xml:space="preserve">Die Standards enthalten die entsprechenden Hinweise auf Rechte Dritter.</w:t>
       </w:r>
     </w:p>
-    <w:bookmarkEnd w:id="78"/>
-    <w:bookmarkStart w:id="93" w:name="anhang-a---referenzen"/>
+    <w:bookmarkEnd w:id="85"/>
+    <w:bookmarkStart w:id="102" w:name="anhang-a---referenzen"/>
     <w:p>
       <w:pPr>
         <w:pStyle w:val="berschrift1"/>
@@ -6578,8 +7283,8 @@
         <w:t xml:space="preserve">Anhang A - Referenzen</w:t>
       </w:r>
     </w:p>
-    <w:bookmarkStart w:id="92" w:name="refs"/>
-    <w:bookmarkStart w:id="80" w:name="ref-suibi2025"/>
+    <w:bookmarkStart w:id="101" w:name="refs"/>
+    <w:bookmarkStart w:id="87" w:name="ref-suibi2025"/>
     <w:p>
       <w:pPr>
         <w:pStyle w:val="Bibliography"/>
@@ -6609,7 +7314,7 @@
       <w:r>
         <w:t xml:space="preserve"> </w:t>
       </w:r>
-      <w:hyperlink r:id="rId79">
+      <w:hyperlink r:id="rId86">
         <w:r>
           <w:rPr>
             <w:rStyle w:val="Hyperlink"/>
@@ -6621,8 +7326,8 @@
         <w:t xml:space="preserve">.</w:t>
       </w:r>
     </w:p>
-    <w:bookmarkEnd w:id="80"/>
-    <w:bookmarkStart w:id="82" w:name="ref-grud2017"/>
+    <w:bookmarkEnd w:id="87"/>
+    <w:bookmarkStart w:id="89" w:name="ref-grud2017"/>
     <w:p>
       <w:pPr>
         <w:pStyle w:val="Bibliography"/>
@@ -6670,7 +7375,7 @@
       <w:r>
         <w:t xml:space="preserve"> </w:t>
       </w:r>
-      <w:hyperlink r:id="rId81">
+      <w:hyperlink r:id="rId88">
         <w:r>
           <w:rPr>
             <w:rStyle w:val="Hyperlink"/>
@@ -6682,8 +7387,8 @@
         <w:t xml:space="preserve">.</w:t>
       </w:r>
     </w:p>
-    <w:bookmarkEnd w:id="82"/>
-    <w:bookmarkStart w:id="83" w:name="ref-rdf"/>
+    <w:bookmarkEnd w:id="89"/>
+    <w:bookmarkStart w:id="90" w:name="ref-rdf"/>
     <w:p>
       <w:pPr>
         <w:pStyle w:val="Bibliography"/>
@@ -6721,7 +7426,7 @@
       <w:r>
         <w:t xml:space="preserve"> </w:t>
       </w:r>
-      <w:hyperlink r:id="rId63">
+      <w:hyperlink r:id="rId70">
         <w:r>
           <w:rPr>
             <w:rStyle w:val="Hyperlink"/>
@@ -6733,8 +7438,8 @@
         <w:t xml:space="preserve">.</w:t>
       </w:r>
     </w:p>
-    <w:bookmarkEnd w:id="83"/>
-    <w:bookmarkStart w:id="85" w:name="ref-eCH-0265:1.0.0"/>
+    <w:bookmarkEnd w:id="90"/>
+    <w:bookmarkStart w:id="92" w:name="ref-eCH-0265:1.0.0"/>
     <w:p>
       <w:pPr>
         <w:pStyle w:val="Bibliography"/>
@@ -6775,7 +7480,7 @@
       <w:r>
         <w:t xml:space="preserve"> </w:t>
       </w:r>
-      <w:hyperlink r:id="rId84">
+      <w:hyperlink r:id="rId91">
         <w:r>
           <w:rPr>
             <w:rStyle w:val="Hyperlink"/>
@@ -6787,8 +7492,8 @@
         <w:t xml:space="preserve">.</w:t>
       </w:r>
     </w:p>
-    <w:bookmarkEnd w:id="85"/>
-    <w:bookmarkStart w:id="87" w:name="ref-eCH-0205:1.0.0"/>
+    <w:bookmarkEnd w:id="92"/>
+    <w:bookmarkStart w:id="94" w:name="ref-eCH-0205:1.0.0"/>
     <w:p>
       <w:pPr>
         <w:pStyle w:val="Bibliography"/>
@@ -6829,7 +7534,7 @@
       <w:r>
         <w:t xml:space="preserve"> </w:t>
       </w:r>
-      <w:hyperlink r:id="rId86">
+      <w:hyperlink r:id="rId93">
         <w:r>
           <w:rPr>
             <w:rStyle w:val="Hyperlink"/>
@@ -6841,8 +7546,45 @@
         <w:t xml:space="preserve">.</w:t>
       </w:r>
     </w:p>
-    <w:bookmarkEnd w:id="87"/>
-    <w:bookmarkStart w:id="89" w:name="ref-shacl"/>
+    <w:bookmarkEnd w:id="94"/>
+    <w:bookmarkStart w:id="96" w:name="ref-francart2020shacl"/>
+    <w:p>
+      <w:pPr>
+        <w:pStyle w:val="Bibliography"/>
+      </w:pPr>
+      <w:r>
+        <w:t xml:space="preserve">Francart, Thomas. 2020.</w:t>
+      </w:r>
+      <w:r>
+        <w:t xml:space="preserve"> </w:t>
+      </w:r>
+      <w:r>
+        <w:rPr>
+          <w:i/>
+          <w:iCs/>
+        </w:rPr>
+        <w:t xml:space="preserve">SHACL Play!</w:t>
+      </w:r>
+      <w:r>
+        <w:t xml:space="preserve"> Sparna, released.</w:t>
+      </w:r>
+      <w:r>
+        <w:t xml:space="preserve"> </w:t>
+      </w:r>
+      <w:hyperlink r:id="rId95">
+        <w:r>
+          <w:rPr>
+            <w:rStyle w:val="Hyperlink"/>
+          </w:rPr>
+          <w:t xml:space="preserve">https://shacl-play.sparna.fr/</w:t>
+        </w:r>
+      </w:hyperlink>
+      <w:r>
+        <w:t xml:space="preserve">.</w:t>
+      </w:r>
+    </w:p>
+    <w:bookmarkEnd w:id="96"/>
+    <w:bookmarkStart w:id="98" w:name="ref-shacl"/>
     <w:p>
       <w:pPr>
         <w:pStyle w:val="Bibliography"/>
@@ -6880,7 +7622,7 @@
       <w:r>
         <w:t xml:space="preserve"> </w:t>
       </w:r>
-      <w:hyperlink r:id="rId88">
+      <w:hyperlink r:id="rId97">
         <w:r>
           <w:rPr>
             <w:rStyle w:val="Hyperlink"/>
@@ -6892,8 +7634,8 @@
         <w:t xml:space="preserve">.</w:t>
       </w:r>
     </w:p>
-    <w:bookmarkEnd w:id="89"/>
-    <w:bookmarkStart w:id="91" w:name="ref-owl2"/>
+    <w:bookmarkEnd w:id="98"/>
+    <w:bookmarkStart w:id="100" w:name="ref-owl2"/>
     <w:p>
       <w:pPr>
         <w:pStyle w:val="Bibliography"/>
@@ -6931,7 +7673,7 @@
       <w:r>
         <w:t xml:space="preserve"> </w:t>
       </w:r>
-      <w:hyperlink r:id="rId90">
+      <w:hyperlink r:id="rId99">
         <w:r>
           <w:rPr>
             <w:rStyle w:val="Hyperlink"/>
@@ -6943,10 +7685,10 @@
         <w:t xml:space="preserve">.</w:t>
       </w:r>
     </w:p>
-    <w:bookmarkEnd w:id="91"/>
-    <w:bookmarkEnd w:id="92"/>
-    <w:bookmarkEnd w:id="93"/>
-    <w:bookmarkStart w:id="95" w:name="anhang-b---mitwirkung-und-prüfung"/>
+    <w:bookmarkEnd w:id="100"/>
+    <w:bookmarkEnd w:id="101"/>
+    <w:bookmarkEnd w:id="102"/>
+    <w:bookmarkStart w:id="104" w:name="anhang-b---mitwirkung-und-prüfung"/>
     <w:p>
       <w:pPr>
         <w:pStyle w:val="berschrift1"/>
@@ -6968,7 +7710,7 @@
       <w:tr>
         <w:tc>
           <w:tcPr/>
-          <w:bookmarkStart w:id="94" w:name="tbl-authors"/>
+          <w:bookmarkStart w:id="103" w:name="tbl-authors"/>
           <w:p>
             <w:pPr>
               <w:jc w:val="center"/>
@@ -6979,7 +7721,7 @@
               <w:pStyle w:val="ImageCaption"/>
             </w:pPr>
             <w:r>
-              <w:t xml:space="preserve">Tabelle 8: Autoren und Revision</w:t>
+              <w:t xml:space="preserve">Tabelle 11: Autoren und Revision</w:t>
             </w:r>
           </w:p>
           <w:tbl>
@@ -7136,13 +7878,13 @@
               </w:tc>
             </w:tr>
           </w:tbl>
-          <w:bookmarkEnd w:id="94"/>
+          <w:bookmarkEnd w:id="103"/>
           <w:p/>
         </w:tc>
       </w:tr>
     </w:tbl>
-    <w:bookmarkEnd w:id="95"/>
-    <w:bookmarkStart w:id="97" w:name="anhang-c---abkürzungen-und-glossar"/>
+    <w:bookmarkEnd w:id="104"/>
+    <w:bookmarkStart w:id="106" w:name="anhang-c---abkürzungen-und-glossar"/>
     <w:p>
       <w:pPr>
         <w:pStyle w:val="berschrift1"/>
@@ -7164,7 +7906,7 @@
       <w:tr>
         <w:tc>
           <w:tcPr/>
-          <w:bookmarkStart w:id="96" w:name="tbl-abbreviations"/>
+          <w:bookmarkStart w:id="105" w:name="tbl-abbreviations"/>
           <w:p>
             <w:pPr>
               <w:jc w:val="center"/>
@@ -7175,7 +7917,7 @@
               <w:pStyle w:val="ImageCaption"/>
             </w:pPr>
             <w:r>
-              <w:t xml:space="preserve">Tabelle 9: Abkürzungsverzeichnis</w:t>
+              <w:t xml:space="preserve">Tabelle 12: Abkürzungsverzeichnis</w:t>
             </w:r>
           </w:p>
           <w:tbl>
@@ -7304,13 +8046,13 @@
               </w:tc>
             </w:tr>
           </w:tbl>
-          <w:bookmarkEnd w:id="96"/>
+          <w:bookmarkEnd w:id="105"/>
           <w:p/>
         </w:tc>
       </w:tr>
     </w:tbl>
-    <w:bookmarkEnd w:id="97"/>
-    <w:bookmarkStart w:id="101" w:name="X6cf93cfcd2439e304dc8540ad39b5ee10c3a32f"/>
+    <w:bookmarkEnd w:id="106"/>
+    <w:bookmarkStart w:id="110" w:name="X6cf93cfcd2439e304dc8540ad39b5ee10c3a32f"/>
     <w:p>
       <w:pPr>
         <w:pStyle w:val="berschrift1"/>
@@ -7348,7 +8090,7 @@
         <w:rPr>
           <w:rStyle w:val="FootnoteReference"/>
         </w:rPr>
-        <w:footnoteReference w:id="98"/>
+        <w:footnoteReference w:id="107"/>
       </w:r>
       <w:r>
         <w:t xml:space="preserve">, Sorten sowie Direktzahlungsprogrammen sind nicht mehr Teil dieses Dokuments.</w:t>
@@ -7357,7 +8099,7 @@
         <w:rPr>
           <w:rStyle w:val="FootnoteReference"/>
         </w:rPr>
-        <w:footnoteReference w:id="99"/>
+        <w:footnoteReference w:id="108"/>
       </w:r>
       <w:r>
         <w:t xml:space="preserve"> </w:t>
@@ -7376,7 +8118,7 @@
       <w:r>
         <w:t xml:space="preserve"> </w:t>
       </w:r>
-      <w:hyperlink r:id="rId100">
+      <w:hyperlink r:id="rId109">
         <w:r>
           <w:rPr>
             <w:rStyle w:val="Hyperlink"/>
@@ -7388,8 +8130,8 @@
         <w:t xml:space="preserve">.</w:t>
       </w:r>
     </w:p>
-    <w:bookmarkEnd w:id="101"/>
-    <w:bookmarkStart w:id="102" w:name="anhang-e---abbildungsverzeichnis"/>
+    <w:bookmarkEnd w:id="110"/>
+    <w:bookmarkStart w:id="111" w:name="anhang-e---abbildungsverzeichnis"/>
     <w:p>
       <w:pPr>
         <w:pStyle w:val="berschrift1"/>
@@ -7398,8 +8140,8 @@
         <w:t xml:space="preserve">Anhang E - Abbildungsverzeichnis</w:t>
       </w:r>
     </w:p>
-    <w:bookmarkEnd w:id="102"/>
-    <w:bookmarkStart w:id="103" w:name="anhang-f---tabellenverzeichnis"/>
+    <w:bookmarkEnd w:id="111"/>
+    <w:bookmarkStart w:id="112" w:name="anhang-f---tabellenverzeichnis"/>
     <w:p>
       <w:pPr>
         <w:pStyle w:val="berschrift1"/>
@@ -7408,7 +8150,7 @@
         <w:t xml:space="preserve">Anhang F - Tabellenverzeichnis</w:t>
       </w:r>
     </w:p>
-    <w:bookmarkEnd w:id="103"/>
+    <w:bookmarkEnd w:id="112"/>
     <w:sectPr>
       <w:headerReference r:id="rId13" w:type="default"/>
       <w:footerReference r:id="rId14" w:type="default"/>
@@ -8022,7 +8764,7 @@
       </w:r>
     </w:p>
   </w:footnote>
-  <w:footnote w:id="98">
+  <w:footnote w:id="107">
     <w:p>
       <w:pPr>
         <w:pStyle w:val="Funotentext"/>
@@ -8052,7 +8794,7 @@
       </w:hyperlink>
     </w:p>
   </w:footnote>
-  <w:footnote w:id="99">
+  <w:footnote w:id="108">
     <w:p>
       <w:pPr>
         <w:pStyle w:val="Funotentext"/>

--- a/de/index.docx
+++ b/de/index.docx
@@ -23,7 +23,7 @@
         <w:pStyle w:val="Date"/>
       </w:pPr>
       <w:r>
-        <w:t xml:space="preserve">14. August 2026</w:t>
+        <w:t xml:space="preserve">17. August 2026</w:t>
       </w:r>
     </w:p>
     <w:p>
@@ -2055,7 +2055,7 @@
             <w:r>
               <w:drawing>
                 <wp:inline>
-                  <wp:extent cx="6299200" cy="1568513"/>
+                  <wp:extent cx="6299200" cy="989175"/>
                   <wp:effectExtent b="0" l="0" r="0" t="0"/>
                   <wp:docPr descr="" title="" id="47" name="Picture"/>
                   <a:graphic>
@@ -2076,7 +2076,7 @@
                         <pic:spPr bwMode="auto">
                           <a:xfrm>
                             <a:off x="0" y="0"/>
-                            <a:ext cx="6299200" cy="1568513"/>
+                            <a:ext cx="6299200" cy="989175"/>
                           </a:xfrm>
                           <a:prstGeom prst="rect">
                             <a:avLst/>
@@ -2638,6 +2638,9 @@
                     </w:rPr>
                     <w:t xml:space="preserve">Kultivierungstyp</w:t>
                   </w:r>
+                  <w:r>
+                    <w:t xml:space="preserve">: Der dieser bereichsspezifischen Kultur korrespondierende Kultivierungstyp in der Kulturenontologie.</w:t>
+                  </w:r>
                 </w:p>
               </w:tc>
               <w:tc>
@@ -2661,17 +2664,7 @@
                 <w:p>
                   <w:pPr>
                     <w:pStyle w:val="Compact"/>
-                    <w:jc w:val="left"/>
-                    <w:jc w:val="center"/>
-                  </w:pPr>
-                  <w:hyperlink w:anchor="sec-nutzungstyp">
-                    <w:r>
-                      <w:rPr>
-                        <w:rStyle w:val="Hyperlink"/>
-                      </w:rPr>
-                      <w:t xml:space="preserve">eCH-0265:CultivationType</w:t>
-                    </w:r>
-                  </w:hyperlink>
+                  </w:pPr>
                 </w:p>
               </w:tc>
               <w:tc>
@@ -2683,7 +2676,7 @@
                     <w:jc w:val="center"/>
                   </w:pPr>
                   <w:r>
-                    <w:t xml:space="preserve">0..1</w:t>
+                    <w:t xml:space="preserve">0..*</w:t>
                   </w:r>
                 </w:p>
               </w:tc>
@@ -3280,6 +3273,9 @@
                     </w:rPr>
                     <w:t xml:space="preserve">Kultivierungstyp</w:t>
                   </w:r>
+                  <w:r>
+                    <w:t xml:space="preserve">: Der dieser bereichsspezifischen Kultur korrespondierende Kultivierungstyp in der Kulturenontologie.</w:t>
+                  </w:r>
                 </w:p>
               </w:tc>
               <w:tc>
@@ -3303,17 +3299,7 @@
                 <w:p>
                   <w:pPr>
                     <w:pStyle w:val="Compact"/>
-                    <w:jc w:val="left"/>
-                    <w:jc w:val="center"/>
-                  </w:pPr>
-                  <w:hyperlink w:anchor="sec-nutzungstyp">
-                    <w:r>
-                      <w:rPr>
-                        <w:rStyle w:val="Hyperlink"/>
-                      </w:rPr>
-                      <w:t xml:space="preserve">eCH-0265:CultivationType</w:t>
-                    </w:r>
-                  </w:hyperlink>
+                  </w:pPr>
                 </w:p>
               </w:tc>
               <w:tc>
@@ -3325,7 +3311,7 @@
                     <w:jc w:val="center"/>
                   </w:pPr>
                   <w:r>
-                    <w:t xml:space="preserve">0..1</w:t>
+                    <w:t xml:space="preserve">0..*</w:t>
                   </w:r>
                 </w:p>
               </w:tc>
@@ -3648,6 +3634,9 @@
                     </w:rPr>
                     <w:t xml:space="preserve">Kultivierungstyp</w:t>
                   </w:r>
+                  <w:r>
+                    <w:t xml:space="preserve">: Der dieser bereichsspezifischen Kultur korrespondierende Kultivierungstyp in der Kulturenontologie.</w:t>
+                  </w:r>
                 </w:p>
               </w:tc>
               <w:tc>
@@ -3671,17 +3660,7 @@
                 <w:p>
                   <w:pPr>
                     <w:pStyle w:val="Compact"/>
-                    <w:jc w:val="left"/>
-                    <w:jc w:val="center"/>
-                  </w:pPr>
-                  <w:hyperlink w:anchor="sec-nutzungstyp">
-                    <w:r>
-                      <w:rPr>
-                        <w:rStyle w:val="Hyperlink"/>
-                      </w:rPr>
-                      <w:t xml:space="preserve">eCH-0265:CultivationType</w:t>
-                    </w:r>
-                  </w:hyperlink>
+                  </w:pPr>
                 </w:p>
               </w:tc>
               <w:tc>
@@ -3693,7 +3672,7 @@
                     <w:jc w:val="center"/>
                   </w:pPr>
                   <w:r>
-                    <w:t xml:space="preserve">0..1</w:t>
+                    <w:t xml:space="preserve">0..*</w:t>
                   </w:r>
                 </w:p>
               </w:tc>
@@ -4670,6 +4649,9 @@
                     </w:rPr>
                     <w:t xml:space="preserve">Kultivierungstyp</w:t>
                   </w:r>
+                  <w:r>
+                    <w:t xml:space="preserve">: Der dieser bereichsspezifischen Kultur korrespondierende Kultivierungstyp in der Kulturenontologie.</w:t>
+                  </w:r>
                 </w:p>
               </w:tc>
               <w:tc>
@@ -4693,17 +4675,7 @@
                 <w:p>
                   <w:pPr>
                     <w:pStyle w:val="Compact"/>
-                    <w:jc w:val="left"/>
-                    <w:jc w:val="center"/>
-                  </w:pPr>
-                  <w:hyperlink w:anchor="sec-nutzungstyp">
-                    <w:r>
-                      <w:rPr>
-                        <w:rStyle w:val="Hyperlink"/>
-                      </w:rPr>
-                      <w:t xml:space="preserve">eCH-0265:CultivationType</w:t>
-                    </w:r>
-                  </w:hyperlink>
+                  </w:pPr>
                 </w:p>
               </w:tc>
               <w:tc>
@@ -4715,7 +4687,7 @@
                     <w:jc w:val="center"/>
                   </w:pPr>
                   <w:r>
-                    <w:t xml:space="preserve">0..1</w:t>
+                    <w:t xml:space="preserve">0..*</w:t>
                   </w:r>
                 </w:p>
               </w:tc>
@@ -5079,6 +5051,9 @@
                     </w:rPr>
                     <w:t xml:space="preserve">Kultivierungstyp</w:t>
                   </w:r>
+                  <w:r>
+                    <w:t xml:space="preserve">: Der dieser bereichsspezifischen Kultur korrespondierende Kultivierungstyp in der Kulturenontologie.</w:t>
+                  </w:r>
                 </w:p>
               </w:tc>
               <w:tc>
@@ -5102,17 +5077,7 @@
                 <w:p>
                   <w:pPr>
                     <w:pStyle w:val="Compact"/>
-                    <w:jc w:val="left"/>
-                    <w:jc w:val="center"/>
-                  </w:pPr>
-                  <w:hyperlink w:anchor="sec-nutzungstyp">
-                    <w:r>
-                      <w:rPr>
-                        <w:rStyle w:val="Hyperlink"/>
-                      </w:rPr>
-                      <w:t xml:space="preserve">eCH-0265:CultivationType</w:t>
-                    </w:r>
-                  </w:hyperlink>
+                  </w:pPr>
                 </w:p>
               </w:tc>
               <w:tc>
@@ -5124,7 +5089,7 @@
                     <w:jc w:val="center"/>
                   </w:pPr>
                   <w:r>
-                    <w:t xml:space="preserve">0..1</w:t>
+                    <w:t xml:space="preserve">0..*</w:t>
                   </w:r>
                 </w:p>
               </w:tc>
@@ -5696,6 +5661,9 @@
                     </w:rPr>
                     <w:t xml:space="preserve">Kultivierungstyp</w:t>
                   </w:r>
+                  <w:r>
+                    <w:t xml:space="preserve">: Der dieser bereichsspezifischen Kultur korrespondierende Kultivierungstyp in der Kulturenontologie.</w:t>
+                  </w:r>
                 </w:p>
               </w:tc>
               <w:tc>
@@ -5719,17 +5687,7 @@
                 <w:p>
                   <w:pPr>
                     <w:pStyle w:val="Compact"/>
-                    <w:jc w:val="left"/>
-                    <w:jc w:val="center"/>
-                  </w:pPr>
-                  <w:hyperlink w:anchor="sec-nutzungstyp">
-                    <w:r>
-                      <w:rPr>
-                        <w:rStyle w:val="Hyperlink"/>
-                      </w:rPr>
-                      <w:t xml:space="preserve">eCH-0265:CultivationType</w:t>
-                    </w:r>
-                  </w:hyperlink>
+                  </w:pPr>
                 </w:p>
               </w:tc>
               <w:tc>
@@ -5741,7 +5699,7 @@
                     <w:jc w:val="center"/>
                   </w:pPr>
                   <w:r>
-                    <w:t xml:space="preserve">0..1</w:t>
+                    <w:t xml:space="preserve">0..*</w:t>
                   </w:r>
                 </w:p>
               </w:tc>
@@ -5936,7 +5894,7 @@
         <w:rPr>
           <w:rStyle w:val="VerbatimChar"/>
         </w:rPr>
-        <w:t xml:space="preserve">PREFIX : &lt;https://agriculture.ld.admin.ch/crops/&gt;</w:t>
+        <w:t xml:space="preserve">PREFIX eCH-0265: &lt;https://agriculture.ld.admin.ch/eCH-0265/2/&gt;</w:t>
       </w:r>
       <w:r>
         <w:br/>
@@ -5981,7 +5939,7 @@
         <w:rPr>
           <w:rStyle w:val="VerbatimChar"/>
         </w:rPr>
-        <w:t xml:space="preserve">  ?crop a :CultivationType ;</w:t>
+        <w:t xml:space="preserve">  ?crop a eCH-0265:CultivationType ;</w:t>
       </w:r>
       <w:r>
         <w:br/>

--- a/de/index.docx
+++ b/de/index.docx
@@ -420,7 +420,10 @@
         <w:pStyle w:val="Textkrper"/>
       </w:pPr>
       <w:r>
-        <w:t xml:space="preserve">Direktzahlungskulturen können für keine bis mehrere Beiträge berechtigt sein (</w:t>
+        <w:t xml:space="preserve">Alle Kulturen mit Direktzahlungscode müssen jährlich an AGIS übermittelt werden – unabhängig davon, ob sie für Beiträge berechtigt sind oder nicht (vgl.</w:t>
+      </w:r>
+      <w:r>
+        <w:t xml:space="preserve"> </w:t>
       </w:r>
       <w:hyperlink r:id="rId25">
         <w:r>
@@ -431,7 +434,7 @@
         </w:r>
       </w:hyperlink>
       <w:r>
-        <w:t xml:space="preserve">), grundsätzlich müssen sie für die Berechtigung zu Direktzahlungen aber jährlich an AGIS übermittelt werden.</w:t>
+        <w:t xml:space="preserve">).</w:t>
       </w:r>
       <w:r>
         <w:t xml:space="preserve"> </w:t>
@@ -4138,6 +4141,21 @@
                       <w:t xml:space="preserve">eCH-0265:CultivationType</w:t>
                     </w:r>
                   </w:hyperlink>
+                  <w:r>
+                    <w:t xml:space="preserve"> </w:t>
+                  </w:r>
+                  <w:r>
+                    <w:t xml:space="preserve">oder</w:t>
+                  </w:r>
+                  <w:r>
+                    <w:t xml:space="preserve"> </w:t>
+                  </w:r>
+                  <w:r>
+                    <w:rPr>
+                      <w:rStyle w:val="VerbatimChar"/>
+                    </w:rPr>
+                    <w:t xml:space="preserve">owl:Class</w:t>
+                  </w:r>
                 </w:p>
               </w:tc>
               <w:tc>
@@ -5904,6 +5922,9 @@
           <w:rStyle w:val="VerbatimChar"/>
         </w:rPr>
         <w:t xml:space="preserve">PREFIX schema: &lt;http://schema.org/&gt;</w:t>
+      </w:r>
+      <w:r>
+        <w:br/>
       </w:r>
       <w:r>
         <w:br/>

--- a/de/index.docx
+++ b/de/index.docx
@@ -23,7 +23,7 @@
         <w:pStyle w:val="Date"/>
       </w:pPr>
       <w:r>
-        <w:t xml:space="preserve">17. August 2026</w:t>
+        <w:t xml:space="preserve">19. August 2026</w:t>
       </w:r>
     </w:p>
     <w:p>

--- a/de/index.docx
+++ b/de/index.docx
@@ -23,7 +23,7 @@
         <w:pStyle w:val="Date"/>
       </w:pPr>
       <w:r>
-        <w:t xml:space="preserve">19. August 2026</w:t>
+        <w:t xml:space="preserve">4. September 2026</w:t>
       </w:r>
     </w:p>
     <w:p>
@@ -95,14 +95,14 @@
         <w:p>
           <w:r>
             <w:fldChar w:fldCharType="begin" w:dirty="true"/>
-            <w:instrText xml:space="preserve">TOC \o "1-3" \h \z \u</w:instrText>
+            <w:instrText xml:space="preserve">TOC \o "1-2" \h \z \u</w:instrText>
             <w:fldChar w:fldCharType="separate"/>
             <w:fldChar w:fldCharType="end"/>
           </w:r>
         </w:p>
       </w:sdtContent>
     </w:sdt>
-    <w:bookmarkStart w:id="23" w:name="hinweis"/>
+    <w:bookmarkStart w:id="23" w:name="sec-note"/>
     <w:p>
       <w:pPr>
         <w:pStyle w:val="berschrift1"/>
@@ -162,13 +162,13 @@
       </w:r>
     </w:p>
     <w:bookmarkEnd w:id="23"/>
-    <w:bookmarkStart w:id="45" w:name="einleitung"/>
+    <w:bookmarkStart w:id="45" w:name="sec-introduction"/>
     <w:p>
       <w:pPr>
         <w:pStyle w:val="berschrift1"/>
       </w:pPr>
       <w:r>
-        <w:t xml:space="preserve">Einleitung</w:t>
+        <w:t xml:space="preserve">1. Einleitung</w:t>
       </w:r>
     </w:p>
     <w:p>
@@ -234,13 +234,13 @@
         <w:t xml:space="preserve">modelliert und lassen sich vollständig automatisiert beziehen, was eine effiziente Überführung von Daten aus einem System in ein anderes ermöglicht.</w:t>
       </w:r>
     </w:p>
-    <w:bookmarkStart w:id="24" w:name="was-ist-eine-kultur"/>
+    <w:bookmarkStart w:id="24" w:name="sec-what-is-a-crop"/>
     <w:p>
       <w:pPr>
         <w:pStyle w:val="berschrift2"/>
       </w:pPr>
       <w:r>
-        <w:t xml:space="preserve">Was ist eine Kultur?</w:t>
+        <w:t xml:space="preserve">1.1 Was ist eine Kultur?</w:t>
       </w:r>
     </w:p>
     <w:p>
@@ -404,7 +404,7 @@
         <w:pStyle w:val="berschrift2"/>
       </w:pPr>
       <w:r>
-        <w:t xml:space="preserve">Direktzahlungen</w:t>
+        <w:t xml:space="preserve">1.2 Direktzahlungen</w:t>
       </w:r>
     </w:p>
     <w:p>
@@ -577,10 +577,10 @@
               <w:tblLook w:firstRow="1" w:lastRow="0" w:firstColumn="0" w:lastColumn="0" w:noHBand="0" w:noVBand="0" w:val="0020"/>
             </w:tblPr>
             <w:tblGrid>
-              <w:gridCol w:w="510"/>
-              <w:gridCol w:w="1532"/>
-              <w:gridCol w:w="2554"/>
-              <w:gridCol w:w="3321"/>
+              <w:gridCol w:w="396"/>
+              <w:gridCol w:w="2772"/>
+              <w:gridCol w:w="1584"/>
+              <w:gridCol w:w="3168"/>
             </w:tblGrid>
             <w:tr>
               <w:trPr>
@@ -1094,7 +1094,7 @@
         <w:pStyle w:val="berschrift2"/>
       </w:pPr>
       <w:r>
-        <w:t xml:space="preserve">Nährstoffbilanz</w:t>
+        <w:t xml:space="preserve">1.3 Nährstoffbilanz</w:t>
       </w:r>
     </w:p>
     <w:p>
@@ -1309,10 +1309,10 @@
               <w:tblLook w:firstRow="1" w:lastRow="0" w:firstColumn="0" w:lastColumn="0" w:noHBand="0" w:noVBand="0" w:val="0020"/>
             </w:tblPr>
             <w:tblGrid>
-              <w:gridCol w:w="240"/>
-              <w:gridCol w:w="800"/>
-              <w:gridCol w:w="4320"/>
-              <w:gridCol w:w="2560"/>
+              <w:gridCol w:w="396"/>
+              <w:gridCol w:w="2376"/>
+              <w:gridCol w:w="2772"/>
+              <w:gridCol w:w="2376"/>
             </w:tblGrid>
             <w:tr>
               <w:trPr>
@@ -1587,7 +1587,7 @@
         <w:pStyle w:val="berschrift2"/>
       </w:pPr>
       <w:r>
-        <w:t xml:space="preserve">Pflanzenschutz</w:t>
+        <w:t xml:space="preserve">1.4 Pflanzenschutz</w:t>
       </w:r>
     </w:p>
     <w:p>
@@ -1916,13 +1916,13 @@
     </w:p>
     <w:bookmarkEnd w:id="44"/>
     <w:bookmarkEnd w:id="45"/>
-    <w:bookmarkStart w:id="51" w:name="datenmodell"/>
+    <w:bookmarkStart w:id="51" w:name="sec-data-model"/>
     <w:p>
       <w:pPr>
         <w:pStyle w:val="berschrift1"/>
       </w:pPr>
       <w:r>
-        <w:t xml:space="preserve">Datenmodell</w:t>
+        <w:t xml:space="preserve">2. Datenmodell</w:t>
       </w:r>
     </w:p>
     <w:bookmarkStart w:id="50" w:name="sec-linked-data"/>
@@ -1931,7 +1931,7 @@
         <w:pStyle w:val="berschrift2"/>
       </w:pPr>
       <w:r>
-        <w:t xml:space="preserve">Nutzung von Semantic-Web-Technologien</w:t>
+        <w:t xml:space="preserve">2.1 Nutzung von Semantic-Web-Technologien</w:t>
       </w:r>
     </w:p>
     <w:p>
@@ -2148,22 +2148,22 @@
     </w:p>
     <w:bookmarkEnd w:id="50"/>
     <w:bookmarkEnd w:id="51"/>
-    <w:bookmarkStart w:id="69" w:name="klassen"/>
+    <w:bookmarkStart w:id="69" w:name="sec-classes"/>
     <w:p>
       <w:pPr>
         <w:pStyle w:val="berschrift1"/>
       </w:pPr>
       <w:r>
-        <w:t xml:space="preserve">Klassen</w:t>
+        <w:t xml:space="preserve">3. Klassen</w:t>
       </w:r>
     </w:p>
-    <w:bookmarkStart w:id="53" w:name="sec-agronomische-kulturkategorie"/>
+    <w:bookmarkStart w:id="53" w:name="sec-nodeshape-nutrientbalancecrop"/>
     <w:p>
       <w:pPr>
         <w:pStyle w:val="berschrift2"/>
       </w:pPr>
       <w:r>
-        <w:t xml:space="preserve">Agronomische Kulturkategorie</w:t>
+        <w:t xml:space="preserve">3.1 Agronomische Kulturkategorie</w:t>
       </w:r>
     </w:p>
     <w:p>
@@ -2187,7 +2187,7 @@
       <w:tr>
         <w:tc>
           <w:tcPr/>
-          <w:bookmarkStart w:id="52" w:name="tbl-agronomische-kulturkategorie"/>
+          <w:bookmarkStart w:id="52" w:name="tbl-nodeshape-nutrientbalancecrop"/>
           <w:p>
             <w:pPr>
               <w:jc w:val="center"/>
@@ -2198,7 +2198,7 @@
               <w:pStyle w:val="ImageCaption"/>
             </w:pPr>
             <w:r>
-              <w:t xml:space="preserve">Tabelle 3: Agronomische Kulturkategorie Eigenschaften</w:t>
+              <w:t xml:space="preserve">Tabelle 3: Eigenschaften Agronomische Kulturkategorie</w:t>
             </w:r>
           </w:p>
           <w:tbl>
@@ -2209,10 +2209,10 @@
               <w:tblLook w:firstRow="1" w:lastRow="0" w:firstColumn="0" w:lastColumn="0" w:noHBand="0" w:noVBand="0" w:val="0020"/>
             </w:tblPr>
             <w:tblGrid>
+              <w:gridCol w:w="3168"/>
               <w:gridCol w:w="1980"/>
               <w:gridCol w:w="1980"/>
-              <w:gridCol w:w="1980"/>
-              <w:gridCol w:w="1980"/>
+              <w:gridCol w:w="792"/>
             </w:tblGrid>
             <w:tr>
               <w:trPr>
@@ -2535,10 +2535,10 @@
                     <w:jc w:val="left"/>
                     <w:jc w:val="center"/>
                   </w:pPr>
-                  <w:hyperlink w:anchor="X6f4964e4a62db8140bc4a081f9ca5a90ae9384b">
+                  <w:hyperlink w:anchor="X318f3d654350c04a3b29f639c18fafc8bac97f3">
                     <w:r>
                       <w:rPr>
-                        <w:rStyle w:val="Hyperlink"/>
+                        <w:rStyle w:val="VerbatimChar"/>
                       </w:rPr>
                       <w:t xml:space="preserve">eCH-0265:NutrientBalanceCropSubCategory</w:t>
                     </w:r>
@@ -2601,10 +2601,10 @@
                     <w:jc w:val="left"/>
                     <w:jc w:val="center"/>
                   </w:pPr>
-                  <w:hyperlink w:anchor="X34f5987c51703074c0f8334c195c9069d9747b3">
+                  <w:hyperlink w:anchor="Xb583bbcab91a77c05f48f6e7709fef2fa37530a">
                     <w:r>
                       <w:rPr>
-                        <w:rStyle w:val="Hyperlink"/>
+                        <w:rStyle w:val="VerbatimChar"/>
                       </w:rPr>
                       <w:t xml:space="preserve">eCH-0265:NutrientBalanceCropCategory</w:t>
                     </w:r>
@@ -2691,13 +2691,13 @@
       </w:tr>
     </w:tbl>
     <w:bookmarkEnd w:id="53"/>
-    <w:bookmarkStart w:id="55" w:name="sec-direktzahlungskultur"/>
+    <w:bookmarkStart w:id="55" w:name="sec-nodeshape-directpaymentcrop"/>
     <w:p>
       <w:pPr>
         <w:pStyle w:val="berschrift2"/>
       </w:pPr>
       <w:r>
-        <w:t xml:space="preserve">Direktzahlungskultur</w:t>
+        <w:t xml:space="preserve">3.2 Direktzahlungskultur</w:t>
       </w:r>
     </w:p>
     <w:p>
@@ -2721,7 +2721,7 @@
       <w:tr>
         <w:tc>
           <w:tcPr/>
-          <w:bookmarkStart w:id="54" w:name="tbl-direktzahlungskultur"/>
+          <w:bookmarkStart w:id="54" w:name="tbl-nodeshape-directpaymentcrop"/>
           <w:p>
             <w:pPr>
               <w:jc w:val="center"/>
@@ -2732,7 +2732,7 @@
               <w:pStyle w:val="ImageCaption"/>
             </w:pPr>
             <w:r>
-              <w:t xml:space="preserve">Tabelle 4: Direktzahlungskultur Eigenschaften</w:t>
+              <w:t xml:space="preserve">Tabelle 4: Eigenschaften Direktzahlungskultur</w:t>
             </w:r>
           </w:p>
           <w:tbl>
@@ -2743,10 +2743,10 @@
               <w:tblLook w:firstRow="1" w:lastRow="0" w:firstColumn="0" w:lastColumn="0" w:noHBand="0" w:noVBand="0" w:val="0020"/>
             </w:tblPr>
             <w:tblGrid>
+              <w:gridCol w:w="3168"/>
               <w:gridCol w:w="1980"/>
               <w:gridCol w:w="1980"/>
-              <w:gridCol w:w="1980"/>
-              <w:gridCol w:w="1980"/>
+              <w:gridCol w:w="792"/>
             </w:tblGrid>
             <w:tr>
               <w:trPr>
@@ -2838,10 +2838,10 @@
                     <w:jc w:val="left"/>
                     <w:jc w:val="center"/>
                   </w:pPr>
-                  <w:hyperlink w:anchor="sec-fl-chenkategorie-direktzahlung">
+                  <w:hyperlink w:anchor="sec-nodeshape-directpaymentareacategory">
                     <w:r>
                       <w:rPr>
-                        <w:rStyle w:val="Hyperlink"/>
+                        <w:rStyle w:val="VerbatimChar"/>
                       </w:rPr>
                       <w:t xml:space="preserve">eCH-0265:DirectPaymentAreaCategory</w:t>
                     </w:r>
@@ -3028,10 +3028,10 @@
                       <w:b/>
                       <w:bCs/>
                     </w:rPr>
-                    <w:t xml:space="preserve">LNF-Code</w:t>
-                  </w:r>
-                  <w:r>
-                    <w:t xml:space="preserve">: Auch Kulturcode genannt, ist der allgemein gebräuchliche Identifikator für Direktzahlungskulturen in der Schweiz.</w:t>
+                    <w:t xml:space="preserve">Identifikator</w:t>
+                  </w:r>
+                  <w:r>
+                    <w:t xml:space="preserve">: Der LNF-Code, auch Kulturcode genannt, ist der allgemein gebräuchliche Identifikator für Direktzahlungskulturen in der Schweiz.</w:t>
                   </w:r>
                 </w:p>
               </w:tc>
@@ -3326,13 +3326,13 @@
       </w:tr>
     </w:tbl>
     <w:bookmarkEnd w:id="55"/>
-    <w:bookmarkStart w:id="57" w:name="sec-fl-chenkategorie-direktzahlung"/>
+    <w:bookmarkStart w:id="57" w:name="sec-nodeshape-directpaymentareacategory"/>
     <w:p>
       <w:pPr>
         <w:pStyle w:val="berschrift2"/>
       </w:pPr>
       <w:r>
-        <w:t xml:space="preserve">Flächenkategorie Direktzahlung</w:t>
+        <w:t xml:space="preserve">3.3 Flächenkategorie Direktzahlung</w:t>
       </w:r>
     </w:p>
     <w:tbl>
@@ -3348,7 +3348,7 @@
       <w:tr>
         <w:tc>
           <w:tcPr/>
-          <w:bookmarkStart w:id="56" w:name="tbl-fl-chenkategorie-direktzahlung"/>
+          <w:bookmarkStart w:id="56" w:name="tbl-nodeshape-directpaymentareacategory"/>
           <w:p>
             <w:pPr>
               <w:jc w:val="center"/>
@@ -3359,7 +3359,7 @@
               <w:pStyle w:val="ImageCaption"/>
             </w:pPr>
             <w:r>
-              <w:t xml:space="preserve">Tabelle 5: Flächenkategorie Direktzahlung Eigenschaften</w:t>
+              <w:t xml:space="preserve">Tabelle 5: Eigenschaften Flächenkategorie Direktzahlung</w:t>
             </w:r>
           </w:p>
           <w:tbl>
@@ -3370,10 +3370,10 @@
               <w:tblLook w:firstRow="1" w:lastRow="0" w:firstColumn="0" w:lastColumn="0" w:noHBand="0" w:noVBand="0" w:val="0020"/>
             </w:tblPr>
             <w:tblGrid>
+              <w:gridCol w:w="3168"/>
               <w:gridCol w:w="1980"/>
               <w:gridCol w:w="1980"/>
-              <w:gridCol w:w="1980"/>
-              <w:gridCol w:w="1980"/>
+              <w:gridCol w:w="792"/>
             </w:tblGrid>
             <w:tr>
               <w:trPr>
@@ -3687,13 +3687,13 @@
       </w:tr>
     </w:tbl>
     <w:bookmarkEnd w:id="57"/>
-    <w:bookmarkStart w:id="61" w:name="sec-nutzungstyp"/>
+    <w:bookmarkStart w:id="61" w:name="sec-nodeshape-cultivationtype"/>
     <w:p>
       <w:pPr>
         <w:pStyle w:val="berschrift2"/>
       </w:pPr>
       <w:r>
-        <w:t xml:space="preserve">Nutzungstyp</w:t>
+        <w:t xml:space="preserve">3.4 Nutzungstyp</w:t>
       </w:r>
     </w:p>
     <w:p>
@@ -3779,7 +3779,7 @@
       <w:tr>
         <w:tc>
           <w:tcPr/>
-          <w:bookmarkStart w:id="60" w:name="tbl-nutzungstyp"/>
+          <w:bookmarkStart w:id="60" w:name="tbl-nodeshape-cultivationtype"/>
           <w:p>
             <w:pPr>
               <w:jc w:val="center"/>
@@ -3790,7 +3790,7 @@
               <w:pStyle w:val="ImageCaption"/>
             </w:pPr>
             <w:r>
-              <w:t xml:space="preserve">Tabelle 6: Nutzungstyp Eigenschaften</w:t>
+              <w:t xml:space="preserve">Tabelle 6: Eigenschaften Nutzungstyp</w:t>
             </w:r>
           </w:p>
           <w:tbl>
@@ -3801,10 +3801,10 @@
               <w:tblLook w:firstRow="1" w:lastRow="0" w:firstColumn="0" w:lastColumn="0" w:noHBand="0" w:noVBand="0" w:val="0020"/>
             </w:tblPr>
             <w:tblGrid>
+              <w:gridCol w:w="3168"/>
               <w:gridCol w:w="1980"/>
               <w:gridCol w:w="1980"/>
-              <w:gridCol w:w="1980"/>
-              <w:gridCol w:w="1980"/>
+              <w:gridCol w:w="792"/>
             </w:tblGrid>
             <w:tr>
               <w:trPr>
@@ -4106,7 +4106,16 @@
                 <w:p>
                   <w:pPr>
                     <w:pStyle w:val="Compact"/>
-                  </w:pPr>
+                    <w:jc w:val="left"/>
+                    <w:jc w:val="center"/>
+                  </w:pPr>
+                  <w:r>
+                    <w:rPr>
+                      <w:b/>
+                      <w:bCs/>
+                    </w:rPr>
+                    <w:t xml:space="preserve">Übergeordneter Nutzungstyp</w:t>
+                  </w:r>
                 </w:p>
               </w:tc>
               <w:tc>
@@ -4133,10 +4142,10 @@
                     <w:jc w:val="left"/>
                     <w:jc w:val="center"/>
                   </w:pPr>
-                  <w:hyperlink w:anchor="sec-nutzungstyp">
+                  <w:hyperlink w:anchor="sec-nodeshape-cultivationtype">
                     <w:r>
                       <w:rPr>
-                        <w:rStyle w:val="Hyperlink"/>
+                        <w:rStyle w:val="VerbatimChar"/>
                       </w:rPr>
                       <w:t xml:space="preserve">eCH-0265:CultivationType</w:t>
                     </w:r>
@@ -4205,10 +4214,10 @@
                     <w:jc w:val="left"/>
                     <w:jc w:val="center"/>
                   </w:pPr>
-                  <w:hyperlink w:anchor="sec-nutzungstyp">
+                  <w:hyperlink w:anchor="sec-nodeshape-cultivationtype">
                     <w:r>
                       <w:rPr>
-                        <w:rStyle w:val="Hyperlink"/>
+                        <w:rStyle w:val="VerbatimChar"/>
                       </w:rPr>
                       <w:t xml:space="preserve">eCH-0265:CultivationType</w:t>
                     </w:r>
@@ -4251,13 +4260,13 @@
       </w:tr>
     </w:tbl>
     <w:bookmarkEnd w:id="61"/>
-    <w:bookmarkStart w:id="63" w:name="X34f5987c51703074c0f8334c195c9069d9747b3"/>
+    <w:bookmarkStart w:id="63" w:name="Xb583bbcab91a77c05f48f6e7709fef2fa37530a"/>
     <w:p>
       <w:pPr>
         <w:pStyle w:val="berschrift2"/>
       </w:pPr>
       <w:r>
-        <w:t xml:space="preserve">Nährstoffbilanz-Kultivierungskategorie</w:t>
+        <w:t xml:space="preserve">3.5 Nährstoffbilanz-Kultivierungskategorie</w:t>
       </w:r>
     </w:p>
     <w:p>
@@ -4281,7 +4290,7 @@
       <w:tr>
         <w:tc>
           <w:tcPr/>
-          <w:bookmarkStart w:id="62" w:name="Xbc2698ecd855df5c39c1c410e9c789fcf6069e1"/>
+          <w:bookmarkStart w:id="62" w:name="X9721563c21b877d99a8fda7cad756ff14e98198"/>
           <w:p>
             <w:pPr>
               <w:jc w:val="center"/>
@@ -4292,7 +4301,7 @@
               <w:pStyle w:val="ImageCaption"/>
             </w:pPr>
             <w:r>
-              <w:t xml:space="preserve">Tabelle 7: Nährstoffbilanz-Kultivierungskategorie Eigenschaften</w:t>
+              <w:t xml:space="preserve">Tabelle 7: Eigenschaften Nährstoffbilanz-Kultivierungskategorie</w:t>
             </w:r>
           </w:p>
           <w:tbl>
@@ -4303,10 +4312,10 @@
               <w:tblLook w:firstRow="1" w:lastRow="0" w:firstColumn="0" w:lastColumn="0" w:noHBand="0" w:noVBand="0" w:val="0020"/>
             </w:tblPr>
             <w:tblGrid>
+              <w:gridCol w:w="3168"/>
               <w:gridCol w:w="1980"/>
               <w:gridCol w:w="1980"/>
-              <w:gridCol w:w="1980"/>
-              <w:gridCol w:w="1980"/>
+              <w:gridCol w:w="792"/>
             </w:tblGrid>
             <w:tr>
               <w:trPr>
@@ -4717,13 +4726,13 @@
       </w:tr>
     </w:tbl>
     <w:bookmarkEnd w:id="63"/>
-    <w:bookmarkStart w:id="65" w:name="X6f4964e4a62db8140bc4a081f9ca5a90ae9384b"/>
+    <w:bookmarkStart w:id="65" w:name="X318f3d654350c04a3b29f639c18fafc8bac97f3"/>
     <w:p>
       <w:pPr>
         <w:pStyle w:val="berschrift2"/>
       </w:pPr>
       <w:r>
-        <w:t xml:space="preserve">Nährstoffbilanz-Kultivierungsunterkategorie</w:t>
+        <w:t xml:space="preserve">3.6 Nährstoffbilanz-Kultivierungsunterkategorie</w:t>
       </w:r>
     </w:p>
     <w:p>
@@ -4747,7 +4756,7 @@
       <w:tr>
         <w:tc>
           <w:tcPr/>
-          <w:bookmarkStart w:id="64" w:name="X8ea649f607316f16dd080b89c0a559d6c9b71d4"/>
+          <w:bookmarkStart w:id="64" w:name="X3dab50c73df4e4cfdc91672bef2b4c19dc306eb"/>
           <w:p>
             <w:pPr>
               <w:jc w:val="center"/>
@@ -4758,7 +4767,7 @@
               <w:pStyle w:val="ImageCaption"/>
             </w:pPr>
             <w:r>
-              <w:t xml:space="preserve">Tabelle 8: Nährstoffbilanz-Kultivierungsunterkategorie Eigenschaften</w:t>
+              <w:t xml:space="preserve">Tabelle 8: Eigenschaften Nährstoffbilanz-Kultivierungsunterkategorie</w:t>
             </w:r>
           </w:p>
           <w:tbl>
@@ -4769,10 +4778,10 @@
               <w:tblLook w:firstRow="1" w:lastRow="0" w:firstColumn="0" w:lastColumn="0" w:noHBand="0" w:noVBand="0" w:val="0020"/>
             </w:tblPr>
             <w:tblGrid>
+              <w:gridCol w:w="3168"/>
               <w:gridCol w:w="1980"/>
               <w:gridCol w:w="1980"/>
-              <w:gridCol w:w="1980"/>
-              <w:gridCol w:w="1980"/>
+              <w:gridCol w:w="792"/>
             </w:tblGrid>
             <w:tr>
               <w:trPr>
@@ -5119,13 +5128,13 @@
       </w:tr>
     </w:tbl>
     <w:bookmarkEnd w:id="65"/>
-    <w:bookmarkStart w:id="68" w:name="sec-pflanzenschutzmittel-kultur"/>
+    <w:bookmarkStart w:id="68" w:name="sec-nodeshape-plantprotectioncrop"/>
     <w:p>
       <w:pPr>
         <w:pStyle w:val="berschrift2"/>
       </w:pPr>
       <w:r>
-        <w:t xml:space="preserve">Pflanzenschutzmittel-Kultur</w:t>
+        <w:t xml:space="preserve">3.7 Pflanzenschutzmittel-Kultur</w:t>
       </w:r>
     </w:p>
     <w:p>
@@ -5196,7 +5205,7 @@
       <w:tr>
         <w:tc>
           <w:tcPr/>
-          <w:bookmarkStart w:id="67" w:name="tbl-pflanzenschutzmittel-kultur"/>
+          <w:bookmarkStart w:id="67" w:name="tbl-nodeshape-plantprotectioncrop"/>
           <w:p>
             <w:pPr>
               <w:jc w:val="center"/>
@@ -5207,7 +5216,7 @@
               <w:pStyle w:val="ImageCaption"/>
             </w:pPr>
             <w:r>
-              <w:t xml:space="preserve">Tabelle 9: Pflanzenschutzmittel-Kultur Eigenschaften</w:t>
+              <w:t xml:space="preserve">Tabelle 9: Eigenschaften Pflanzenschutzmittel-Kultur</w:t>
             </w:r>
           </w:p>
           <w:tbl>
@@ -5218,10 +5227,10 @@
               <w:tblLook w:firstRow="1" w:lastRow="0" w:firstColumn="0" w:lastColumn="0" w:noHBand="0" w:noVBand="0" w:val="0020"/>
             </w:tblPr>
             <w:tblGrid>
+              <w:gridCol w:w="3168"/>
               <w:gridCol w:w="1980"/>
               <w:gridCol w:w="1980"/>
-              <w:gridCol w:w="1980"/>
-              <w:gridCol w:w="1980"/>
+              <w:gridCol w:w="792"/>
             </w:tblGrid>
             <w:tr>
               <w:trPr>
@@ -5730,13 +5739,13 @@
     </w:tbl>
     <w:bookmarkEnd w:id="68"/>
     <w:bookmarkEnd w:id="69"/>
-    <w:bookmarkStart w:id="82" w:name="instruktionen-zur-datenintegration"/>
+    <w:bookmarkStart w:id="82" w:name="sec-data-retrieval"/>
     <w:p>
       <w:pPr>
         <w:pStyle w:val="berschrift1"/>
       </w:pPr>
       <w:r>
-        <w:t xml:space="preserve">Instruktionen zur Datenintegration</w:t>
+        <w:t xml:space="preserve">4. Instruktionen zur Datenintegration</w:t>
       </w:r>
     </w:p>
     <w:p>
@@ -5861,7 +5870,7 @@
         <w:pStyle w:val="berschrift2"/>
       </w:pPr>
       <w:r>
-        <w:t xml:space="preserve">Bezug der Stammdaten über LINDAS</w:t>
+        <w:t xml:space="preserve">4.1 Bezug der Stammdaten über LINDAS</w:t>
       </w:r>
     </w:p>
     <w:p>
@@ -6335,7 +6344,7 @@
         <w:pStyle w:val="berschrift2"/>
       </w:pPr>
       <w:r>
-        <w:t xml:space="preserve">Bezug von Mapping-Tabellen</w:t>
+        <w:t xml:space="preserve">4.2 Bezug von Mapping-Tabellen</w:t>
       </w:r>
     </w:p>
     <w:p>
@@ -7105,13 +7114,13 @@
     </w:p>
     <w:bookmarkEnd w:id="81"/>
     <w:bookmarkEnd w:id="82"/>
-    <w:bookmarkStart w:id="83" w:name="sicherheitsaspekte"/>
+    <w:bookmarkStart w:id="83" w:name="sec-safety-consideration"/>
     <w:p>
       <w:pPr>
         <w:pStyle w:val="berschrift1"/>
       </w:pPr>
       <w:r>
-        <w:t xml:space="preserve">Sicherheitsaspekte</w:t>
+        <w:t xml:space="preserve">5. Sicherheitsaspekte</w:t>
       </w:r>
     </w:p>
     <w:p>
@@ -7123,13 +7132,13 @@
       </w:r>
     </w:p>
     <w:bookmarkEnd w:id="83"/>
-    <w:bookmarkStart w:id="84" w:name="haftungsausschluss"/>
+    <w:bookmarkStart w:id="84" w:name="sec-disclaimer"/>
     <w:p>
       <w:pPr>
         <w:pStyle w:val="berschrift1"/>
       </w:pPr>
       <w:r>
-        <w:t xml:space="preserve">Haftungsausschluss</w:t>
+        <w:t xml:space="preserve">6. Haftungsausschluss</w:t>
       </w:r>
     </w:p>
     <w:p>
@@ -7195,13 +7204,13 @@
       </w:r>
     </w:p>
     <w:bookmarkEnd w:id="84"/>
-    <w:bookmarkStart w:id="85" w:name="urheberrechte"/>
+    <w:bookmarkStart w:id="85" w:name="sec-copyrights"/>
     <w:p>
       <w:pPr>
         <w:pStyle w:val="berschrift1"/>
       </w:pPr>
       <w:r>
-        <w:t xml:space="preserve">Urheberrechte</w:t>
+        <w:t xml:space="preserve">7. Urheberrechte</w:t>
       </w:r>
     </w:p>
     <w:p>
@@ -7253,7 +7262,7 @@
       </w:r>
     </w:p>
     <w:bookmarkEnd w:id="85"/>
-    <w:bookmarkStart w:id="102" w:name="anhang-a---referenzen"/>
+    <w:bookmarkStart w:id="102" w:name="sec-appendix-a"/>
     <w:p>
       <w:pPr>
         <w:pStyle w:val="berschrift1"/>
@@ -7667,7 +7676,7 @@
     <w:bookmarkEnd w:id="100"/>
     <w:bookmarkEnd w:id="101"/>
     <w:bookmarkEnd w:id="102"/>
-    <w:bookmarkStart w:id="104" w:name="anhang-b---mitwirkung-und-prüfung"/>
+    <w:bookmarkStart w:id="104" w:name="sec-appendix-b"/>
     <w:p>
       <w:pPr>
         <w:pStyle w:val="berschrift1"/>
@@ -7863,7 +7872,7 @@
       </w:tr>
     </w:tbl>
     <w:bookmarkEnd w:id="104"/>
-    <w:bookmarkStart w:id="106" w:name="anhang-c---abkürzungen-und-glossar"/>
+    <w:bookmarkStart w:id="115" w:name="sec-appendix-c"/>
     <w:p>
       <w:pPr>
         <w:pStyle w:val="berschrift1"/>
@@ -7885,7 +7894,7 @@
       <w:tr>
         <w:tc>
           <w:tcPr/>
-          <w:bookmarkStart w:id="105" w:name="tbl-abbreviations"/>
+          <w:bookmarkStart w:id="114" w:name="tbl-glossary"/>
           <w:p>
             <w:pPr>
               <w:jc w:val="center"/>
@@ -7896,18 +7905,36 @@
               <w:pStyle w:val="ImageCaption"/>
             </w:pPr>
             <w:r>
-              <w:t xml:space="preserve">Tabelle 12: Abkürzungsverzeichnis</w:t>
+              <w:t xml:space="preserve">Tabelle 12:</w:t>
+            </w:r>
+            <w:r>
+              <w:t xml:space="preserve"> </w:t>
+            </w:r>
+            <w:r>
+              <w:rPr>
+                <w:b/>
+                <w:bCs/>
+              </w:rPr>
+              <w:t xml:space="preserve">Glossar des Standards eCH-0265:</w:t>
+            </w:r>
+            <w:r>
+              <w:t xml:space="preserve"> </w:t>
+            </w:r>
+            <w:r>
+              <w:t xml:space="preserve">Diese Glossar soll sämtliche verwendeten Fachbegriffe inklusive Abkürzungen des Standards eCH-0265 enthalten.</w:t>
             </w:r>
           </w:p>
           <w:tbl>
             <w:tblPr>
               <w:tblStyle w:val="Table"/>
-              <w:tblW w:type="auto" w:w="0"/>
+              <w:tblW w:type="pct" w:w="5000"/>
+              <w:tblLayout w:type="fixed"/>
               <w:tblLook w:firstRow="1" w:lastRow="0" w:firstColumn="0" w:lastColumn="0" w:noHBand="0" w:noVBand="0" w:val="0020"/>
             </w:tblPr>
             <w:tblGrid>
-              <w:gridCol w:w="3960"/>
-              <w:gridCol w:w="3960"/>
+              <w:gridCol w:w="1584"/>
+              <w:gridCol w:w="1980"/>
+              <w:gridCol w:w="4356"/>
             </w:tblGrid>
             <w:tr>
               <w:trPr>
@@ -7922,7 +7949,20 @@
                     <w:jc w:val="center"/>
                   </w:pPr>
                   <w:r>
-                    <w:t xml:space="preserve">Abkürzung</w:t>
+                    <w:t xml:space="preserve">IRI</w:t>
+                  </w:r>
+                </w:p>
+              </w:tc>
+              <w:tc>
+                <w:tcPr/>
+                <w:p>
+                  <w:pPr>
+                    <w:pStyle w:val="Compact"/>
+                    <w:jc w:val="left"/>
+                    <w:jc w:val="center"/>
+                  </w:pPr>
+                  <w:r>
+                    <w:t xml:space="preserve">Begriff</w:t>
                   </w:r>
                 </w:p>
               </w:tc>
@@ -7949,21 +7989,75 @@
                     <w:jc w:val="left"/>
                     <w:jc w:val="center"/>
                   </w:pPr>
-                  <w:r>
-                    <w:t xml:space="preserve">AGIS</w:t>
-                  </w:r>
-                </w:p>
-              </w:tc>
-              <w:tc>
-                <w:tcPr/>
-                <w:p>
-                  <w:pPr>
-                    <w:pStyle w:val="Compact"/>
-                    <w:jc w:val="left"/>
-                    <w:jc w:val="center"/>
-                  </w:pPr>
-                  <w:r>
-                    <w:t xml:space="preserve">Agrarpolitisches Informationssystem</w:t>
+                  <w:hyperlink r:id="rId105">
+                    <w:r>
+                      <w:rPr>
+                        <w:rStyle w:val="VerbatimChar"/>
+                      </w:rPr>
+                      <w:t xml:space="preserve">term:agis</w:t>
+                    </w:r>
+                  </w:hyperlink>
+                </w:p>
+              </w:tc>
+              <w:tc>
+                <w:tcPr/>
+                <w:p>
+                  <w:pPr>
+                    <w:pStyle w:val="Compact"/>
+                    <w:jc w:val="left"/>
+                    <w:jc w:val="center"/>
+                  </w:pPr>
+                  <w:r>
+                    <w:rPr>
+                      <w:b/>
+                      <w:bCs/>
+                    </w:rPr>
+                    <w:t xml:space="preserve">Agrarpolitisches</w:t>
+                  </w:r>
+                  <w:r>
+                    <w:rPr>
+                      <w:b/>
+                      <w:bCs/>
+                    </w:rPr>
+                    <w:t xml:space="preserve"> </w:t>
+                  </w:r>
+                  <w:r>
+                    <w:rPr>
+                      <w:b/>
+                      <w:bCs/>
+                    </w:rPr>
+                    <w:t xml:space="preserve">Informationssystem</w:t>
+                  </w:r>
+                  <w:r>
+                    <w:t xml:space="preserve"> </w:t>
+                  </w:r>
+                  <w:r>
+                    <w:t xml:space="preserve">(AGIS)</w:t>
+                  </w:r>
+                </w:p>
+              </w:tc>
+              <w:tc>
+                <w:tcPr/>
+                <w:p>
+                  <w:pPr>
+                    <w:pStyle w:val="Compact"/>
+                    <w:jc w:val="left"/>
+                    <w:jc w:val="center"/>
+                  </w:pPr>
+                  <w:r>
+                    <w:t xml:space="preserve">Das agrarpolitische Informationssystem des Bundes, an welches im</w:t>
+                  </w:r>
+                  <w:r>
+                    <w:t xml:space="preserve"> </w:t>
+                  </w:r>
+                  <w:r>
+                    <w:t xml:space="preserve">Rahmen der Strukturdatenerhebung Daten zu Direktzahlungskulturen</w:t>
+                  </w:r>
+                  <w:r>
+                    <w:t xml:space="preserve"> </w:t>
+                  </w:r>
+                  <w:r>
+                    <w:t xml:space="preserve">übermittelt werden.</w:t>
                   </w:r>
                 </w:p>
               </w:tc>
@@ -7977,21 +8071,55 @@
                     <w:jc w:val="left"/>
                     <w:jc w:val="center"/>
                   </w:pPr>
-                  <w:r>
-                    <w:t xml:space="preserve">KAIS</w:t>
-                  </w:r>
-                </w:p>
-              </w:tc>
-              <w:tc>
-                <w:tcPr/>
-                <w:p>
-                  <w:pPr>
-                    <w:pStyle w:val="Compact"/>
-                    <w:jc w:val="left"/>
-                    <w:jc w:val="center"/>
-                  </w:pPr>
-                  <w:r>
+                  <w:hyperlink r:id="rId106">
+                    <w:r>
+                      <w:rPr>
+                        <w:rStyle w:val="VerbatimChar"/>
+                      </w:rPr>
+                      <w:t xml:space="preserve">term:kais</w:t>
+                    </w:r>
+                  </w:hyperlink>
+                </w:p>
+              </w:tc>
+              <w:tc>
+                <w:tcPr/>
+                <w:p>
+                  <w:pPr>
+                    <w:pStyle w:val="Compact"/>
+                    <w:jc w:val="left"/>
+                    <w:jc w:val="center"/>
+                  </w:pPr>
+                  <w:r>
+                    <w:rPr>
+                      <w:b/>
+                      <w:bCs/>
+                    </w:rPr>
                     <w:t xml:space="preserve">Kantonales Agrarinformationssystem</w:t>
+                  </w:r>
+                  <w:r>
+                    <w:t xml:space="preserve"> </w:t>
+                  </w:r>
+                  <w:r>
+                    <w:t xml:space="preserve">(KAIS)</w:t>
+                  </w:r>
+                </w:p>
+              </w:tc>
+              <w:tc>
+                <w:tcPr/>
+                <w:p>
+                  <w:pPr>
+                    <w:pStyle w:val="Compact"/>
+                    <w:jc w:val="left"/>
+                    <w:jc w:val="center"/>
+                  </w:pPr>
+                  <w:r>
+                    <w:t xml:space="preserve">Informationssystem auf Kantonsebene, in welches Bewirtschaftende</w:t>
+                  </w:r>
+                  <w:r>
+                    <w:t xml:space="preserve"> </w:t>
+                  </w:r>
+                  <w:r>
+                    <w:t xml:space="preserve">im Rahmen der Strukturdatenerhebung ihre Daten eintragen.</w:t>
                   </w:r>
                 </w:p>
               </w:tc>
@@ -8005,33 +8133,480 @@
                     <w:jc w:val="left"/>
                     <w:jc w:val="center"/>
                   </w:pPr>
-                  <w:r>
-                    <w:t xml:space="preserve">NBBS</w:t>
-                  </w:r>
-                </w:p>
-              </w:tc>
-              <w:tc>
-                <w:tcPr/>
-                <w:p>
-                  <w:pPr>
-                    <w:pStyle w:val="Compact"/>
-                    <w:jc w:val="left"/>
-                    <w:jc w:val="center"/>
-                  </w:pPr>
-                  <w:r>
+                  <w:hyperlink r:id="rId107">
+                    <w:r>
+                      <w:rPr>
+                        <w:rStyle w:val="VerbatimChar"/>
+                      </w:rPr>
+                      <w:t xml:space="preserve">term:lindas</w:t>
+                    </w:r>
+                  </w:hyperlink>
+                </w:p>
+              </w:tc>
+              <w:tc>
+                <w:tcPr/>
+                <w:p>
+                  <w:pPr>
+                    <w:pStyle w:val="Compact"/>
+                    <w:jc w:val="left"/>
+                    <w:jc w:val="center"/>
+                  </w:pPr>
+                  <w:r>
+                    <w:rPr>
+                      <w:b/>
+                      <w:bCs/>
+                    </w:rPr>
+                    <w:t xml:space="preserve">Linked Data Service</w:t>
+                  </w:r>
+                  <w:r>
+                    <w:t xml:space="preserve"> </w:t>
+                  </w:r>
+                  <w:r>
+                    <w:t xml:space="preserve">(LINDAS)</w:t>
+                  </w:r>
+                </w:p>
+              </w:tc>
+              <w:tc>
+                <w:tcPr/>
+                <w:p>
+                  <w:pPr>
+                    <w:pStyle w:val="Compact"/>
+                    <w:jc w:val="left"/>
+                    <w:jc w:val="center"/>
+                  </w:pPr>
+                  <w:r>
+                    <w:t xml:space="preserve">Der offizielle Linked-Data-Dienst der Schweizer Bundesverwaltung,</w:t>
+                  </w:r>
+                  <w:r>
+                    <w:t xml:space="preserve"> </w:t>
+                  </w:r>
+                  <w:r>
+                    <w:t xml:space="preserve">der als Triple Store fungiert.</w:t>
+                  </w:r>
+                </w:p>
+              </w:tc>
+            </w:tr>
+            <w:tr>
+              <w:tc>
+                <w:tcPr/>
+                <w:p>
+                  <w:pPr>
+                    <w:pStyle w:val="Compact"/>
+                    <w:jc w:val="left"/>
+                    <w:jc w:val="center"/>
+                  </w:pPr>
+                  <w:hyperlink r:id="rId108">
+                    <w:r>
+                      <w:rPr>
+                        <w:rStyle w:val="VerbatimChar"/>
+                      </w:rPr>
+                      <w:t xml:space="preserve">term:nbbs</w:t>
+                    </w:r>
+                  </w:hyperlink>
+                </w:p>
+              </w:tc>
+              <w:tc>
+                <w:tcPr/>
+                <w:p>
+                  <w:pPr>
+                    <w:pStyle w:val="Compact"/>
+                    <w:jc w:val="left"/>
+                    <w:jc w:val="center"/>
+                  </w:pPr>
+                  <w:r>
+                    <w:rPr>
+                      <w:b/>
+                      <w:bCs/>
+                    </w:rPr>
                     <w:t xml:space="preserve">Nährstoffbilanz-Berechnungsservice</w:t>
                   </w:r>
+                  <w:r>
+                    <w:t xml:space="preserve"> </w:t>
+                  </w:r>
+                  <w:r>
+                    <w:t xml:space="preserve">(NBBS)</w:t>
+                  </w:r>
+                </w:p>
+              </w:tc>
+              <w:tc>
+                <w:tcPr/>
+                <w:p>
+                  <w:pPr>
+                    <w:pStyle w:val="Compact"/>
+                    <w:jc w:val="left"/>
+                    <w:jc w:val="center"/>
+                  </w:pPr>
+                  <w:r>
+                    <w:t xml:space="preserve">Eine vom Bundesamt für Landwirtschaft bereitgestellte RESTful API</w:t>
+                  </w:r>
+                  <w:r>
+                    <w:t xml:space="preserve"> </w:t>
+                  </w:r>
+                  <w:r>
+                    <w:t xml:space="preserve">zur Standardisierung der Suisse-Bilanz-Berechnung.</w:t>
+                  </w:r>
+                </w:p>
+              </w:tc>
+            </w:tr>
+            <w:tr>
+              <w:tc>
+                <w:tcPr/>
+                <w:p>
+                  <w:pPr>
+                    <w:pStyle w:val="Compact"/>
+                    <w:jc w:val="left"/>
+                    <w:jc w:val="center"/>
+                  </w:pPr>
+                  <w:hyperlink r:id="rId109">
+                    <w:r>
+                      <w:rPr>
+                        <w:rStyle w:val="VerbatimChar"/>
+                      </w:rPr>
+                      <w:t xml:space="preserve">term:rdf</w:t>
+                    </w:r>
+                  </w:hyperlink>
+                </w:p>
+              </w:tc>
+              <w:tc>
+                <w:tcPr/>
+                <w:p>
+                  <w:pPr>
+                    <w:pStyle w:val="Compact"/>
+                    <w:jc w:val="left"/>
+                    <w:jc w:val="center"/>
+                  </w:pPr>
+                  <w:r>
+                    <w:rPr>
+                      <w:b/>
+                      <w:bCs/>
+                    </w:rPr>
+                    <w:t xml:space="preserve">Resource Description Framework</w:t>
+                  </w:r>
+                  <w:r>
+                    <w:t xml:space="preserve"> </w:t>
+                  </w:r>
+                  <w:r>
+                    <w:t xml:space="preserve">(RDF)</w:t>
+                  </w:r>
+                </w:p>
+              </w:tc>
+              <w:tc>
+                <w:tcPr/>
+                <w:p>
+                  <w:pPr>
+                    <w:pStyle w:val="Compact"/>
+                    <w:jc w:val="left"/>
+                    <w:jc w:val="center"/>
+                  </w:pPr>
+                  <w:r>
+                    <w:t xml:space="preserve">Ein zentraler Standard des World Wide Web Consortiums (W3C) zur</w:t>
+                  </w:r>
+                  <w:r>
+                    <w:t xml:space="preserve"> </w:t>
+                  </w:r>
+                  <w:r>
+                    <w:t xml:space="preserve">Modellierung von Datenstrukturen im Web. Informationen werden</w:t>
+                  </w:r>
+                  <w:r>
+                    <w:t xml:space="preserve"> </w:t>
+                  </w:r>
+                  <w:r>
+                    <w:t xml:space="preserve">nicht in klassischen Tabellen, sondern als vernetzte Graphen</w:t>
+                  </w:r>
+                  <w:r>
+                    <w:t xml:space="preserve"> </w:t>
+                  </w:r>
+                  <w:r>
+                    <w:t xml:space="preserve">abgebildet.</w:t>
+                  </w:r>
+                </w:p>
+              </w:tc>
+            </w:tr>
+            <w:tr>
+              <w:tc>
+                <w:tcPr/>
+                <w:p>
+                  <w:pPr>
+                    <w:pStyle w:val="Compact"/>
+                    <w:jc w:val="left"/>
+                    <w:jc w:val="center"/>
+                  </w:pPr>
+                  <w:hyperlink r:id="rId110">
+                    <w:r>
+                      <w:rPr>
+                        <w:rStyle w:val="VerbatimChar"/>
+                      </w:rPr>
+                      <w:t xml:space="preserve">term:skos</w:t>
+                    </w:r>
+                  </w:hyperlink>
+                </w:p>
+              </w:tc>
+              <w:tc>
+                <w:tcPr/>
+                <w:p>
+                  <w:pPr>
+                    <w:pStyle w:val="Compact"/>
+                    <w:jc w:val="left"/>
+                    <w:jc w:val="center"/>
+                  </w:pPr>
+                  <w:r>
+                    <w:rPr>
+                      <w:b/>
+                      <w:bCs/>
+                    </w:rPr>
+                    <w:t xml:space="preserve">Simple Knowledge Organization</w:t>
+                  </w:r>
+                  <w:r>
+                    <w:rPr>
+                      <w:b/>
+                      <w:bCs/>
+                    </w:rPr>
+                    <w:t xml:space="preserve"> </w:t>
+                  </w:r>
+                  <w:r>
+                    <w:rPr>
+                      <w:b/>
+                      <w:bCs/>
+                    </w:rPr>
+                    <w:t xml:space="preserve">System</w:t>
+                  </w:r>
+                  <w:r>
+                    <w:t xml:space="preserve"> </w:t>
+                  </w:r>
+                  <w:r>
+                    <w:t xml:space="preserve">(SKOS)</w:t>
+                  </w:r>
+                </w:p>
+              </w:tc>
+              <w:tc>
+                <w:tcPr/>
+                <w:p>
+                  <w:pPr>
+                    <w:pStyle w:val="Compact"/>
+                  </w:pPr>
+                </w:p>
+              </w:tc>
+            </w:tr>
+            <w:tr>
+              <w:tc>
+                <w:tcPr/>
+                <w:p>
+                  <w:pPr>
+                    <w:pStyle w:val="Compact"/>
+                    <w:jc w:val="left"/>
+                    <w:jc w:val="center"/>
+                  </w:pPr>
+                  <w:hyperlink r:id="rId111">
+                    <w:r>
+                      <w:rPr>
+                        <w:rStyle w:val="VerbatimChar"/>
+                      </w:rPr>
+                      <w:t xml:space="preserve">term:srppp</w:t>
+                    </w:r>
+                  </w:hyperlink>
+                </w:p>
+              </w:tc>
+              <w:tc>
+                <w:tcPr/>
+                <w:p>
+                  <w:pPr>
+                    <w:pStyle w:val="Compact"/>
+                    <w:jc w:val="left"/>
+                    <w:jc w:val="center"/>
+                  </w:pPr>
+                  <w:r>
+                    <w:rPr>
+                      <w:b/>
+                      <w:bCs/>
+                    </w:rPr>
+                    <w:t xml:space="preserve">Pflanzenschutzmittelverzeichnis</w:t>
+                  </w:r>
+                  <w:r>
+                    <w:t xml:space="preserve"> </w:t>
+                  </w:r>
+                  <w:r>
+                    <w:t xml:space="preserve">(PSM-V)</w:t>
+                  </w:r>
+                </w:p>
+              </w:tc>
+              <w:tc>
+                <w:tcPr/>
+                <w:p>
+                  <w:pPr>
+                    <w:pStyle w:val="Compact"/>
+                    <w:jc w:val="left"/>
+                    <w:jc w:val="center"/>
+                  </w:pPr>
+                  <w:r>
+                    <w:t xml:space="preserve">Das offizielle Register des Bundes, gepflegt vom BLV, das alle in</w:t>
+                  </w:r>
+                  <w:r>
+                    <w:t xml:space="preserve"> </w:t>
+                  </w:r>
+                  <w:r>
+                    <w:t xml:space="preserve">der Schweiz zugelassenen Pflanzenschutzmittel sowie deren</w:t>
+                  </w:r>
+                  <w:r>
+                    <w:t xml:space="preserve"> </w:t>
+                  </w:r>
+                  <w:r>
+                    <w:t xml:space="preserve">rechtmässigen Einsatzbereich auflistet.</w:t>
+                  </w:r>
+                </w:p>
+              </w:tc>
+            </w:tr>
+            <w:tr>
+              <w:tc>
+                <w:tcPr/>
+                <w:p>
+                  <w:pPr>
+                    <w:pStyle w:val="Compact"/>
+                    <w:jc w:val="left"/>
+                    <w:jc w:val="center"/>
+                  </w:pPr>
+                  <w:hyperlink r:id="rId112">
+                    <w:r>
+                      <w:rPr>
+                        <w:rStyle w:val="VerbatimChar"/>
+                      </w:rPr>
+                      <w:t xml:space="preserve">term:suibi</w:t>
+                    </w:r>
+                  </w:hyperlink>
+                </w:p>
+              </w:tc>
+              <w:tc>
+                <w:tcPr/>
+                <w:p>
+                  <w:pPr>
+                    <w:pStyle w:val="Compact"/>
+                    <w:jc w:val="left"/>
+                    <w:jc w:val="center"/>
+                  </w:pPr>
+                  <w:r>
+                    <w:rPr>
+                      <w:b/>
+                      <w:bCs/>
+                    </w:rPr>
+                    <w:t xml:space="preserve">Suisse-Bilanz</w:t>
+                  </w:r>
+                </w:p>
+              </w:tc>
+              <w:tc>
+                <w:tcPr/>
+                <w:p>
+                  <w:pPr>
+                    <w:pStyle w:val="Compact"/>
+                    <w:jc w:val="left"/>
+                    <w:jc w:val="center"/>
+                  </w:pPr>
+                  <w:r>
+                    <w:t xml:space="preserve">Zentrales Berechnungsinstrument, das den Nährstoffanfall und</w:t>
+                  </w:r>
+                  <w:r>
+                    <w:t xml:space="preserve"> </w:t>
+                  </w:r>
+                  <w:r>
+                    <w:t xml:space="preserve">-bedarf auf Betriebsebene systematisch gegenüberstellt, um eine</w:t>
+                  </w:r>
+                  <w:r>
+                    <w:t xml:space="preserve"> </w:t>
+                  </w:r>
+                  <w:r>
+                    <w:t xml:space="preserve">ausgeglichene Nährstoffbilanz auszuweisen.</w:t>
+                  </w:r>
+                </w:p>
+              </w:tc>
+            </w:tr>
+            <w:tr>
+              <w:tc>
+                <w:tcPr/>
+                <w:p>
+                  <w:pPr>
+                    <w:pStyle w:val="Compact"/>
+                    <w:jc w:val="left"/>
+                    <w:jc w:val="center"/>
+                  </w:pPr>
+                  <w:hyperlink r:id="rId113">
+                    <w:r>
+                      <w:rPr>
+                        <w:rStyle w:val="VerbatimChar"/>
+                      </w:rPr>
+                      <w:t xml:space="preserve">term:triple</w:t>
+                    </w:r>
+                  </w:hyperlink>
+                </w:p>
+              </w:tc>
+              <w:tc>
+                <w:tcPr/>
+                <w:p>
+                  <w:pPr>
+                    <w:pStyle w:val="Compact"/>
+                    <w:jc w:val="left"/>
+                    <w:jc w:val="center"/>
+                  </w:pPr>
+                  <w:r>
+                    <w:rPr>
+                      <w:b/>
+                      <w:bCs/>
+                    </w:rPr>
+                    <w:t xml:space="preserve">Tripel</w:t>
+                  </w:r>
+                </w:p>
+              </w:tc>
+              <w:tc>
+                <w:tcPr/>
+                <w:p>
+                  <w:pPr>
+                    <w:jc w:val="left"/>
+                    <w:jc w:val="center"/>
+                  </w:pPr>
+                  <w:r>
+                    <w:t xml:space="preserve">Die Grundstruktur einer Aussage in RDF, bestehend aus Subjekt,</w:t>
+                  </w:r>
+                  <w:r>
+                    <w:t xml:space="preserve"> </w:t>
+                  </w:r>
+                  <w:r>
+                    <w:t xml:space="preserve">Prädikat und Objekt.</w:t>
+                  </w:r>
+                </w:p>
+                <w:p>
+                  <w:pPr>
+                    <w:jc w:val="left"/>
+                    <w:jc w:val="center"/>
+                  </w:pPr>
+                  <w:r>
+                    <w:rPr>
+                      <w:i/>
+                      <w:iCs/>
+                    </w:rPr>
+                    <w:t xml:space="preserve">Oberbegriff</w:t>
+                  </w:r>
+                  <w:r>
+                    <w:t xml:space="preserve">:</w:t>
+                  </w:r>
+                  <w:r>
+                    <w:t xml:space="preserve"> </w:t>
+                  </w:r>
+                  <w:hyperlink r:id="rId109">
+                    <w:r>
+                      <w:rPr>
+                        <w:rStyle w:val="VerbatimChar"/>
+                      </w:rPr>
+                      <w:t xml:space="preserve">term:rdf</w:t>
+                    </w:r>
+                  </w:hyperlink>
                 </w:p>
               </w:tc>
             </w:tr>
           </w:tbl>
-          <w:bookmarkEnd w:id="105"/>
+          <w:bookmarkEnd w:id="114"/>
           <w:p/>
         </w:tc>
       </w:tr>
     </w:tbl>
-    <w:bookmarkEnd w:id="106"/>
-    <w:bookmarkStart w:id="110" w:name="X6cf93cfcd2439e304dc8540ad39b5ee10c3a32f"/>
+    <w:bookmarkEnd w:id="115"/>
+    <w:bookmarkStart w:id="119" w:name="sec-appendix-d"/>
     <w:p>
       <w:pPr>
         <w:pStyle w:val="berschrift1"/>
@@ -8069,7 +8644,7 @@
         <w:rPr>
           <w:rStyle w:val="FootnoteReference"/>
         </w:rPr>
-        <w:footnoteReference w:id="107"/>
+        <w:footnoteReference w:id="116"/>
       </w:r>
       <w:r>
         <w:t xml:space="preserve">, Sorten sowie Direktzahlungsprogrammen sind nicht mehr Teil dieses Dokuments.</w:t>
@@ -8078,7 +8653,7 @@
         <w:rPr>
           <w:rStyle w:val="FootnoteReference"/>
         </w:rPr>
-        <w:footnoteReference w:id="108"/>
+        <w:footnoteReference w:id="117"/>
       </w:r>
       <w:r>
         <w:t xml:space="preserve"> </w:t>
@@ -8097,7 +8672,7 @@
       <w:r>
         <w:t xml:space="preserve"> </w:t>
       </w:r>
-      <w:hyperlink r:id="rId109">
+      <w:hyperlink r:id="rId118">
         <w:r>
           <w:rPr>
             <w:rStyle w:val="Hyperlink"/>
@@ -8109,8 +8684,8 @@
         <w:t xml:space="preserve">.</w:t>
       </w:r>
     </w:p>
-    <w:bookmarkEnd w:id="110"/>
-    <w:bookmarkStart w:id="111" w:name="anhang-e---abbildungsverzeichnis"/>
+    <w:bookmarkEnd w:id="119"/>
+    <w:bookmarkStart w:id="120" w:name="sec-appendix-e"/>
     <w:p>
       <w:pPr>
         <w:pStyle w:val="berschrift1"/>
@@ -8119,8 +8694,8 @@
         <w:t xml:space="preserve">Anhang E - Abbildungsverzeichnis</w:t>
       </w:r>
     </w:p>
-    <w:bookmarkEnd w:id="111"/>
-    <w:bookmarkStart w:id="112" w:name="anhang-f---tabellenverzeichnis"/>
+    <w:bookmarkEnd w:id="120"/>
+    <w:bookmarkStart w:id="121" w:name="sec-appendix-f"/>
     <w:p>
       <w:pPr>
         <w:pStyle w:val="berschrift1"/>
@@ -8129,7 +8704,7 @@
         <w:t xml:space="preserve">Anhang F - Tabellenverzeichnis</w:t>
       </w:r>
     </w:p>
-    <w:bookmarkEnd w:id="112"/>
+    <w:bookmarkEnd w:id="121"/>
     <w:sectPr>
       <w:headerReference r:id="rId13" w:type="default"/>
       <w:footerReference r:id="rId14" w:type="default"/>
@@ -8743,7 +9318,7 @@
       </w:r>
     </w:p>
   </w:footnote>
-  <w:footnote w:id="107">
+  <w:footnote w:id="116">
     <w:p>
       <w:pPr>
         <w:pStyle w:val="Funotentext"/>
@@ -8773,7 +9348,7 @@
       </w:hyperlink>
     </w:p>
   </w:footnote>
-  <w:footnote w:id="108">
+  <w:footnote w:id="117">
     <w:p>
       <w:pPr>
         <w:pStyle w:val="Funotentext"/>

--- a/de/index.docx
+++ b/de/index.docx
@@ -2266,7 +2266,7 @@
                     <w:jc w:val="center"/>
                   </w:pPr>
                   <w:r>
-                    <w:t xml:space="preserve">Kardinalität</w:t>
+                    <w:t xml:space="preserve">Kard.</w:t>
                   </w:r>
                 </w:p>
               </w:tc>
@@ -2800,7 +2800,7 @@
                     <w:jc w:val="center"/>
                   </w:pPr>
                   <w:r>
-                    <w:t xml:space="preserve">Kardinalität</w:t>
+                    <w:t xml:space="preserve">Kard.</w:t>
                   </w:r>
                 </w:p>
               </w:tc>
@@ -3427,7 +3427,7 @@
                     <w:jc w:val="center"/>
                   </w:pPr>
                   <w:r>
-                    <w:t xml:space="preserve">Kardinalität</w:t>
+                    <w:t xml:space="preserve">Kard.</w:t>
                   </w:r>
                 </w:p>
               </w:tc>
@@ -3858,7 +3858,7 @@
                     <w:jc w:val="center"/>
                   </w:pPr>
                   <w:r>
-                    <w:t xml:space="preserve">Kardinalität</w:t>
+                    <w:t xml:space="preserve">Kard.</w:t>
                   </w:r>
                 </w:p>
               </w:tc>
@@ -4369,7 +4369,7 @@
                     <w:jc w:val="center"/>
                   </w:pPr>
                   <w:r>
-                    <w:t xml:space="preserve">Kardinalität</w:t>
+                    <w:t xml:space="preserve">Kard.</w:t>
                   </w:r>
                 </w:p>
               </w:tc>
@@ -4835,7 +4835,7 @@
                     <w:jc w:val="center"/>
                   </w:pPr>
                   <w:r>
-                    <w:t xml:space="preserve">Kardinalität</w:t>
+                    <w:t xml:space="preserve">Kard.</w:t>
                   </w:r>
                 </w:p>
               </w:tc>
@@ -5284,7 +5284,7 @@
                     <w:jc w:val="center"/>
                   </w:pPr>
                   <w:r>
-                    <w:t xml:space="preserve">Kardinalität</w:t>
+                    <w:t xml:space="preserve">Kard.</w:t>
                   </w:r>
                 </w:p>
               </w:tc>
@@ -7715,7 +7715,8 @@
           <w:tbl>
             <w:tblPr>
               <w:tblStyle w:val="Table"/>
-              <w:tblW w:type="auto" w:w="0"/>
+              <w:tblW w:type="pct" w:w="5000"/>
+              <w:tblLayout w:type="fixed"/>
               <w:tblLook w:firstRow="1" w:lastRow="0" w:firstColumn="0" w:lastColumn="0" w:noHBand="0" w:noVBand="0" w:val="0020"/>
             </w:tblPr>
             <w:tblGrid>

--- a/de/index.docx
+++ b/de/index.docx
@@ -2058,7 +2058,7 @@
             <w:r>
               <w:drawing>
                 <wp:inline>
-                  <wp:extent cx="6299200" cy="989175"/>
+                  <wp:extent cx="6299200" cy="1703881"/>
                   <wp:effectExtent b="0" l="0" r="0" t="0"/>
                   <wp:docPr descr="" title="" id="47" name="Picture"/>
                   <a:graphic>
@@ -2079,7 +2079,7 @@
                         <pic:spPr bwMode="auto">
                           <a:xfrm>
                             <a:off x="0" y="0"/>
-                            <a:ext cx="6299200" cy="989175"/>
+                            <a:ext cx="6299200" cy="1703881"/>
                           </a:xfrm>
                           <a:prstGeom prst="rect">
                             <a:avLst/>
@@ -2142,8 +2142,55 @@
       <w:pPr>
         <w:pStyle w:val="Textkrper"/>
       </w:pPr>
-      <w:r>
-        <w:t xml:space="preserve">TBC.</w:t>
+      <w:hyperlink w:anchor="fig-uml">
+        <w:r>
+          <w:rPr>
+            <w:rStyle w:val="Hyperlink"/>
+          </w:rPr>
+          <w:t xml:space="preserve">Abbildung 1</w:t>
+        </w:r>
+      </w:hyperlink>
+      <w:r>
+        <w:t xml:space="preserve"> </w:t>
+      </w:r>
+      <w:r>
+        <w:t xml:space="preserve">veranschaulicht die grundlegende Architektur des semantischen Modells: Im Zentrum steht eine generische Referenzklasse (</w:t>
+      </w:r>
+      <w:r>
+        <w:rPr>
+          <w:rStyle w:val="VerbatimChar"/>
+        </w:rPr>
+        <w:t xml:space="preserve">eCH-0265:CultivationType</w:t>
+      </w:r>
+      <w:r>
+        <w:t xml:space="preserve">).</w:t>
+      </w:r>
+      <w:r>
+        <w:t xml:space="preserve"> </w:t>
+      </w:r>
+      <w:r>
+        <w:t xml:space="preserve">Die Kulturhierarchien der drei verschiedenen Bereiche (Direktzahlungen, Nährstoffbilanz und Pflanzenschutz) sind jeweils als SKOS-Konzeptschema modelliert.</w:t>
+      </w:r>
+      <w:r>
+        <w:t xml:space="preserve"> </w:t>
+      </w:r>
+      <w:r>
+        <w:t xml:space="preserve">Jede Kultur kann dabei auf die zentrale Referenzklasse</w:t>
+      </w:r>
+      <w:r>
+        <w:t xml:space="preserve"> </w:t>
+      </w:r>
+      <w:r>
+        <w:t xml:space="preserve">“zeigen”</w:t>
+      </w:r>
+      <w:r>
+        <w:t xml:space="preserve">.</w:t>
+      </w:r>
+      <w:r>
+        <w:t xml:space="preserve"> </w:t>
+      </w:r>
+      <w:r>
+        <w:t xml:space="preserve">Dieser modulare Aufbau erlaubt es, die historisch gewachsenen, in sich geschlossenen Kategoriensysteme unter Beibehaltung ihrer spezifischen fachlichen und rechtlichen Eigenschaften in einem gemeinsamen Graphen abzubilden und trotzdem miteinander zu verknüpfen.</w:t>
       </w:r>
     </w:p>
     <w:bookmarkEnd w:id="50"/>
@@ -2658,16 +2705,26 @@
                     <w:rPr>
                       <w:rStyle w:val="VerbatimChar"/>
                     </w:rPr>
-                    <w:t xml:space="preserve">skos:exactMatch</w:t>
-                  </w:r>
-                </w:p>
-              </w:tc>
-              <w:tc>
-                <w:tcPr/>
-                <w:p>
-                  <w:pPr>
-                    <w:pStyle w:val="Compact"/>
-                  </w:pPr>
+                    <w:t xml:space="preserve">eCH-0265:exactMatch</w:t>
+                  </w:r>
+                </w:p>
+              </w:tc>
+              <w:tc>
+                <w:tcPr/>
+                <w:p>
+                  <w:pPr>
+                    <w:pStyle w:val="Compact"/>
+                    <w:jc w:val="left"/>
+                    <w:jc w:val="center"/>
+                  </w:pPr>
+                  <w:hyperlink w:anchor="sec-nodeshape-cultivationtype">
+                    <w:r>
+                      <w:rPr>
+                        <w:rStyle w:val="VerbatimChar"/>
+                      </w:rPr>
+                      <w:t xml:space="preserve">eCH-0265:CultivationType</w:t>
+                    </w:r>
+                  </w:hyperlink>
                 </w:p>
               </w:tc>
               <w:tc>
@@ -2679,7 +2736,7 @@
                     <w:jc w:val="center"/>
                   </w:pPr>
                   <w:r>
-                    <w:t xml:space="preserve">0..*</w:t>
+                    <w:t xml:space="preserve">0..1</w:t>
                   </w:r>
                 </w:p>
               </w:tc>
@@ -3293,16 +3350,26 @@
                     <w:rPr>
                       <w:rStyle w:val="VerbatimChar"/>
                     </w:rPr>
-                    <w:t xml:space="preserve">skos:exactMatch</w:t>
-                  </w:r>
-                </w:p>
-              </w:tc>
-              <w:tc>
-                <w:tcPr/>
-                <w:p>
-                  <w:pPr>
-                    <w:pStyle w:val="Compact"/>
-                  </w:pPr>
+                    <w:t xml:space="preserve">eCH-0265:exactMatch</w:t>
+                  </w:r>
+                </w:p>
+              </w:tc>
+              <w:tc>
+                <w:tcPr/>
+                <w:p>
+                  <w:pPr>
+                    <w:pStyle w:val="Compact"/>
+                    <w:jc w:val="left"/>
+                    <w:jc w:val="center"/>
+                  </w:pPr>
+                  <w:hyperlink w:anchor="sec-nodeshape-cultivationtype">
+                    <w:r>
+                      <w:rPr>
+                        <w:rStyle w:val="VerbatimChar"/>
+                      </w:rPr>
+                      <w:t xml:space="preserve">eCH-0265:CultivationType</w:t>
+                    </w:r>
+                  </w:hyperlink>
                 </w:p>
               </w:tc>
               <w:tc>
@@ -3314,7 +3381,7 @@
                     <w:jc w:val="center"/>
                   </w:pPr>
                   <w:r>
-                    <w:t xml:space="preserve">0..*</w:t>
+                    <w:t xml:space="preserve">0..1</w:t>
                   </w:r>
                 </w:p>
               </w:tc>
@@ -3654,16 +3721,26 @@
                     <w:rPr>
                       <w:rStyle w:val="VerbatimChar"/>
                     </w:rPr>
-                    <w:t xml:space="preserve">skos:exactMatch</w:t>
-                  </w:r>
-                </w:p>
-              </w:tc>
-              <w:tc>
-                <w:tcPr/>
-                <w:p>
-                  <w:pPr>
-                    <w:pStyle w:val="Compact"/>
-                  </w:pPr>
+                    <w:t xml:space="preserve">eCH-0265:exactMatch</w:t>
+                  </w:r>
+                </w:p>
+              </w:tc>
+              <w:tc>
+                <w:tcPr/>
+                <w:p>
+                  <w:pPr>
+                    <w:pStyle w:val="Compact"/>
+                    <w:jc w:val="left"/>
+                    <w:jc w:val="center"/>
+                  </w:pPr>
+                  <w:hyperlink w:anchor="sec-nodeshape-cultivationtype">
+                    <w:r>
+                      <w:rPr>
+                        <w:rStyle w:val="VerbatimChar"/>
+                      </w:rPr>
+                      <w:t xml:space="preserve">eCH-0265:CultivationType</w:t>
+                    </w:r>
+                  </w:hyperlink>
                 </w:p>
               </w:tc>
               <w:tc>
@@ -3675,7 +3752,7 @@
                     <w:jc w:val="center"/>
                   </w:pPr>
                   <w:r>
-                    <w:t xml:space="preserve">0..*</w:t>
+                    <w:t xml:space="preserve">0..1</w:t>
                   </w:r>
                 </w:p>
               </w:tc>
@@ -4693,16 +4770,26 @@
                     <w:rPr>
                       <w:rStyle w:val="VerbatimChar"/>
                     </w:rPr>
-                    <w:t xml:space="preserve">skos:exactMatch</w:t>
-                  </w:r>
-                </w:p>
-              </w:tc>
-              <w:tc>
-                <w:tcPr/>
-                <w:p>
-                  <w:pPr>
-                    <w:pStyle w:val="Compact"/>
-                  </w:pPr>
+                    <w:t xml:space="preserve">eCH-0265:exactMatch</w:t>
+                  </w:r>
+                </w:p>
+              </w:tc>
+              <w:tc>
+                <w:tcPr/>
+                <w:p>
+                  <w:pPr>
+                    <w:pStyle w:val="Compact"/>
+                    <w:jc w:val="left"/>
+                    <w:jc w:val="center"/>
+                  </w:pPr>
+                  <w:hyperlink w:anchor="sec-nodeshape-cultivationtype">
+                    <w:r>
+                      <w:rPr>
+                        <w:rStyle w:val="VerbatimChar"/>
+                      </w:rPr>
+                      <w:t xml:space="preserve">eCH-0265:CultivationType</w:t>
+                    </w:r>
+                  </w:hyperlink>
                 </w:p>
               </w:tc>
               <w:tc>
@@ -4714,7 +4801,7 @@
                     <w:jc w:val="center"/>
                   </w:pPr>
                   <w:r>
-                    <w:t xml:space="preserve">0..*</w:t>
+                    <w:t xml:space="preserve">0..1</w:t>
                   </w:r>
                 </w:p>
               </w:tc>
@@ -5095,16 +5182,26 @@
                     <w:rPr>
                       <w:rStyle w:val="VerbatimChar"/>
                     </w:rPr>
-                    <w:t xml:space="preserve">skos:exactMatch</w:t>
-                  </w:r>
-                </w:p>
-              </w:tc>
-              <w:tc>
-                <w:tcPr/>
-                <w:p>
-                  <w:pPr>
-                    <w:pStyle w:val="Compact"/>
-                  </w:pPr>
+                    <w:t xml:space="preserve">eCH-0265:exactMatch</w:t>
+                  </w:r>
+                </w:p>
+              </w:tc>
+              <w:tc>
+                <w:tcPr/>
+                <w:p>
+                  <w:pPr>
+                    <w:pStyle w:val="Compact"/>
+                    <w:jc w:val="left"/>
+                    <w:jc w:val="center"/>
+                  </w:pPr>
+                  <w:hyperlink w:anchor="sec-nodeshape-cultivationtype">
+                    <w:r>
+                      <w:rPr>
+                        <w:rStyle w:val="VerbatimChar"/>
+                      </w:rPr>
+                      <w:t xml:space="preserve">eCH-0265:CultivationType</w:t>
+                    </w:r>
+                  </w:hyperlink>
                 </w:p>
               </w:tc>
               <w:tc>
@@ -5116,7 +5213,7 @@
                     <w:jc w:val="center"/>
                   </w:pPr>
                   <w:r>
-                    <w:t xml:space="preserve">0..*</w:t>
+                    <w:t xml:space="preserve">0..1</w:t>
                   </w:r>
                 </w:p>
               </w:tc>
@@ -5705,16 +5802,26 @@
                     <w:rPr>
                       <w:rStyle w:val="VerbatimChar"/>
                     </w:rPr>
-                    <w:t xml:space="preserve">skos:exactMatch</w:t>
-                  </w:r>
-                </w:p>
-              </w:tc>
-              <w:tc>
-                <w:tcPr/>
-                <w:p>
-                  <w:pPr>
-                    <w:pStyle w:val="Compact"/>
-                  </w:pPr>
+                    <w:t xml:space="preserve">eCH-0265:exactMatch</w:t>
+                  </w:r>
+                </w:p>
+              </w:tc>
+              <w:tc>
+                <w:tcPr/>
+                <w:p>
+                  <w:pPr>
+                    <w:pStyle w:val="Compact"/>
+                    <w:jc w:val="left"/>
+                    <w:jc w:val="center"/>
+                  </w:pPr>
+                  <w:hyperlink w:anchor="sec-nodeshape-cultivationtype">
+                    <w:r>
+                      <w:rPr>
+                        <w:rStyle w:val="VerbatimChar"/>
+                      </w:rPr>
+                      <w:t xml:space="preserve">eCH-0265:CultivationType</w:t>
+                    </w:r>
+                  </w:hyperlink>
                 </w:p>
               </w:tc>
               <w:tc>
@@ -5726,7 +5833,7 @@
                     <w:jc w:val="center"/>
                   </w:pPr>
                   <w:r>
-                    <w:t xml:space="preserve">0..*</w:t>
+                    <w:t xml:space="preserve">0..1</w:t>
                   </w:r>
                 </w:p>
               </w:tc>

--- a/de/index.docx
+++ b/de/index.docx
@@ -23,7 +23,7 @@
         <w:pStyle w:val="Date"/>
       </w:pPr>
       <w:r>
-        <w:t xml:space="preserve">4. September 2026</w:t>
+        <w:t xml:space="preserve">5. September 2026</w:t>
       </w:r>
     </w:p>
     <w:p>

--- a/de/index.docx
+++ b/de/index.docx
@@ -23,7 +23,7 @@
         <w:pStyle w:val="Date"/>
       </w:pPr>
       <w:r>
-        <w:t xml:space="preserve">5. September 2026</w:t>
+        <w:t xml:space="preserve">6. September 2026</w:t>
       </w:r>
     </w:p>
     <w:p>

--- a/de/index.docx
+++ b/de/index.docx
@@ -23,7 +23,7 @@
         <w:pStyle w:val="Date"/>
       </w:pPr>
       <w:r>
-        <w:t xml:space="preserve">6. September 2026</w:t>
+        <w:t xml:space="preserve">8. September 2026</w:t>
       </w:r>
     </w:p>
     <w:p>

--- a/de/index.docx
+++ b/de/index.docx
@@ -23,7 +23,7 @@
         <w:pStyle w:val="Date"/>
       </w:pPr>
       <w:r>
-        <w:t xml:space="preserve">8. September 2026</w:t>
+        <w:t xml:space="preserve">10. September 2026</w:t>
       </w:r>
     </w:p>
     <w:p>
@@ -102,7 +102,7 @@
         </w:p>
       </w:sdtContent>
     </w:sdt>
-    <w:bookmarkStart w:id="23" w:name="sec-note"/>
+    <w:bookmarkStart w:id="25" w:name="sec-note"/>
     <w:p>
       <w:pPr>
         <w:pStyle w:val="berschrift1"/>
@@ -161,8 +161,8 @@
         <w:t xml:space="preserve">Genderstern und ähnliche Schreibweisen werden nicht verwendet.</w:t>
       </w:r>
     </w:p>
-    <w:bookmarkEnd w:id="23"/>
-    <w:bookmarkStart w:id="45" w:name="sec-introduction"/>
+    <w:bookmarkEnd w:id="25"/>
+    <w:bookmarkStart w:id="47" w:name="sec-introduction"/>
     <w:p>
       <w:pPr>
         <w:pStyle w:val="berschrift1"/>
@@ -234,7 +234,7 @@
         <w:t xml:space="preserve">modelliert und lassen sich vollständig automatisiert beziehen, was eine effiziente Überführung von Daten aus einem System in ein anderes ermöglicht.</w:t>
       </w:r>
     </w:p>
-    <w:bookmarkStart w:id="24" w:name="sec-what-is-a-crop"/>
+    <w:bookmarkStart w:id="26" w:name="sec-what-is-a-crop"/>
     <w:p>
       <w:pPr>
         <w:pStyle w:val="berschrift2"/>
@@ -397,8 +397,8 @@
         <w:t xml:space="preserve">In den folgenden Unterkapiteln werden die Kategorisierungssysteme landwirtschaftlicher Kulturen dieser drei Bereiche im Detail beschrieben.</w:t>
       </w:r>
     </w:p>
-    <w:bookmarkEnd w:id="24"/>
-    <w:bookmarkStart w:id="35" w:name="sec-direct-payments"/>
+    <w:bookmarkEnd w:id="26"/>
+    <w:bookmarkStart w:id="37" w:name="sec-direct-payments"/>
     <w:p>
       <w:pPr>
         <w:pStyle w:val="berschrift2"/>
@@ -425,7 +425,7 @@
       <w:r>
         <w:t xml:space="preserve"> </w:t>
       </w:r>
-      <w:hyperlink r:id="rId25">
+      <w:hyperlink r:id="rId27">
         <w:r>
           <w:rPr>
             <w:rStyle w:val="Hyperlink"/>
@@ -459,7 +459,7 @@
       <w:r>
         <w:t xml:space="preserve"> </w:t>
       </w:r>
-      <w:hyperlink r:id="rId26">
+      <w:hyperlink r:id="rId28">
         <w:r>
           <w:rPr>
             <w:rStyle w:val="Hyperlink"/>
@@ -479,7 +479,7 @@
       <w:r>
         <w:t xml:space="preserve"> </w:t>
       </w:r>
-      <w:hyperlink r:id="rId27">
+      <w:hyperlink r:id="rId29">
         <w:r>
           <w:rPr>
             <w:rStyle w:val="Hyperlink"/>
@@ -502,7 +502,7 @@
       <w:r>
         <w:t xml:space="preserve"> </w:t>
       </w:r>
-      <w:hyperlink r:id="rId28">
+      <w:hyperlink r:id="rId30">
         <w:r>
           <w:rPr>
             <w:rStyle w:val="Hyperlink"/>
@@ -555,7 +555,7 @@
       <w:tr>
         <w:tc>
           <w:tcPr/>
-          <w:bookmarkStart w:id="34" w:name="tbl-directpaymentcrops-categories"/>
+          <w:bookmarkStart w:id="36" w:name="tbl-directpaymentcrops-categories"/>
           <w:p>
             <w:pPr>
               <w:jc w:val="center"/>
@@ -674,7 +674,7 @@
                     <w:jc w:val="left"/>
                     <w:jc w:val="center"/>
                   </w:pPr>
-                  <w:hyperlink r:id="rId29">
+                  <w:hyperlink r:id="rId31">
                     <w:r>
                       <w:rPr>
                         <w:rStyle w:val="Hyperlink"/>
@@ -733,7 +733,7 @@
                     <w:jc w:val="left"/>
                     <w:jc w:val="center"/>
                   </w:pPr>
-                  <w:hyperlink r:id="rId30">
+                  <w:hyperlink r:id="rId32">
                     <w:r>
                       <w:rPr>
                         <w:rStyle w:val="Hyperlink"/>
@@ -792,7 +792,7 @@
                     <w:jc w:val="left"/>
                     <w:jc w:val="center"/>
                   </w:pPr>
-                  <w:hyperlink r:id="rId31">
+                  <w:hyperlink r:id="rId33">
                     <w:r>
                       <w:rPr>
                         <w:rStyle w:val="Hyperlink"/>
@@ -851,7 +851,7 @@
                     <w:jc w:val="left"/>
                     <w:jc w:val="center"/>
                   </w:pPr>
-                  <w:hyperlink r:id="rId32">
+                  <w:hyperlink r:id="rId34">
                     <w:r>
                       <w:rPr>
                         <w:rStyle w:val="Hyperlink"/>
@@ -1008,7 +1008,7 @@
                     <w:jc w:val="left"/>
                     <w:jc w:val="center"/>
                   </w:pPr>
-                  <w:hyperlink r:id="rId33">
+                  <w:hyperlink r:id="rId35">
                     <w:r>
                       <w:rPr>
                         <w:rStyle w:val="Hyperlink"/>
@@ -1082,13 +1082,13 @@
               </w:tc>
             </w:tr>
           </w:tbl>
-          <w:bookmarkEnd w:id="34"/>
+          <w:bookmarkEnd w:id="36"/>
           <w:p/>
         </w:tc>
       </w:tr>
     </w:tbl>
-    <w:bookmarkEnd w:id="35"/>
-    <w:bookmarkStart w:id="39" w:name="sec-nutrient-balance"/>
+    <w:bookmarkEnd w:id="37"/>
+    <w:bookmarkStart w:id="41" w:name="sec-nutrient-balance"/>
     <w:p>
       <w:pPr>
         <w:pStyle w:val="berschrift2"/>
@@ -1254,7 +1254,7 @@
         <w:rPr>
           <w:rStyle w:val="FootnoteReference"/>
         </w:rPr>
-        <w:footnoteReference w:id="36"/>
+        <w:footnoteReference w:id="38"/>
       </w:r>
       <w:r>
         <w:t xml:space="preserve"> </w:t>
@@ -1287,7 +1287,7 @@
       <w:tr>
         <w:tc>
           <w:tcPr/>
-          <w:bookmarkStart w:id="38" w:name="tbl-nbbs-hierarchy"/>
+          <w:bookmarkStart w:id="40" w:name="tbl-nbbs-hierarchy"/>
           <w:p>
             <w:pPr>
               <w:jc w:val="center"/>
@@ -1561,7 +1561,7 @@
               </w:tc>
             </w:tr>
           </w:tbl>
-          <w:bookmarkEnd w:id="38"/>
+          <w:bookmarkEnd w:id="40"/>
           <w:p/>
         </w:tc>
       </w:tr>
@@ -1580,8 +1580,8 @@
         <w:t xml:space="preserve">Dazu gehören beispielsweise der Ertrag, die Zulässigkeit für bestimmte Direktzahlungsprogramme oder die Teilnahme an spezifischen Vorhaben wie dem «62a Nitrat-Projekt».</w:t>
       </w:r>
     </w:p>
-    <w:bookmarkEnd w:id="39"/>
-    <w:bookmarkStart w:id="44" w:name="sec-plant-protection"/>
+    <w:bookmarkEnd w:id="41"/>
+    <w:bookmarkStart w:id="46" w:name="sec-plant-protection"/>
     <w:p>
       <w:pPr>
         <w:pStyle w:val="berschrift2"/>
@@ -1600,7 +1600,7 @@
       <w:r>
         <w:t xml:space="preserve"> </w:t>
       </w:r>
-      <w:hyperlink r:id="rId40">
+      <w:hyperlink r:id="rId42">
         <w:r>
           <w:rPr>
             <w:rStyle w:val="Hyperlink"/>
@@ -1657,7 +1657,7 @@
       <w:r>
         <w:t xml:space="preserve"> </w:t>
       </w:r>
-      <w:hyperlink r:id="rId41">
+      <w:hyperlink r:id="rId43">
         <w:r>
           <w:rPr>
             <w:rStyle w:val="Hyperlink"/>
@@ -1875,7 +1875,7 @@
       <w:r>
         <w:t xml:space="preserve"> </w:t>
       </w:r>
-      <w:hyperlink r:id="rId42">
+      <w:hyperlink r:id="rId44">
         <w:r>
           <w:rPr>
             <w:rStyle w:val="Hyperlink"/>
@@ -1905,7 +1905,7 @@
         <w:rPr>
           <w:rStyle w:val="FootnoteReference"/>
         </w:rPr>
-        <w:footnoteReference w:id="43"/>
+        <w:footnoteReference w:id="45"/>
       </w:r>
       <w:r>
         <w:t xml:space="preserve"> </w:t>
@@ -1914,9 +1914,9 @@
         <w:t xml:space="preserve">Die korrekte Nachbildung dieser Polyhierarchie ist in den Daten folglich essenziell, um Zulassungen maschinell korrekt zu verarbeiten.</w:t>
       </w:r>
     </w:p>
-    <w:bookmarkEnd w:id="44"/>
-    <w:bookmarkEnd w:id="45"/>
-    <w:bookmarkStart w:id="51" w:name="sec-data-model"/>
+    <w:bookmarkEnd w:id="46"/>
+    <w:bookmarkEnd w:id="47"/>
+    <w:bookmarkStart w:id="53" w:name="sec-data-model"/>
     <w:p>
       <w:pPr>
         <w:pStyle w:val="berschrift1"/>
@@ -1925,7 +1925,7 @@
         <w:t xml:space="preserve">2. Datenmodell</w:t>
       </w:r>
     </w:p>
-    <w:bookmarkStart w:id="50" w:name="sec-linked-data"/>
+    <w:bookmarkStart w:id="52" w:name="sec-linked-data"/>
     <w:p>
       <w:pPr>
         <w:pStyle w:val="berschrift2"/>
@@ -2049,7 +2049,7 @@
       <w:tr>
         <w:tc>
           <w:tcPr/>
-          <w:bookmarkStart w:id="49" w:name="fig-uml"/>
+          <w:bookmarkStart w:id="51" w:name="fig-uml"/>
           <w:p>
             <w:pPr>
               <w:pStyle w:val="Compact"/>
@@ -2060,18 +2060,18 @@
                 <wp:inline>
                   <wp:extent cx="6299200" cy="1703881"/>
                   <wp:effectExtent b="0" l="0" r="0" t="0"/>
-                  <wp:docPr descr="" title="" id="47" name="Picture"/>
+                  <wp:docPr descr="" title="" id="49" name="Picture"/>
                   <a:graphic>
                     <a:graphicData uri="http://schemas.openxmlformats.org/drawingml/2006/picture">
                       <pic:pic>
                         <pic:nvPicPr>
-                          <pic:cNvPr descr="../assets/img/uml.png" id="48" name="Picture"/>
+                          <pic:cNvPr descr="../assets/img/uml.png" id="50" name="Picture"/>
                           <pic:cNvPicPr>
                             <a:picLocks noChangeArrowheads="1" noChangeAspect="1"/>
                           </pic:cNvPicPr>
                         </pic:nvPicPr>
                         <pic:blipFill>
-                          <a:blip r:embed="rId46"/>
+                          <a:blip r:embed="rId48"/>
                           <a:stretch>
                             <a:fillRect/>
                           </a:stretch>
@@ -2134,7 +2134,7 @@
               <w:t xml:space="preserve">aus den SHACL-Spezifikationen generiert.</w:t>
             </w:r>
           </w:p>
-          <w:bookmarkEnd w:id="49"/>
+          <w:bookmarkEnd w:id="51"/>
         </w:tc>
       </w:tr>
     </w:tbl>
@@ -2193,9 +2193,9 @@
         <w:t xml:space="preserve">Dieser modulare Aufbau erlaubt es, die historisch gewachsenen, in sich geschlossenen Kategoriensysteme unter Beibehaltung ihrer spezifischen fachlichen und rechtlichen Eigenschaften in einem gemeinsamen Graphen abzubilden und trotzdem miteinander zu verknüpfen.</w:t>
       </w:r>
     </w:p>
-    <w:bookmarkEnd w:id="50"/>
-    <w:bookmarkEnd w:id="51"/>
-    <w:bookmarkStart w:id="69" w:name="sec-classes"/>
+    <w:bookmarkEnd w:id="52"/>
+    <w:bookmarkEnd w:id="53"/>
+    <w:bookmarkStart w:id="71" w:name="sec-classes"/>
     <w:p>
       <w:pPr>
         <w:pStyle w:val="berschrift1"/>
@@ -2204,7 +2204,7 @@
         <w:t xml:space="preserve">3. Klassen</w:t>
       </w:r>
     </w:p>
-    <w:bookmarkStart w:id="53" w:name="sec-nodeshape-nutrientbalancecrop"/>
+    <w:bookmarkStart w:id="55" w:name="sec-nodeshape-nutrientbalancecrop"/>
     <w:p>
       <w:pPr>
         <w:pStyle w:val="berschrift2"/>
@@ -2234,7 +2234,7 @@
       <w:tr>
         <w:tc>
           <w:tcPr/>
-          <w:bookmarkStart w:id="52" w:name="tbl-nodeshape-nutrientbalancecrop"/>
+          <w:bookmarkStart w:id="54" w:name="tbl-nodeshape-nutrientbalancecrop"/>
           <w:p>
             <w:pPr>
               <w:jc w:val="center"/>
@@ -2742,13 +2742,13 @@
               </w:tc>
             </w:tr>
           </w:tbl>
-          <w:bookmarkEnd w:id="52"/>
+          <w:bookmarkEnd w:id="54"/>
           <w:p/>
         </w:tc>
       </w:tr>
     </w:tbl>
-    <w:bookmarkEnd w:id="53"/>
-    <w:bookmarkStart w:id="55" w:name="sec-nodeshape-directpaymentcrop"/>
+    <w:bookmarkEnd w:id="55"/>
+    <w:bookmarkStart w:id="57" w:name="sec-nodeshape-directpaymentcrop"/>
     <w:p>
       <w:pPr>
         <w:pStyle w:val="berschrift2"/>
@@ -2778,7 +2778,7 @@
       <w:tr>
         <w:tc>
           <w:tcPr/>
-          <w:bookmarkStart w:id="54" w:name="tbl-nodeshape-directpaymentcrop"/>
+          <w:bookmarkStart w:id="56" w:name="tbl-nodeshape-directpaymentcrop"/>
           <w:p>
             <w:pPr>
               <w:jc w:val="center"/>
@@ -3387,13 +3387,13 @@
               </w:tc>
             </w:tr>
           </w:tbl>
-          <w:bookmarkEnd w:id="54"/>
+          <w:bookmarkEnd w:id="56"/>
           <w:p/>
         </w:tc>
       </w:tr>
     </w:tbl>
-    <w:bookmarkEnd w:id="55"/>
-    <w:bookmarkStart w:id="57" w:name="sec-nodeshape-directpaymentareacategory"/>
+    <w:bookmarkEnd w:id="57"/>
+    <w:bookmarkStart w:id="59" w:name="sec-nodeshape-directpaymentareacategory"/>
     <w:p>
       <w:pPr>
         <w:pStyle w:val="berschrift2"/>
@@ -3415,7 +3415,7 @@
       <w:tr>
         <w:tc>
           <w:tcPr/>
-          <w:bookmarkStart w:id="56" w:name="tbl-nodeshape-directpaymentareacategory"/>
+          <w:bookmarkStart w:id="58" w:name="tbl-nodeshape-directpaymentareacategory"/>
           <w:p>
             <w:pPr>
               <w:jc w:val="center"/>
@@ -3758,13 +3758,13 @@
               </w:tc>
             </w:tr>
           </w:tbl>
-          <w:bookmarkEnd w:id="56"/>
+          <w:bookmarkEnd w:id="58"/>
           <w:p/>
         </w:tc>
       </w:tr>
     </w:tbl>
-    <w:bookmarkEnd w:id="57"/>
-    <w:bookmarkStart w:id="61" w:name="sec-nodeshape-cultivationtype"/>
+    <w:bookmarkEnd w:id="59"/>
+    <w:bookmarkStart w:id="63" w:name="sec-nodeshape-cultivationtype"/>
     <w:p>
       <w:pPr>
         <w:pStyle w:val="berschrift2"/>
@@ -3783,7 +3783,7 @@
       <w:r>
         <w:t xml:space="preserve"> </w:t>
       </w:r>
-      <w:hyperlink r:id="rId58">
+      <w:hyperlink r:id="rId60">
         <w:r>
           <w:rPr>
             <w:rStyle w:val="Hyperlink"/>
@@ -3814,7 +3814,7 @@
       <w:r>
         <w:t xml:space="preserve"> </w:t>
       </w:r>
-      <w:hyperlink r:id="rId59">
+      <w:hyperlink r:id="rId61">
         <w:r>
           <w:rPr>
             <w:rStyle w:val="Hyperlink"/>
@@ -3856,7 +3856,7 @@
       <w:tr>
         <w:tc>
           <w:tcPr/>
-          <w:bookmarkStart w:id="60" w:name="tbl-nodeshape-cultivationtype"/>
+          <w:bookmarkStart w:id="62" w:name="tbl-nodeshape-cultivationtype"/>
           <w:p>
             <w:pPr>
               <w:jc w:val="center"/>
@@ -4331,13 +4331,13 @@
               </w:tc>
             </w:tr>
           </w:tbl>
-          <w:bookmarkEnd w:id="60"/>
+          <w:bookmarkEnd w:id="62"/>
           <w:p/>
         </w:tc>
       </w:tr>
     </w:tbl>
-    <w:bookmarkEnd w:id="61"/>
-    <w:bookmarkStart w:id="63" w:name="Xb583bbcab91a77c05f48f6e7709fef2fa37530a"/>
+    <w:bookmarkEnd w:id="63"/>
+    <w:bookmarkStart w:id="65" w:name="Xb583bbcab91a77c05f48f6e7709fef2fa37530a"/>
     <w:p>
       <w:pPr>
         <w:pStyle w:val="berschrift2"/>
@@ -4367,7 +4367,7 @@
       <w:tr>
         <w:tc>
           <w:tcPr/>
-          <w:bookmarkStart w:id="62" w:name="X9721563c21b877d99a8fda7cad756ff14e98198"/>
+          <w:bookmarkStart w:id="64" w:name="X9721563c21b877d99a8fda7cad756ff14e98198"/>
           <w:p>
             <w:pPr>
               <w:jc w:val="center"/>
@@ -4807,13 +4807,13 @@
               </w:tc>
             </w:tr>
           </w:tbl>
-          <w:bookmarkEnd w:id="62"/>
+          <w:bookmarkEnd w:id="64"/>
           <w:p/>
         </w:tc>
       </w:tr>
     </w:tbl>
-    <w:bookmarkEnd w:id="63"/>
-    <w:bookmarkStart w:id="65" w:name="X318f3d654350c04a3b29f639c18fafc8bac97f3"/>
+    <w:bookmarkEnd w:id="65"/>
+    <w:bookmarkStart w:id="67" w:name="X318f3d654350c04a3b29f639c18fafc8bac97f3"/>
     <w:p>
       <w:pPr>
         <w:pStyle w:val="berschrift2"/>
@@ -4843,7 +4843,7 @@
       <w:tr>
         <w:tc>
           <w:tcPr/>
-          <w:bookmarkStart w:id="64" w:name="X3dab50c73df4e4cfdc91672bef2b4c19dc306eb"/>
+          <w:bookmarkStart w:id="66" w:name="X3dab50c73df4e4cfdc91672bef2b4c19dc306eb"/>
           <w:p>
             <w:pPr>
               <w:jc w:val="center"/>
@@ -5219,13 +5219,13 @@
               </w:tc>
             </w:tr>
           </w:tbl>
-          <w:bookmarkEnd w:id="64"/>
+          <w:bookmarkEnd w:id="66"/>
           <w:p/>
         </w:tc>
       </w:tr>
     </w:tbl>
-    <w:bookmarkEnd w:id="65"/>
-    <w:bookmarkStart w:id="68" w:name="sec-nodeshape-plantprotectioncrop"/>
+    <w:bookmarkEnd w:id="67"/>
+    <w:bookmarkStart w:id="70" w:name="sec-nodeshape-plantprotectioncrop"/>
     <w:p>
       <w:pPr>
         <w:pStyle w:val="berschrift2"/>
@@ -5244,7 +5244,7 @@
       <w:r>
         <w:t xml:space="preserve"> </w:t>
       </w:r>
-      <w:hyperlink r:id="rId66">
+      <w:hyperlink r:id="rId68">
         <w:r>
           <w:rPr>
             <w:rStyle w:val="Hyperlink"/>
@@ -5302,7 +5302,7 @@
       <w:tr>
         <w:tc>
           <w:tcPr/>
-          <w:bookmarkStart w:id="67" w:name="tbl-nodeshape-plantprotectioncrop"/>
+          <w:bookmarkStart w:id="69" w:name="tbl-nodeshape-plantprotectioncrop"/>
           <w:p>
             <w:pPr>
               <w:jc w:val="center"/>
@@ -5839,14 +5839,14 @@
               </w:tc>
             </w:tr>
           </w:tbl>
-          <w:bookmarkEnd w:id="67"/>
+          <w:bookmarkEnd w:id="69"/>
           <w:p/>
         </w:tc>
       </w:tr>
     </w:tbl>
-    <w:bookmarkEnd w:id="68"/>
-    <w:bookmarkEnd w:id="69"/>
-    <w:bookmarkStart w:id="82" w:name="sec-data-retrieval"/>
+    <w:bookmarkEnd w:id="70"/>
+    <w:bookmarkEnd w:id="71"/>
+    <w:bookmarkStart w:id="84" w:name="sec-data-retrieval"/>
     <w:p>
       <w:pPr>
         <w:pStyle w:val="berschrift1"/>
@@ -5889,7 +5889,7 @@
       <w:r>
         <w:t xml:space="preserve"> </w:t>
       </w:r>
-      <w:hyperlink r:id="rId70">
+      <w:hyperlink r:id="rId72">
         <w:r>
           <w:rPr>
             <w:rStyle w:val="Hyperlink"/>
@@ -5929,7 +5929,7 @@
       <w:r>
         <w:t xml:space="preserve"> </w:t>
       </w:r>
-      <w:hyperlink r:id="rId71">
+      <w:hyperlink r:id="rId73">
         <w:r>
           <w:rPr>
             <w:rStyle w:val="Hyperlink"/>
@@ -5971,7 +5971,7 @@
         <w:t xml:space="preserve">Das folgende Kapitel gibt eine minimale Anleitung, wie die Daten von LINDAS abgefragt und bezogen werden können.</w:t>
       </w:r>
     </w:p>
-    <w:bookmarkStart w:id="75" w:name="sec-lindas-data-integration"/>
+    <w:bookmarkStart w:id="77" w:name="sec-lindas-data-integration"/>
     <w:p>
       <w:pPr>
         <w:pStyle w:val="berschrift2"/>
@@ -5990,7 +5990,7 @@
       <w:r>
         <w:t xml:space="preserve"> </w:t>
       </w:r>
-      <w:hyperlink r:id="rId72">
+      <w:hyperlink r:id="rId74">
         <w:r>
           <w:rPr>
             <w:rStyle w:val="Hyperlink"/>
@@ -6125,7 +6125,7 @@
       <w:r>
         <w:t xml:space="preserve"> </w:t>
       </w:r>
-      <w:hyperlink r:id="rId73">
+      <w:hyperlink r:id="rId75">
         <w:r>
           <w:rPr>
             <w:rStyle w:val="Hyperlink"/>
@@ -6150,7 +6150,7 @@
       <w:r>
         <w:t xml:space="preserve"> </w:t>
       </w:r>
-      <w:hyperlink r:id="rId74">
+      <w:hyperlink r:id="rId76">
         <w:r>
           <w:rPr>
             <w:rStyle w:val="Hyperlink"/>
@@ -6444,8 +6444,8 @@
         <w:t xml:space="preserve">).</w:t>
       </w:r>
     </w:p>
-    <w:bookmarkEnd w:id="75"/>
-    <w:bookmarkStart w:id="81" w:name="sec-mapping-tables"/>
+    <w:bookmarkEnd w:id="77"/>
+    <w:bookmarkStart w:id="83" w:name="sec-mapping-tables"/>
     <w:p>
       <w:pPr>
         <w:pStyle w:val="berschrift2"/>
@@ -6550,7 +6550,7 @@
       <w:tr>
         <w:tc>
           <w:tcPr/>
-          <w:bookmarkStart w:id="76" w:name="tbl-mapping-example"/>
+          <w:bookmarkStart w:id="78" w:name="tbl-mapping-example"/>
           <w:p>
             <w:pPr>
               <w:jc w:val="center"/>
@@ -6912,7 +6912,7 @@
               </w:tc>
             </w:tr>
           </w:tbl>
-          <w:bookmarkEnd w:id="76"/>
+          <w:bookmarkEnd w:id="78"/>
           <w:p/>
         </w:tc>
       </w:tr>
@@ -7035,18 +7035,18 @@
                 <wp:inline>
                   <wp:extent cx="152400" cy="152400"/>
                   <wp:effectExtent b="0" l="0" r="0" t="0"/>
-                  <wp:docPr descr="" title="" id="78" name="Picture"/>
+                  <wp:docPr descr="" title="" id="80" name="Picture"/>
                   <a:graphic>
                     <a:graphicData uri="http://schemas.openxmlformats.org/drawingml/2006/picture">
                       <pic:pic>
                         <pic:nvPicPr>
-                          <pic:cNvPr descr="/opt/quarto/share/formats/docx/note.png" id="79" name="Picture"/>
+                          <pic:cNvPr descr="/opt/quarto/share/formats/docx/note.png" id="81" name="Picture"/>
                           <pic:cNvPicPr>
                             <a:picLocks noChangeArrowheads="1" noChangeAspect="1"/>
                           </pic:cNvPicPr>
                         </pic:nvPicPr>
                         <pic:blipFill>
-                          <a:blip r:embed="rId77"/>
+                          <a:blip r:embed="rId79"/>
                           <a:stretch>
                             <a:fillRect/>
                           </a:stretch>
@@ -7156,7 +7156,7 @@
       <w:r>
         <w:t xml:space="preserve"> </w:t>
       </w:r>
-      <w:hyperlink r:id="rId80">
+      <w:hyperlink r:id="rId82">
         <w:r>
           <w:rPr>
             <w:rStyle w:val="Hyperlink"/>
@@ -7190,7 +7190,7 @@
       <w:r>
         <w:t xml:space="preserve"> </w:t>
       </w:r>
-      <w:hyperlink r:id="rId73">
+      <w:hyperlink r:id="rId75">
         <w:r>
           <w:rPr>
             <w:rStyle w:val="Hyperlink"/>
@@ -7219,9 +7219,9 @@
         <w:t xml:space="preserve">.</w:t>
       </w:r>
     </w:p>
-    <w:bookmarkEnd w:id="81"/>
-    <w:bookmarkEnd w:id="82"/>
-    <w:bookmarkStart w:id="83" w:name="sec-safety-consideration"/>
+    <w:bookmarkEnd w:id="83"/>
+    <w:bookmarkEnd w:id="84"/>
+    <w:bookmarkStart w:id="85" w:name="sec-safety-consideration"/>
     <w:p>
       <w:pPr>
         <w:pStyle w:val="berschrift1"/>
@@ -7238,8 +7238,8 @@
         <w:t xml:space="preserve">Informationen zu den ausdrücklich massgeblichen rechtlichen Grundlagen oder ein Hinweis darauf, dass bei der Umsetzung die entsprechenden rechtlichen Grundlagen zu beachten sind.</w:t>
       </w:r>
     </w:p>
-    <w:bookmarkEnd w:id="83"/>
-    <w:bookmarkStart w:id="84" w:name="sec-disclaimer"/>
+    <w:bookmarkEnd w:id="85"/>
+    <w:bookmarkStart w:id="86" w:name="sec-disclaimer"/>
     <w:p>
       <w:pPr>
         <w:pStyle w:val="berschrift1"/>
@@ -7310,8 +7310,8 @@
         <w:t xml:space="preserve">Jede Haftung für Schäden, die durch die Nutzung der eCH-Standards durch den Anwender entstehen, wird im gesetzlich zulässigen Rahmen ausgeschlossen.</w:t>
       </w:r>
     </w:p>
-    <w:bookmarkEnd w:id="84"/>
-    <w:bookmarkStart w:id="85" w:name="sec-copyrights"/>
+    <w:bookmarkEnd w:id="86"/>
+    <w:bookmarkStart w:id="87" w:name="sec-copyrights"/>
     <w:p>
       <w:pPr>
         <w:pStyle w:val="berschrift1"/>
@@ -7368,8 +7368,8 @@
         <w:t xml:space="preserve">Die Standards enthalten die entsprechenden Hinweise auf Rechte Dritter.</w:t>
       </w:r>
     </w:p>
-    <w:bookmarkEnd w:id="85"/>
-    <w:bookmarkStart w:id="102" w:name="sec-appendix-a"/>
+    <w:bookmarkEnd w:id="87"/>
+    <w:bookmarkStart w:id="104" w:name="sec-appendix-a"/>
     <w:p>
       <w:pPr>
         <w:pStyle w:val="berschrift1"/>
@@ -7378,8 +7378,8 @@
         <w:t xml:space="preserve">Anhang A - Referenzen</w:t>
       </w:r>
     </w:p>
-    <w:bookmarkStart w:id="101" w:name="refs"/>
-    <w:bookmarkStart w:id="87" w:name="ref-suibi2025"/>
+    <w:bookmarkStart w:id="103" w:name="refs"/>
+    <w:bookmarkStart w:id="89" w:name="ref-suibi2025"/>
     <w:p>
       <w:pPr>
         <w:pStyle w:val="Bibliography"/>
@@ -7409,7 +7409,7 @@
       <w:r>
         <w:t xml:space="preserve"> </w:t>
       </w:r>
-      <w:hyperlink r:id="rId86">
+      <w:hyperlink r:id="rId88">
         <w:r>
           <w:rPr>
             <w:rStyle w:val="Hyperlink"/>
@@ -7421,8 +7421,8 @@
         <w:t xml:space="preserve">.</w:t>
       </w:r>
     </w:p>
-    <w:bookmarkEnd w:id="87"/>
-    <w:bookmarkStart w:id="89" w:name="ref-grud2017"/>
+    <w:bookmarkEnd w:id="89"/>
+    <w:bookmarkStart w:id="91" w:name="ref-grud2017"/>
     <w:p>
       <w:pPr>
         <w:pStyle w:val="Bibliography"/>
@@ -7470,7 +7470,7 @@
       <w:r>
         <w:t xml:space="preserve"> </w:t>
       </w:r>
-      <w:hyperlink r:id="rId88">
+      <w:hyperlink r:id="rId90">
         <w:r>
           <w:rPr>
             <w:rStyle w:val="Hyperlink"/>
@@ -7482,8 +7482,8 @@
         <w:t xml:space="preserve">.</w:t>
       </w:r>
     </w:p>
-    <w:bookmarkEnd w:id="89"/>
-    <w:bookmarkStart w:id="90" w:name="ref-rdf"/>
+    <w:bookmarkEnd w:id="91"/>
+    <w:bookmarkStart w:id="92" w:name="ref-rdf"/>
     <w:p>
       <w:pPr>
         <w:pStyle w:val="Bibliography"/>
@@ -7521,7 +7521,7 @@
       <w:r>
         <w:t xml:space="preserve"> </w:t>
       </w:r>
-      <w:hyperlink r:id="rId70">
+      <w:hyperlink r:id="rId72">
         <w:r>
           <w:rPr>
             <w:rStyle w:val="Hyperlink"/>
@@ -7533,8 +7533,8 @@
         <w:t xml:space="preserve">.</w:t>
       </w:r>
     </w:p>
-    <w:bookmarkEnd w:id="90"/>
-    <w:bookmarkStart w:id="92" w:name="ref-eCH-0265:1.0.0"/>
+    <w:bookmarkEnd w:id="92"/>
+    <w:bookmarkStart w:id="94" w:name="ref-eCH-0265:1.0.0"/>
     <w:p>
       <w:pPr>
         <w:pStyle w:val="Bibliography"/>
@@ -7575,7 +7575,7 @@
       <w:r>
         <w:t xml:space="preserve"> </w:t>
       </w:r>
-      <w:hyperlink r:id="rId91">
+      <w:hyperlink r:id="rId93">
         <w:r>
           <w:rPr>
             <w:rStyle w:val="Hyperlink"/>
@@ -7587,8 +7587,8 @@
         <w:t xml:space="preserve">.</w:t>
       </w:r>
     </w:p>
-    <w:bookmarkEnd w:id="92"/>
-    <w:bookmarkStart w:id="94" w:name="ref-eCH-0205:1.0.0"/>
+    <w:bookmarkEnd w:id="94"/>
+    <w:bookmarkStart w:id="96" w:name="ref-eCH-0205:1.0.0"/>
     <w:p>
       <w:pPr>
         <w:pStyle w:val="Bibliography"/>
@@ -7629,7 +7629,7 @@
       <w:r>
         <w:t xml:space="preserve"> </w:t>
       </w:r>
-      <w:hyperlink r:id="rId93">
+      <w:hyperlink r:id="rId95">
         <w:r>
           <w:rPr>
             <w:rStyle w:val="Hyperlink"/>
@@ -7641,8 +7641,8 @@
         <w:t xml:space="preserve">.</w:t>
       </w:r>
     </w:p>
-    <w:bookmarkEnd w:id="94"/>
-    <w:bookmarkStart w:id="96" w:name="ref-francart2020shacl"/>
+    <w:bookmarkEnd w:id="96"/>
+    <w:bookmarkStart w:id="98" w:name="ref-francart2020shacl"/>
     <w:p>
       <w:pPr>
         <w:pStyle w:val="Bibliography"/>
@@ -7666,7 +7666,7 @@
       <w:r>
         <w:t xml:space="preserve"> </w:t>
       </w:r>
-      <w:hyperlink r:id="rId95">
+      <w:hyperlink r:id="rId97">
         <w:r>
           <w:rPr>
             <w:rStyle w:val="Hyperlink"/>
@@ -7678,8 +7678,8 @@
         <w:t xml:space="preserve">.</w:t>
       </w:r>
     </w:p>
-    <w:bookmarkEnd w:id="96"/>
-    <w:bookmarkStart w:id="98" w:name="ref-shacl"/>
+    <w:bookmarkEnd w:id="98"/>
+    <w:bookmarkStart w:id="100" w:name="ref-shacl"/>
     <w:p>
       <w:pPr>
         <w:pStyle w:val="Bibliography"/>
@@ -7717,7 +7717,7 @@
       <w:r>
         <w:t xml:space="preserve"> </w:t>
       </w:r>
-      <w:hyperlink r:id="rId97">
+      <w:hyperlink r:id="rId99">
         <w:r>
           <w:rPr>
             <w:rStyle w:val="Hyperlink"/>
@@ -7729,8 +7729,8 @@
         <w:t xml:space="preserve">.</w:t>
       </w:r>
     </w:p>
-    <w:bookmarkEnd w:id="98"/>
-    <w:bookmarkStart w:id="100" w:name="ref-owl2"/>
+    <w:bookmarkEnd w:id="100"/>
+    <w:bookmarkStart w:id="102" w:name="ref-owl2"/>
     <w:p>
       <w:pPr>
         <w:pStyle w:val="Bibliography"/>
@@ -7768,7 +7768,7 @@
       <w:r>
         <w:t xml:space="preserve"> </w:t>
       </w:r>
-      <w:hyperlink r:id="rId99">
+      <w:hyperlink r:id="rId101">
         <w:r>
           <w:rPr>
             <w:rStyle w:val="Hyperlink"/>
@@ -7780,10 +7780,10 @@
         <w:t xml:space="preserve">.</w:t>
       </w:r>
     </w:p>
-    <w:bookmarkEnd w:id="100"/>
-    <w:bookmarkEnd w:id="101"/>
     <w:bookmarkEnd w:id="102"/>
-    <w:bookmarkStart w:id="104" w:name="sec-appendix-b"/>
+    <w:bookmarkEnd w:id="103"/>
+    <w:bookmarkEnd w:id="104"/>
+    <w:bookmarkStart w:id="106" w:name="sec-appendix-b"/>
     <w:p>
       <w:pPr>
         <w:pStyle w:val="berschrift1"/>
@@ -7805,7 +7805,7 @@
       <w:tr>
         <w:tc>
           <w:tcPr/>
-          <w:bookmarkStart w:id="103" w:name="tbl-authors"/>
+          <w:bookmarkStart w:id="105" w:name="tbl-authors"/>
           <w:p>
             <w:pPr>
               <w:jc w:val="center"/>
@@ -7974,13 +7974,13 @@
               </w:tc>
             </w:tr>
           </w:tbl>
-          <w:bookmarkEnd w:id="103"/>
+          <w:bookmarkEnd w:id="105"/>
           <w:p/>
         </w:tc>
       </w:tr>
     </w:tbl>
-    <w:bookmarkEnd w:id="104"/>
-    <w:bookmarkStart w:id="115" w:name="sec-appendix-c"/>
+    <w:bookmarkEnd w:id="106"/>
+    <w:bookmarkStart w:id="117" w:name="sec-appendix-c"/>
     <w:p>
       <w:pPr>
         <w:pStyle w:val="berschrift1"/>
@@ -8002,7 +8002,7 @@
       <w:tr>
         <w:tc>
           <w:tcPr/>
-          <w:bookmarkStart w:id="114" w:name="tbl-glossary"/>
+          <w:bookmarkStart w:id="116" w:name="tbl-glossary"/>
           <w:p>
             <w:pPr>
               <w:jc w:val="center"/>
@@ -8097,7 +8097,7 @@
                     <w:jc w:val="left"/>
                     <w:jc w:val="center"/>
                   </w:pPr>
-                  <w:hyperlink r:id="rId105">
+                  <w:hyperlink r:id="rId107">
                     <w:r>
                       <w:rPr>
                         <w:rStyle w:val="VerbatimChar"/>
@@ -8179,7 +8179,7 @@
                     <w:jc w:val="left"/>
                     <w:jc w:val="center"/>
                   </w:pPr>
-                  <w:hyperlink r:id="rId106">
+                  <w:hyperlink r:id="rId108">
                     <w:r>
                       <w:rPr>
                         <w:rStyle w:val="VerbatimChar"/>
@@ -8241,7 +8241,7 @@
                     <w:jc w:val="left"/>
                     <w:jc w:val="center"/>
                   </w:pPr>
-                  <w:hyperlink r:id="rId107">
+                  <w:hyperlink r:id="rId109">
                     <w:r>
                       <w:rPr>
                         <w:rStyle w:val="VerbatimChar"/>
@@ -8303,7 +8303,7 @@
                     <w:jc w:val="left"/>
                     <w:jc w:val="center"/>
                   </w:pPr>
-                  <w:hyperlink r:id="rId108">
+                  <w:hyperlink r:id="rId110">
                     <w:r>
                       <w:rPr>
                         <w:rStyle w:val="VerbatimChar"/>
@@ -8365,7 +8365,7 @@
                     <w:jc w:val="left"/>
                     <w:jc w:val="center"/>
                   </w:pPr>
-                  <w:hyperlink r:id="rId109">
+                  <w:hyperlink r:id="rId111">
                     <w:r>
                       <w:rPr>
                         <w:rStyle w:val="VerbatimChar"/>
@@ -8439,7 +8439,7 @@
                     <w:jc w:val="left"/>
                     <w:jc w:val="center"/>
                   </w:pPr>
-                  <w:hyperlink r:id="rId110">
+                  <w:hyperlink r:id="rId112">
                     <w:r>
                       <w:rPr>
                         <w:rStyle w:val="VerbatimChar"/>
@@ -8504,7 +8504,7 @@
                     <w:jc w:val="left"/>
                     <w:jc w:val="center"/>
                   </w:pPr>
-                  <w:hyperlink r:id="rId111">
+                  <w:hyperlink r:id="rId113">
                     <w:r>
                       <w:rPr>
                         <w:rStyle w:val="VerbatimChar"/>
@@ -8572,7 +8572,7 @@
                     <w:jc w:val="left"/>
                     <w:jc w:val="center"/>
                   </w:pPr>
-                  <w:hyperlink r:id="rId112">
+                  <w:hyperlink r:id="rId114">
                     <w:r>
                       <w:rPr>
                         <w:rStyle w:val="VerbatimChar"/>
@@ -8634,7 +8634,7 @@
                     <w:jc w:val="left"/>
                     <w:jc w:val="center"/>
                   </w:pPr>
-                  <w:hyperlink r:id="rId113">
+                  <w:hyperlink r:id="rId115">
                     <w:r>
                       <w:rPr>
                         <w:rStyle w:val="VerbatimChar"/>
@@ -8696,7 +8696,7 @@
                   <w:r>
                     <w:t xml:space="preserve"> </w:t>
                   </w:r>
-                  <w:hyperlink r:id="rId109">
+                  <w:hyperlink r:id="rId111">
                     <w:r>
                       <w:rPr>
                         <w:rStyle w:val="VerbatimChar"/>
@@ -8708,13 +8708,13 @@
               </w:tc>
             </w:tr>
           </w:tbl>
-          <w:bookmarkEnd w:id="114"/>
+          <w:bookmarkEnd w:id="116"/>
           <w:p/>
         </w:tc>
       </w:tr>
     </w:tbl>
-    <w:bookmarkEnd w:id="115"/>
-    <w:bookmarkStart w:id="119" w:name="sec-appendix-d"/>
+    <w:bookmarkEnd w:id="117"/>
+    <w:bookmarkStart w:id="121" w:name="sec-appendix-d"/>
     <w:p>
       <w:pPr>
         <w:pStyle w:val="berschrift1"/>
@@ -8752,7 +8752,7 @@
         <w:rPr>
           <w:rStyle w:val="FootnoteReference"/>
         </w:rPr>
-        <w:footnoteReference w:id="116"/>
+        <w:footnoteReference w:id="118"/>
       </w:r>
       <w:r>
         <w:t xml:space="preserve">, Sorten sowie Direktzahlungsprogrammen sind nicht mehr Teil dieses Dokuments.</w:t>
@@ -8761,7 +8761,7 @@
         <w:rPr>
           <w:rStyle w:val="FootnoteReference"/>
         </w:rPr>
-        <w:footnoteReference w:id="117"/>
+        <w:footnoteReference w:id="119"/>
       </w:r>
       <w:r>
         <w:t xml:space="preserve"> </w:t>
@@ -8780,7 +8780,7 @@
       <w:r>
         <w:t xml:space="preserve"> </w:t>
       </w:r>
-      <w:hyperlink r:id="rId118">
+      <w:hyperlink r:id="rId120">
         <w:r>
           <w:rPr>
             <w:rStyle w:val="Hyperlink"/>
@@ -8792,8 +8792,8 @@
         <w:t xml:space="preserve">.</w:t>
       </w:r>
     </w:p>
-    <w:bookmarkEnd w:id="119"/>
-    <w:bookmarkStart w:id="120" w:name="sec-appendix-e"/>
+    <w:bookmarkEnd w:id="121"/>
+    <w:bookmarkStart w:id="122" w:name="sec-appendix-e"/>
     <w:p>
       <w:pPr>
         <w:pStyle w:val="berschrift1"/>
@@ -8802,8 +8802,8 @@
         <w:t xml:space="preserve">Anhang E - Abbildungsverzeichnis</w:t>
       </w:r>
     </w:p>
-    <w:bookmarkEnd w:id="120"/>
-    <w:bookmarkStart w:id="121" w:name="sec-appendix-f"/>
+    <w:bookmarkEnd w:id="122"/>
+    <w:bookmarkStart w:id="123" w:name="sec-appendix-f"/>
     <w:p>
       <w:pPr>
         <w:pStyle w:val="berschrift1"/>
@@ -8812,12 +8812,14 @@
         <w:t xml:space="preserve">Anhang F - Tabellenverzeichnis</w:t>
       </w:r>
     </w:p>
-    <w:bookmarkEnd w:id="121"/>
+    <w:bookmarkEnd w:id="123"/>
     <w:sectPr>
       <w:headerReference r:id="rId13" w:type="default"/>
       <w:footerReference r:id="rId14" w:type="default"/>
+      <w:headerReference r:id="rId15" w:type="first"/>
+      <w:footerReference r:id="rId16" w:type="first"/>
       <w:pgSz w:code="9" w:h="16838" w:w="11906"/>
-      <w:pgMar w:bottom="1418" w:footer="454" w:gutter="0" w:header="567" w:left="1134" w:right="851" w:top="1418"/>
+      <w:pgMar w:bottom="1701" w:footer="454" w:gutter="0" w:header="567" w:left="1134" w:right="851" w:top="1418"/>
       <w:cols w:space="708"/>
       <w:docGrid w:linePitch="360"/>
     </w:sectPr>
@@ -8839,30 +8841,19 @@
         <w:rFonts w:cs="Arial"/>
         <w:sz w:val="20"/>
         <w:szCs w:val="20"/>
-        <w:lang w:val="en-GB"/>
       </w:rPr>
     </w:pPr>
     <w:r>
       <w:rPr>
         <w:rFonts w:cs="Arial"/>
         <w:szCs w:val="20"/>
-        <w:lang w:val="en-GB"/>
       </w:rPr>
-      <w:t>eCH</w:t>
+      <w:t>Verein eCH</w:t>
     </w:r>
     <w:r>
       <w:rPr>
         <w:rFonts w:cs="Arial"/>
         <w:szCs w:val="20"/>
-        <w:lang w:val="en-GB"/>
-      </w:rPr>
-      <w:t xml:space="preserve"> registered association</w:t>
-    </w:r>
-    <w:r>
-      <w:rPr>
-        <w:rFonts w:cs="Arial"/>
-        <w:szCs w:val="20"/>
-        <w:lang w:val="en-GB"/>
       </w:rPr>
       <w:tab/>
     </w:r>
@@ -8873,7 +8864,6 @@
           <w:rFonts w:cs="Arial"/>
           <w:sz w:val="20"/>
           <w:szCs w:val="20"/>
-          <w:lang w:val="en-GB"/>
         </w:rPr>
         <w:t>www.ech.ch</w:t>
       </w:r>
@@ -8882,7 +8872,6 @@
       <w:rPr>
         <w:rFonts w:cs="Arial"/>
         <w:szCs w:val="20"/>
-        <w:lang w:val="en-GB"/>
       </w:rPr>
       <w:t xml:space="preserve"> / </w:t>
     </w:r>
@@ -8893,7 +8882,6 @@
           <w:rFonts w:cs="Arial"/>
           <w:sz w:val="20"/>
           <w:szCs w:val="20"/>
-          <w:lang w:val="en-GB"/>
         </w:rPr>
         <w:t>info@ech.ch</w:t>
       </w:r>
@@ -8901,364 +8889,164 @@
   </w:p>
   <w:p>
     <w:pPr>
-      <w:pStyle w:val="StandardFuss"/>
-      <w:rPr>
-        <w:rStyle w:val="Hyperlink"/>
-        <w:noProof/>
-        <w:color w:val="auto"/>
-        <w:sz w:val="20"/>
-        <w:u w:val="none"/>
-        <w:lang w:val="en-GB"/>
-      </w:rPr>
+      <w:pStyle w:val="Fuzeile"/>
     </w:pPr>
+    <w:fldSimple w:instr=" REF  eCHNummer  \* MERGEFORMAT ">
+      <w:sdt>
+        <w:sdtPr>
+          <w:alias w:val="eCH-Dossier Nr. - bei Addendum: Addendum zu &lt;ID&gt; (ID=eCH-Dossier Nr.)"/>
+          <w:tag w:val="eCH-Dossier Nr."/>
+          <w:id w:val="1227336462"/>
+          <w:lock w:val="sdtLocked"/>
+          <w:placeholder>
+            <w:docPart w:val="CBC76662BEBC46C095E1C211A4801FFA"/>
+          </w:placeholder>
+          <w:showingPlcHdr/>
+        </w:sdtPr>
+        <w:sdtContent>
+          <w:r>
+            <w:t>&lt;ID</w:t>
+          </w:r>
+          <w:r>
+            <w:t>&gt;</w:t>
+          </w:r>
+        </w:sdtContent>
+      </w:sdt>
+    </w:fldSimple>
     <w:r>
-      <w:rPr>
-        <w:lang w:val="en-GB"/>
-      </w:rPr>
+      <w:t xml:space="preserve"> –</w:t>
+    </w:r>
+    <w:r>
+      <w:t xml:space="preserve"> </w:t>
+    </w:r>
+    <w:fldSimple w:instr=" REF  eCHName  \* MERGEFORMAT ">
+      <w:sdt>
+        <w:sdtPr>
+          <w:alias w:val="eCH-Dossier Name"/>
+          <w:tag w:val="eCH-Dossier Name"/>
+          <w:id w:val="797656700"/>
+          <w:lock w:val="sdtLocked"/>
+          <w:placeholder>
+            <w:docPart w:val="0BFF97EA39E346798CBF821364EB72BF"/>
+          </w:placeholder>
+          <w:showingPlcHdr/>
+        </w:sdtPr>
+        <w:sdtContent>
+          <w:r>
+            <w:t>&lt;Name&gt;</w:t>
+          </w:r>
+        </w:sdtContent>
+      </w:sdt>
+    </w:fldSimple>
+    <w:r>
+      <w:t xml:space="preserve"> / </w:t>
+    </w:r>
+    <w:fldSimple w:instr=" REF  Version  \* MERGEFORMAT ">
+      <w:sdt>
+        <w:sdtPr>
+          <w:alias w:val="Version - bei Addendum: Addendum zu Version x.x.x"/>
+          <w:tag w:val="Version bzw. Bezug zu Version bei Addendum"/>
+          <w:id w:val="1614936558"/>
+          <w:lock w:val="sdtLocked"/>
+          <w:placeholder>
+            <w:docPart w:val="0662C03382AE4753B4FC349D202E896A"/>
+          </w:placeholder>
+          <w:showingPlcHdr/>
+        </w:sdtPr>
+        <w:sdtContent>
+          <w:r>
+            <w:t>x.x.x</w:t>
+          </w:r>
+        </w:sdtContent>
+      </w:sdt>
+    </w:fldSimple>
+    <w:r>
+      <w:t xml:space="preserve"> / </w:t>
+    </w:r>
+    <w:fldSimple w:instr=" REF  Status  \* MERGEFORMAT ">
+      <w:sdt>
+        <w:sdtPr>
+          <w:rPr>
+            <w:b/>
+          </w:rPr>
+          <w:alias w:val="Status"/>
+          <w:tag w:val="Status"/>
+          <w:id w:val="1627205030"/>
+          <w:lock w:val="sdtLocked"/>
+          <w:placeholder>
+            <w:docPart w:val="09A8EA1D3FE34B71B52FCA06A1CDF1F1"/>
+          </w:placeholder>
+          <w:showingPlcHdr/>
+          <w:dropDownList>
+            <w:listItem w:value="Wählen Sie ein Element aus."/>
+            <w:listItem w:displayText="In Arbeit" w:value="In Arbeit"/>
+            <w:listItem w:displayText="Entwurf" w:value="Entwurf"/>
+            <w:listItem w:displayText="Vorschlag" w:value="Vorschlag"/>
+            <w:listItem w:displayText="Genehmigt" w:value="Genehmigt"/>
+            <w:listItem w:displayText="Abgelöst" w:value="Abgelöst"/>
+            <w:listItem w:displayText="Aufgehoben" w:value="Aufgehoben"/>
+            <w:listItem w:displayText="Sistiert" w:value="Sistiert"/>
+            <w:listItem w:displayText="Genehmigtes Addendum" w:value="Genehmigtes Addendum"/>
+          </w:dropDownList>
+        </w:sdtPr>
+        <w:sdtEndPr>
+          <w:rPr>
+            <w:b w:val="0"/>
+          </w:rPr>
+        </w:sdtEndPr>
+        <w:sdtContent>
+          <w:r>
+            <w:rPr>
+              <w:b/>
+            </w:rPr>
+            <w:t xml:space="preserve">Wählen Sie </w:t>
+          </w:r>
+          <w:r>
+            <w:rPr>
+              <w:rStyle w:val="Platzhaltertext"/>
+            </w:rPr>
+            <w:t>ein Element aus.</w:t>
+          </w:r>
+        </w:sdtContent>
+      </w:sdt>
+    </w:fldSimple>
+    <w:r>
+      <w:t xml:space="preserve"> /</w:t>
+    </w:r>
+    <w:r>
+      <w:t xml:space="preserve"> </w:t>
+    </w:r>
+    <w:r>
       <w:fldChar w:fldCharType="begin"/>
     </w:r>
     <w:r>
-      <w:rPr>
-        <w:lang w:val="en-GB"/>
-      </w:rPr>
-      <w:instrText xml:space="preserve"> REF  eCHNummer  \* MERGEFORMAT </w:instrText>
+      <w:instrText xml:space="preserve"> REF Ausgabedatum \h  \* MERGEFORMAT </w:instrText>
     </w:r>
     <w:r>
-      <w:rPr>
-        <w:lang w:val="en-GB"/>
-      </w:rPr>
       <w:fldChar w:fldCharType="separate"/>
     </w:r>
     <w:sdt>
       <w:sdtPr>
-        <w:rPr>
-          <w:color w:val="D00D28"/>
-          <w:sz w:val="22"/>
-          <w:u w:val="single"/>
-          <w:lang w:val="en-GB"/>
-        </w:rPr>
-        <w:alias w:val="eCH-Dossier No. - for Addendum: Addendum to &lt;ID&gt; (ID=eCH-Dossier No.)"/>
-        <w:tag w:val="eCH-Dossier No."/>
-        <w:id w:val="-1548444238"/>
+        <w:id w:val="-1176192369"/>
         <w:lock w:val="sdtLocked"/>
         <w:placeholder>
-          <w:docPart w:val="E12F7BB1A08D4ABA8C31E1C92196B5EC"/>
-        </w:placeholder>
-        <w:showingPlcHdr/>
-      </w:sdtPr>
-      <w:sdtEndPr>
-        <w:rPr>
-          <w:color w:val="auto"/>
-          <w:sz w:val="20"/>
-          <w:u w:val="none"/>
-        </w:rPr>
-      </w:sdtEndPr>
-      <w:sdtContent>
-        <w:r>
-          <w:rPr>
-            <w:lang w:val="en-GB"/>
-          </w:rPr>
-          <w:t>&lt;ID</w:t>
-        </w:r>
-        <w:r>
-          <w:rPr>
-            <w:lang w:val="en-GB"/>
-          </w:rPr>
-          <w:t>&gt;</w:t>
-        </w:r>
-      </w:sdtContent>
-    </w:sdt>
-    <w:r>
-      <w:rPr>
-        <w:lang w:val="en-GB"/>
-      </w:rPr>
-      <w:fldChar w:fldCharType="end"/>
-    </w:r>
-    <w:r>
-      <w:rPr>
-        <w:lang w:val="en-GB"/>
-      </w:rPr>
-      <w:t xml:space="preserve"> – </w:t>
-    </w:r>
-    <w:r>
-      <w:rPr>
-        <w:lang w:val="en-GB"/>
-      </w:rPr>
-      <w:fldChar w:fldCharType="begin"/>
-    </w:r>
-    <w:r>
-      <w:rPr>
-        <w:lang w:val="en-GB"/>
-      </w:rPr>
-      <w:instrText xml:space="preserve"> REF  eCHName  \* MERGEFORMAT </w:instrText>
-    </w:r>
-    <w:r>
-      <w:rPr>
-        <w:lang w:val="en-GB"/>
-      </w:rPr>
-      <w:fldChar w:fldCharType="separate"/>
-    </w:r>
-    <w:sdt>
-      <w:sdtPr>
-        <w:rPr>
-          <w:lang w:val="en-GB"/>
-        </w:rPr>
-        <w:alias w:val="eCH-Dossier Name"/>
-        <w:tag w:val="eCH-Dossier Name"/>
-        <w:id w:val="-442461953"/>
-        <w:lock w:val="sdtLocked"/>
-        <w:placeholder>
-          <w:docPart w:val="0AB2ACCCEACC4B46AA04407E2ADA83B0"/>
-        </w:placeholder>
-        <w:showingPlcHdr/>
-      </w:sdtPr>
-      <w:sdtContent>
-        <w:r>
-          <w:rPr>
-            <w:lang w:val="en-GB"/>
-          </w:rPr>
-          <w:t>&lt;Name&gt;</w:t>
-        </w:r>
-      </w:sdtContent>
-    </w:sdt>
-    <w:r>
-      <w:rPr>
-        <w:lang w:val="en-GB"/>
-      </w:rPr>
-      <w:fldChar w:fldCharType="end"/>
-    </w:r>
-    <w:r>
-      <w:rPr>
-        <w:lang w:val="en-GB"/>
-      </w:rPr>
-      <w:t xml:space="preserve"> /</w:t>
-    </w:r>
-    <w:r>
-      <w:rPr>
-        <w:noProof/>
-        <w:lang w:val="en-GB"/>
-      </w:rPr>
-      <w:t xml:space="preserve"> </w:t>
-    </w:r>
-    <w:r>
-      <w:rPr>
-        <w:noProof/>
-        <w:lang w:val="en-GB"/>
-      </w:rPr>
-      <w:fldChar w:fldCharType="begin"/>
-    </w:r>
-    <w:r>
-      <w:rPr>
-        <w:noProof/>
-        <w:lang w:val="en-GB"/>
-      </w:rPr>
-      <w:instrText xml:space="preserve"> REF  Version  \* MERGEFORMAT </w:instrText>
-    </w:r>
-    <w:r>
-      <w:rPr>
-        <w:noProof/>
-        <w:lang w:val="en-GB"/>
-      </w:rPr>
-      <w:fldChar w:fldCharType="separate"/>
-    </w:r>
-    <w:sdt>
-      <w:sdtPr>
-        <w:rPr>
-          <w:noProof/>
-          <w:lang w:val="en-GB"/>
-        </w:rPr>
-        <w:alias w:val="Version - for Addendum: Addendum to version x.x.x"/>
-        <w:tag w:val="Version"/>
-        <w:id w:val="1028061760"/>
-        <w:lock w:val="sdtLocked"/>
-        <w:placeholder>
-          <w:docPart w:val="7D95C900E2A54A1091C4DC1A693FEB51"/>
-        </w:placeholder>
-        <w:showingPlcHdr/>
-      </w:sdtPr>
-      <w:sdtEndPr>
-        <w:rPr>
-          <w:noProof w:val="0"/>
-        </w:rPr>
-      </w:sdtEndPr>
-      <w:sdtContent>
-        <w:r>
-          <w:rPr>
-            <w:noProof/>
-            <w:lang w:val="en-GB"/>
-          </w:rPr>
-          <w:t>x.</w:t>
-        </w:r>
-        <w:r>
-          <w:rPr>
-            <w:lang w:val="en-GB"/>
-          </w:rPr>
-          <w:t>x.x</w:t>
-        </w:r>
-      </w:sdtContent>
-    </w:sdt>
-    <w:r>
-      <w:rPr>
-        <w:noProof/>
-        <w:lang w:val="en-GB"/>
-      </w:rPr>
-      <w:fldChar w:fldCharType="end"/>
-    </w:r>
-    <w:r>
-      <w:rPr>
-        <w:noProof/>
-        <w:lang w:val="en-GB"/>
-      </w:rPr>
-      <w:t xml:space="preserve"> / </w:t>
-    </w:r>
-    <w:r>
-      <w:rPr>
-        <w:noProof/>
-        <w:lang w:val="en-GB"/>
-      </w:rPr>
-      <w:fldChar w:fldCharType="begin"/>
-    </w:r>
-    <w:r>
-      <w:rPr>
-        <w:noProof/>
-        <w:lang w:val="en-GB"/>
-      </w:rPr>
-      <w:instrText xml:space="preserve"> REF  Status  \* MERGEFORMAT </w:instrText>
-    </w:r>
-    <w:r>
-      <w:rPr>
-        <w:noProof/>
-        <w:lang w:val="en-GB"/>
-      </w:rPr>
-      <w:fldChar w:fldCharType="separate"/>
-    </w:r>
-    <w:sdt>
-      <w:sdtPr>
-        <w:rPr>
-          <w:b/>
-          <w:noProof/>
-        </w:rPr>
-        <w:alias w:val="Status"/>
-        <w:tag w:val="Status"/>
-        <w:id w:val="-2058701124"/>
-        <w:lock w:val="sdtLocked"/>
-        <w:placeholder>
-          <w:docPart w:val="4A632CA829DC4D49B750A2F0E8A21DDC"/>
-        </w:placeholder>
-        <w:showingPlcHdr/>
-        <w:dropDownList>
-          <w:listItem w:value="Choose an element"/>
-          <w:listItem w:displayText="In progress" w:value="In progress"/>
-          <w:listItem w:displayText="Draf" w:value="Draf"/>
-          <w:listItem w:displayText="Proposal" w:value="Proposal"/>
-          <w:listItem w:displayText="Approved" w:value="Approved"/>
-          <w:listItem w:displayText="Replaced" w:value="Replaced"/>
-          <w:listItem w:displayText="Cancelled" w:value="Cancelled"/>
-          <w:listItem w:displayText="Suspended" w:value="Suspended"/>
-          <w:listItem w:displayText="Approved Addendum" w:value="Approved Addendum"/>
-        </w:dropDownList>
-      </w:sdtPr>
-      <w:sdtEndPr>
-        <w:rPr>
-          <w:b w:val="0"/>
-          <w:noProof w:val="0"/>
-          <w:lang w:val="en-GB"/>
-        </w:rPr>
-      </w:sdtEndPr>
-      <w:sdtContent>
-        <w:r>
-          <w:rPr>
-            <w:b/>
-            <w:noProof/>
-          </w:rPr>
-          <w:t xml:space="preserve">Choose an </w:t>
-        </w:r>
-        <w:r>
-          <w:rPr>
-            <w:rStyle w:val="Platzhaltertext"/>
-            <w:lang w:val="en-GB"/>
-          </w:rPr>
-          <w:t>element</w:t>
-        </w:r>
-        <w:r>
-          <w:rPr>
-            <w:rStyle w:val="Platzhaltertext"/>
-            <w:lang w:val="en-GB"/>
-          </w:rPr>
-          <w:t>.</w:t>
-        </w:r>
-      </w:sdtContent>
-    </w:sdt>
-    <w:r>
-      <w:rPr>
-        <w:noProof/>
-        <w:lang w:val="en-GB"/>
-      </w:rPr>
-      <w:fldChar w:fldCharType="end"/>
-    </w:r>
-    <w:r>
-      <w:rPr>
-        <w:noProof/>
-        <w:lang w:val="en-GB"/>
-      </w:rPr>
-      <w:t xml:space="preserve"> / </w:t>
-    </w:r>
-    <w:r>
-      <w:rPr>
-        <w:noProof/>
-        <w:lang w:val="en-GB"/>
-      </w:rPr>
-      <w:fldChar w:fldCharType="begin"/>
-    </w:r>
-    <w:r>
-      <w:rPr>
-        <w:noProof/>
-        <w:lang w:val="en-GB"/>
-      </w:rPr>
-      <w:instrText xml:space="preserve"> REF Ausgabedatum \h  \* MERGEFORMAT </w:instrText>
-    </w:r>
-    <w:r>
-      <w:rPr>
-        <w:noProof/>
-        <w:lang w:val="en-GB"/>
-      </w:rPr>
-    </w:r>
-    <w:r>
-      <w:rPr>
-        <w:noProof/>
-        <w:lang w:val="en-GB"/>
-      </w:rPr>
-      <w:fldChar w:fldCharType="separate"/>
-    </w:r>
-    <w:sdt>
-      <w:sdtPr>
-        <w:rPr>
-          <w:noProof/>
-          <w:lang w:val="en-GB"/>
-        </w:rPr>
-        <w:id w:val="509792666"/>
-        <w:placeholder>
-          <w:docPart w:val="1AC71AE7D9844A19845714F3F9137ED3"/>
+          <w:docPart w:val="3919592CBF4F41368C482D1FF67AD66A"/>
         </w:placeholder>
       </w:sdtPr>
-      <w:sdtEndPr>
-        <w:rPr>
-          <w:noProof w:val="0"/>
-        </w:rPr>
-      </w:sdtEndPr>
       <w:sdtContent>
         <w:sdt>
           <w:sdtPr>
             <w:rPr>
-              <w:noProof/>
+              <w:rStyle w:val="Platzhaltertext"/>
+              <w:color w:val="auto"/>
             </w:rPr>
-            <w:id w:val="1915664166"/>
+            <w:id w:val="1970391856"/>
             <w:lock w:val="sdtLocked"/>
             <w:placeholder>
-              <w:docPart w:val="580F37698B2344D09B8BC042293836A5"/>
+              <w:docPart w:val="361EB6799C1A4A95A62025BD3AD876D1"/>
             </w:placeholder>
             <w:showingPlcHdr/>
-            <w:date w:fullDate="2024-07-19T00:00:00Z">
+            <w:date w:fullDate="2024-07-27T00:00:00Z">
               <w:dateFormat w:val="yyyy-MM-dd"/>
               <w:lid w:val="de-CH"/>
               <w:storeMappedDataAs w:val="dateTime"/>
@@ -9267,28 +9055,26 @@
           </w:sdtPr>
           <w:sdtEndPr>
             <w:rPr>
-              <w:noProof w:val="0"/>
-              <w:lang w:val="en-GB"/>
+              <w:rStyle w:val="Absatz-Standardschriftart"/>
             </w:rPr>
           </w:sdtEndPr>
           <w:sdtContent>
             <w:r>
               <w:rPr>
-                <w:noProof/>
+                <w:rStyle w:val="Platzhaltertext"/>
+                <w:color w:val="auto"/>
               </w:rPr>
-              <w:t>Date Adjustment</w:t>
+              <w:t>Datum Anpassung</w:t>
             </w:r>
             <w:r>
               <w:rPr>
                 <w:rStyle w:val="Platzhaltertext"/>
-                <w:lang w:val="en-GB"/>
               </w:rPr>
-              <w:t>/Change</w:t>
+              <w:t>/Änderung</w:t>
             </w:r>
             <w:r>
               <w:rPr>
                 <w:rStyle w:val="Platzhaltertext"/>
-                <w:lang w:val="en-GB"/>
               </w:rPr>
               <w:t>.</w:t>
             </w:r>
@@ -9297,12 +9083,187 @@
       </w:sdtContent>
     </w:sdt>
     <w:r>
-      <w:rPr>
-        <w:noProof/>
-        <w:lang w:val="en-GB"/>
-      </w:rPr>
       <w:fldChar w:fldCharType="end"/>
     </w:r>
+  </w:p>
+</w:ftr>
+</file>
+
+<file path=word/footer2.xml><?xml version="1.0" encoding="utf-8"?>
+<w:ftr xmlns:wpc="http://schemas.microsoft.com/office/word/2010/wordprocessingCanvas" xmlns:cx="http://schemas.microsoft.com/office/drawing/2014/chartex" xmlns:cx1="http://schemas.microsoft.com/office/drawing/2015/9/8/chartex" xmlns:cx2="http://schemas.microsoft.com/office/drawing/2015/10/21/chartex" xmlns:cx3="http://schemas.microsoft.com/office/drawing/2016/5/9/chartex" xmlns:cx4="http://schemas.microsoft.com/office/drawing/2016/5/10/chartex" xmlns:cx5="http://schemas.microsoft.com/office/drawing/2016/5/11/chartex" xmlns:cx6="http://schemas.microsoft.com/office/drawing/2016/5/12/chartex" xmlns:cx7="http://schemas.microsoft.com/office/drawing/2016/5/13/chartex" xmlns:cx8="http://schemas.microsoft.com/office/drawing/2016/5/14/chartex" xmlns:mc="http://schemas.openxmlformats.org/markup-compatibility/2006" xmlns:aink="http://schemas.microsoft.com/office/drawing/2016/ink" xmlns:am3d="http://schemas.microsoft.com/office/drawing/2017/model3d" xmlns:o="urn:schemas-microsoft-com:office:office" xmlns:oel="http://schemas.microsoft.com/office/2019/extlst" xmlns:r="http://schemas.openxmlformats.org/officeDocument/2006/relationships" xmlns:m="http://schemas.openxmlformats.org/officeDocument/2006/math" xmlns:v="urn:schemas-microsoft-com:vml" xmlns:wp14="http://schemas.microsoft.com/office/word/2010/wordprocessingDrawing" xmlns:wp="http://schemas.openxmlformats.org/drawingml/2006/wordprocessingDrawing" xmlns:w10="urn:schemas-microsoft-com:office:word" xmlns:w="http://schemas.openxmlformats.org/wordprocessingml/2006/main" xmlns:w14="http://schemas.microsoft.com/office/word/2010/wordml" xmlns:w15="http://schemas.microsoft.com/office/word/2012/wordml" xmlns:w16cex="http://schemas.microsoft.com/office/word/2018/wordml/cex" xmlns:w16cid="http://schemas.microsoft.com/office/word/2016/wordml/cid" xmlns:w16="http://schemas.microsoft.com/office/word/2018/wordml" xmlns:w16du="http://schemas.microsoft.com/office/word/2023/wordml/word16du" xmlns:w16sdtdh="http://schemas.microsoft.com/office/word/2020/wordml/sdtdatahash" xmlns:w16sdtfl="http://schemas.microsoft.com/office/word/2024/wordml/sdtformatlock" xmlns:w16se="http://schemas.microsoft.com/office/word/2015/wordml/symex" xmlns:wpg="http://schemas.microsoft.com/office/word/2010/wordprocessingGroup" xmlns:wpi="http://schemas.microsoft.com/office/word/2010/wordprocessingInk" xmlns:wne="http://schemas.microsoft.com/office/word/2006/wordml" xmlns:wps="http://schemas.microsoft.com/office/word/2010/wordprocessingShape" mc:Ignorable="w14 w15 w16se w16cid w16 w16cex w16sdtdh w16sdtfl w16du wp14">
+  <w:tbl>
+    <w:tblPr>
+      <w:tblW w:w="12457" w:type="dxa"/>
+      <w:tblLayout w:type="fixed"/>
+      <w:tblCellMar>
+        <w:left w:w="0" w:type="dxa"/>
+        <w:right w:w="0" w:type="dxa"/>
+      </w:tblCellMar>
+      <w:tblLook w:val="04A0" w:firstRow="1" w:lastRow="0" w:firstColumn="1" w:lastColumn="0" w:noHBand="0" w:noVBand="1"/>
+    </w:tblPr>
+    <w:tblGrid>
+      <w:gridCol w:w="9072"/>
+      <w:gridCol w:w="3385"/>
+    </w:tblGrid>
+    <w:tr>
+      <w:trPr>
+        <w:cantSplit/>
+        <w:trHeight w:hRule="exact" w:val="640"/>
+      </w:trPr>
+      <w:tc>
+        <w:tcPr>
+          <w:tcW w:w="9072" w:type="dxa"/>
+        </w:tcPr>
+        <w:p>
+          <w:pPr>
+            <w:pBdr>
+              <w:top w:val="single" w:sz="4" w:space="1" w:color="auto"/>
+            </w:pBdr>
+            <w:tabs>
+              <w:tab w:val="right" w:pos="9072"/>
+            </w:tabs>
+            <w:rPr>
+              <w:rFonts w:cs="Arial"/>
+              <w:sz w:val="20"/>
+            </w:rPr>
+          </w:pPr>
+          <w:r>
+            <w:rPr>
+              <w:sz w:val="20"/>
+            </w:rPr>
+            <w:t>Verein eCH, Mainaustrasse 30,</w:t>
+          </w:r>
+          <w:r>
+            <w:rPr>
+              <w:sz w:val="20"/>
+            </w:rPr>
+            <w:t xml:space="preserve"> Postfach,</w:t>
+          </w:r>
+          <w:r>
+            <w:rPr>
+              <w:sz w:val="20"/>
+            </w:rPr>
+            <w:t xml:space="preserve"> 80</w:t>
+          </w:r>
+          <w:r>
+            <w:rPr>
+              <w:sz w:val="20"/>
+            </w:rPr>
+            <w:t>34</w:t>
+          </w:r>
+          <w:r>
+            <w:rPr>
+              <w:sz w:val="20"/>
+            </w:rPr>
+            <w:t xml:space="preserve"> Zürich</w:t>
+          </w:r>
+          <w:r>
+            <w:rPr>
+              <w:sz w:val="20"/>
+            </w:rPr>
+            <w:tab/>
+          </w:r>
+          <w:hyperlink r:id="rId1" w:history="1">
+            <w:r>
+              <w:rPr>
+                <w:rStyle w:val="Hyperlink"/>
+                <w:rFonts w:cs="Arial"/>
+              </w:rPr>
+              <w:t>info@ech.ch</w:t>
+            </w:r>
+          </w:hyperlink>
+          <w:r>
+            <w:rPr>
+              <w:sz w:val="20"/>
+            </w:rPr>
+            <w:br/>
+            <w:t>T 044 388 74 64</w:t>
+          </w:r>
+          <w:r>
+            <w:rPr>
+              <w:sz w:val="20"/>
+            </w:rPr>
+            <w:t>,</w:t>
+          </w:r>
+          <w:r>
+            <w:rPr>
+              <w:sz w:val="20"/>
+            </w:rPr>
+            <w:t xml:space="preserve"> F 044 388 71 80</w:t>
+          </w:r>
+          <w:r>
+            <w:rPr>
+              <w:sz w:val="20"/>
+            </w:rPr>
+            <w:tab/>
+          </w:r>
+          <w:hyperlink r:id="rId2" w:history="1">
+            <w:r>
+              <w:rPr>
+                <w:rStyle w:val="Hyperlink"/>
+                <w:rFonts w:cs="Arial"/>
+              </w:rPr>
+              <w:t>www.ech.ch</w:t>
+            </w:r>
+          </w:hyperlink>
+        </w:p>
+        <w:p>
+          <w:pPr>
+            <w:pStyle w:val="Referenz"/>
+            <w:tabs>
+              <w:tab w:val="right" w:pos="9072"/>
+            </w:tabs>
+          </w:pPr>
+        </w:p>
+      </w:tc>
+      <w:tc>
+        <w:tcPr>
+          <w:tcW w:w="3385" w:type="dxa"/>
+        </w:tcPr>
+        <w:p>
+          <w:pPr>
+            <w:pStyle w:val="Referenz"/>
+            <w:tabs>
+              <w:tab w:val="right" w:pos="9072"/>
+            </w:tabs>
+          </w:pPr>
+        </w:p>
+      </w:tc>
+    </w:tr>
+    <w:tr>
+      <w:trPr>
+        <w:cantSplit/>
+        <w:trHeight w:val="295"/>
+      </w:trPr>
+      <w:tc>
+        <w:tcPr>
+          <w:tcW w:w="9072" w:type="dxa"/>
+        </w:tcPr>
+        <w:p>
+          <w:pPr>
+            <w:pStyle w:val="Fuzeile"/>
+          </w:pPr>
+        </w:p>
+      </w:tc>
+      <w:tc>
+        <w:tcPr>
+          <w:tcW w:w="3385" w:type="dxa"/>
+        </w:tcPr>
+        <w:p>
+          <w:pPr>
+            <w:pStyle w:val="Fuzeile"/>
+          </w:pPr>
+        </w:p>
+      </w:tc>
+    </w:tr>
+  </w:tbl>
+  <w:p>
+    <w:pPr>
+      <w:pStyle w:val="Absatz1Punkt"/>
+      <w:rPr>
+        <w:lang w:val="de-CH"/>
+      </w:rPr>
+    </w:pPr>
   </w:p>
 </w:ftr>
 </file>
@@ -9323,7 +9284,7 @@
       </w:r>
     </w:p>
   </w:footnote>
-  <w:footnote w:id="36">
+  <w:footnote w:id="38">
     <w:p>
       <w:pPr>
         <w:pStyle w:val="Funotentext"/>
@@ -9343,7 +9304,7 @@
       <w:r>
         <w:t xml:space="preserve"> </w:t>
       </w:r>
-      <w:hyperlink r:id="rId37">
+      <w:hyperlink r:id="rId39">
         <w:r>
           <w:rPr>
             <w:rStyle w:val="Hyperlink"/>
@@ -9395,7 +9356,7 @@
       </w:r>
     </w:p>
   </w:footnote>
-  <w:footnote w:id="43">
+  <w:footnote w:id="45">
     <w:p>
       <w:pPr>
         <w:pStyle w:val="Funotentext"/>
@@ -9426,7 +9387,7 @@
       </w:r>
     </w:p>
   </w:footnote>
-  <w:footnote w:id="116">
+  <w:footnote w:id="118">
     <w:p>
       <w:pPr>
         <w:pStyle w:val="Funotentext"/>
@@ -9446,7 +9407,7 @@
       <w:r>
         <w:t xml:space="preserve"> </w:t>
       </w:r>
-      <w:hyperlink r:id="rId26">
+      <w:hyperlink r:id="rId28">
         <w:r>
           <w:rPr>
             <w:rStyle w:val="Hyperlink"/>
@@ -9456,7 +9417,7 @@
       </w:hyperlink>
     </w:p>
   </w:footnote>
-  <w:footnote w:id="117">
+  <w:footnote w:id="119">
     <w:p>
       <w:pPr>
         <w:pStyle w:val="Funotentext"/>
@@ -9482,9 +9443,15 @@
 <w:hdr xmlns:wpc="http://schemas.microsoft.com/office/word/2010/wordprocessingCanvas" xmlns:cx="http://schemas.microsoft.com/office/drawing/2014/chartex" xmlns:cx1="http://schemas.microsoft.com/office/drawing/2015/9/8/chartex" xmlns:cx2="http://schemas.microsoft.com/office/drawing/2015/10/21/chartex" xmlns:cx3="http://schemas.microsoft.com/office/drawing/2016/5/9/chartex" xmlns:cx4="http://schemas.microsoft.com/office/drawing/2016/5/10/chartex" xmlns:cx5="http://schemas.microsoft.com/office/drawing/2016/5/11/chartex" xmlns:cx6="http://schemas.microsoft.com/office/drawing/2016/5/12/chartex" xmlns:cx7="http://schemas.microsoft.com/office/drawing/2016/5/13/chartex" xmlns:cx8="http://schemas.microsoft.com/office/drawing/2016/5/14/chartex" xmlns:mc="http://schemas.openxmlformats.org/markup-compatibility/2006" xmlns:aink="http://schemas.microsoft.com/office/drawing/2016/ink" xmlns:am3d="http://schemas.microsoft.com/office/drawing/2017/model3d" xmlns:o="urn:schemas-microsoft-com:office:office" xmlns:oel="http://schemas.microsoft.com/office/2019/extlst" xmlns:r="http://schemas.openxmlformats.org/officeDocument/2006/relationships" xmlns:m="http://schemas.openxmlformats.org/officeDocument/2006/math" xmlns:v="urn:schemas-microsoft-com:vml" xmlns:wp14="http://schemas.microsoft.com/office/word/2010/wordprocessingDrawing" xmlns:wp="http://schemas.openxmlformats.org/drawingml/2006/wordprocessingDrawing" xmlns:w10="urn:schemas-microsoft-com:office:word" xmlns:w="http://schemas.openxmlformats.org/wordprocessingml/2006/main" xmlns:w14="http://schemas.microsoft.com/office/word/2010/wordml" xmlns:w15="http://schemas.microsoft.com/office/word/2012/wordml" xmlns:w16cex="http://schemas.microsoft.com/office/word/2018/wordml/cex" xmlns:w16cid="http://schemas.microsoft.com/office/word/2016/wordml/cid" xmlns:w16="http://schemas.microsoft.com/office/word/2018/wordml" xmlns:w16du="http://schemas.microsoft.com/office/word/2023/wordml/word16du" xmlns:w16sdtdh="http://schemas.microsoft.com/office/word/2020/wordml/sdtdatahash" xmlns:w16sdtfl="http://schemas.microsoft.com/office/word/2024/wordml/sdtformatlock" xmlns:w16se="http://schemas.microsoft.com/office/word/2015/wordml/symex" xmlns:wpg="http://schemas.microsoft.com/office/word/2010/wordprocessingGroup" xmlns:wpi="http://schemas.microsoft.com/office/word/2010/wordprocessingInk" xmlns:wne="http://schemas.microsoft.com/office/word/2006/wordml" xmlns:wps="http://schemas.microsoft.com/office/word/2010/wordprocessingShape" mc:Ignorable="w14 w15 w16se w16cid w16 w16cex w16sdtdh w16sdtfl w16du wp14">
   <w:tbl>
     <w:tblPr>
+      <w:tblStyle w:val="Tabellenraster3"/>
       <w:tblW w:w="9923" w:type="dxa"/>
       <w:tblBorders>
+        <w:top w:val="none" w:sz="0" w:space="0" w:color="auto"/>
+        <w:left w:val="none" w:sz="0" w:space="0" w:color="auto"/>
         <w:bottom w:val="single" w:sz="4" w:space="0" w:color="auto"/>
+        <w:right w:val="none" w:sz="0" w:space="0" w:color="auto"/>
+        <w:insideH w:val="none" w:sz="0" w:space="0" w:color="auto"/>
+        <w:insideV w:val="none" w:sz="0" w:space="0" w:color="auto"/>
       </w:tblBorders>
       <w:tblLayout w:type="fixed"/>
       <w:tblCellMar>
@@ -9512,14 +9479,12 @@
             <w:spacing w:after="0" w:line="200" w:lineRule="atLeast"/>
             <w:rPr>
               <w:sz w:val="15"/>
-              <w:lang w:val="en-GB"/>
             </w:rPr>
           </w:pPr>
           <w:r>
             <w:rPr>
               <w:noProof/>
               <w:sz w:val="15"/>
-              <w:lang w:val="en-GB"/>
             </w:rPr>
             <w:fldChar w:fldCharType="begin" w:fldLock="1"/>
           </w:r>
@@ -9527,7 +9492,6 @@
             <w:rPr>
               <w:noProof/>
               <w:sz w:val="15"/>
-              <w:lang w:val="en-GB"/>
             </w:rPr>
             <w:instrText xml:space="preserve"> USERPROPERTY  \* MERGEFORMAT </w:instrText>
           </w:r>
@@ -9535,19 +9499,19 @@
             <w:rPr>
               <w:noProof/>
               <w:sz w:val="15"/>
-              <w:lang w:val="en-GB"/>
             </w:rPr>
             <w:fldChar w:fldCharType="separate"/>
           </w:r>
           <w:r>
             <w:rPr>
               <w:noProof/>
+              <w:sz w:val="15"/>
               <w:lang w:eastAsia="de-CH"/>
             </w:rPr>
             <mc:AlternateContent>
               <mc:Choice Requires="wpc">
                 <w:drawing>
-                  <wp:anchor distT="0" distB="0" distL="114300" distR="114300" simplePos="0" relativeHeight="251657728" behindDoc="0" locked="0" layoutInCell="1" allowOverlap="1" wp14:anchorId="33BE5B0E" wp14:editId="28B7E561">
+                  <wp:anchor distT="0" distB="0" distL="114300" distR="114300" simplePos="0" relativeHeight="251661312" behindDoc="0" locked="0" layoutInCell="1" allowOverlap="1" wp14:anchorId="425F916A" wp14:editId="675A7808">
                     <wp:simplePos x="0" y="0"/>
                     <wp:positionH relativeFrom="column">
                       <wp:posOffset>3175</wp:posOffset>
@@ -9555,10 +9519,10 @@
                     <wp:positionV relativeFrom="paragraph">
                       <wp:posOffset>2540</wp:posOffset>
                     </wp:positionV>
-                    <wp:extent cx="935990" cy="410210"/>
-                    <wp:effectExtent l="0" t="0" r="0" b="0"/>
+                    <wp:extent cx="936000" cy="410400"/>
+                    <wp:effectExtent l="0" t="0" r="16510" b="8890"/>
                     <wp:wrapNone/>
-                    <wp:docPr id="3" name="Zeichenbereich 5"/>
+                    <wp:docPr id="5" name="Zeichenbereich 5"/>
                     <wp:cNvGraphicFramePr>
                       <a:graphicFrameLocks xmlns:a="http://schemas.openxmlformats.org/drawingml/2006/main"/>
                     </wp:cNvGraphicFramePr>
@@ -10654,7 +10618,7 @@
               </mc:Choice>
               <mc:Fallback>
                 <w:pict>
-                  <v:group w14:anchorId="32F15CBA" id="Zeichenbereich 5" o:spid="_x0000_s1026" editas="canvas" style="position:absolute;margin-left:.25pt;margin-top:.2pt;width:73.7pt;height:32.3pt;z-index:251657728;mso-width-relative:margin;mso-height-relative:margin" coordsize="9359,4102" o:gfxdata="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">
+                  <v:group w14:anchorId="54CEF316" id="Zeichenbereich 5" o:spid="_x0000_s1026" editas="canvas" style="position:absolute;margin-left:.25pt;margin-top:.2pt;width:73.7pt;height:32.3pt;z-index:251661312;mso-width-relative:margin;mso-height-relative:margin" coordsize="9359,4102" o:gfxdata="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">
                     <v:shapetype id="_x0000_t75" coordsize="21600,21600" o:spt="75" o:preferrelative="t" path="m@4@5l@4@11@9@11@9@5xe" filled="f" stroked="f">
                       <v:stroke joinstyle="miter"/>
                       <v:formulas>
@@ -10698,7 +10662,6 @@
             <w:rPr>
               <w:noProof/>
               <w:sz w:val="15"/>
-              <w:lang w:val="en-GB"/>
             </w:rPr>
             <w:fldChar w:fldCharType="end"/>
           </w:r>
@@ -10710,32 +10673,24 @@
             <w:rPr>
               <w:sz w:val="20"/>
               <w:szCs w:val="20"/>
-              <w:lang w:val="en-GB"/>
             </w:rPr>
           </w:pPr>
         </w:p>
         <w:p>
           <w:pPr>
             <w:tabs>
-              <w:tab w:val="left" w:pos="1710"/>
+              <w:tab w:val="left" w:pos="1725"/>
             </w:tabs>
             <w:suppressAutoHyphens/>
             <w:spacing w:after="0" w:line="200" w:lineRule="atLeast"/>
             <w:rPr>
               <w:sz w:val="15"/>
-              <w:lang w:val="en-GB"/>
             </w:rPr>
           </w:pPr>
           <w:r>
-            <w:rPr>
-              <w:lang w:val="en-GB"/>
-            </w:rPr>
             <w:tab/>
           </w:r>
           <w:r>
-            <w:rPr>
-              <w:lang w:val="en-GB"/>
-            </w:rPr>
             <w:t>E-Government Standards</w:t>
           </w:r>
         </w:p>
@@ -10745,7 +10700,6 @@
             <w:spacing w:line="200" w:lineRule="atLeast"/>
             <w:rPr>
               <w:sz w:val="15"/>
-              <w:lang w:val="en-GB"/>
             </w:rPr>
           </w:pPr>
         </w:p>
@@ -10766,7 +10720,6 @@
             <w:rPr>
               <w:sz w:val="15"/>
               <w:szCs w:val="15"/>
-              <w:lang w:val="en-GB"/>
             </w:rPr>
           </w:pPr>
         </w:p>
@@ -10778,9 +10731,6 @@
             <w:suppressAutoHyphens/>
             <w:spacing w:after="0" w:line="200" w:lineRule="atLeast"/>
             <w:jc w:val="right"/>
-            <w:rPr>
-              <w:lang w:val="en-GB"/>
-            </w:rPr>
           </w:pPr>
         </w:p>
         <w:p>
@@ -10792,106 +10742,1466 @@
             <w:spacing w:line="200" w:lineRule="atLeast"/>
             <w:ind w:left="-346" w:firstLine="346"/>
             <w:jc w:val="right"/>
+          </w:pPr>
+          <w:r>
+            <w:tab/>
+            <w:t xml:space="preserve">Seite </w:t>
+          </w:r>
+          <w:r>
+            <w:fldChar w:fldCharType="begin"/>
+          </w:r>
+          <w:r>
+            <w:instrText>PAGE  \* Arabic  \* MERGEFORMAT</w:instrText>
+          </w:r>
+          <w:r>
+            <w:fldChar w:fldCharType="separate"/>
+          </w:r>
+          <w:r>
             <w:rPr>
-              <w:lang w:val="en-GB"/>
+              <w:noProof/>
+              <w:lang w:val="de-DE"/>
+            </w:rPr>
+            <w:t>2</w:t>
+          </w:r>
+          <w:r>
+            <w:fldChar w:fldCharType="end"/>
+          </w:r>
+          <w:r>
+            <w:rPr>
+              <w:lang w:val="de-DE"/>
+            </w:rPr>
+            <w:t xml:space="preserve"> von </w:t>
+          </w:r>
+          <w:fldSimple w:instr="NUMPAGES  \* Arabic  \* MERGEFORMAT">
+            <w:r>
+              <w:rPr>
+                <w:noProof/>
+                <w:lang w:val="de-DE"/>
+              </w:rPr>
+              <w:t>7</w:t>
+            </w:r>
+          </w:fldSimple>
+        </w:p>
+      </w:tc>
+    </w:tr>
+  </w:tbl>
+  <w:p>
+    <w:pPr>
+      <w:pStyle w:val="Kopfzeile"/>
+    </w:pPr>
+  </w:p>
+</w:hdr>
+</file>
+
+<file path=word/header2.xml><?xml version="1.0" encoding="utf-8"?>
+<w:hdr xmlns:wpc="http://schemas.microsoft.com/office/word/2010/wordprocessingCanvas" xmlns:cx="http://schemas.microsoft.com/office/drawing/2014/chartex" xmlns:cx1="http://schemas.microsoft.com/office/drawing/2015/9/8/chartex" xmlns:cx2="http://schemas.microsoft.com/office/drawing/2015/10/21/chartex" xmlns:cx3="http://schemas.microsoft.com/office/drawing/2016/5/9/chartex" xmlns:cx4="http://schemas.microsoft.com/office/drawing/2016/5/10/chartex" xmlns:cx5="http://schemas.microsoft.com/office/drawing/2016/5/11/chartex" xmlns:cx6="http://schemas.microsoft.com/office/drawing/2016/5/12/chartex" xmlns:cx7="http://schemas.microsoft.com/office/drawing/2016/5/13/chartex" xmlns:cx8="http://schemas.microsoft.com/office/drawing/2016/5/14/chartex" xmlns:mc="http://schemas.openxmlformats.org/markup-compatibility/2006" xmlns:aink="http://schemas.microsoft.com/office/drawing/2016/ink" xmlns:am3d="http://schemas.microsoft.com/office/drawing/2017/model3d" xmlns:o="urn:schemas-microsoft-com:office:office" xmlns:oel="http://schemas.microsoft.com/office/2019/extlst" xmlns:r="http://schemas.openxmlformats.org/officeDocument/2006/relationships" xmlns:m="http://schemas.openxmlformats.org/officeDocument/2006/math" xmlns:v="urn:schemas-microsoft-com:vml" xmlns:wp14="http://schemas.microsoft.com/office/word/2010/wordprocessingDrawing" xmlns:wp="http://schemas.openxmlformats.org/drawingml/2006/wordprocessingDrawing" xmlns:w10="urn:schemas-microsoft-com:office:word" xmlns:w="http://schemas.openxmlformats.org/wordprocessingml/2006/main" xmlns:w14="http://schemas.microsoft.com/office/word/2010/wordml" xmlns:w15="http://schemas.microsoft.com/office/word/2012/wordml" xmlns:w16cex="http://schemas.microsoft.com/office/word/2018/wordml/cex" xmlns:w16cid="http://schemas.microsoft.com/office/word/2016/wordml/cid" xmlns:w16="http://schemas.microsoft.com/office/word/2018/wordml" xmlns:w16du="http://schemas.microsoft.com/office/word/2023/wordml/word16du" xmlns:w16sdtdh="http://schemas.microsoft.com/office/word/2020/wordml/sdtdatahash" xmlns:w16sdtfl="http://schemas.microsoft.com/office/word/2024/wordml/sdtformatlock" xmlns:w16se="http://schemas.microsoft.com/office/word/2015/wordml/symex" xmlns:wpg="http://schemas.microsoft.com/office/word/2010/wordprocessingGroup" xmlns:wpi="http://schemas.microsoft.com/office/word/2010/wordprocessingInk" xmlns:wne="http://schemas.microsoft.com/office/word/2006/wordml" xmlns:wps="http://schemas.microsoft.com/office/word/2010/wordprocessingShape" mc:Ignorable="w14 w15 w16se w16cid w16 w16cex w16sdtdh w16sdtfl w16du wp14">
+  <w:tbl>
+    <w:tblPr>
+      <w:tblStyle w:val="Tabellenraster"/>
+      <w:tblW w:w="9809" w:type="dxa"/>
+      <w:tblInd w:w="-595" w:type="dxa"/>
+      <w:tblBorders>
+        <w:top w:val="none" w:sz="0" w:space="0" w:color="auto"/>
+        <w:left w:val="none" w:sz="0" w:space="0" w:color="auto"/>
+        <w:bottom w:val="single" w:sz="4" w:space="0" w:color="auto"/>
+        <w:right w:val="none" w:sz="0" w:space="0" w:color="auto"/>
+        <w:insideH w:val="none" w:sz="0" w:space="0" w:color="auto"/>
+        <w:insideV w:val="none" w:sz="0" w:space="0" w:color="auto"/>
+      </w:tblBorders>
+      <w:tblLayout w:type="fixed"/>
+      <w:tblCellMar>
+        <w:left w:w="0" w:type="dxa"/>
+        <w:right w:w="0" w:type="dxa"/>
+      </w:tblCellMar>
+      <w:tblLook w:val="0600" w:firstRow="0" w:lastRow="0" w:firstColumn="0" w:lastColumn="0" w:noHBand="1" w:noVBand="1"/>
+    </w:tblPr>
+    <w:tblGrid>
+      <w:gridCol w:w="7683"/>
+      <w:gridCol w:w="2126"/>
+    </w:tblGrid>
+    <w:tr>
+      <w:trPr>
+        <w:cantSplit/>
+        <w:trHeight w:hRule="exact" w:val="856"/>
+      </w:trPr>
+      <w:tc>
+        <w:tcPr>
+          <w:tcW w:w="7683" w:type="dxa"/>
+        </w:tcPr>
+        <w:p>
+          <w:pPr>
+            <w:pStyle w:val="Kopfzeile"/>
+          </w:pPr>
+          <w:fldSimple w:instr=" USERPROPERTY  \* MERGEFORMAT " w:fldLock="1">
+            <w:r>
+              <w:rPr>
+                <w:noProof/>
+                <w:lang w:eastAsia="de-CH"/>
+              </w:rPr>
+              <mc:AlternateContent>
+                <mc:Choice Requires="wpc">
+                  <w:drawing>
+                    <wp:anchor distT="0" distB="0" distL="114300" distR="114300" simplePos="0" relativeHeight="251659264" behindDoc="0" locked="0" layoutInCell="1" allowOverlap="1" wp14:anchorId="14BBB3A9" wp14:editId="7FE80B52">
+                      <wp:simplePos x="0" y="0"/>
+                      <wp:positionH relativeFrom="character">
+                        <wp:posOffset>0</wp:posOffset>
+                      </wp:positionH>
+                      <wp:positionV relativeFrom="line">
+                        <wp:posOffset>0</wp:posOffset>
+                      </wp:positionV>
+                      <wp:extent cx="937260" cy="408940"/>
+                      <wp:effectExtent l="0" t="0" r="15240" b="10160"/>
+                      <wp:wrapNone/>
+                      <wp:docPr id="11" name="Zeichenbereich 11"/>
+                      <wp:cNvGraphicFramePr>
+                        <a:graphicFrameLocks xmlns:a="http://schemas.openxmlformats.org/drawingml/2006/main"/>
+                      </wp:cNvGraphicFramePr>
+                      <a:graphic xmlns:a="http://schemas.openxmlformats.org/drawingml/2006/main">
+                        <a:graphicData uri="http://schemas.microsoft.com/office/word/2010/wordprocessingCanvas">
+                          <wpc:wpc>
+                            <wpc:bg>
+                              <a:noFill/>
+                            </wpc:bg>
+                            <wpc:whole/>
+                            <wps:wsp>
+                              <wps:cNvPr id="12" name="Rectangle 4"/>
+                              <wps:cNvSpPr>
+                                <a:spLocks noChangeArrowheads="1"/>
+                              </wps:cNvSpPr>
+                              <wps:spPr bwMode="auto">
+                                <a:xfrm>
+                                  <a:off x="0" y="0"/>
+                                  <a:ext cx="937260" cy="408940"/>
+                                </a:xfrm>
+                                <a:prstGeom prst="rect">
+                                  <a:avLst/>
+                                </a:prstGeom>
+                                <a:noFill/>
+                                <a:ln>
+                                  <a:noFill/>
+                                </a:ln>
+                                <a:extLst>
+                                  <a:ext uri="{909E8E84-426E-40DD-AFC4-6F175D3DCCD1}">
+                                    <a14:hiddenFill xmlns:a14="http://schemas.microsoft.com/office/drawing/2010/main">
+                                      <a:solidFill>
+                                        <a:srgbClr val="FFFFFF"/>
+                                      </a:solidFill>
+                                    </a14:hiddenFill>
+                                  </a:ext>
+                                  <a:ext uri="{91240B29-F687-4F45-9708-019B960494DF}">
+                                    <a14:hiddenLine xmlns:a14="http://schemas.microsoft.com/office/drawing/2010/main" w="0">
+                                      <a:solidFill>
+                                        <a:srgbClr val="000000"/>
+                                      </a:solidFill>
+                                      <a:miter lim="800000"/>
+                                      <a:headEnd/>
+                                      <a:tailEnd/>
+                                    </a14:hiddenLine>
+                                  </a:ext>
+                                </a:extLst>
+                              </wps:spPr>
+                              <wps:bodyPr rot="0" vert="horz" wrap="square" lIns="91440" tIns="45720" rIns="91440" bIns="45720" anchor="t" anchorCtr="0" upright="1">
+                                <a:noAutofit/>
+                              </wps:bodyPr>
+                            </wps:wsp>
+                            <wps:wsp>
+                              <wps:cNvPr id="13" name="Freeform 5"/>
+                              <wps:cNvSpPr>
+                                <a:spLocks noEditPoints="1"/>
+                              </wps:cNvSpPr>
+                              <wps:spPr bwMode="auto">
+                                <a:xfrm>
+                                  <a:off x="0" y="1905"/>
+                                  <a:ext cx="236220" cy="249555"/>
+                                </a:xfrm>
+                                <a:custGeom>
+                                  <a:avLst/>
+                                  <a:gdLst>
+                                    <a:gd name="T0" fmla="*/ 361 w 372"/>
+                                    <a:gd name="T1" fmla="*/ 199 h 393"/>
+                                    <a:gd name="T2" fmla="*/ 324 w 372"/>
+                                    <a:gd name="T3" fmla="*/ 266 h 393"/>
+                                    <a:gd name="T4" fmla="*/ 266 w 372"/>
+                                    <a:gd name="T5" fmla="*/ 327 h 393"/>
+                                    <a:gd name="T6" fmla="*/ 184 w 372"/>
+                                    <a:gd name="T7" fmla="*/ 377 h 393"/>
+                                    <a:gd name="T8" fmla="*/ 103 w 372"/>
+                                    <a:gd name="T9" fmla="*/ 393 h 393"/>
+                                    <a:gd name="T10" fmla="*/ 53 w 372"/>
+                                    <a:gd name="T11" fmla="*/ 383 h 393"/>
+                                    <a:gd name="T12" fmla="*/ 18 w 372"/>
+                                    <a:gd name="T13" fmla="*/ 356 h 393"/>
+                                    <a:gd name="T14" fmla="*/ 1 w 372"/>
+                                    <a:gd name="T15" fmla="*/ 316 h 393"/>
+                                    <a:gd name="T16" fmla="*/ 4 w 372"/>
+                                    <a:gd name="T17" fmla="*/ 251 h 393"/>
+                                    <a:gd name="T18" fmla="*/ 34 w 372"/>
+                                    <a:gd name="T19" fmla="*/ 172 h 393"/>
+                                    <a:gd name="T20" fmla="*/ 94 w 372"/>
+                                    <a:gd name="T21" fmla="*/ 94 h 393"/>
+                                    <a:gd name="T22" fmla="*/ 170 w 372"/>
+                                    <a:gd name="T23" fmla="*/ 34 h 393"/>
+                                    <a:gd name="T24" fmla="*/ 251 w 372"/>
+                                    <a:gd name="T25" fmla="*/ 4 h 393"/>
+                                    <a:gd name="T26" fmla="*/ 316 w 372"/>
+                                    <a:gd name="T27" fmla="*/ 2 h 393"/>
+                                    <a:gd name="T28" fmla="*/ 353 w 372"/>
+                                    <a:gd name="T29" fmla="*/ 20 h 393"/>
+                                    <a:gd name="T30" fmla="*/ 369 w 372"/>
+                                    <a:gd name="T31" fmla="*/ 55 h 393"/>
+                                    <a:gd name="T32" fmla="*/ 89 w 372"/>
+                                    <a:gd name="T33" fmla="*/ 163 h 393"/>
+                                    <a:gd name="T34" fmla="*/ 82 w 372"/>
+                                    <a:gd name="T35" fmla="*/ 203 h 393"/>
+                                    <a:gd name="T36" fmla="*/ 83 w 372"/>
+                                    <a:gd name="T37" fmla="*/ 242 h 393"/>
+                                    <a:gd name="T38" fmla="*/ 109 w 372"/>
+                                    <a:gd name="T39" fmla="*/ 280 h 393"/>
+                                    <a:gd name="T40" fmla="*/ 146 w 372"/>
+                                    <a:gd name="T41" fmla="*/ 297 h 393"/>
+                                    <a:gd name="T42" fmla="*/ 206 w 372"/>
+                                    <a:gd name="T43" fmla="*/ 295 h 393"/>
+                                    <a:gd name="T44" fmla="*/ 278 w 372"/>
+                                    <a:gd name="T45" fmla="*/ 261 h 393"/>
+                                    <a:gd name="T46" fmla="*/ 335 w 372"/>
+                                    <a:gd name="T47" fmla="*/ 199 h 393"/>
+                                    <a:gd name="T48" fmla="*/ 370 w 372"/>
+                                    <a:gd name="T49" fmla="*/ 162 h 393"/>
+                                    <a:gd name="T50" fmla="*/ 276 w 372"/>
+                                    <a:gd name="T51" fmla="*/ 63 h 393"/>
+                                    <a:gd name="T52" fmla="*/ 263 w 372"/>
+                                    <a:gd name="T53" fmla="*/ 40 h 393"/>
+                                    <a:gd name="T54" fmla="*/ 233 w 372"/>
+                                    <a:gd name="T55" fmla="*/ 32 h 393"/>
+                                    <a:gd name="T56" fmla="*/ 178 w 372"/>
+                                    <a:gd name="T57" fmla="*/ 47 h 393"/>
+                                    <a:gd name="T58" fmla="*/ 128 w 372"/>
+                                    <a:gd name="T59" fmla="*/ 88 h 393"/>
+                                    <a:gd name="T60" fmla="*/ 95 w 372"/>
+                                    <a:gd name="T61" fmla="*/ 142 h 393"/>
+                                    <a:gd name="T62" fmla="*/ 278 w 372"/>
+                                    <a:gd name="T63" fmla="*/ 80 h 393"/>
+                                  </a:gdLst>
+                                  <a:ahLst/>
+                                  <a:cxnLst>
+                                    <a:cxn ang="0">
+                                      <a:pos x="T0" y="T1"/>
+                                    </a:cxn>
+                                    <a:cxn ang="0">
+                                      <a:pos x="T2" y="T3"/>
+                                    </a:cxn>
+                                    <a:cxn ang="0">
+                                      <a:pos x="T4" y="T5"/>
+                                    </a:cxn>
+                                    <a:cxn ang="0">
+                                      <a:pos x="T6" y="T7"/>
+                                    </a:cxn>
+                                    <a:cxn ang="0">
+                                      <a:pos x="T8" y="T9"/>
+                                    </a:cxn>
+                                    <a:cxn ang="0">
+                                      <a:pos x="T10" y="T11"/>
+                                    </a:cxn>
+                                    <a:cxn ang="0">
+                                      <a:pos x="T12" y="T13"/>
+                                    </a:cxn>
+                                    <a:cxn ang="0">
+                                      <a:pos x="T14" y="T15"/>
+                                    </a:cxn>
+                                    <a:cxn ang="0">
+                                      <a:pos x="T16" y="T17"/>
+                                    </a:cxn>
+                                    <a:cxn ang="0">
+                                      <a:pos x="T18" y="T19"/>
+                                    </a:cxn>
+                                    <a:cxn ang="0">
+                                      <a:pos x="T20" y="T21"/>
+                                    </a:cxn>
+                                    <a:cxn ang="0">
+                                      <a:pos x="T22" y="T23"/>
+                                    </a:cxn>
+                                    <a:cxn ang="0">
+                                      <a:pos x="T24" y="T25"/>
+                                    </a:cxn>
+                                    <a:cxn ang="0">
+                                      <a:pos x="T26" y="T27"/>
+                                    </a:cxn>
+                                    <a:cxn ang="0">
+                                      <a:pos x="T28" y="T29"/>
+                                    </a:cxn>
+                                    <a:cxn ang="0">
+                                      <a:pos x="T30" y="T31"/>
+                                    </a:cxn>
+                                    <a:cxn ang="0">
+                                      <a:pos x="T32" y="T33"/>
+                                    </a:cxn>
+                                    <a:cxn ang="0">
+                                      <a:pos x="T34" y="T35"/>
+                                    </a:cxn>
+                                    <a:cxn ang="0">
+                                      <a:pos x="T36" y="T37"/>
+                                    </a:cxn>
+                                    <a:cxn ang="0">
+                                      <a:pos x="T38" y="T39"/>
+                                    </a:cxn>
+                                    <a:cxn ang="0">
+                                      <a:pos x="T40" y="T41"/>
+                                    </a:cxn>
+                                    <a:cxn ang="0">
+                                      <a:pos x="T42" y="T43"/>
+                                    </a:cxn>
+                                    <a:cxn ang="0">
+                                      <a:pos x="T44" y="T45"/>
+                                    </a:cxn>
+                                    <a:cxn ang="0">
+                                      <a:pos x="T46" y="T47"/>
+                                    </a:cxn>
+                                    <a:cxn ang="0">
+                                      <a:pos x="T48" y="T49"/>
+                                    </a:cxn>
+                                    <a:cxn ang="0">
+                                      <a:pos x="T50" y="T51"/>
+                                    </a:cxn>
+                                    <a:cxn ang="0">
+                                      <a:pos x="T52" y="T53"/>
+                                    </a:cxn>
+                                    <a:cxn ang="0">
+                                      <a:pos x="T54" y="T55"/>
+                                    </a:cxn>
+                                    <a:cxn ang="0">
+                                      <a:pos x="T56" y="T57"/>
+                                    </a:cxn>
+                                    <a:cxn ang="0">
+                                      <a:pos x="T58" y="T59"/>
+                                    </a:cxn>
+                                    <a:cxn ang="0">
+                                      <a:pos x="T60" y="T61"/>
+                                    </a:cxn>
+                                    <a:cxn ang="0">
+                                      <a:pos x="T62" y="T63"/>
+                                    </a:cxn>
+                                  </a:cxnLst>
+                                  <a:rect l="0" t="0" r="r" b="b"/>
+                                  <a:pathLst>
+                                    <a:path w="372" h="393">
+                                      <a:moveTo>
+                                        <a:pt x="370" y="162"/>
+                                      </a:moveTo>
+                                      <a:lnTo>
+                                        <a:pt x="361" y="199"/>
+                                      </a:lnTo>
+                                      <a:lnTo>
+                                        <a:pt x="346" y="234"/>
+                                      </a:lnTo>
+                                      <a:lnTo>
+                                        <a:pt x="324" y="266"/>
+                                      </a:lnTo>
+                                      <a:lnTo>
+                                        <a:pt x="298" y="297"/>
+                                      </a:lnTo>
+                                      <a:lnTo>
+                                        <a:pt x="266" y="327"/>
+                                      </a:lnTo>
+                                      <a:lnTo>
+                                        <a:pt x="225" y="356"/>
+                                      </a:lnTo>
+                                      <a:lnTo>
+                                        <a:pt x="184" y="377"/>
+                                      </a:lnTo>
+                                      <a:lnTo>
+                                        <a:pt x="143" y="389"/>
+                                      </a:lnTo>
+                                      <a:lnTo>
+                                        <a:pt x="103" y="393"/>
+                                      </a:lnTo>
+                                      <a:lnTo>
+                                        <a:pt x="76" y="391"/>
+                                      </a:lnTo>
+                                      <a:lnTo>
+                                        <a:pt x="53" y="383"/>
+                                      </a:lnTo>
+                                      <a:lnTo>
+                                        <a:pt x="33" y="370"/>
+                                      </a:lnTo>
+                                      <a:lnTo>
+                                        <a:pt x="18" y="356"/>
+                                      </a:lnTo>
+                                      <a:lnTo>
+                                        <a:pt x="8" y="337"/>
+                                      </a:lnTo>
+                                      <a:lnTo>
+                                        <a:pt x="1" y="316"/>
+                                      </a:lnTo>
+                                      <a:lnTo>
+                                        <a:pt x="0" y="293"/>
+                                      </a:lnTo>
+                                      <a:lnTo>
+                                        <a:pt x="4" y="251"/>
+                                      </a:lnTo>
+                                      <a:lnTo>
+                                        <a:pt x="15" y="211"/>
+                                      </a:lnTo>
+                                      <a:lnTo>
+                                        <a:pt x="34" y="172"/>
+                                      </a:lnTo>
+                                      <a:lnTo>
+                                        <a:pt x="60" y="132"/>
+                                      </a:lnTo>
+                                      <a:lnTo>
+                                        <a:pt x="94" y="94"/>
+                                      </a:lnTo>
+                                      <a:lnTo>
+                                        <a:pt x="131" y="61"/>
+                                      </a:lnTo>
+                                      <a:lnTo>
+                                        <a:pt x="170" y="34"/>
+                                      </a:lnTo>
+                                      <a:lnTo>
+                                        <a:pt x="210" y="15"/>
+                                      </a:lnTo>
+                                      <a:lnTo>
+                                        <a:pt x="251" y="4"/>
+                                      </a:lnTo>
+                                      <a:lnTo>
+                                        <a:pt x="291" y="0"/>
+                                      </a:lnTo>
+                                      <a:lnTo>
+                                        <a:pt x="316" y="2"/>
+                                      </a:lnTo>
+                                      <a:lnTo>
+                                        <a:pt x="336" y="9"/>
+                                      </a:lnTo>
+                                      <a:lnTo>
+                                        <a:pt x="353" y="20"/>
+                                      </a:lnTo>
+                                      <a:lnTo>
+                                        <a:pt x="364" y="35"/>
+                                      </a:lnTo>
+                                      <a:lnTo>
+                                        <a:pt x="369" y="55"/>
+                                      </a:lnTo>
+                                      <a:lnTo>
+                                        <a:pt x="372" y="80"/>
+                                      </a:lnTo>
+                                      <a:lnTo>
+                                        <a:pt x="89" y="163"/>
+                                      </a:lnTo>
+                                      <a:lnTo>
+                                        <a:pt x="84" y="185"/>
+                                      </a:lnTo>
+                                      <a:lnTo>
+                                        <a:pt x="82" y="203"/>
+                                      </a:lnTo>
+                                      <a:lnTo>
+                                        <a:pt x="80" y="216"/>
+                                      </a:lnTo>
+                                      <a:lnTo>
+                                        <a:pt x="83" y="242"/>
+                                      </a:lnTo>
+                                      <a:lnTo>
+                                        <a:pt x="93" y="264"/>
+                                      </a:lnTo>
+                                      <a:lnTo>
+                                        <a:pt x="109" y="280"/>
+                                      </a:lnTo>
+                                      <a:lnTo>
+                                        <a:pt x="127" y="291"/>
+                                      </a:lnTo>
+                                      <a:lnTo>
+                                        <a:pt x="146" y="297"/>
+                                      </a:lnTo>
+                                      <a:lnTo>
+                                        <a:pt x="167" y="299"/>
+                                      </a:lnTo>
+                                      <a:lnTo>
+                                        <a:pt x="206" y="295"/>
+                                      </a:lnTo>
+                                      <a:lnTo>
+                                        <a:pt x="242" y="282"/>
+                                      </a:lnTo>
+                                      <a:lnTo>
+                                        <a:pt x="278" y="261"/>
+                                      </a:lnTo>
+                                      <a:lnTo>
+                                        <a:pt x="309" y="232"/>
+                                      </a:lnTo>
+                                      <a:lnTo>
+                                        <a:pt x="335" y="199"/>
+                                      </a:lnTo>
+                                      <a:lnTo>
+                                        <a:pt x="355" y="158"/>
+                                      </a:lnTo>
+                                      <a:lnTo>
+                                        <a:pt x="370" y="162"/>
+                                      </a:lnTo>
+                                      <a:close/>
+                                      <a:moveTo>
+                                        <a:pt x="278" y="80"/>
+                                      </a:moveTo>
+                                      <a:lnTo>
+                                        <a:pt x="276" y="63"/>
+                                      </a:lnTo>
+                                      <a:lnTo>
+                                        <a:pt x="271" y="50"/>
+                                      </a:lnTo>
+                                      <a:lnTo>
+                                        <a:pt x="263" y="40"/>
+                                      </a:lnTo>
+                                      <a:lnTo>
+                                        <a:pt x="249" y="34"/>
+                                      </a:lnTo>
+                                      <a:lnTo>
+                                        <a:pt x="233" y="32"/>
+                                      </a:lnTo>
+                                      <a:lnTo>
+                                        <a:pt x="206" y="36"/>
+                                      </a:lnTo>
+                                      <a:lnTo>
+                                        <a:pt x="178" y="47"/>
+                                      </a:lnTo>
+                                      <a:lnTo>
+                                        <a:pt x="153" y="65"/>
+                                      </a:lnTo>
+                                      <a:lnTo>
+                                        <a:pt x="128" y="88"/>
+                                      </a:lnTo>
+                                      <a:lnTo>
+                                        <a:pt x="109" y="113"/>
+                                      </a:lnTo>
+                                      <a:lnTo>
+                                        <a:pt x="95" y="142"/>
+                                      </a:lnTo>
+                                      <a:lnTo>
+                                        <a:pt x="278" y="86"/>
+                                      </a:lnTo>
+                                      <a:lnTo>
+                                        <a:pt x="278" y="80"/>
+                                      </a:lnTo>
+                                      <a:close/>
+                                    </a:path>
+                                  </a:pathLst>
+                                </a:custGeom>
+                                <a:solidFill>
+                                  <a:srgbClr val="FA1A56"/>
+                                </a:solidFill>
+                                <a:ln w="0">
+                                  <a:solidFill>
+                                    <a:srgbClr val="FA1A56"/>
+                                  </a:solidFill>
+                                  <a:round/>
+                                  <a:headEnd/>
+                                  <a:tailEnd/>
+                                </a:ln>
+                              </wps:spPr>
+                              <wps:bodyPr rot="0" vert="horz" wrap="square" lIns="91440" tIns="45720" rIns="91440" bIns="45720" anchor="t" anchorCtr="0" upright="1">
+                                <a:noAutofit/>
+                              </wps:bodyPr>
+                            </wps:wsp>
+                            <wps:wsp>
+                              <wps:cNvPr id="14" name="Freeform 6"/>
+                              <wps:cNvSpPr>
+                                <a:spLocks/>
+                              </wps:cNvSpPr>
+                              <wps:spPr bwMode="auto">
+                                <a:xfrm>
+                                  <a:off x="250190" y="99060"/>
+                                  <a:ext cx="326390" cy="307975"/>
+                                </a:xfrm>
+                                <a:custGeom>
+                                  <a:avLst/>
+                                  <a:gdLst>
+                                    <a:gd name="T0" fmla="*/ 401 w 514"/>
+                                    <a:gd name="T1" fmla="*/ 155 h 485"/>
+                                    <a:gd name="T2" fmla="*/ 371 w 514"/>
+                                    <a:gd name="T3" fmla="*/ 111 h 485"/>
+                                    <a:gd name="T4" fmla="*/ 322 w 514"/>
+                                    <a:gd name="T5" fmla="*/ 82 h 485"/>
+                                    <a:gd name="T6" fmla="*/ 258 w 514"/>
+                                    <a:gd name="T7" fmla="*/ 73 h 485"/>
+                                    <a:gd name="T8" fmla="*/ 202 w 514"/>
+                                    <a:gd name="T9" fmla="*/ 81 h 485"/>
+                                    <a:gd name="T10" fmla="*/ 156 w 514"/>
+                                    <a:gd name="T11" fmla="*/ 108 h 485"/>
+                                    <a:gd name="T12" fmla="*/ 122 w 514"/>
+                                    <a:gd name="T13" fmla="*/ 152 h 485"/>
+                                    <a:gd name="T14" fmla="*/ 104 w 514"/>
+                                    <a:gd name="T15" fmla="*/ 215 h 485"/>
+                                    <a:gd name="T16" fmla="*/ 104 w 514"/>
+                                    <a:gd name="T17" fmla="*/ 286 h 485"/>
+                                    <a:gd name="T18" fmla="*/ 128 w 514"/>
+                                    <a:gd name="T19" fmla="*/ 346 h 485"/>
+                                    <a:gd name="T20" fmla="*/ 171 w 514"/>
+                                    <a:gd name="T21" fmla="*/ 389 h 485"/>
+                                    <a:gd name="T22" fmla="*/ 231 w 514"/>
+                                    <a:gd name="T23" fmla="*/ 412 h 485"/>
+                                    <a:gd name="T24" fmla="*/ 296 w 514"/>
+                                    <a:gd name="T25" fmla="*/ 414 h 485"/>
+                                    <a:gd name="T26" fmla="*/ 345 w 514"/>
+                                    <a:gd name="T27" fmla="*/ 396 h 485"/>
+                                    <a:gd name="T28" fmla="*/ 379 w 514"/>
+                                    <a:gd name="T29" fmla="*/ 368 h 485"/>
+                                    <a:gd name="T30" fmla="*/ 398 w 514"/>
+                                    <a:gd name="T31" fmla="*/ 332 h 485"/>
+                                    <a:gd name="T32" fmla="*/ 408 w 514"/>
+                                    <a:gd name="T33" fmla="*/ 299 h 485"/>
+                                    <a:gd name="T34" fmla="*/ 510 w 514"/>
+                                    <a:gd name="T35" fmla="*/ 322 h 485"/>
+                                    <a:gd name="T36" fmla="*/ 494 w 514"/>
+                                    <a:gd name="T37" fmla="*/ 366 h 485"/>
+                                    <a:gd name="T38" fmla="*/ 467 w 514"/>
+                                    <a:gd name="T39" fmla="*/ 408 h 485"/>
+                                    <a:gd name="T40" fmla="*/ 426 w 514"/>
+                                    <a:gd name="T41" fmla="*/ 445 h 485"/>
+                                    <a:gd name="T42" fmla="*/ 369 w 514"/>
+                                    <a:gd name="T43" fmla="*/ 472 h 485"/>
+                                    <a:gd name="T44" fmla="*/ 296 w 514"/>
+                                    <a:gd name="T45" fmla="*/ 485 h 485"/>
+                                    <a:gd name="T46" fmla="*/ 204 w 514"/>
+                                    <a:gd name="T47" fmla="*/ 485 h 485"/>
+                                    <a:gd name="T48" fmla="*/ 130 w 514"/>
+                                    <a:gd name="T49" fmla="*/ 465 h 485"/>
+                                    <a:gd name="T50" fmla="*/ 73 w 514"/>
+                                    <a:gd name="T51" fmla="*/ 427 h 485"/>
+                                    <a:gd name="T52" fmla="*/ 32 w 514"/>
+                                    <a:gd name="T53" fmla="*/ 374 h 485"/>
+                                    <a:gd name="T54" fmla="*/ 8 w 514"/>
+                                    <a:gd name="T55" fmla="*/ 312 h 485"/>
+                                    <a:gd name="T56" fmla="*/ 0 w 514"/>
+                                    <a:gd name="T57" fmla="*/ 243 h 485"/>
+                                    <a:gd name="T58" fmla="*/ 6 w 514"/>
+                                    <a:gd name="T59" fmla="*/ 181 h 485"/>
+                                    <a:gd name="T60" fmla="*/ 27 w 514"/>
+                                    <a:gd name="T61" fmla="*/ 123 h 485"/>
+                                    <a:gd name="T62" fmla="*/ 61 w 514"/>
+                                    <a:gd name="T63" fmla="*/ 73 h 485"/>
+                                    <a:gd name="T64" fmla="*/ 111 w 514"/>
+                                    <a:gd name="T65" fmla="*/ 33 h 485"/>
+                                    <a:gd name="T66" fmla="*/ 177 w 514"/>
+                                    <a:gd name="T67" fmla="*/ 9 h 485"/>
+                                    <a:gd name="T68" fmla="*/ 260 w 514"/>
+                                    <a:gd name="T69" fmla="*/ 0 h 485"/>
+                                    <a:gd name="T70" fmla="*/ 347 w 514"/>
+                                    <a:gd name="T71" fmla="*/ 9 h 485"/>
+                                    <a:gd name="T72" fmla="*/ 416 w 514"/>
+                                    <a:gd name="T73" fmla="*/ 36 h 485"/>
+                                    <a:gd name="T74" fmla="*/ 467 w 514"/>
+                                    <a:gd name="T75" fmla="*/ 75 h 485"/>
+                                    <a:gd name="T76" fmla="*/ 499 w 514"/>
+                                    <a:gd name="T77" fmla="*/ 125 h 485"/>
+                                    <a:gd name="T78" fmla="*/ 514 w 514"/>
+                                    <a:gd name="T79" fmla="*/ 184 h 485"/>
+                                    <a:gd name="T80" fmla="*/ 408 w 514"/>
+                                    <a:gd name="T81" fmla="*/ 184 h 485"/>
+                                  </a:gdLst>
+                                  <a:ahLst/>
+                                  <a:cxnLst>
+                                    <a:cxn ang="0">
+                                      <a:pos x="T0" y="T1"/>
+                                    </a:cxn>
+                                    <a:cxn ang="0">
+                                      <a:pos x="T2" y="T3"/>
+                                    </a:cxn>
+                                    <a:cxn ang="0">
+                                      <a:pos x="T4" y="T5"/>
+                                    </a:cxn>
+                                    <a:cxn ang="0">
+                                      <a:pos x="T6" y="T7"/>
+                                    </a:cxn>
+                                    <a:cxn ang="0">
+                                      <a:pos x="T8" y="T9"/>
+                                    </a:cxn>
+                                    <a:cxn ang="0">
+                                      <a:pos x="T10" y="T11"/>
+                                    </a:cxn>
+                                    <a:cxn ang="0">
+                                      <a:pos x="T12" y="T13"/>
+                                    </a:cxn>
+                                    <a:cxn ang="0">
+                                      <a:pos x="T14" y="T15"/>
+                                    </a:cxn>
+                                    <a:cxn ang="0">
+                                      <a:pos x="T16" y="T17"/>
+                                    </a:cxn>
+                                    <a:cxn ang="0">
+                                      <a:pos x="T18" y="T19"/>
+                                    </a:cxn>
+                                    <a:cxn ang="0">
+                                      <a:pos x="T20" y="T21"/>
+                                    </a:cxn>
+                                    <a:cxn ang="0">
+                                      <a:pos x="T22" y="T23"/>
+                                    </a:cxn>
+                                    <a:cxn ang="0">
+                                      <a:pos x="T24" y="T25"/>
+                                    </a:cxn>
+                                    <a:cxn ang="0">
+                                      <a:pos x="T26" y="T27"/>
+                                    </a:cxn>
+                                    <a:cxn ang="0">
+                                      <a:pos x="T28" y="T29"/>
+                                    </a:cxn>
+                                    <a:cxn ang="0">
+                                      <a:pos x="T30" y="T31"/>
+                                    </a:cxn>
+                                    <a:cxn ang="0">
+                                      <a:pos x="T32" y="T33"/>
+                                    </a:cxn>
+                                    <a:cxn ang="0">
+                                      <a:pos x="T34" y="T35"/>
+                                    </a:cxn>
+                                    <a:cxn ang="0">
+                                      <a:pos x="T36" y="T37"/>
+                                    </a:cxn>
+                                    <a:cxn ang="0">
+                                      <a:pos x="T38" y="T39"/>
+                                    </a:cxn>
+                                    <a:cxn ang="0">
+                                      <a:pos x="T40" y="T41"/>
+                                    </a:cxn>
+                                    <a:cxn ang="0">
+                                      <a:pos x="T42" y="T43"/>
+                                    </a:cxn>
+                                    <a:cxn ang="0">
+                                      <a:pos x="T44" y="T45"/>
+                                    </a:cxn>
+                                    <a:cxn ang="0">
+                                      <a:pos x="T46" y="T47"/>
+                                    </a:cxn>
+                                    <a:cxn ang="0">
+                                      <a:pos x="T48" y="T49"/>
+                                    </a:cxn>
+                                    <a:cxn ang="0">
+                                      <a:pos x="T50" y="T51"/>
+                                    </a:cxn>
+                                    <a:cxn ang="0">
+                                      <a:pos x="T52" y="T53"/>
+                                    </a:cxn>
+                                    <a:cxn ang="0">
+                                      <a:pos x="T54" y="T55"/>
+                                    </a:cxn>
+                                    <a:cxn ang="0">
+                                      <a:pos x="T56" y="T57"/>
+                                    </a:cxn>
+                                    <a:cxn ang="0">
+                                      <a:pos x="T58" y="T59"/>
+                                    </a:cxn>
+                                    <a:cxn ang="0">
+                                      <a:pos x="T60" y="T61"/>
+                                    </a:cxn>
+                                    <a:cxn ang="0">
+                                      <a:pos x="T62" y="T63"/>
+                                    </a:cxn>
+                                    <a:cxn ang="0">
+                                      <a:pos x="T64" y="T65"/>
+                                    </a:cxn>
+                                    <a:cxn ang="0">
+                                      <a:pos x="T66" y="T67"/>
+                                    </a:cxn>
+                                    <a:cxn ang="0">
+                                      <a:pos x="T68" y="T69"/>
+                                    </a:cxn>
+                                    <a:cxn ang="0">
+                                      <a:pos x="T70" y="T71"/>
+                                    </a:cxn>
+                                    <a:cxn ang="0">
+                                      <a:pos x="T72" y="T73"/>
+                                    </a:cxn>
+                                    <a:cxn ang="0">
+                                      <a:pos x="T74" y="T75"/>
+                                    </a:cxn>
+                                    <a:cxn ang="0">
+                                      <a:pos x="T76" y="T77"/>
+                                    </a:cxn>
+                                    <a:cxn ang="0">
+                                      <a:pos x="T78" y="T79"/>
+                                    </a:cxn>
+                                    <a:cxn ang="0">
+                                      <a:pos x="T80" y="T81"/>
+                                    </a:cxn>
+                                  </a:cxnLst>
+                                  <a:rect l="0" t="0" r="r" b="b"/>
+                                  <a:pathLst>
+                                    <a:path w="514" h="485">
+                                      <a:moveTo>
+                                        <a:pt x="408" y="184"/>
+                                      </a:moveTo>
+                                      <a:lnTo>
+                                        <a:pt x="401" y="155"/>
+                                      </a:lnTo>
+                                      <a:lnTo>
+                                        <a:pt x="389" y="131"/>
+                                      </a:lnTo>
+                                      <a:lnTo>
+                                        <a:pt x="371" y="111"/>
+                                      </a:lnTo>
+                                      <a:lnTo>
+                                        <a:pt x="349" y="94"/>
+                                      </a:lnTo>
+                                      <a:lnTo>
+                                        <a:pt x="322" y="82"/>
+                                      </a:lnTo>
+                                      <a:lnTo>
+                                        <a:pt x="292" y="74"/>
+                                      </a:lnTo>
+                                      <a:lnTo>
+                                        <a:pt x="258" y="73"/>
+                                      </a:lnTo>
+                                      <a:lnTo>
+                                        <a:pt x="230" y="74"/>
+                                      </a:lnTo>
+                                      <a:lnTo>
+                                        <a:pt x="202" y="81"/>
+                                      </a:lnTo>
+                                      <a:lnTo>
+                                        <a:pt x="178" y="92"/>
+                                      </a:lnTo>
+                                      <a:lnTo>
+                                        <a:pt x="156" y="108"/>
+                                      </a:lnTo>
+                                      <a:lnTo>
+                                        <a:pt x="137" y="128"/>
+                                      </a:lnTo>
+                                      <a:lnTo>
+                                        <a:pt x="122" y="152"/>
+                                      </a:lnTo>
+                                      <a:lnTo>
+                                        <a:pt x="111" y="181"/>
+                                      </a:lnTo>
+                                      <a:lnTo>
+                                        <a:pt x="104" y="215"/>
+                                      </a:lnTo>
+                                      <a:lnTo>
+                                        <a:pt x="102" y="253"/>
+                                      </a:lnTo>
+                                      <a:lnTo>
+                                        <a:pt x="104" y="286"/>
+                                      </a:lnTo>
+                                      <a:lnTo>
+                                        <a:pt x="114" y="319"/>
+                                      </a:lnTo>
+                                      <a:lnTo>
+                                        <a:pt x="128" y="346"/>
+                                      </a:lnTo>
+                                      <a:lnTo>
+                                        <a:pt x="147" y="370"/>
+                                      </a:lnTo>
+                                      <a:lnTo>
+                                        <a:pt x="171" y="389"/>
+                                      </a:lnTo>
+                                      <a:lnTo>
+                                        <a:pt x="198" y="404"/>
+                                      </a:lnTo>
+                                      <a:lnTo>
+                                        <a:pt x="231" y="412"/>
+                                      </a:lnTo>
+                                      <a:lnTo>
+                                        <a:pt x="265" y="415"/>
+                                      </a:lnTo>
+                                      <a:lnTo>
+                                        <a:pt x="296" y="414"/>
+                                      </a:lnTo>
+                                      <a:lnTo>
+                                        <a:pt x="324" y="407"/>
+                                      </a:lnTo>
+                                      <a:lnTo>
+                                        <a:pt x="345" y="396"/>
+                                      </a:lnTo>
+                                      <a:lnTo>
+                                        <a:pt x="364" y="382"/>
+                                      </a:lnTo>
+                                      <a:lnTo>
+                                        <a:pt x="379" y="368"/>
+                                      </a:lnTo>
+                                      <a:lnTo>
+                                        <a:pt x="390" y="350"/>
+                                      </a:lnTo>
+                                      <a:lnTo>
+                                        <a:pt x="398" y="332"/>
+                                      </a:lnTo>
+                                      <a:lnTo>
+                                        <a:pt x="405" y="315"/>
+                                      </a:lnTo>
+                                      <a:lnTo>
+                                        <a:pt x="408" y="299"/>
+                                      </a:lnTo>
+                                      <a:lnTo>
+                                        <a:pt x="514" y="299"/>
+                                      </a:lnTo>
+                                      <a:lnTo>
+                                        <a:pt x="510" y="322"/>
+                                      </a:lnTo>
+                                      <a:lnTo>
+                                        <a:pt x="503" y="345"/>
+                                      </a:lnTo>
+                                      <a:lnTo>
+                                        <a:pt x="494" y="366"/>
+                                      </a:lnTo>
+                                      <a:lnTo>
+                                        <a:pt x="482" y="388"/>
+                                      </a:lnTo>
+                                      <a:lnTo>
+                                        <a:pt x="467" y="408"/>
+                                      </a:lnTo>
+                                      <a:lnTo>
+                                        <a:pt x="447" y="427"/>
+                                      </a:lnTo>
+                                      <a:lnTo>
+                                        <a:pt x="426" y="445"/>
+                                      </a:lnTo>
+                                      <a:lnTo>
+                                        <a:pt x="400" y="460"/>
+                                      </a:lnTo>
+                                      <a:lnTo>
+                                        <a:pt x="369" y="472"/>
+                                      </a:lnTo>
+                                      <a:lnTo>
+                                        <a:pt x="333" y="480"/>
+                                      </a:lnTo>
+                                      <a:lnTo>
+                                        <a:pt x="296" y="485"/>
+                                      </a:lnTo>
+                                      <a:lnTo>
+                                        <a:pt x="209" y="485"/>
+                                      </a:lnTo>
+                                      <a:lnTo>
+                                        <a:pt x="204" y="485"/>
+                                      </a:lnTo>
+                                      <a:lnTo>
+                                        <a:pt x="166" y="477"/>
+                                      </a:lnTo>
+                                      <a:lnTo>
+                                        <a:pt x="130" y="465"/>
+                                      </a:lnTo>
+                                      <a:lnTo>
+                                        <a:pt x="99" y="447"/>
+                                      </a:lnTo>
+                                      <a:lnTo>
+                                        <a:pt x="73" y="427"/>
+                                      </a:lnTo>
+                                      <a:lnTo>
+                                        <a:pt x="50" y="403"/>
+                                      </a:lnTo>
+                                      <a:lnTo>
+                                        <a:pt x="32" y="374"/>
+                                      </a:lnTo>
+                                      <a:lnTo>
+                                        <a:pt x="17" y="345"/>
+                                      </a:lnTo>
+                                      <a:lnTo>
+                                        <a:pt x="8" y="312"/>
+                                      </a:lnTo>
+                                      <a:lnTo>
+                                        <a:pt x="2" y="278"/>
+                                      </a:lnTo>
+                                      <a:lnTo>
+                                        <a:pt x="0" y="243"/>
+                                      </a:lnTo>
+                                      <a:lnTo>
+                                        <a:pt x="1" y="212"/>
+                                      </a:lnTo>
+                                      <a:lnTo>
+                                        <a:pt x="6" y="181"/>
+                                      </a:lnTo>
+                                      <a:lnTo>
+                                        <a:pt x="14" y="151"/>
+                                      </a:lnTo>
+                                      <a:lnTo>
+                                        <a:pt x="27" y="123"/>
+                                      </a:lnTo>
+                                      <a:lnTo>
+                                        <a:pt x="42" y="97"/>
+                                      </a:lnTo>
+                                      <a:lnTo>
+                                        <a:pt x="61" y="73"/>
+                                      </a:lnTo>
+                                      <a:lnTo>
+                                        <a:pt x="84" y="52"/>
+                                      </a:lnTo>
+                                      <a:lnTo>
+                                        <a:pt x="111" y="33"/>
+                                      </a:lnTo>
+                                      <a:lnTo>
+                                        <a:pt x="142" y="20"/>
+                                      </a:lnTo>
+                                      <a:lnTo>
+                                        <a:pt x="177" y="9"/>
+                                      </a:lnTo>
+                                      <a:lnTo>
+                                        <a:pt x="216" y="2"/>
+                                      </a:lnTo>
+                                      <a:lnTo>
+                                        <a:pt x="260" y="0"/>
+                                      </a:lnTo>
+                                      <a:lnTo>
+                                        <a:pt x="306" y="2"/>
+                                      </a:lnTo>
+                                      <a:lnTo>
+                                        <a:pt x="347" y="9"/>
+                                      </a:lnTo>
+                                      <a:lnTo>
+                                        <a:pt x="383" y="20"/>
+                                      </a:lnTo>
+                                      <a:lnTo>
+                                        <a:pt x="416" y="36"/>
+                                      </a:lnTo>
+                                      <a:lnTo>
+                                        <a:pt x="443" y="54"/>
+                                      </a:lnTo>
+                                      <a:lnTo>
+                                        <a:pt x="467" y="75"/>
+                                      </a:lnTo>
+                                      <a:lnTo>
+                                        <a:pt x="484" y="100"/>
+                                      </a:lnTo>
+                                      <a:lnTo>
+                                        <a:pt x="499" y="125"/>
+                                      </a:lnTo>
+                                      <a:lnTo>
+                                        <a:pt x="509" y="154"/>
+                                      </a:lnTo>
+                                      <a:lnTo>
+                                        <a:pt x="514" y="184"/>
+                                      </a:lnTo>
+                                      <a:lnTo>
+                                        <a:pt x="408" y="184"/>
+                                      </a:lnTo>
+                                      <a:close/>
+                                    </a:path>
+                                  </a:pathLst>
+                                </a:custGeom>
+                                <a:solidFill>
+                                  <a:srgbClr val="000000"/>
+                                </a:solidFill>
+                                <a:ln w="0">
+                                  <a:solidFill>
+                                    <a:srgbClr val="000000"/>
+                                  </a:solidFill>
+                                  <a:round/>
+                                  <a:headEnd/>
+                                  <a:tailEnd/>
+                                </a:ln>
+                              </wps:spPr>
+                              <wps:bodyPr rot="0" vert="horz" wrap="square" lIns="91440" tIns="45720" rIns="91440" bIns="45720" anchor="t" anchorCtr="0" upright="1">
+                                <a:noAutofit/>
+                              </wps:bodyPr>
+                            </wps:wsp>
+                            <wps:wsp>
+                              <wps:cNvPr id="15" name="Freeform 7"/>
+                              <wps:cNvSpPr>
+                                <a:spLocks/>
+                              </wps:cNvSpPr>
+                              <wps:spPr bwMode="auto">
+                                <a:xfrm>
+                                  <a:off x="626745" y="114300"/>
+                                  <a:ext cx="307340" cy="292735"/>
+                                </a:xfrm>
+                                <a:custGeom>
+                                  <a:avLst/>
+                                  <a:gdLst>
+                                    <a:gd name="T0" fmla="*/ 0 w 484"/>
+                                    <a:gd name="T1" fmla="*/ 0 h 461"/>
+                                    <a:gd name="T2" fmla="*/ 98 w 484"/>
+                                    <a:gd name="T3" fmla="*/ 0 h 461"/>
+                                    <a:gd name="T4" fmla="*/ 98 w 484"/>
+                                    <a:gd name="T5" fmla="*/ 180 h 461"/>
+                                    <a:gd name="T6" fmla="*/ 387 w 484"/>
+                                    <a:gd name="T7" fmla="*/ 180 h 461"/>
+                                    <a:gd name="T8" fmla="*/ 387 w 484"/>
+                                    <a:gd name="T9" fmla="*/ 0 h 461"/>
+                                    <a:gd name="T10" fmla="*/ 484 w 484"/>
+                                    <a:gd name="T11" fmla="*/ 0 h 461"/>
+                                    <a:gd name="T12" fmla="*/ 484 w 484"/>
+                                    <a:gd name="T13" fmla="*/ 461 h 461"/>
+                                    <a:gd name="T14" fmla="*/ 387 w 484"/>
+                                    <a:gd name="T15" fmla="*/ 461 h 461"/>
+                                    <a:gd name="T16" fmla="*/ 387 w 484"/>
+                                    <a:gd name="T17" fmla="*/ 252 h 461"/>
+                                    <a:gd name="T18" fmla="*/ 98 w 484"/>
+                                    <a:gd name="T19" fmla="*/ 252 h 461"/>
+                                    <a:gd name="T20" fmla="*/ 98 w 484"/>
+                                    <a:gd name="T21" fmla="*/ 461 h 461"/>
+                                    <a:gd name="T22" fmla="*/ 0 w 484"/>
+                                    <a:gd name="T23" fmla="*/ 461 h 461"/>
+                                    <a:gd name="T24" fmla="*/ 0 w 484"/>
+                                    <a:gd name="T25" fmla="*/ 0 h 461"/>
+                                    <a:gd name="T26" fmla="*/ 0 w 484"/>
+                                    <a:gd name="T27" fmla="*/ 0 h 461"/>
+                                  </a:gdLst>
+                                  <a:ahLst/>
+                                  <a:cxnLst>
+                                    <a:cxn ang="0">
+                                      <a:pos x="T0" y="T1"/>
+                                    </a:cxn>
+                                    <a:cxn ang="0">
+                                      <a:pos x="T2" y="T3"/>
+                                    </a:cxn>
+                                    <a:cxn ang="0">
+                                      <a:pos x="T4" y="T5"/>
+                                    </a:cxn>
+                                    <a:cxn ang="0">
+                                      <a:pos x="T6" y="T7"/>
+                                    </a:cxn>
+                                    <a:cxn ang="0">
+                                      <a:pos x="T8" y="T9"/>
+                                    </a:cxn>
+                                    <a:cxn ang="0">
+                                      <a:pos x="T10" y="T11"/>
+                                    </a:cxn>
+                                    <a:cxn ang="0">
+                                      <a:pos x="T12" y="T13"/>
+                                    </a:cxn>
+                                    <a:cxn ang="0">
+                                      <a:pos x="T14" y="T15"/>
+                                    </a:cxn>
+                                    <a:cxn ang="0">
+                                      <a:pos x="T16" y="T17"/>
+                                    </a:cxn>
+                                    <a:cxn ang="0">
+                                      <a:pos x="T18" y="T19"/>
+                                    </a:cxn>
+                                    <a:cxn ang="0">
+                                      <a:pos x="T20" y="T21"/>
+                                    </a:cxn>
+                                    <a:cxn ang="0">
+                                      <a:pos x="T22" y="T23"/>
+                                    </a:cxn>
+                                    <a:cxn ang="0">
+                                      <a:pos x="T24" y="T25"/>
+                                    </a:cxn>
+                                    <a:cxn ang="0">
+                                      <a:pos x="T26" y="T27"/>
+                                    </a:cxn>
+                                  </a:cxnLst>
+                                  <a:rect l="0" t="0" r="r" b="b"/>
+                                  <a:pathLst>
+                                    <a:path w="484" h="461">
+                                      <a:moveTo>
+                                        <a:pt x="0" y="0"/>
+                                      </a:moveTo>
+                                      <a:lnTo>
+                                        <a:pt x="98" y="0"/>
+                                      </a:lnTo>
+                                      <a:lnTo>
+                                        <a:pt x="98" y="180"/>
+                                      </a:lnTo>
+                                      <a:lnTo>
+                                        <a:pt x="387" y="180"/>
+                                      </a:lnTo>
+                                      <a:lnTo>
+                                        <a:pt x="387" y="0"/>
+                                      </a:lnTo>
+                                      <a:lnTo>
+                                        <a:pt x="484" y="0"/>
+                                      </a:lnTo>
+                                      <a:lnTo>
+                                        <a:pt x="484" y="461"/>
+                                      </a:lnTo>
+                                      <a:lnTo>
+                                        <a:pt x="387" y="461"/>
+                                      </a:lnTo>
+                                      <a:lnTo>
+                                        <a:pt x="387" y="252"/>
+                                      </a:lnTo>
+                                      <a:lnTo>
+                                        <a:pt x="98" y="252"/>
+                                      </a:lnTo>
+                                      <a:lnTo>
+                                        <a:pt x="98" y="461"/>
+                                      </a:lnTo>
+                                      <a:lnTo>
+                                        <a:pt x="0" y="461"/>
+                                      </a:lnTo>
+                                      <a:lnTo>
+                                        <a:pt x="0" y="0"/>
+                                      </a:lnTo>
+                                      <a:close/>
+                                    </a:path>
+                                  </a:pathLst>
+                                </a:custGeom>
+                                <a:solidFill>
+                                  <a:srgbClr val="000000"/>
+                                </a:solidFill>
+                                <a:ln w="0">
+                                  <a:solidFill>
+                                    <a:srgbClr val="000000"/>
+                                  </a:solidFill>
+                                  <a:round/>
+                                  <a:headEnd/>
+                                  <a:tailEnd/>
+                                </a:ln>
+                              </wps:spPr>
+                              <wps:bodyPr rot="0" vert="horz" wrap="square" lIns="91440" tIns="45720" rIns="91440" bIns="45720" anchor="t" anchorCtr="0" upright="1">
+                                <a:noAutofit/>
+                              </wps:bodyPr>
+                            </wps:wsp>
+                          </wpc:wpc>
+                        </a:graphicData>
+                      </a:graphic>
+                      <wp14:sizeRelH relativeFrom="page">
+                        <wp14:pctWidth>0</wp14:pctWidth>
+                      </wp14:sizeRelH>
+                      <wp14:sizeRelV relativeFrom="page">
+                        <wp14:pctHeight>0</wp14:pctHeight>
+                      </wp14:sizeRelV>
+                    </wp:anchor>
+                  </w:drawing>
+                </mc:Choice>
+                <mc:Fallback>
+                  <w:pict>
+                    <v:group w14:anchorId="5D4A4636" id="Zeichenbereich 11" o:spid="_x0000_s1026" editas="canvas" style="position:absolute;margin-left:0;margin-top:0;width:73.8pt;height:32.2pt;z-index:251659264;mso-position-horizontal-relative:char;mso-position-vertical-relative:line" coordsize="9372,4089" o:gfxdata="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">
+                      <v:shapetype id="_x0000_t75" coordsize="21600,21600" o:spt="75" o:preferrelative="t" path="m@4@5l@4@11@9@11@9@5xe" filled="f" stroked="f">
+                        <v:stroke joinstyle="miter"/>
+                        <v:formulas>
+                          <v:f eqn="if lineDrawn pixelLineWidth 0"/>
+                          <v:f eqn="sum @0 1 0"/>
+                          <v:f eqn="sum 0 0 @1"/>
+                          <v:f eqn="prod @2 1 2"/>
+                          <v:f eqn="prod @3 21600 pixelWidth"/>
+                          <v:f eqn="prod @3 21600 pixelHeight"/>
+                          <v:f eqn="sum @0 0 1"/>
+                          <v:f eqn="prod @6 1 2"/>
+                          <v:f eqn="prod @7 21600 pixelWidth"/>
+                          <v:f eqn="sum @8 21600 0"/>
+                          <v:f eqn="prod @7 21600 pixelHeight"/>
+                          <v:f eqn="sum @10 21600 0"/>
+                        </v:formulas>
+                        <v:path o:extrusionok="f" gradientshapeok="t" o:connecttype="rect"/>
+                        <o:lock v:ext="edit" aspectratio="t"/>
+                      </v:shapetype>
+                      <v:shape id="_x0000_s1027" type="#_x0000_t75" style="position:absolute;width:9372;height:4089;visibility:visible;mso-wrap-style:square">
+                        <v:fill o:detectmouseclick="t"/>
+                        <v:path o:connecttype="none"/>
+                      </v:shape>
+                      <v:rect id="Rectangle 4" o:spid="_x0000_s1028" style="position:absolute;width:9372;height:4089;visibility:visible;mso-wrap-style:square;v-text-anchor:top" o:gfxdata="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" filled="f" stroked="f" strokeweight="0"/>
+                      <v:shape id="Freeform 5" o:spid="_x0000_s1029" style="position:absolute;top:19;width:2362;height:2495;visibility:visible;mso-wrap-style:square;v-text-anchor:top" coordsize="372,393" o:gfxdata="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" path="m370,162r-9,37l346,234r-22,32l298,297r-32,30l225,356r-41,21l143,389r-40,4l76,391,53,383,33,370,18,356,8,337,1,316,,293,4,251,15,211,34,172,60,132,94,94,131,61,170,34,210,15,251,4,291,r25,2l336,9r17,11l364,35r5,20l372,80,89,163r-5,22l82,203r-2,13l83,242r10,22l109,280r18,11l146,297r21,2l206,295r36,-13l278,261r31,-29l335,199r20,-41l370,162xm278,80l276,63,271,50,263,40,249,34,233,32r-27,4l178,47,153,65,128,88r-19,25l95,142,278,86r,-6xe" fillcolor="#fa1a56" strokecolor="#fa1a56" strokeweight="0">
+                        <v:path arrowok="t" o:connecttype="custom" o:connectlocs="229235,126365;205740,168910;168910,207645;116840,239395;65405,249555;33655,243205;11430,226060;635,200660;2540,159385;21590,109220;59690,59690;107950,21590;159385,2540;200660,1270;224155,12700;234315,34925;56515,103505;52070,128905;52705,153670;69215,177800;92710,188595;130810,187325;176530,165735;212725,126365;234950,102870;175260,40005;167005,25400;147955,20320;113030,29845;81280,55880;60325,90170;176530,50800" o:connectangles="0,0,0,0,0,0,0,0,0,0,0,0,0,0,0,0,0,0,0,0,0,0,0,0,0,0,0,0,0,0,0,0"/>
+                        <o:lock v:ext="edit" verticies="t"/>
+                      </v:shape>
+                      <v:shape id="Freeform 6" o:spid="_x0000_s1030" style="position:absolute;left:2501;top:990;width:3264;height:3080;visibility:visible;mso-wrap-style:square;v-text-anchor:top" coordsize="514,485" o:gfxdata="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" path="m408,184r-7,-29l389,131,371,111,349,94,322,82,292,74,258,73r-28,1l202,81,178,92r-22,16l137,128r-15,24l111,181r-7,34l102,253r2,33l114,319r14,27l147,370r24,19l198,404r33,8l265,415r31,-1l324,407r21,-11l364,382r15,-14l390,350r8,-18l405,315r3,-16l514,299r-4,23l503,345r-9,21l482,388r-15,20l447,427r-21,18l400,460r-31,12l333,480r-37,5l209,485r-5,l166,477,130,465,99,447,73,427,50,403,32,374,17,345,8,312,2,278,,243,1,212,6,181r8,-30l27,123,42,97,61,73,84,52,111,33,142,20,177,9,216,2,260,r46,2l347,9r36,11l416,36r27,18l467,75r17,25l499,125r10,29l514,184r-106,xe" fillcolor="black" strokeweight="0">
+                        <v:path arrowok="t" o:connecttype="custom" o:connectlocs="254635,98425;235585,70485;204470,52070;163830,46355;128270,51435;99060,68580;77470,96520;66040,136525;66040,181610;81280,219710;108585,247015;146685,261620;187960,262890;219075,251460;240665,233680;252730,210820;259080,189865;323850,204470;313690,232410;296545,259080;270510,282575;234315,299720;187960,307975;129540,307975;82550,295275;46355,271145;20320,237490;5080,198120;0,154305;3810,114935;17145,78105;38735,46355;70485,20955;112395,5715;165100,0;220345,5715;264160,22860;296545,47625;316865,79375;326390,116840;259080,116840" o:connectangles="0,0,0,0,0,0,0,0,0,0,0,0,0,0,0,0,0,0,0,0,0,0,0,0,0,0,0,0,0,0,0,0,0,0,0,0,0,0,0,0,0"/>
+                      </v:shape>
+                      <v:shape id="Freeform 7" o:spid="_x0000_s1031" style="position:absolute;left:6267;top:1143;width:3073;height:2927;visibility:visible;mso-wrap-style:square;v-text-anchor:top" coordsize="484,461" o:gfxdata="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" path="m,l98,r,180l387,180,387,r97,l484,461r-97,l387,252r-289,l98,461,,461,,xe" fillcolor="black" strokeweight="0">
+                        <v:path arrowok="t" o:connecttype="custom" o:connectlocs="0,0;62230,0;62230,114300;245745,114300;245745,0;307340,0;307340,292735;245745,292735;245745,160020;62230,160020;62230,292735;0,292735;0,0;0,0" o:connectangles="0,0,0,0,0,0,0,0,0,0,0,0,0,0"/>
+                      </v:shape>
+                      <w10:wrap anchory="line"/>
+                    </v:group>
+                  </w:pict>
+                </mc:Fallback>
+              </mc:AlternateContent>
+            </w:r>
+            <w:r>
+              <w:rPr>
+                <w:noProof/>
+                <w:lang w:eastAsia="de-CH"/>
+              </w:rPr>
+              <mc:AlternateContent>
+                <mc:Choice Requires="wps">
+                  <w:drawing>
+                    <wp:inline distT="0" distB="0" distL="0" distR="0" wp14:anchorId="04073A16" wp14:editId="244C03AF">
+                      <wp:extent cx="939165" cy="401320"/>
+                      <wp:effectExtent l="0" t="0" r="3810" b="0"/>
+                      <wp:docPr id="1" name="Rechteck 1"/>
+                      <wp:cNvGraphicFramePr>
+                        <a:graphicFrameLocks xmlns:a="http://schemas.openxmlformats.org/drawingml/2006/main" noChangeAspect="1"/>
+                      </wp:cNvGraphicFramePr>
+                      <a:graphic xmlns:a="http://schemas.openxmlformats.org/drawingml/2006/main">
+                        <a:graphicData uri="http://schemas.microsoft.com/office/word/2010/wordprocessingShape">
+                          <wps:wsp>
+                            <wps:cNvSpPr>
+                              <a:spLocks noChangeAspect="1" noChangeArrowheads="1"/>
+                            </wps:cNvSpPr>
+                            <wps:spPr bwMode="auto">
+                              <a:xfrm>
+                                <a:off x="0" y="0"/>
+                                <a:ext cx="939165" cy="401320"/>
+                              </a:xfrm>
+                              <a:prstGeom prst="rect">
+                                <a:avLst/>
+                              </a:prstGeom>
+                              <a:noFill/>
+                              <a:ln>
+                                <a:noFill/>
+                              </a:ln>
+                              <a:extLst>
+                                <a:ext uri="{909E8E84-426E-40DD-AFC4-6F175D3DCCD1}">
+                                  <a14:hiddenFill xmlns:a14="http://schemas.microsoft.com/office/drawing/2010/main">
+                                    <a:solidFill>
+                                      <a:srgbClr val="FFFFFF"/>
+                                    </a:solidFill>
+                                  </a14:hiddenFill>
+                                </a:ext>
+                                <a:ext uri="{91240B29-F687-4F45-9708-019B960494DF}">
+                                  <a14:hiddenLine xmlns:a14="http://schemas.microsoft.com/office/drawing/2010/main" w="9525">
+                                    <a:solidFill>
+                                      <a:srgbClr val="000000"/>
+                                    </a:solidFill>
+                                    <a:miter lim="800000"/>
+                                    <a:headEnd/>
+                                    <a:tailEnd/>
+                                  </a14:hiddenLine>
+                                </a:ext>
+                              </a:extLst>
+                            </wps:spPr>
+                            <wps:bodyPr rot="0" vert="horz" wrap="square" lIns="91440" tIns="45720" rIns="91440" bIns="45720" anchor="t" anchorCtr="0" upright="1">
+                              <a:noAutofit/>
+                            </wps:bodyPr>
+                          </wps:wsp>
+                        </a:graphicData>
+                      </a:graphic>
+                    </wp:inline>
+                  </w:drawing>
+                </mc:Choice>
+                <mc:Fallback>
+                  <w:pict>
+                    <v:rect w14:anchorId="6490ACE7" id="Rechteck 1" o:spid="_x0000_s1026" style="width:73.95pt;height:31.6pt;visibility:visible;mso-wrap-style:square;mso-left-percent:-10001;mso-top-percent:-10001;mso-position-horizontal:absolute;mso-position-horizontal-relative:char;mso-position-vertical:absolute;mso-position-vertical-relative:line;mso-left-percent:-10001;mso-top-percent:-10001;v-text-anchor:top" o:gfxdata="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" filled="f" stroked="f">
+                      <o:lock v:ext="edit" aspectratio="t"/>
+                      <w10:anchorlock/>
+                    </v:rect>
+                  </w:pict>
+                </mc:Fallback>
+              </mc:AlternateContent>
+            </w:r>
+          </w:fldSimple>
+          <w:r>
+            <w:t xml:space="preserve"> </w:t>
+          </w:r>
+          <w:r>
+            <w:t xml:space="preserve"> </w:t>
+          </w:r>
+          <w:r>
+            <w:rPr>
+              <w:sz w:val="28"/>
+              <w:szCs w:val="28"/>
+            </w:rPr>
+            <w:t>E-Government-Standards</w:t>
+          </w:r>
+        </w:p>
+        <w:p>
+          <w:pPr>
+            <w:pStyle w:val="Kopfzeile"/>
+          </w:pPr>
+        </w:p>
+      </w:tc>
+      <w:tc>
+        <w:tcPr>
+          <w:tcW w:w="2126" w:type="dxa"/>
+        </w:tcPr>
+        <w:p>
+          <w:pPr>
+            <w:pStyle w:val="Referenz"/>
+            <w:tabs>
+              <w:tab w:val="right" w:pos="1843"/>
+            </w:tabs>
+          </w:pPr>
+          <w:r>
+            <w:tab/>
+          </w:r>
+        </w:p>
+        <w:p>
+          <w:pPr>
+            <w:pStyle w:val="Referenz"/>
+            <w:tabs>
+              <w:tab w:val="right" w:pos="2126"/>
+            </w:tabs>
+            <w:ind w:left="-346" w:firstLine="346"/>
+            <w:rPr>
+              <w:sz w:val="28"/>
+              <w:szCs w:val="28"/>
             </w:rPr>
           </w:pPr>
           <w:r>
             <w:rPr>
-              <w:lang w:val="en-GB"/>
+              <w:sz w:val="28"/>
+              <w:szCs w:val="28"/>
             </w:rPr>
             <w:tab/>
           </w:r>
           <w:r>
             <w:rPr>
-              <w:lang w:val="en-GB"/>
+              <w:sz w:val="28"/>
+              <w:szCs w:val="28"/>
             </w:rPr>
-            <w:t>P</w:t>
+            <w:t xml:space="preserve">Seite </w:t>
           </w:r>
           <w:r>
             <w:rPr>
-              <w:lang w:val="en-GB"/>
-            </w:rPr>
-            <w:t xml:space="preserve">age </w:t>
-          </w:r>
-          <w:r>
-            <w:rPr>
-              <w:lang w:val="en-GB"/>
+              <w:sz w:val="28"/>
+              <w:szCs w:val="28"/>
             </w:rPr>
             <w:fldChar w:fldCharType="begin"/>
           </w:r>
           <w:r>
             <w:rPr>
-              <w:lang w:val="en-GB"/>
+              <w:sz w:val="28"/>
+              <w:szCs w:val="28"/>
             </w:rPr>
             <w:instrText>PAGE  \* Arabic  \* MERGEFORMAT</w:instrText>
           </w:r>
           <w:r>
             <w:rPr>
-              <w:lang w:val="en-GB"/>
+              <w:sz w:val="28"/>
+              <w:szCs w:val="28"/>
             </w:rPr>
             <w:fldChar w:fldCharType="separate"/>
           </w:r>
           <w:r>
             <w:rPr>
               <w:noProof/>
-              <w:lang w:val="en-GB"/>
+              <w:sz w:val="28"/>
+              <w:szCs w:val="28"/>
+              <w:lang w:val="de-DE"/>
             </w:rPr>
-            <w:t>2</w:t>
+            <w:t>1</w:t>
           </w:r>
           <w:r>
             <w:rPr>
-              <w:lang w:val="en-GB"/>
+              <w:sz w:val="28"/>
+              <w:szCs w:val="28"/>
             </w:rPr>
             <w:fldChar w:fldCharType="end"/>
           </w:r>
           <w:r>
             <w:rPr>
-              <w:lang w:val="en-GB"/>
+              <w:sz w:val="28"/>
+              <w:szCs w:val="28"/>
+              <w:lang w:val="de-DE"/>
             </w:rPr>
-            <w:t xml:space="preserve"> </w:t>
+            <w:t xml:space="preserve"> von </w:t>
           </w:r>
           <w:r>
             <w:rPr>
-              <w:lang w:val="en-GB"/>
-            </w:rPr>
-            <w:t>of</w:t>
-          </w:r>
-          <w:r>
-            <w:rPr>
-              <w:lang w:val="en-GB"/>
-            </w:rPr>
-            <w:t xml:space="preserve"> </w:t>
-          </w:r>
-          <w:r>
-            <w:rPr>
-              <w:lang w:val="en-GB"/>
+              <w:sz w:val="28"/>
+              <w:szCs w:val="28"/>
             </w:rPr>
             <w:fldChar w:fldCharType="begin"/>
           </w:r>
           <w:r>
             <w:rPr>
-              <w:lang w:val="en-GB"/>
+              <w:sz w:val="28"/>
+              <w:szCs w:val="28"/>
             </w:rPr>
             <w:instrText>NUMPAGES  \* Arabic  \* MERGEFORMAT</w:instrText>
           </w:r>
           <w:r>
             <w:rPr>
-              <w:lang w:val="en-GB"/>
+              <w:sz w:val="28"/>
+              <w:szCs w:val="28"/>
             </w:rPr>
             <w:fldChar w:fldCharType="separate"/>
           </w:r>
           <w:r>
             <w:rPr>
               <w:noProof/>
-              <w:lang w:val="en-GB"/>
+              <w:sz w:val="28"/>
+              <w:szCs w:val="28"/>
+              <w:lang w:val="de-DE"/>
             </w:rPr>
-            <w:t>7</w:t>
+            <w:t>6</w:t>
           </w:r>
           <w:r>
             <w:rPr>
-              <w:noProof/>
-              <w:lang w:val="en-GB"/>
+              <w:sz w:val="28"/>
+              <w:szCs w:val="28"/>
             </w:rPr>
             <w:fldChar w:fldCharType="end"/>
           </w:r>
@@ -10902,9 +12212,6 @@
   <w:p>
     <w:pPr>
       <w:pStyle w:val="Kopfzeile"/>
-      <w:rPr>
-        <w:lang w:val="en-GB"/>
-      </w:rPr>
     </w:pPr>
   </w:p>
 </w:hdr>
@@ -12929,92 +14236,6 @@
       </w:pPr>
     </w:lvl>
   </w:abstractNum>
-  <w:abstractNum w15:restartNumberingAfterBreak="0" w:abstractNumId="17">
-    <w:nsid w:val="7C6A9C09"/>
-    <w:multiLevelType w:val="hybridMultilevel"/>
-    <w:tmpl w:val="FFFFFFFF"/>
-    <w:lvl w:ilvl="0" w:tplc="66EC01F8">
-      <w:start w:val="1"/>
-      <w:numFmt w:val="decimal"/>
-      <w:lvlText w:val="%1)"/>
-      <w:lvlJc w:val="left"/>
-      <w:pPr>
-        <w:ind w:hanging="360" w:left="720"/>
-      </w:pPr>
-    </w:lvl>
-    <w:lvl w:ilvl="1" w:tplc="EAFC5880">
-      <w:start w:val="1"/>
-      <w:numFmt w:val="lowerLetter"/>
-      <w:lvlText w:val="%2."/>
-      <w:lvlJc w:val="left"/>
-      <w:pPr>
-        <w:ind w:hanging="360" w:left="1440"/>
-      </w:pPr>
-    </w:lvl>
-    <w:lvl w:ilvl="2" w:tplc="B0425C44">
-      <w:start w:val="1"/>
-      <w:numFmt w:val="lowerRoman"/>
-      <w:lvlText w:val="%3."/>
-      <w:lvlJc w:val="right"/>
-      <w:pPr>
-        <w:ind w:hanging="180" w:left="2160"/>
-      </w:pPr>
-    </w:lvl>
-    <w:lvl w:ilvl="3" w:tplc="23D4C108">
-      <w:start w:val="1"/>
-      <w:numFmt w:val="decimal"/>
-      <w:lvlText w:val="%4."/>
-      <w:lvlJc w:val="left"/>
-      <w:pPr>
-        <w:ind w:hanging="360" w:left="2880"/>
-      </w:pPr>
-    </w:lvl>
-    <w:lvl w:ilvl="4" w:tplc="D12C3782">
-      <w:start w:val="1"/>
-      <w:numFmt w:val="lowerLetter"/>
-      <w:lvlText w:val="%5."/>
-      <w:lvlJc w:val="left"/>
-      <w:pPr>
-        <w:ind w:hanging="360" w:left="3600"/>
-      </w:pPr>
-    </w:lvl>
-    <w:lvl w:ilvl="5" w:tplc="E6DAE00E">
-      <w:start w:val="1"/>
-      <w:numFmt w:val="lowerRoman"/>
-      <w:lvlText w:val="%6."/>
-      <w:lvlJc w:val="right"/>
-      <w:pPr>
-        <w:ind w:hanging="180" w:left="4320"/>
-      </w:pPr>
-    </w:lvl>
-    <w:lvl w:ilvl="6" w:tplc="070EFE4C">
-      <w:start w:val="1"/>
-      <w:numFmt w:val="decimal"/>
-      <w:lvlText w:val="%7."/>
-      <w:lvlJc w:val="left"/>
-      <w:pPr>
-        <w:ind w:hanging="360" w:left="5040"/>
-      </w:pPr>
-    </w:lvl>
-    <w:lvl w:ilvl="7" w:tplc="6860999A">
-      <w:start w:val="1"/>
-      <w:numFmt w:val="lowerLetter"/>
-      <w:lvlText w:val="%8."/>
-      <w:lvlJc w:val="left"/>
-      <w:pPr>
-        <w:ind w:hanging="360" w:left="5760"/>
-      </w:pPr>
-    </w:lvl>
-    <w:lvl w:ilvl="8" w:tplc="226605EE">
-      <w:start w:val="1"/>
-      <w:numFmt w:val="lowerRoman"/>
-      <w:lvlText w:val="%9."/>
-      <w:lvlJc w:val="right"/>
-      <w:pPr>
-        <w:ind w:hanging="180" w:left="6480"/>
-      </w:pPr>
-    </w:lvl>
-  </w:abstractNum>
   <w:abstractNum w:abstractNumId="990">
     <w:nsid w:val="0000A990"/>
     <w:multiLevelType w:val="multilevel"/>
@@ -13279,61 +14500,61 @@
       </w:pPr>
     </w:lvl>
   </w:abstractNum>
-  <w:num w16cid:durableId="1518739303" w:numId="1">
+  <w:num w16cid:durableId="1466042984" w:numId="1">
     <w:abstractNumId w:val="0"/>
   </w:num>
-  <w:num w16cid:durableId="1569605598" w:numId="2">
+  <w:num w16cid:durableId="1019546345" w:numId="2">
     <w:abstractNumId w:val="2"/>
   </w:num>
-  <w:num w16cid:durableId="1940135481" w:numId="3">
+  <w:num w16cid:durableId="2025663762" w:numId="3">
     <w:abstractNumId w:val="6"/>
   </w:num>
-  <w:num w16cid:durableId="975335359" w:numId="4">
+  <w:num w16cid:durableId="2044667082" w:numId="4">
     <w:abstractNumId w:val="8"/>
   </w:num>
-  <w:num w16cid:durableId="1714185030" w:numId="5">
+  <w:num w16cid:durableId="1228956682" w:numId="5">
     <w:abstractNumId w:val="13"/>
   </w:num>
-  <w:num w16cid:durableId="110247431" w:numId="6">
+  <w:num w16cid:durableId="1304385136" w:numId="6">
     <w:abstractNumId w:val="10"/>
   </w:num>
-  <w:num w16cid:durableId="1001083715" w:numId="7">
+  <w:num w16cid:durableId="1376613719" w:numId="7">
     <w:abstractNumId w:val="16"/>
   </w:num>
-  <w:num w16cid:durableId="1142893114" w:numId="8">
+  <w:num w16cid:durableId="1365473648" w:numId="8">
     <w:abstractNumId w:val="12"/>
   </w:num>
-  <w:num w16cid:durableId="2077820816" w:numId="9">
+  <w:num w16cid:durableId="1073510175" w:numId="9">
     <w:abstractNumId w:val="14"/>
   </w:num>
-  <w:num w16cid:durableId="1535846933" w:numId="10">
+  <w:num w16cid:durableId="1439792601" w:numId="10">
     <w:abstractNumId w:val="5"/>
   </w:num>
-  <w:num w16cid:durableId="1835562200" w:numId="11">
+  <w:num w16cid:durableId="301546651" w:numId="11">
     <w:abstractNumId w:val="7"/>
   </w:num>
-  <w:num w16cid:durableId="1614240039" w:numId="12">
+  <w:num w16cid:durableId="326596334" w:numId="12">
     <w:abstractNumId w:val="3"/>
   </w:num>
-  <w:num w16cid:durableId="1683237726" w:numId="13">
+  <w:num w16cid:durableId="1315183798" w:numId="13">
     <w:abstractNumId w:val="1"/>
   </w:num>
-  <w:num w16cid:durableId="1861311109" w:numId="14">
+  <w:num w16cid:durableId="1242181299" w:numId="14">
     <w:abstractNumId w:val="11"/>
   </w:num>
-  <w:num w16cid:durableId="295838948" w:numId="15">
+  <w:num w16cid:durableId="2004119214" w:numId="15">
     <w:abstractNumId w:val="4"/>
   </w:num>
-  <w:num w16cid:durableId="437411339" w:numId="16">
+  <w:num w16cid:durableId="2032565839" w:numId="16">
     <w:abstractNumId w:val="9"/>
   </w:num>
-  <w:num w16cid:durableId="2078362421" w:numId="17">
+  <w:num w16cid:durableId="1371373101" w:numId="17">
     <w:abstractNumId w:val="15"/>
   </w:num>
-  <w:num w16cid:durableId="676348613" w:numId="18">
+  <w:num w16cid:durableId="1441340092" w:numId="18">
     <w:abstractNumId w:val="0"/>
   </w:num>
-  <w:num w16cid:durableId="1792747567" w:numId="19">
+  <w:num w16cid:durableId="475924084" w:numId="19">
     <w:abstractNumId w:val="11"/>
     <w:lvlOverride w:ilvl="0">
       <w:startOverride w:val="1"/>
@@ -13362,9 +14583,6 @@
     <w:lvlOverride w:ilvl="8">
       <w:startOverride w:val="1"/>
     </w:lvlOverride>
-  </w:num>
-  <w:num w16cid:durableId="10879682" w:numId="20">
-    <w:abstractNumId w:val="17"/>
   </w:num>
   <w:num w:numId="1000">
     <w:abstractNumId w:val="990"/>
@@ -13413,11 +14631,15 @@
   <w:docDefaults>
     <w:rPrDefault>
       <w:rPr>
-        <w:rFonts w:ascii="Arial" w:cs="Times New Roman" w:eastAsia="Calibri" w:hAnsi="Arial"/>
-        <w:lang w:bidi="ar-SA" w:eastAsia="de-CH" w:val="de-CH"/>
+        <w:rFonts w:ascii="Arial" w:cstheme="minorBidi" w:eastAsiaTheme="minorHAnsi" w:hAnsi="Arial"/>
+        <w:lang w:bidi="ar-SA" w:eastAsia="en-US" w:val="de-CH"/>
       </w:rPr>
     </w:rPrDefault>
-    <w:pPrDefault/>
+    <w:pPrDefault>
+      <w:pPr>
+        <w:spacing w:line="260" w:lineRule="atLeast"/>
+      </w:pPr>
+    </w:pPrDefault>
   </w:docDefaults>
   <w:latentStyles w:count="376" w:defLockedState="0" w:defQFormat="0" w:defSemiHidden="0" w:defUIPriority="99" w:defUnhideWhenUsed="0">
     <w:lsdException w:name="Normal" w:qFormat="1" w:uiPriority="0"/>
@@ -13808,7 +15030,6 @@
     <w:rPr>
       <w:sz w:val="22"/>
       <w:szCs w:val="22"/>
-      <w:lang w:eastAsia="en-US"/>
     </w:rPr>
   </w:style>
   <w:style w:styleId="berschrift1" w:type="paragraph">
@@ -13830,10 +15051,10 @@
       <w:outlineLvl w:val="0"/>
     </w:pPr>
     <w:rPr>
-      <w:rFonts w:eastAsia="Times New Roman"/>
+      <w:rFonts w:cstheme="majorBidi" w:eastAsiaTheme="majorEastAsia"/>
       <w:b/>
       <w:bCs/>
-      <w:color w:val="000000"/>
+      <w:color w:themeColor="text1" w:val="000000"/>
       <w:sz w:val="32"/>
       <w:szCs w:val="28"/>
     </w:rPr>
@@ -13858,10 +15079,10 @@
       <w:outlineLvl w:val="1"/>
     </w:pPr>
     <w:rPr>
-      <w:rFonts w:eastAsia="Times New Roman"/>
+      <w:rFonts w:cstheme="majorBidi" w:eastAsiaTheme="majorEastAsia"/>
       <w:b/>
       <w:bCs/>
-      <w:color w:val="000000"/>
+      <w:color w:themeColor="text1" w:val="000000"/>
       <w:sz w:val="24"/>
       <w:szCs w:val="26"/>
     </w:rPr>
@@ -13886,10 +15107,10 @@
       <w:outlineLvl w:val="2"/>
     </w:pPr>
     <w:rPr>
-      <w:rFonts w:eastAsia="Times New Roman"/>
+      <w:rFonts w:cstheme="majorBidi" w:eastAsiaTheme="majorEastAsia"/>
       <w:b/>
       <w:bCs/>
-      <w:color w:val="000000"/>
+      <w:color w:themeColor="text1" w:val="000000"/>
       <w:szCs w:val="20"/>
     </w:rPr>
   </w:style>
@@ -13917,10 +15138,10 @@
       <w:outlineLvl w:val="3"/>
     </w:pPr>
     <w:rPr>
-      <w:rFonts w:eastAsia="Times New Roman"/>
+      <w:rFonts w:cs="Times New Roman" w:eastAsia="Times New Roman"/>
       <w:b/>
       <w:bCs/>
-      <w:color w:val="000000"/>
+      <w:color w:themeColor="text1" w:val="000000"/>
       <w:szCs w:val="28"/>
       <w:lang w:eastAsia="de-DE"/>
     </w:rPr>
@@ -13950,7 +15171,7 @@
       <w:outlineLvl w:val="4"/>
     </w:pPr>
     <w:rPr>
-      <w:rFonts w:eastAsia="Times New Roman"/>
+      <w:rFonts w:cs="Times New Roman" w:eastAsia="Times New Roman"/>
       <w:b/>
       <w:bCs/>
       <w:iCs/>
@@ -13983,7 +15204,7 @@
       <w:outlineLvl w:val="5"/>
     </w:pPr>
     <w:rPr>
-      <w:rFonts w:eastAsia="Times New Roman"/>
+      <w:rFonts w:cs="Times New Roman" w:eastAsia="Times New Roman"/>
       <w:bCs/>
       <w:szCs w:val="20"/>
       <w:lang w:eastAsia="de-DE"/>
@@ -14015,7 +15236,7 @@
       <w:outlineLvl w:val="6"/>
     </w:pPr>
     <w:rPr>
-      <w:rFonts w:eastAsia="Times New Roman"/>
+      <w:rFonts w:cs="Times New Roman" w:eastAsia="Times New Roman"/>
       <w:szCs w:val="24"/>
       <w:lang w:eastAsia="de-DE"/>
     </w:rPr>
@@ -14045,7 +15266,7 @@
       <w:outlineLvl w:val="7"/>
     </w:pPr>
     <w:rPr>
-      <w:rFonts w:eastAsia="Times New Roman"/>
+      <w:rFonts w:cs="Times New Roman" w:eastAsia="Times New Roman"/>
       <w:iCs/>
       <w:szCs w:val="24"/>
       <w:lang w:eastAsia="de-DE"/>
@@ -14127,6 +15348,7 @@
   </w:style>
   <w:style w:customStyle="1" w:styleId="KopfzeileZchn" w:type="character">
     <w:name w:val="Kopfzeile Zchn"/>
+    <w:basedOn w:val="Absatz-Standardschriftart"/>
     <w:link w:val="Kopfzeile"/>
     <w:uiPriority w:val="99"/>
     <w:rsid w:val="00103AD0"/>
@@ -14157,6 +15379,7 @@
   </w:style>
   <w:style w:customStyle="1" w:styleId="FuzeileZchn" w:type="character">
     <w:name w:val="Fußzeile Zchn"/>
+    <w:basedOn w:val="Absatz-Standardschriftart"/>
     <w:link w:val="Fuzeile"/>
     <w:rsid w:val="00103AD0"/>
     <w:rPr>
@@ -14174,12 +15397,12 @@
     </w:pPr>
     <w:tblPr>
       <w:tblBorders>
-        <w:top w:color="000000" w:space="0" w:sz="4" w:val="single"/>
-        <w:left w:color="000000" w:space="0" w:sz="4" w:val="single"/>
-        <w:bottom w:color="000000" w:space="0" w:sz="4" w:val="single"/>
-        <w:right w:color="000000" w:space="0" w:sz="4" w:val="single"/>
-        <w:insideH w:color="000000" w:space="0" w:sz="4" w:val="single"/>
-        <w:insideV w:color="000000" w:space="0" w:sz="4" w:val="single"/>
+        <w:top w:color="000000" w:space="0" w:sz="4" w:themeColor="text1" w:val="single"/>
+        <w:left w:color="000000" w:space="0" w:sz="4" w:themeColor="text1" w:val="single"/>
+        <w:bottom w:color="000000" w:space="0" w:sz="4" w:themeColor="text1" w:val="single"/>
+        <w:right w:color="000000" w:space="0" w:sz="4" w:themeColor="text1" w:val="single"/>
+        <w:insideH w:color="000000" w:space="0" w:sz="4" w:themeColor="text1" w:val="single"/>
+        <w:insideV w:color="000000" w:space="0" w:sz="4" w:themeColor="text1" w:val="single"/>
       </w:tblBorders>
     </w:tblPr>
   </w:style>
@@ -14202,6 +15425,7 @@
   </w:style>
   <w:style w:customStyle="1" w:styleId="SprechblasentextZchn" w:type="character">
     <w:name w:val="Sprechblasentext Zchn"/>
+    <w:basedOn w:val="Absatz-Standardschriftart"/>
     <w:link w:val="Sprechblasentext"/>
     <w:uiPriority w:val="99"/>
     <w:semiHidden/>
@@ -14310,16 +15534,15 @@
     <w:unhideWhenUsed/>
     <w:rsid w:val="00103AD0"/>
     <w:pPr>
-      <w:spacing w:before="90"/>
+      <w:spacing w:before="90" w:line="240" w:lineRule="auto"/>
     </w:pPr>
     <w:rPr>
-      <w:rFonts w:ascii="Arial Narrow" w:eastAsia="Times New Roman" w:hAnsi="Arial Narrow"/>
+      <w:rFonts w:ascii="Arial Narrow" w:cs="Times New Roman" w:eastAsia="Times New Roman" w:hAnsi="Arial Narrow"/>
       <w:b/>
       <w:bCs/>
       <w:caps/>
       <w:noProof/>
       <w:sz w:val="24"/>
-      <w:lang w:eastAsia="en-US"/>
     </w:rPr>
   </w:style>
   <w:style w:styleId="Titel" w:type="paragraph">
@@ -14330,21 +15553,22 @@
     <w:qFormat/>
     <w:rsid w:val="00103AD0"/>
     <w:rPr>
-      <w:rFonts w:eastAsia="Times New Roman"/>
+      <w:rFonts w:cstheme="majorBidi" w:eastAsiaTheme="majorEastAsia"/>
       <w:b/>
-      <w:color w:val="000000"/>
+      <w:color w:themeColor="text1" w:val="000000"/>
       <w:sz w:val="36"/>
       <w:szCs w:val="52"/>
     </w:rPr>
   </w:style>
   <w:style w:customStyle="1" w:styleId="TitelZchn" w:type="character">
     <w:name w:val="Titel Zchn"/>
+    <w:basedOn w:val="Absatz-Standardschriftart"/>
     <w:link w:val="Titel"/>
     <w:rsid w:val="00103AD0"/>
     <w:rPr>
-      <w:rFonts w:cs="Times New Roman" w:eastAsia="Times New Roman"/>
+      <w:rFonts w:cstheme="majorBidi" w:eastAsiaTheme="majorEastAsia"/>
       <w:b/>
-      <w:color w:val="000000"/>
+      <w:color w:themeColor="text1" w:val="000000"/>
       <w:sz w:val="36"/>
       <w:szCs w:val="52"/>
     </w:rPr>
@@ -14369,6 +15593,7 @@
   </w:style>
   <w:style w:customStyle="1" w:styleId="UntertitelZchn" w:type="character">
     <w:name w:val="Untertitel Zchn"/>
+    <w:basedOn w:val="Absatz-Standardschriftart"/>
     <w:link w:val="Untertitel"/>
     <w:rsid w:val="00103AD0"/>
     <w:rPr>
@@ -14380,13 +15605,14 @@
   <w:style w:customStyle="1" w:styleId="berschrift1Zchn" w:type="character">
     <w:name w:val="Überschrift 1 Zchn"/>
     <w:aliases w:val="1 Überschrift Zchn"/>
+    <w:basedOn w:val="Absatz-Standardschriftart"/>
     <w:link w:val="berschrift1"/>
     <w:rsid w:val="00103AD0"/>
     <w:rPr>
-      <w:rFonts w:cs="Times New Roman" w:eastAsia="Times New Roman"/>
+      <w:rFonts w:cstheme="majorBidi" w:eastAsiaTheme="majorEastAsia"/>
       <w:b/>
       <w:bCs/>
-      <w:color w:val="000000"/>
+      <w:color w:themeColor="text1" w:val="000000"/>
       <w:sz w:val="32"/>
       <w:szCs w:val="28"/>
     </w:rPr>
@@ -14394,13 +15620,14 @@
   <w:style w:customStyle="1" w:styleId="berschrift2Zchn" w:type="character">
     <w:name w:val="Überschrift 2 Zchn"/>
     <w:aliases w:val="1.1 Überschrift Zchn"/>
+    <w:basedOn w:val="Absatz-Standardschriftart"/>
     <w:link w:val="berschrift2"/>
     <w:rsid w:val="00103AD0"/>
     <w:rPr>
-      <w:rFonts w:cs="Times New Roman" w:eastAsia="Times New Roman"/>
+      <w:rFonts w:cstheme="majorBidi" w:eastAsiaTheme="majorEastAsia"/>
       <w:b/>
       <w:bCs/>
-      <w:color w:val="000000"/>
+      <w:color w:themeColor="text1" w:val="000000"/>
       <w:sz w:val="24"/>
       <w:szCs w:val="26"/>
     </w:rPr>
@@ -14408,14 +15635,15 @@
   <w:style w:customStyle="1" w:styleId="berschrift3Zchn" w:type="character">
     <w:name w:val="Überschrift 3 Zchn"/>
     <w:aliases w:val="1.1.1 Überschrift Zchn"/>
+    <w:basedOn w:val="Absatz-Standardschriftart"/>
     <w:link w:val="berschrift3"/>
     <w:semiHidden/>
     <w:rsid w:val="00103AD0"/>
     <w:rPr>
-      <w:rFonts w:cs="Times New Roman" w:eastAsia="Times New Roman"/>
+      <w:rFonts w:cstheme="majorBidi" w:eastAsiaTheme="majorEastAsia"/>
       <w:b/>
       <w:bCs/>
-      <w:color w:val="000000"/>
+      <w:color w:themeColor="text1" w:val="000000"/>
       <w:sz w:val="22"/>
     </w:rPr>
   </w:style>
@@ -14452,7 +15680,7 @@
       <w:rPr>
         <w:rFonts w:ascii="Arial" w:hAnsi="Arial"/>
         <w:b/>
-        <w:color w:val="FFFFFF"/>
+        <w:color w:themeColor="background1" w:val="FFFFFF"/>
         <w:sz w:val="20"/>
       </w:rPr>
       <w:tblPr/>
@@ -14471,7 +15699,7 @@
           <w:tl2br w:val="nil"/>
           <w:tr2bl w:val="nil"/>
         </w:tcBorders>
-        <w:shd w:color="auto" w:fill="7F7F7F" w:val="clear"/>
+        <w:shd w:color="auto" w:fill="7F7F7F" w:themeFill="text1" w:themeFillTint="80" w:val="clear"/>
       </w:tcPr>
     </w:tblStylePr>
     <w:tblStylePr w:type="lastRow">
@@ -14506,13 +15734,14 @@
   <w:style w:customStyle="1" w:styleId="berschrift4Zchn" w:type="character">
     <w:name w:val="Überschrift 4 Zchn"/>
     <w:aliases w:val="1.1.1.1 Überschrift Zchn"/>
+    <w:basedOn w:val="Absatz-Standardschriftart"/>
     <w:link w:val="berschrift4"/>
     <w:rsid w:val="00103AD0"/>
     <w:rPr>
       <w:rFonts w:cs="Times New Roman" w:eastAsia="Times New Roman"/>
       <w:b/>
       <w:bCs/>
-      <w:color w:val="000000"/>
+      <w:color w:themeColor="text1" w:val="000000"/>
       <w:sz w:val="22"/>
       <w:szCs w:val="28"/>
       <w:lang w:eastAsia="de-DE"/>
@@ -14521,6 +15750,7 @@
   <w:style w:customStyle="1" w:styleId="berschrift5Zchn" w:type="character">
     <w:name w:val="Überschrift 5 Zchn"/>
     <w:aliases w:val="1.1.1.1.1 Überschrift Zchn"/>
+    <w:basedOn w:val="Absatz-Standardschriftart"/>
     <w:link w:val="berschrift5"/>
     <w:semiHidden/>
     <w:rsid w:val="00103AD0"/>
@@ -14537,6 +15767,7 @@
   <w:style w:customStyle="1" w:styleId="berschrift6Zchn" w:type="character">
     <w:name w:val="Überschrift 6 Zchn"/>
     <w:aliases w:val="Legal Level 1. Zchn"/>
+    <w:basedOn w:val="Absatz-Standardschriftart"/>
     <w:link w:val="berschrift6"/>
     <w:rsid w:val="00103AD0"/>
     <w:rPr>
@@ -14549,6 +15780,7 @@
   <w:style w:customStyle="1" w:styleId="berschrift7Zchn" w:type="character">
     <w:name w:val="Überschrift 7 Zchn"/>
     <w:aliases w:val="Legal Level 1.1. Zchn"/>
+    <w:basedOn w:val="Absatz-Standardschriftart"/>
     <w:link w:val="berschrift7"/>
     <w:rsid w:val="00103AD0"/>
     <w:rPr>
@@ -14561,6 +15793,7 @@
   <w:style w:customStyle="1" w:styleId="berschrift8Zchn" w:type="character">
     <w:name w:val="Überschrift 8 Zchn"/>
     <w:aliases w:val="Legal Level 1.1.1. Zchn"/>
+    <w:basedOn w:val="Absatz-Standardschriftart"/>
     <w:link w:val="berschrift8"/>
     <w:rsid w:val="00103AD0"/>
     <w:rPr>
@@ -14574,6 +15807,7 @@
   <w:style w:customStyle="1" w:styleId="berschrift9Zchn" w:type="character">
     <w:name w:val="Überschrift 9 Zchn"/>
     <w:aliases w:val="Legal Level 1.1.1.1. Zchn"/>
+    <w:basedOn w:val="Absatz-Standardschriftart"/>
     <w:link w:val="berschrift9"/>
     <w:rsid w:val="00103AD0"/>
     <w:rPr>
@@ -14731,7 +15965,7 @@
       <w:ind w:hanging="1701" w:left="1701"/>
     </w:pPr>
     <w:rPr>
-      <w:rFonts w:eastAsia="Times New Roman"/>
+      <w:rFonts w:eastAsiaTheme="minorEastAsia"/>
       <w:lang w:eastAsia="de-CH"/>
     </w:rPr>
   </w:style>
@@ -14749,7 +15983,7 @@
       <w:ind w:hanging="1843" w:left="1843"/>
     </w:pPr>
     <w:rPr>
-      <w:rFonts w:eastAsia="Times New Roman"/>
+      <w:rFonts w:eastAsiaTheme="minorEastAsia"/>
       <w:lang w:eastAsia="de-CH"/>
     </w:rPr>
   </w:style>
@@ -14827,7 +16061,7 @@
       </w:numPr>
     </w:pPr>
     <w:rPr>
-      <w:rFonts w:eastAsia="Times New Roman"/>
+      <w:rFonts w:cs="Times New Roman" w:eastAsia="Times New Roman"/>
       <w:lang w:eastAsia="de-DE"/>
     </w:rPr>
   </w:style>
@@ -14843,7 +16077,7 @@
       </w:numPr>
     </w:pPr>
     <w:rPr>
-      <w:rFonts w:eastAsia="Times New Roman"/>
+      <w:rFonts w:cs="Times New Roman" w:eastAsia="Times New Roman"/>
       <w:lang w:eastAsia="de-DE"/>
     </w:rPr>
   </w:style>
@@ -14860,7 +16094,7 @@
       </w:numPr>
     </w:pPr>
     <w:rPr>
-      <w:rFonts w:eastAsia="Times New Roman"/>
+      <w:rFonts w:cs="Times New Roman" w:eastAsia="Times New Roman"/>
       <w:lang w:eastAsia="de-DE"/>
     </w:rPr>
   </w:style>
@@ -14877,7 +16111,7 @@
       </w:numPr>
     </w:pPr>
     <w:rPr>
-      <w:rFonts w:eastAsia="Times New Roman"/>
+      <w:rFonts w:cs="Times New Roman" w:eastAsia="Times New Roman"/>
       <w:lang w:eastAsia="de-DE"/>
     </w:rPr>
   </w:style>
@@ -14894,7 +16128,7 @@
       </w:numPr>
     </w:pPr>
     <w:rPr>
-      <w:rFonts w:eastAsia="Times New Roman"/>
+      <w:rFonts w:cs="Times New Roman" w:eastAsia="Times New Roman"/>
       <w:lang w:eastAsia="de-DE"/>
     </w:rPr>
   </w:style>
@@ -14911,7 +16145,7 @@
       </w:numPr>
     </w:pPr>
     <w:rPr>
-      <w:rFonts w:eastAsia="Times New Roman"/>
+      <w:rFonts w:cs="Times New Roman" w:eastAsia="Times New Roman"/>
       <w:lang w:eastAsia="de-DE"/>
     </w:rPr>
   </w:style>
@@ -14928,7 +16162,7 @@
       </w:numPr>
     </w:pPr>
     <w:rPr>
-      <w:rFonts w:eastAsia="Times New Roman"/>
+      <w:rFonts w:cs="Times New Roman" w:eastAsia="Times New Roman"/>
       <w:lang w:eastAsia="de-DE"/>
     </w:rPr>
   </w:style>
@@ -14945,7 +16179,7 @@
       </w:numPr>
     </w:pPr>
     <w:rPr>
-      <w:rFonts w:eastAsia="Times New Roman"/>
+      <w:rFonts w:cs="Times New Roman" w:eastAsia="Times New Roman"/>
       <w:lang w:eastAsia="de-DE"/>
     </w:rPr>
   </w:style>
@@ -14962,7 +16196,7 @@
       </w:numPr>
     </w:pPr>
     <w:rPr>
-      <w:rFonts w:eastAsia="Times New Roman"/>
+      <w:rFonts w:cs="Times New Roman" w:eastAsia="Times New Roman"/>
       <w:lang w:eastAsia="de-DE"/>
     </w:rPr>
   </w:style>
@@ -15000,7 +16234,7 @@
       <w:spacing w:after="40" w:before="40"/>
     </w:pPr>
     <w:rPr>
-      <w:rFonts w:eastAsia="Times New Roman"/>
+      <w:rFonts w:cs="Times New Roman" w:eastAsia="Times New Roman"/>
       <w:szCs w:val="16"/>
       <w:lang w:eastAsia="de-DE"/>
     </w:rPr>
@@ -15017,7 +16251,7 @@
       <w:spacing w:after="40" w:before="40"/>
     </w:pPr>
     <w:rPr>
-      <w:rFonts w:eastAsia="Times New Roman"/>
+      <w:rFonts w:cs="Times New Roman" w:eastAsia="Times New Roman"/>
       <w:b/>
       <w:szCs w:val="20"/>
       <w:lang w:eastAsia="de-DE"/>
@@ -15054,6 +16288,7 @@
   </w:style>
   <w:style w:customStyle="1" w:styleId="EndnotentextZchn" w:type="character">
     <w:name w:val="Endnotentext Zchn"/>
+    <w:basedOn w:val="Absatz-Standardschriftart"/>
     <w:link w:val="Endnotentext"/>
     <w:uiPriority w:val="99"/>
     <w:semiHidden/>
@@ -15081,6 +16316,7 @@
   </w:style>
   <w:style w:customStyle="1" w:styleId="FunotentextZchn" w:type="character">
     <w:name w:val="Fußnotentext Zchn"/>
+    <w:basedOn w:val="Absatz-Standardschriftart"/>
     <w:link w:val="Funotentext"/>
     <w:uiPriority w:val="99"/>
     <w:semiHidden/>
@@ -15119,6 +16355,7 @@
   </w:style>
   <w:style w:customStyle="1" w:styleId="Absatz1PunktZchn" w:type="character">
     <w:name w:val="Absatz1Punkt Zchn"/>
+    <w:basedOn w:val="Absatz-Standardschriftart"/>
     <w:link w:val="Absatz1Punkt"/>
     <w:rsid w:val="00103AD0"/>
     <w:rPr>
@@ -15149,6 +16386,7 @@
       <w:spacing w:after="240" w:line="240" w:lineRule="auto"/>
     </w:pPr>
     <w:rPr>
+      <w:rFonts w:cs="Times New Roman" w:eastAsia="Times New Roman"/>
       <w:sz w:val="32"/>
       <w:szCs w:val="20"/>
       <w:lang w:eastAsia="de-CH"/>
@@ -15163,7 +16401,7 @@
       <w:spacing w:line="360" w:lineRule="auto"/>
     </w:pPr>
     <w:rPr>
-      <w:rFonts w:eastAsia="Times New Roman"/>
+      <w:rFonts w:cs="Times New Roman" w:eastAsia="Times New Roman"/>
       <w:b/>
       <w:szCs w:val="20"/>
       <w:lang w:eastAsia="de-CH"/>
@@ -15180,6 +16418,7 @@
   </w:style>
   <w:style w:customStyle="1" w:styleId="TextkrperZchn" w:type="character">
     <w:name w:val="Textkörper Zchn"/>
+    <w:basedOn w:val="Absatz-Standardschriftart"/>
     <w:link w:val="Textkrper"/>
     <w:uiPriority w:val="99"/>
     <w:semiHidden/>
@@ -15204,7 +16443,7 @@
       <w:spacing w:line="360" w:lineRule="auto"/>
     </w:pPr>
     <w:rPr>
-      <w:rFonts w:eastAsia="Times New Roman"/>
+      <w:rFonts w:cs="Times New Roman" w:eastAsia="Times New Roman"/>
       <w:szCs w:val="20"/>
       <w:lang w:eastAsia="de-CH"/>
     </w:rPr>
@@ -15242,6 +16481,7 @@
   </w:style>
   <w:style w:customStyle="1" w:styleId="BeschriftungZchn" w:type="character">
     <w:name w:val="Beschriftung Zchn"/>
+    <w:basedOn w:val="Absatz-Standardschriftart"/>
     <w:link w:val="Beschriftung"/>
     <w:uiPriority w:val="1"/>
     <w:rsid w:val="00103AD0"/>
@@ -15252,6 +16492,7 @@
   </w:style>
   <w:style w:customStyle="1" w:styleId="AbbildungTabelleBeschriftungZchn" w:type="character">
     <w:name w:val="Abbildung/Tabelle Beschriftung Zchn"/>
+    <w:basedOn w:val="BeschriftungZchn"/>
     <w:link w:val="AbbildungTabelleBeschriftung"/>
     <w:rsid w:val="00103AD0"/>
     <w:rPr>
@@ -15266,13 +16507,14 @@
       <w:autoSpaceDE w:val="0"/>
       <w:autoSpaceDN w:val="0"/>
       <w:adjustRightInd w:val="0"/>
+      <w:spacing w:line="240" w:lineRule="auto"/>
     </w:pPr>
     <w:rPr>
       <w:rFonts w:cs="Arial"/>
       <w:color w:val="000000"/>
       <w:sz w:val="24"/>
       <w:szCs w:val="24"/>
-      <w:lang w:eastAsia="en-US" w:val="de-DE"/>
+      <w:lang w:val="de-DE"/>
     </w:rPr>
   </w:style>
   <w:style w:customStyle="1" w:styleId="Zwischentitel" w:type="paragraph">
@@ -15302,6 +16544,9 @@
     <w:pPr>
       <w:widowControl w:val="0"/>
     </w:pPr>
+    <w:rPr>
+      <w:rFonts w:cs="Times New Roman" w:eastAsia="Calibri"/>
+    </w:rPr>
     <w:tblPr>
       <w:tblBorders>
         <w:top w:color="000000" w:space="0" w:sz="4" w:val="single"/>
@@ -15315,6 +16560,7 @@
   </w:style>
   <w:style w:styleId="Platzhaltertext" w:type="character">
     <w:name w:val="Placeholder Text"/>
+    <w:basedOn w:val="Absatz-Standardschriftart"/>
     <w:uiPriority w:val="99"/>
     <w:semiHidden/>
     <w:rsid w:val="00103AD0"/>
@@ -15350,6 +16596,7 @@
   </w:style>
   <w:style w:customStyle="1" w:styleId="Aufzhlung1CDBZchn" w:type="character">
     <w:name w:val="Aufzählung 1_CDB Zchn"/>
+    <w:basedOn w:val="Absatz-Standardschriftart"/>
     <w:link w:val="Aufzhlung1CDB"/>
     <w:uiPriority w:val="1"/>
     <w:rsid w:val="00103AD0"/>
@@ -15375,6 +16622,7 @@
   </w:style>
   <w:style w:customStyle="1" w:styleId="Liste-Zchn" w:type="character">
     <w:name w:val="Liste - Zchn"/>
+    <w:basedOn w:val="ListenabsatzZchn"/>
     <w:link w:val="Liste-"/>
     <w:rsid w:val="00103AD0"/>
     <w:rPr>
@@ -15384,6 +16632,7 @@
   </w:style>
   <w:style w:customStyle="1" w:styleId="Aufzhlung3CDBZchn" w:type="character">
     <w:name w:val="Aufzählung 3_CDB Zchn"/>
+    <w:basedOn w:val="Absatz-Standardschriftart"/>
     <w:link w:val="Aufzhlung3CDB"/>
     <w:uiPriority w:val="1"/>
     <w:rsid w:val="00103AD0"/>
@@ -15409,6 +16658,7 @@
   </w:style>
   <w:style w:customStyle="1" w:styleId="Liste1Zchn" w:type="character">
     <w:name w:val="Liste 1. Zchn"/>
+    <w:basedOn w:val="ListenabsatzZchn"/>
     <w:link w:val="Liste1"/>
     <w:rsid w:val="00103AD0"/>
     <w:rPr>
@@ -15418,6 +16668,7 @@
   </w:style>
   <w:style w:customStyle="1" w:styleId="ListeaZchn" w:type="character">
     <w:name w:val="Liste a) Zchn"/>
+    <w:basedOn w:val="ListenabsatzZchn"/>
     <w:link w:val="Listea"/>
     <w:rsid w:val="00103AD0"/>
     <w:rPr>
@@ -15427,6 +16678,7 @@
   </w:style>
   <w:style w:customStyle="1" w:styleId="Aufzhlunga1CDBZchn" w:type="character">
     <w:name w:val="Aufzählung a1_CDB Zchn"/>
+    <w:basedOn w:val="Absatz-Standardschriftart"/>
     <w:link w:val="Aufzhlunga1CDB"/>
     <w:uiPriority w:val="1"/>
     <w:rsid w:val="00103AD0"/>
@@ -15439,6 +16691,7 @@
   </w:style>
   <w:style w:customStyle="1" w:styleId="Aufzhlunga2CDBZchn" w:type="character">
     <w:name w:val="Aufzählung a2_CDB Zchn"/>
+    <w:basedOn w:val="Absatz-Standardschriftart"/>
     <w:link w:val="Aufzhlunga2CDB"/>
     <w:uiPriority w:val="1"/>
     <w:rsid w:val="00103AD0"/>
@@ -15451,6 +16704,7 @@
   </w:style>
   <w:style w:customStyle="1" w:styleId="Aufzhlunga3CDBZchn" w:type="character">
     <w:name w:val="Aufzählung a3_CDB Zchn"/>
+    <w:basedOn w:val="Absatz-Standardschriftart"/>
     <w:link w:val="Aufzhlunga3CDB"/>
     <w:uiPriority w:val="1"/>
     <w:rsid w:val="00103AD0"/>
@@ -15463,6 +16717,7 @@
   </w:style>
   <w:style w:customStyle="1" w:styleId="AufzhlungNumm1CDBZchn" w:type="character">
     <w:name w:val="Aufzählung Numm 1_CDB Zchn"/>
+    <w:basedOn w:val="Absatz-Standardschriftart"/>
     <w:link w:val="AufzhlungNumm1CDB"/>
     <w:uiPriority w:val="1"/>
     <w:rsid w:val="00103AD0"/>
@@ -15475,6 +16730,7 @@
   </w:style>
   <w:style w:customStyle="1" w:styleId="AufzhlungNumm2CDBZchn" w:type="character">
     <w:name w:val="Aufzählung Numm 2_CDB Zchn"/>
+    <w:basedOn w:val="Absatz-Standardschriftart"/>
     <w:link w:val="AufzhlungNumm2CDB"/>
     <w:uiPriority w:val="1"/>
     <w:rsid w:val="00103AD0"/>
@@ -15497,6 +16753,7 @@
   </w:style>
   <w:style w:customStyle="1" w:styleId="AufzhlungNumm3CDBZchn" w:type="character">
     <w:name w:val="Aufzählung Numm 3_CDB Zchn"/>
+    <w:basedOn w:val="Absatz-Standardschriftart"/>
     <w:link w:val="AufzhlungNumm3CDB"/>
     <w:uiPriority w:val="1"/>
     <w:rsid w:val="00103AD0"/>
@@ -15509,6 +16766,7 @@
   </w:style>
   <w:style w:customStyle="1" w:styleId="AbbildungsverzeichnisZchn" w:type="character">
     <w:name w:val="Abbildungsverzeichnis Zchn"/>
+    <w:basedOn w:val="Absatz-Standardschriftart"/>
     <w:link w:val="Abbildungsverzeichnis"/>
     <w:uiPriority w:val="99"/>
     <w:rsid w:val="00103AD0"/>
@@ -15520,6 +16778,7 @@
   </w:style>
   <w:style w:customStyle="1" w:styleId="VerzeichnisAbbildungTabelleZchn" w:type="character">
     <w:name w:val="Verzeichnis Abbildung &amp; Tabelle Zchn"/>
+    <w:basedOn w:val="AbbildungsverzeichnisZchn"/>
     <w:link w:val="VerzeichnisAbbildungTabelle"/>
     <w:rsid w:val="00103AD0"/>
     <w:rPr>
@@ -15531,6 +16790,7 @@
   </w:style>
   <w:style w:customStyle="1" w:styleId="ListenabsatzZchn" w:type="character">
     <w:name w:val="Listenabsatz Zchn"/>
+    <w:basedOn w:val="Absatz-Standardschriftart"/>
     <w:link w:val="Listenabsatz"/>
     <w:uiPriority w:val="34"/>
     <w:rsid w:val="00103AD0"/>
@@ -15564,12 +16824,13 @@
   </w:style>
   <w:style w:styleId="BesuchterLink" w:type="character">
     <w:name w:val="FollowedHyperlink"/>
+    <w:basedOn w:val="Absatz-Standardschriftart"/>
     <w:uiPriority w:val="99"/>
     <w:semiHidden/>
     <w:unhideWhenUsed/>
     <w:rsid w:val="00103AD0"/>
     <w:rPr>
-      <w:color w:val="800080"/>
+      <w:color w:themeColor="followedHyperlink" w:val="800080"/>
       <w:u w:val="single"/>
     </w:rPr>
   </w:style>
@@ -15592,6 +16853,7 @@
   <w:style w:customStyle="1" w:styleId="HyperlinkbZchn" w:type="character">
     <w:name w:val="Hyperlink_b Zchn"/>
     <w:aliases w:val="eCH Hyperlink besucht Zchn"/>
+    <w:basedOn w:val="Absatz-Standardschriftart"/>
     <w:link w:val="Hyperlinkb"/>
     <w:rsid w:val="00103AD0"/>
     <w:rPr>
@@ -15622,9 +16884,10 @@
       <w:spacing w:after="200" w:line="276" w:lineRule="auto"/>
     </w:pPr>
     <w:rPr>
-      <w:rFonts w:ascii="Calibri" w:eastAsia="Times New Roman" w:hAnsi="Calibri"/>
+      <w:rFonts w:asciiTheme="minorHAnsi" w:eastAsiaTheme="minorEastAsia" w:hAnsiTheme="minorHAnsi"/>
       <w:sz w:val="22"/>
       <w:szCs w:val="22"/>
+      <w:lang w:eastAsia="de-CH"/>
     </w:rPr>
   </w:style>
   <w:style w:styleId="HTMLAdresse" w:type="paragraph">
@@ -15645,6 +16908,7 @@
   </w:style>
   <w:style w:customStyle="1" w:styleId="HTMLAdresseZchn" w:type="character">
     <w:name w:val="HTML Adresse Zchn"/>
+    <w:basedOn w:val="Absatz-Standardschriftart"/>
     <w:link w:val="HTMLAdresse"/>
     <w:uiPriority w:val="99"/>
     <w:semiHidden/>
@@ -15658,13 +16922,14 @@
   </w:style>
   <w:style w:customStyle="1" w:styleId="AnhangberschriftZchn" w:type="character">
     <w:name w:val="Anhang Überschrift Zchn"/>
+    <w:basedOn w:val="berschrift1Zchn"/>
     <w:link w:val="Anhangberschrift"/>
     <w:rsid w:val="008C206D"/>
     <w:rPr>
-      <w:rFonts w:cs="Times New Roman" w:eastAsia="Times New Roman"/>
+      <w:rFonts w:cstheme="majorBidi" w:eastAsiaTheme="majorEastAsia"/>
       <w:b/>
       <w:bCs/>
-      <w:color w:val="000000"/>
+      <w:color w:themeColor="text1" w:val="000000"/>
       <w:sz w:val="32"/>
       <w:szCs w:val="28"/>
     </w:rPr>
@@ -15682,64 +16947,85 @@
     <w:rPr>
       <w:b/>
       <w:bCs/>
-      <w:color w:val="000000"/>
+      <w:color w:themeColor="text1" w:val="000000"/>
       <w:u w:val="single"/>
     </w:rPr>
   </w:style>
   <w:style w:customStyle="1" w:styleId="AustauschformatZchn" w:type="character">
     <w:name w:val="Austauschformat Zchn"/>
+    <w:basedOn w:val="Absatz-Standardschriftart"/>
     <w:link w:val="Austauschformat"/>
     <w:rsid w:val="00302FA3"/>
     <w:rPr>
       <w:b/>
       <w:bCs/>
-      <w:color w:val="000000"/>
+      <w:color w:themeColor="text1" w:val="000000"/>
       <w:sz w:val="22"/>
       <w:szCs w:val="22"/>
       <w:u w:val="single"/>
     </w:rPr>
   </w:style>
-  <w:style w:customStyle="1" w:styleId="StandardFuss" w:type="paragraph">
-    <w:name w:val="Standard Fuss"/>
+  <w:style w:styleId="Kommentarzeichen" w:type="character">
+    <w:name w:val="annotation reference"/>
+    <w:basedOn w:val="Absatz-Standardschriftart"/>
+    <w:uiPriority w:val="99"/>
+    <w:semiHidden/>
+    <w:unhideWhenUsed/>
+    <w:rsid w:val="008368FA"/>
+    <w:rPr>
+      <w:sz w:val="16"/>
+      <w:szCs w:val="16"/>
+    </w:rPr>
+  </w:style>
+  <w:style w:styleId="Kommentartext" w:type="paragraph">
+    <w:name w:val="annotation text"/>
     <w:basedOn w:val="Standard"/>
-    <w:rsid w:val="00484CDD"/>
+    <w:link w:val="KommentartextZchn"/>
+    <w:uiPriority w:val="99"/>
+    <w:semiHidden/>
+    <w:unhideWhenUsed/>
+    <w:rsid w:val="008368FA"/>
     <w:pPr>
-      <w:pBdr>
-        <w:top w:color="auto" w:space="1" w:sz="4" w:val="single"/>
-      </w:pBdr>
-      <w:tabs>
-        <w:tab w:pos="9921" w:val="right"/>
-      </w:tabs>
-      <w:spacing w:after="0" w:line="360" w:lineRule="auto"/>
+      <w:spacing w:line="240" w:lineRule="auto"/>
     </w:pPr>
     <w:rPr>
       <w:sz w:val="20"/>
       <w:szCs w:val="20"/>
     </w:rPr>
   </w:style>
-  <w:style w:customStyle="1" w:styleId="Tabellenraster1" w:type="table">
-    <w:name w:val="Tabellenraster1"/>
-    <w:basedOn w:val="NormaleTabelle"/>
-    <w:next w:val="Tabellenraster"/>
-    <w:uiPriority w:val="59"/>
-    <w:rsid w:val="000E245B"/>
-    <w:pPr>
-      <w:widowControl w:val="0"/>
-      <w:spacing w:line="260" w:lineRule="atLeast"/>
-    </w:pPr>
+  <w:style w:customStyle="1" w:styleId="KommentartextZchn" w:type="character">
+    <w:name w:val="Kommentartext Zchn"/>
+    <w:basedOn w:val="Absatz-Standardschriftart"/>
+    <w:link w:val="Kommentartext"/>
+    <w:uiPriority w:val="99"/>
+    <w:semiHidden/>
+    <w:rsid w:val="008368FA"/>
+  </w:style>
+  <w:style w:styleId="Kommentarthema" w:type="paragraph">
+    <w:name w:val="annotation subject"/>
+    <w:basedOn w:val="Kommentartext"/>
+    <w:next w:val="Kommentartext"/>
+    <w:link w:val="KommentarthemaZchn"/>
+    <w:uiPriority w:val="99"/>
+    <w:semiHidden/>
+    <w:unhideWhenUsed/>
+    <w:rsid w:val="008368FA"/>
     <w:rPr>
-      <w:lang w:eastAsia="en-US"/>
+      <w:b/>
+      <w:bCs/>
     </w:rPr>
-    <w:tblPr>
-      <w:tblBorders>
-        <w:top w:color="000000" w:space="0" w:sz="4" w:val="single"/>
-        <w:left w:color="000000" w:space="0" w:sz="4" w:val="single"/>
-        <w:bottom w:color="000000" w:space="0" w:sz="4" w:val="single"/>
-        <w:right w:color="000000" w:space="0" w:sz="4" w:val="single"/>
-        <w:insideH w:color="000000" w:space="0" w:sz="4" w:val="single"/>
-        <w:insideV w:color="000000" w:space="0" w:sz="4" w:val="single"/>
-      </w:tblBorders>
-    </w:tblPr>
+  </w:style>
+  <w:style w:customStyle="1" w:styleId="KommentarthemaZchn" w:type="character">
+    <w:name w:val="Kommentarthema Zchn"/>
+    <w:basedOn w:val="KommentartextZchn"/>
+    <w:link w:val="Kommentarthema"/>
+    <w:uiPriority w:val="99"/>
+    <w:semiHidden/>
+    <w:rsid w:val="008368FA"/>
+    <w:rPr>
+      <w:b/>
+      <w:bCs/>
+    </w:rPr>
   </w:style>
   <w:style w:type="paragraph" w:customStyle="1" w:styleId="SourceCode">
     <w:name w:val="Source Code"/>
@@ -16007,9 +17293,9 @@
 </file>
 
 <file path=word/theme/theme1.xml><?xml version="1.0" encoding="utf-8"?>
-<a:theme xmlns:a="http://schemas.openxmlformats.org/drawingml/2006/main" name="Office">
+<a:theme xmlns:a="http://schemas.openxmlformats.org/drawingml/2006/main" name="Larissa-Design">
   <a:themeElements>
-    <a:clrScheme name="Office">
+    <a:clrScheme name="Larissa">
       <a:dk1>
         <a:sysClr val="windowText" lastClr="000000"/>
       </a:dk1>
@@ -16017,44 +17303,44 @@
         <a:sysClr val="window" lastClr="FFFFFF"/>
       </a:lt1>
       <a:dk2>
-        <a:srgbClr val="44546A"/>
+        <a:srgbClr val="1F497D"/>
       </a:dk2>
       <a:lt2>
-        <a:srgbClr val="E7E6E6"/>
+        <a:srgbClr val="EEECE1"/>
       </a:lt2>
       <a:accent1>
-        <a:srgbClr val="5B9BD5"/>
+        <a:srgbClr val="4F81BD"/>
       </a:accent1>
       <a:accent2>
-        <a:srgbClr val="ED7D31"/>
+        <a:srgbClr val="C0504D"/>
       </a:accent2>
       <a:accent3>
-        <a:srgbClr val="A5A5A5"/>
+        <a:srgbClr val="9BBB59"/>
       </a:accent3>
       <a:accent4>
-        <a:srgbClr val="FFC000"/>
+        <a:srgbClr val="8064A2"/>
       </a:accent4>
       <a:accent5>
-        <a:srgbClr val="4472C4"/>
+        <a:srgbClr val="4BACC6"/>
       </a:accent5>
       <a:accent6>
-        <a:srgbClr val="70AD47"/>
+        <a:srgbClr val="F79646"/>
       </a:accent6>
       <a:hlink>
-        <a:srgbClr val="0563C1"/>
+        <a:srgbClr val="0000FF"/>
       </a:hlink>
       <a:folHlink>
-        <a:srgbClr val="954F72"/>
+        <a:srgbClr val="800080"/>
       </a:folHlink>
     </a:clrScheme>
-    <a:fontScheme name="Office">
+    <a:fontScheme name="Larissa">
       <a:majorFont>
-        <a:latin typeface="Calibri Light" panose="020F0302020204030204"/>
+        <a:latin typeface="Cambria"/>
         <a:ea typeface=""/>
         <a:cs typeface=""/>
-        <a:font script="Jpan" typeface="游ゴシック Light"/>
+        <a:font script="Jpan" typeface="ＭＳ ゴシック"/>
         <a:font script="Hang" typeface="맑은 고딕"/>
-        <a:font script="Hans" typeface="等线 Light"/>
+        <a:font script="Hans" typeface="宋体"/>
         <a:font script="Hant" typeface="新細明體"/>
         <a:font script="Arab" typeface="Times New Roman"/>
         <a:font script="Hebr" typeface="Times New Roman"/>
@@ -16081,15 +17367,14 @@
         <a:font script="Mong" typeface="Mongolian Baiti"/>
         <a:font script="Viet" typeface="Times New Roman"/>
         <a:font script="Uigh" typeface="Microsoft Uighur"/>
-        <a:font script="Geor" typeface="Sylfaen"/>
       </a:majorFont>
       <a:minorFont>
-        <a:latin typeface="Calibri" panose="020F0502020204030204"/>
+        <a:latin typeface="Calibri"/>
         <a:ea typeface=""/>
         <a:cs typeface=""/>
-        <a:font script="Jpan" typeface="游明朝"/>
+        <a:font script="Jpan" typeface="ＭＳ 明朝"/>
         <a:font script="Hang" typeface="맑은 고딕"/>
-        <a:font script="Hans" typeface="等线"/>
+        <a:font script="Hans" typeface="宋体"/>
         <a:font script="Hant" typeface="新細明體"/>
         <a:font script="Arab" typeface="Arial"/>
         <a:font script="Hebr" typeface="Arial"/>
@@ -16116,10 +17401,9 @@
         <a:font script="Mong" typeface="Mongolian Baiti"/>
         <a:font script="Viet" typeface="Arial"/>
         <a:font script="Uigh" typeface="Microsoft Uighur"/>
-        <a:font script="Geor" typeface="Sylfaen"/>
       </a:minorFont>
     </a:fontScheme>
-    <a:fmtScheme name="Office">
+    <a:fmtScheme name="Larissa">
       <a:fillStyleLst>
         <a:solidFill>
           <a:schemeClr val="phClr"/>
@@ -16128,141 +17412,165 @@
           <a:gsLst>
             <a:gs pos="0">
               <a:schemeClr val="phClr">
-                <a:lumMod val="110000"/>
-                <a:satMod val="105000"/>
-                <a:tint val="67000"/>
+                <a:tint val="50000"/>
+                <a:satMod val="300000"/>
               </a:schemeClr>
             </a:gs>
-            <a:gs pos="50000">
+            <a:gs pos="35000">
               <a:schemeClr val="phClr">
-                <a:lumMod val="105000"/>
-                <a:satMod val="103000"/>
-                <a:tint val="73000"/>
+                <a:tint val="37000"/>
+                <a:satMod val="300000"/>
               </a:schemeClr>
             </a:gs>
             <a:gs pos="100000">
               <a:schemeClr val="phClr">
-                <a:lumMod val="105000"/>
-                <a:satMod val="109000"/>
-                <a:tint val="81000"/>
+                <a:tint val="15000"/>
+                <a:satMod val="350000"/>
               </a:schemeClr>
             </a:gs>
           </a:gsLst>
-          <a:lin ang="5400000" scaled="0"/>
+          <a:lin ang="16200000" scaled="1"/>
         </a:gradFill>
         <a:gradFill rotWithShape="1">
           <a:gsLst>
             <a:gs pos="0">
               <a:schemeClr val="phClr">
-                <a:satMod val="103000"/>
-                <a:lumMod val="102000"/>
-                <a:tint val="94000"/>
+                <a:shade val="51000"/>
+                <a:satMod val="130000"/>
               </a:schemeClr>
             </a:gs>
-            <a:gs pos="50000">
+            <a:gs pos="80000">
               <a:schemeClr val="phClr">
-                <a:satMod val="110000"/>
-                <a:lumMod val="100000"/>
-                <a:shade val="100000"/>
+                <a:shade val="93000"/>
+                <a:satMod val="130000"/>
               </a:schemeClr>
             </a:gs>
             <a:gs pos="100000">
               <a:schemeClr val="phClr">
-                <a:lumMod val="99000"/>
-                <a:satMod val="120000"/>
-                <a:shade val="78000"/>
+                <a:shade val="94000"/>
+                <a:satMod val="135000"/>
               </a:schemeClr>
             </a:gs>
           </a:gsLst>
-          <a:lin ang="5400000" scaled="0"/>
+          <a:lin ang="16200000" scaled="0"/>
         </a:gradFill>
       </a:fillStyleLst>
       <a:lnStyleLst>
-        <a:ln w="6350" cap="flat" cmpd="sng" algn="ctr">
+        <a:ln w="9525" cap="flat" cmpd="sng" algn="ctr">
+          <a:solidFill>
+            <a:schemeClr val="phClr">
+              <a:shade val="95000"/>
+              <a:satMod val="105000"/>
+            </a:schemeClr>
+          </a:solidFill>
+          <a:prstDash val="solid"/>
+        </a:ln>
+        <a:ln w="25400" cap="flat" cmpd="sng" algn="ctr">
           <a:solidFill>
             <a:schemeClr val="phClr"/>
           </a:solidFill>
           <a:prstDash val="solid"/>
-          <a:miter lim="800000"/>
         </a:ln>
-        <a:ln w="12700" cap="flat" cmpd="sng" algn="ctr">
+        <a:ln w="38100" cap="flat" cmpd="sng" algn="ctr">
           <a:solidFill>
             <a:schemeClr val="phClr"/>
           </a:solidFill>
           <a:prstDash val="solid"/>
-          <a:miter lim="800000"/>
-        </a:ln>
-        <a:ln w="19050" cap="flat" cmpd="sng" algn="ctr">
-          <a:solidFill>
-            <a:schemeClr val="phClr"/>
-          </a:solidFill>
-          <a:prstDash val="solid"/>
-          <a:miter lim="800000"/>
         </a:ln>
       </a:lnStyleLst>
       <a:effectStyleLst>
         <a:effectStyle>
-          <a:effectLst/>
-        </a:effectStyle>
-        <a:effectStyle>
-          <a:effectLst/>
+          <a:effectLst>
+            <a:outerShdw blurRad="40000" dist="20000" dir="5400000" rotWithShape="0">
+              <a:srgbClr val="000000">
+                <a:alpha val="38000"/>
+              </a:srgbClr>
+            </a:outerShdw>
+          </a:effectLst>
         </a:effectStyle>
         <a:effectStyle>
           <a:effectLst>
-            <a:outerShdw blurRad="57150" dist="19050" dir="5400000" algn="ctr" rotWithShape="0">
+            <a:outerShdw blurRad="40000" dist="23000" dir="5400000" rotWithShape="0">
               <a:srgbClr val="000000">
-                <a:alpha val="63000"/>
+                <a:alpha val="35000"/>
               </a:srgbClr>
             </a:outerShdw>
           </a:effectLst>
+        </a:effectStyle>
+        <a:effectStyle>
+          <a:effectLst>
+            <a:outerShdw blurRad="40000" dist="23000" dir="5400000" rotWithShape="0">
+              <a:srgbClr val="000000">
+                <a:alpha val="35000"/>
+              </a:srgbClr>
+            </a:outerShdw>
+          </a:effectLst>
+          <a:scene3d>
+            <a:camera prst="orthographicFront">
+              <a:rot lat="0" lon="0" rev="0"/>
+            </a:camera>
+            <a:lightRig rig="threePt" dir="t">
+              <a:rot lat="0" lon="0" rev="1200000"/>
+            </a:lightRig>
+          </a:scene3d>
+          <a:sp3d>
+            <a:bevelT w="63500" h="25400"/>
+          </a:sp3d>
         </a:effectStyle>
       </a:effectStyleLst>
       <a:bgFillStyleLst>
         <a:solidFill>
           <a:schemeClr val="phClr"/>
         </a:solidFill>
-        <a:solidFill>
-          <a:schemeClr val="phClr">
-            <a:tint val="95000"/>
-            <a:satMod val="170000"/>
-          </a:schemeClr>
-        </a:solidFill>
         <a:gradFill rotWithShape="1">
           <a:gsLst>
             <a:gs pos="0">
               <a:schemeClr val="phClr">
-                <a:tint val="93000"/>
-                <a:satMod val="150000"/>
-                <a:shade val="98000"/>
-                <a:lumMod val="102000"/>
+                <a:tint val="40000"/>
+                <a:satMod val="350000"/>
               </a:schemeClr>
             </a:gs>
-            <a:gs pos="50000">
+            <a:gs pos="40000">
               <a:schemeClr val="phClr">
-                <a:tint val="98000"/>
-                <a:satMod val="130000"/>
-                <a:shade val="90000"/>
-                <a:lumMod val="103000"/>
+                <a:tint val="45000"/>
+                <a:shade val="99000"/>
+                <a:satMod val="350000"/>
               </a:schemeClr>
             </a:gs>
             <a:gs pos="100000">
               <a:schemeClr val="phClr">
-                <a:shade val="63000"/>
-                <a:satMod val="120000"/>
+                <a:shade val="20000"/>
+                <a:satMod val="255000"/>
               </a:schemeClr>
             </a:gs>
           </a:gsLst>
-          <a:lin ang="5400000" scaled="0"/>
+          <a:path path="circle">
+            <a:fillToRect l="50000" t="-80000" r="50000" b="180000"/>
+          </a:path>
+        </a:gradFill>
+        <a:gradFill rotWithShape="1">
+          <a:gsLst>
+            <a:gs pos="0">
+              <a:schemeClr val="phClr">
+                <a:tint val="80000"/>
+                <a:satMod val="300000"/>
+              </a:schemeClr>
+            </a:gs>
+            <a:gs pos="100000">
+              <a:schemeClr val="phClr">
+                <a:shade val="30000"/>
+                <a:satMod val="200000"/>
+              </a:schemeClr>
+            </a:gs>
+          </a:gsLst>
+          <a:path path="circle">
+            <a:fillToRect l="50000" t="50000" r="50000" b="50000"/>
+          </a:path>
         </a:gradFill>
       </a:bgFillStyleLst>
     </a:fmtScheme>
   </a:themeElements>
   <a:objectDefaults/>
   <a:extraClrSchemeLst/>
-  <a:extLst>
-    <a:ext uri="{05A4C25C-085E-4340-85A3-A5531E510DB2}">
-      <thm15:themeFamily xmlns:thm15="http://schemas.microsoft.com/office/thememl/2012/main" name="Office Theme" id="{62F939B6-93AF-4DB8-9C6B-D6C7DFDC589F}" vid="{4A3C46E8-61CC-4603-A589-7422A47A8E4A}"/>
-    </a:ext>
-  </a:extLst>
 </a:theme>
 </file>
--- a/de/index.docx
+++ b/de/index.docx
@@ -3956,6 +3956,9 @@
                     </w:rPr>
                     <w:t xml:space="preserve">Name</w:t>
                   </w:r>
+                  <w:r>
+                    <w:t xml:space="preserve">: Der Name der Kultur ist in genau vier Sprachen (de, fr, it, en) erfasst und beginnt jeweils mit einem Grossbuchstaben. Der Name bleibt eine möglichst schlanke Gattungsbezeichnung und ist ohne Klammern und Kommas geschrieben. Synonyme gehören in schema:alternateName und Spezifizierungen sowie Beispiellisten in schema:description.</w:t>
+                  </w:r>
                 </w:p>
               </w:tc>
               <w:tc>
@@ -4014,7 +4017,7 @@
                     <w:jc w:val="center"/>
                   </w:pPr>
                   <w:r>
-                    <w:t xml:space="preserve">1..*</w:t>
+                    <w:t xml:space="preserve">4..*</w:t>
                   </w:r>
                 </w:p>
               </w:tc>
